--- a/7-技术管理/运行记录类文件/070202-公司运维研发成果及说明(截止2025年12月).docx
+++ b/7-技术管理/运行记录类文件/070202-公司运维研发成果及说明(截止2025年12月).docx
@@ -4,39 +4,3155 @@
   <w:body>
     <w:p>
       <w:pPr>
-        <w:pStyle w:val="18"/>
+        <w:pStyle w:val="32"/>
         <w:keepNext w:val="0"/>
         <w:keepLines w:val="0"/>
-        <w:widowControl/>
-        <w:suppressLineNumbers w:val="0"/>
-        <w:shd w:val="clear" w:fill="FFFFFF"/>
-        <w:spacing w:before="192" w:beforeAutospacing="0" w:after="192" w:afterAutospacing="0"/>
-        <w:ind w:left="0" w:right="0" w:firstLine="0"/>
-        <w:rPr>
-          <w:rFonts w:ascii="Segoe UI" w:hAnsi="Segoe UI" w:eastAsia="Segoe UI" w:cs="Segoe UI"/>
-          <w:i w:val="0"/>
-          <w:iCs w:val="0"/>
-          <w:caps w:val="0"/>
-          <w:color w:val="0F1115"/>
-          <w:spacing w:val="0"/>
-          <w:sz w:val="19"/>
-          <w:szCs w:val="19"/>
-        </w:rPr>
+        <w:pageBreakBefore w:val="0"/>
+        <w:widowControl w:val="0"/>
+        <w:kinsoku w:val="0"/>
+        <w:wordWrap/>
+        <w:overflowPunct/>
+        <w:topLinePunct w:val="0"/>
+        <w:autoSpaceDE w:val="0"/>
+        <w:autoSpaceDN w:val="0"/>
+        <w:bidi w:val="0"/>
+        <w:adjustRightInd w:val="0"/>
+        <w:snapToGrid w:val="0"/>
+        <w:textAlignment w:val="baseline"/>
+        <w:rPr>
+          <w:rFonts w:hint="default" w:eastAsia="宋体"/>
+          <w:lang w:val="en-US" w:eastAsia="zh-CN"/>
+        </w:rPr>
+      </w:pPr>
+      <w:bookmarkStart w:id="0" w:name="_Toc16426"/>
+      <w:r>
+        <w:rPr>
+          <w:rFonts w:hint="eastAsia"/>
+          <w:lang w:val="en-US" w:eastAsia="zh-CN"/>
+        </w:rPr>
+        <w:t>公司</w:t>
+      </w:r>
+      <w:r>
+        <w:t>运维</w:t>
+      </w:r>
+      <w:r>
+        <w:rPr>
+          <w:rFonts w:hint="eastAsia"/>
+          <w:lang w:val="en-US" w:eastAsia="zh-CN"/>
+        </w:rPr>
+        <w:t>研发成果及说明</w:t>
+      </w:r>
+      <w:bookmarkEnd w:id="0"/>
+    </w:p>
+    <w:p>
+      <w:pPr>
+        <w:pStyle w:val="33"/>
+        <w:keepNext w:val="0"/>
+        <w:keepLines w:val="0"/>
+        <w:pageBreakBefore w:val="0"/>
+        <w:widowControl w:val="0"/>
+        <w:kinsoku w:val="0"/>
+        <w:wordWrap/>
+        <w:overflowPunct/>
+        <w:topLinePunct w:val="0"/>
+        <w:autoSpaceDE w:val="0"/>
+        <w:autoSpaceDN w:val="0"/>
+        <w:bidi w:val="0"/>
+        <w:adjustRightInd w:val="0"/>
+        <w:snapToGrid w:val="0"/>
+        <w:textAlignment w:val="baseline"/>
+      </w:pPr>
+      <w:bookmarkStart w:id="1" w:name="_Toc8131"/>
+      <w:r>
+        <w:t>中达丰集团有限公司</w:t>
+      </w:r>
+      <w:bookmarkEnd w:id="1"/>
+    </w:p>
+    <w:p>
+      <w:pPr>
+        <w:keepNext w:val="0"/>
+        <w:keepLines w:val="0"/>
+        <w:pageBreakBefore w:val="0"/>
+        <w:widowControl w:val="0"/>
+        <w:kinsoku w:val="0"/>
+        <w:wordWrap/>
+        <w:overflowPunct/>
+        <w:topLinePunct w:val="0"/>
+        <w:autoSpaceDE w:val="0"/>
+        <w:autoSpaceDN w:val="0"/>
+        <w:bidi w:val="0"/>
+        <w:adjustRightInd w:val="0"/>
+        <w:snapToGrid w:val="0"/>
+        <w:spacing w:line="219" w:lineRule="auto"/>
+        <w:jc w:val="center"/>
+        <w:textAlignment w:val="baseline"/>
+        <w:rPr>
+          <w:rFonts w:hint="default" w:ascii="宋体" w:hAnsi="宋体" w:eastAsia="宋体" w:cs="宋体"/>
+          <w:sz w:val="36"/>
+          <w:szCs w:val="36"/>
+          <w:lang w:val="en-US" w:eastAsia="zh-CN"/>
+        </w:rPr>
+        <w:sectPr>
+          <w:pgSz w:w="11906" w:h="16839"/>
+          <w:pgMar w:top="1431" w:right="1785" w:bottom="0" w:left="1785" w:header="0" w:footer="0" w:gutter="0"/>
+          <w:cols w:space="720" w:num="1"/>
+        </w:sectPr>
       </w:pPr>
       <w:r>
         <w:rPr>
-          <w:rStyle w:val="23"/>
-          <w:rFonts w:hint="default" w:ascii="Segoe UI" w:hAnsi="Segoe UI" w:eastAsia="Segoe UI" w:cs="Segoe UI"/>
-          <w:b/>
-          <w:bCs/>
-          <w:i w:val="0"/>
-          <w:iCs w:val="0"/>
-          <w:caps w:val="0"/>
-          <w:color w:val="0F1115"/>
-          <w:spacing w:val="0"/>
-          <w:sz w:val="19"/>
-          <w:szCs w:val="19"/>
-          <w:shd w:val="clear" w:fill="FFFFFF"/>
+          <w:rFonts w:hint="eastAsia" w:ascii="宋体" w:hAnsi="宋体" w:eastAsia="宋体" w:cs="宋体"/>
+          <w:sz w:val="36"/>
+          <w:szCs w:val="36"/>
+          <w:lang w:val="en-US" w:eastAsia="zh-CN"/>
+        </w:rPr>
+        <w:t>2025年</w:t>
+      </w:r>
+      <w:r>
+        <w:rPr>
+          <w:rFonts w:hint="eastAsia" w:ascii="宋体" w:hAnsi="宋体" w:cs="宋体"/>
+          <w:sz w:val="36"/>
+          <w:szCs w:val="36"/>
+          <w:lang w:val="en-US" w:eastAsia="zh-CN"/>
+        </w:rPr>
+        <w:t>12</w:t>
+      </w:r>
+      <w:r>
+        <w:rPr>
+          <w:rFonts w:hint="eastAsia" w:ascii="宋体" w:hAnsi="宋体" w:eastAsia="宋体" w:cs="宋体"/>
+          <w:sz w:val="36"/>
+          <w:szCs w:val="36"/>
+          <w:lang w:val="en-US" w:eastAsia="zh-CN"/>
+        </w:rPr>
+        <w:t>月</w:t>
+      </w:r>
+      <w:r>
+        <w:rPr>
+          <w:rFonts w:hint="eastAsia" w:ascii="宋体" w:hAnsi="宋体" w:cs="宋体"/>
+          <w:sz w:val="36"/>
+          <w:szCs w:val="36"/>
+          <w:lang w:val="en-US" w:eastAsia="zh-CN"/>
+        </w:rPr>
+        <w:t>31</w:t>
+      </w:r>
+      <w:r>
+        <w:rPr>
+          <w:rFonts w:hint="eastAsia" w:ascii="宋体" w:hAnsi="宋体" w:eastAsia="宋体" w:cs="宋体"/>
+          <w:sz w:val="36"/>
+          <w:szCs w:val="36"/>
+          <w:lang w:val="en-US" w:eastAsia="zh-CN"/>
+        </w:rPr>
+        <w:t>日</w:t>
+      </w:r>
+    </w:p>
+    <w:p>
+      <w:pPr>
+        <w:keepNext w:val="0"/>
+        <w:keepLines w:val="0"/>
+        <w:pageBreakBefore w:val="0"/>
+        <w:widowControl w:val="0"/>
+        <w:kinsoku w:val="0"/>
+        <w:wordWrap/>
+        <w:overflowPunct/>
+        <w:topLinePunct w:val="0"/>
+        <w:autoSpaceDE w:val="0"/>
+        <w:autoSpaceDN w:val="0"/>
+        <w:bidi w:val="0"/>
+        <w:adjustRightInd w:val="0"/>
+        <w:snapToGrid w:val="0"/>
+        <w:spacing w:before="69" w:line="220" w:lineRule="auto"/>
+        <w:ind w:left="3954"/>
+        <w:textAlignment w:val="baseline"/>
+        <w:outlineLvl w:val="0"/>
+        <w:rPr>
+          <w:rFonts w:ascii="宋体" w:hAnsi="宋体" w:eastAsia="宋体" w:cs="宋体"/>
+          <w:sz w:val="21"/>
+          <w:szCs w:val="21"/>
+        </w:rPr>
+      </w:pPr>
+      <w:bookmarkStart w:id="2" w:name="_Toc21914"/>
+      <w:r>
+        <w:rPr>
+          <w:rFonts w:ascii="宋体" w:hAnsi="宋体" w:eastAsia="宋体" w:cs="宋体"/>
+          <w:spacing w:val="-2"/>
+          <w:sz w:val="21"/>
+          <w:szCs w:val="21"/>
+        </w:rPr>
+        <w:t>文档信息</w:t>
+      </w:r>
+      <w:bookmarkEnd w:id="2"/>
+    </w:p>
+    <w:p>
+      <w:pPr>
+        <w:keepNext w:val="0"/>
+        <w:keepLines w:val="0"/>
+        <w:pageBreakBefore w:val="0"/>
+        <w:widowControl w:val="0"/>
+        <w:kinsoku w:val="0"/>
+        <w:wordWrap/>
+        <w:overflowPunct/>
+        <w:topLinePunct w:val="0"/>
+        <w:autoSpaceDE w:val="0"/>
+        <w:autoSpaceDN w:val="0"/>
+        <w:bidi w:val="0"/>
+        <w:adjustRightInd w:val="0"/>
+        <w:snapToGrid w:val="0"/>
+        <w:spacing w:line="16" w:lineRule="exact"/>
+        <w:textAlignment w:val="baseline"/>
+      </w:pPr>
+    </w:p>
+    <w:tbl>
+      <w:tblPr>
+        <w:tblStyle w:val="24"/>
+        <w:tblW w:w="9071" w:type="dxa"/>
+        <w:tblInd w:w="5" w:type="dxa"/>
+        <w:tblBorders>
+          <w:top w:val="single" w:color="000000" w:sz="4" w:space="0"/>
+          <w:left w:val="single" w:color="000000" w:sz="4" w:space="0"/>
+          <w:bottom w:val="single" w:color="000000" w:sz="4" w:space="0"/>
+          <w:right w:val="single" w:color="000000" w:sz="4" w:space="0"/>
+          <w:insideH w:val="single" w:color="000000" w:sz="4" w:space="0"/>
+          <w:insideV w:val="single" w:color="000000" w:sz="4" w:space="0"/>
+        </w:tblBorders>
+        <w:tblLayout w:type="fixed"/>
+        <w:tblCellMar>
+          <w:top w:w="0" w:type="dxa"/>
+          <w:left w:w="0" w:type="dxa"/>
+          <w:bottom w:w="0" w:type="dxa"/>
+          <w:right w:w="0" w:type="dxa"/>
+        </w:tblCellMar>
+      </w:tblPr>
+      <w:tblGrid>
+        <w:gridCol w:w="1704"/>
+        <w:gridCol w:w="1555"/>
+        <w:gridCol w:w="2302"/>
+        <w:gridCol w:w="1557"/>
+        <w:gridCol w:w="1953"/>
+      </w:tblGrid>
+      <w:tr>
+        <w:tblPrEx>
+          <w:tblBorders>
+            <w:top w:val="single" w:color="000000" w:sz="4" w:space="0"/>
+            <w:left w:val="single" w:color="000000" w:sz="4" w:space="0"/>
+            <w:bottom w:val="single" w:color="000000" w:sz="4" w:space="0"/>
+            <w:right w:val="single" w:color="000000" w:sz="4" w:space="0"/>
+            <w:insideH w:val="single" w:color="000000" w:sz="4" w:space="0"/>
+            <w:insideV w:val="single" w:color="000000" w:sz="4" w:space="0"/>
+          </w:tblBorders>
+          <w:tblCellMar>
+            <w:top w:w="0" w:type="dxa"/>
+            <w:left w:w="0" w:type="dxa"/>
+            <w:bottom w:w="0" w:type="dxa"/>
+            <w:right w:w="0" w:type="dxa"/>
+          </w:tblCellMar>
+        </w:tblPrEx>
+        <w:trPr>
+          <w:trHeight w:val="611" w:hRule="atLeast"/>
+        </w:trPr>
+        <w:tc>
+          <w:tcPr>
+            <w:tcW w:w="1704" w:type="dxa"/>
+          </w:tcPr>
+          <w:p>
+            <w:pPr>
+              <w:pStyle w:val="25"/>
+              <w:keepNext w:val="0"/>
+              <w:keepLines w:val="0"/>
+              <w:pageBreakBefore w:val="0"/>
+              <w:widowControl w:val="0"/>
+              <w:kinsoku w:val="0"/>
+              <w:wordWrap/>
+              <w:overflowPunct/>
+              <w:topLinePunct w:val="0"/>
+              <w:autoSpaceDE w:val="0"/>
+              <w:autoSpaceDN w:val="0"/>
+              <w:bidi w:val="0"/>
+              <w:adjustRightInd w:val="0"/>
+              <w:snapToGrid w:val="0"/>
+              <w:spacing w:before="199" w:line="220" w:lineRule="auto"/>
+              <w:ind w:left="225"/>
+              <w:textAlignment w:val="baseline"/>
+            </w:pPr>
+            <w:r>
+              <w:rPr>
+                <w:spacing w:val="-2"/>
+              </w:rPr>
+              <w:t>文档名称编号</w:t>
+            </w:r>
+          </w:p>
+        </w:tc>
+        <w:tc>
+          <w:tcPr>
+            <w:tcW w:w="7367" w:type="dxa"/>
+            <w:gridSpan w:val="4"/>
+          </w:tcPr>
+          <w:p>
+            <w:pPr>
+              <w:pStyle w:val="25"/>
+              <w:keepNext w:val="0"/>
+              <w:keepLines w:val="0"/>
+              <w:pageBreakBefore w:val="0"/>
+              <w:widowControl w:val="0"/>
+              <w:kinsoku w:val="0"/>
+              <w:wordWrap/>
+              <w:overflowPunct/>
+              <w:topLinePunct w:val="0"/>
+              <w:autoSpaceDE w:val="0"/>
+              <w:autoSpaceDN w:val="0"/>
+              <w:bidi w:val="0"/>
+              <w:adjustRightInd w:val="0"/>
+              <w:snapToGrid w:val="0"/>
+              <w:spacing w:before="200" w:line="218" w:lineRule="auto"/>
+              <w:ind w:left="108"/>
+              <w:textAlignment w:val="baseline"/>
+            </w:pPr>
+            <w:r>
+              <w:rPr>
+                <w:rFonts w:hint="eastAsia"/>
+                <w:spacing w:val="-1"/>
+                <w:lang w:val="en-US" w:eastAsia="zh-CN"/>
+              </w:rPr>
+              <w:t>运维服务技术研发规划</w:t>
+            </w:r>
+            <w:r>
+              <w:rPr>
+                <w:spacing w:val="-1"/>
+              </w:rPr>
+              <w:t>（ZDFJT-ITSS-</w:t>
+            </w:r>
+            <w:r>
+              <w:rPr>
+                <w:rFonts w:hint="eastAsia"/>
+                <w:spacing w:val="-1"/>
+                <w:lang w:val="en-US" w:eastAsia="zh-CN"/>
+              </w:rPr>
+              <w:t>YWFWJSYF</w:t>
+            </w:r>
+            <w:r>
+              <w:rPr>
+                <w:spacing w:val="-1"/>
+              </w:rPr>
+              <w:t>）</w:t>
+            </w:r>
+          </w:p>
+        </w:tc>
+      </w:tr>
+      <w:tr>
+        <w:tblPrEx>
+          <w:tblBorders>
+            <w:top w:val="single" w:color="000000" w:sz="4" w:space="0"/>
+            <w:left w:val="single" w:color="000000" w:sz="4" w:space="0"/>
+            <w:bottom w:val="single" w:color="000000" w:sz="4" w:space="0"/>
+            <w:right w:val="single" w:color="000000" w:sz="4" w:space="0"/>
+            <w:insideH w:val="single" w:color="000000" w:sz="4" w:space="0"/>
+            <w:insideV w:val="single" w:color="000000" w:sz="4" w:space="0"/>
+          </w:tblBorders>
+          <w:tblCellMar>
+            <w:top w:w="0" w:type="dxa"/>
+            <w:left w:w="0" w:type="dxa"/>
+            <w:bottom w:w="0" w:type="dxa"/>
+            <w:right w:w="0" w:type="dxa"/>
+          </w:tblCellMar>
+        </w:tblPrEx>
+        <w:trPr>
+          <w:trHeight w:val="606" w:hRule="atLeast"/>
+        </w:trPr>
+        <w:tc>
+          <w:tcPr>
+            <w:tcW w:w="1704" w:type="dxa"/>
+          </w:tcPr>
+          <w:p>
+            <w:pPr>
+              <w:pStyle w:val="25"/>
+              <w:keepNext w:val="0"/>
+              <w:keepLines w:val="0"/>
+              <w:pageBreakBefore w:val="0"/>
+              <w:widowControl w:val="0"/>
+              <w:kinsoku w:val="0"/>
+              <w:wordWrap/>
+              <w:overflowPunct/>
+              <w:topLinePunct w:val="0"/>
+              <w:autoSpaceDE w:val="0"/>
+              <w:autoSpaceDN w:val="0"/>
+              <w:bidi w:val="0"/>
+              <w:adjustRightInd w:val="0"/>
+              <w:snapToGrid w:val="0"/>
+              <w:spacing w:before="196" w:line="220" w:lineRule="auto"/>
+              <w:ind w:left="435"/>
+              <w:textAlignment w:val="baseline"/>
+            </w:pPr>
+            <w:r>
+              <w:rPr>
+                <w:spacing w:val="-2"/>
+              </w:rPr>
+              <w:t>编制单位</w:t>
+            </w:r>
+          </w:p>
+        </w:tc>
+        <w:tc>
+          <w:tcPr>
+            <w:tcW w:w="7367" w:type="dxa"/>
+            <w:gridSpan w:val="4"/>
+          </w:tcPr>
+          <w:p>
+            <w:pPr>
+              <w:pStyle w:val="25"/>
+              <w:keepNext w:val="0"/>
+              <w:keepLines w:val="0"/>
+              <w:pageBreakBefore w:val="0"/>
+              <w:widowControl w:val="0"/>
+              <w:kinsoku w:val="0"/>
+              <w:wordWrap/>
+              <w:overflowPunct/>
+              <w:topLinePunct w:val="0"/>
+              <w:autoSpaceDE w:val="0"/>
+              <w:autoSpaceDN w:val="0"/>
+              <w:bidi w:val="0"/>
+              <w:adjustRightInd w:val="0"/>
+              <w:snapToGrid w:val="0"/>
+              <w:spacing w:before="197" w:line="219" w:lineRule="auto"/>
+              <w:ind w:left="108"/>
+              <w:textAlignment w:val="baseline"/>
+            </w:pPr>
+            <w:r>
+              <w:rPr>
+                <w:spacing w:val="-1"/>
+              </w:rPr>
+              <w:t>中达丰集团有限公司</w:t>
+            </w:r>
+          </w:p>
+        </w:tc>
+      </w:tr>
+      <w:tr>
+        <w:tblPrEx>
+          <w:tblBorders>
+            <w:top w:val="single" w:color="000000" w:sz="4" w:space="0"/>
+            <w:left w:val="single" w:color="000000" w:sz="4" w:space="0"/>
+            <w:bottom w:val="single" w:color="000000" w:sz="4" w:space="0"/>
+            <w:right w:val="single" w:color="000000" w:sz="4" w:space="0"/>
+            <w:insideH w:val="single" w:color="000000" w:sz="4" w:space="0"/>
+            <w:insideV w:val="single" w:color="000000" w:sz="4" w:space="0"/>
+          </w:tblBorders>
+          <w:tblCellMar>
+            <w:top w:w="0" w:type="dxa"/>
+            <w:left w:w="0" w:type="dxa"/>
+            <w:bottom w:w="0" w:type="dxa"/>
+            <w:right w:w="0" w:type="dxa"/>
+          </w:tblCellMar>
+        </w:tblPrEx>
+        <w:trPr>
+          <w:trHeight w:val="607" w:hRule="atLeast"/>
+        </w:trPr>
+        <w:tc>
+          <w:tcPr>
+            <w:tcW w:w="1704" w:type="dxa"/>
+          </w:tcPr>
+          <w:p>
+            <w:pPr>
+              <w:pStyle w:val="25"/>
+              <w:keepNext w:val="0"/>
+              <w:keepLines w:val="0"/>
+              <w:pageBreakBefore w:val="0"/>
+              <w:widowControl w:val="0"/>
+              <w:kinsoku w:val="0"/>
+              <w:wordWrap/>
+              <w:overflowPunct/>
+              <w:topLinePunct w:val="0"/>
+              <w:autoSpaceDE w:val="0"/>
+              <w:autoSpaceDN w:val="0"/>
+              <w:bidi w:val="0"/>
+              <w:adjustRightInd w:val="0"/>
+              <w:snapToGrid w:val="0"/>
+              <w:spacing w:before="199" w:line="219" w:lineRule="auto"/>
+              <w:ind w:left="435"/>
+              <w:textAlignment w:val="baseline"/>
+            </w:pPr>
+            <w:r>
+              <w:rPr>
+                <w:spacing w:val="-2"/>
+              </w:rPr>
+              <w:t>文档版本</w:t>
+            </w:r>
+          </w:p>
+        </w:tc>
+        <w:tc>
+          <w:tcPr>
+            <w:tcW w:w="1555" w:type="dxa"/>
+          </w:tcPr>
+          <w:p>
+            <w:pPr>
+              <w:pStyle w:val="25"/>
+              <w:keepNext w:val="0"/>
+              <w:keepLines w:val="0"/>
+              <w:pageBreakBefore w:val="0"/>
+              <w:widowControl w:val="0"/>
+              <w:kinsoku w:val="0"/>
+              <w:wordWrap/>
+              <w:overflowPunct/>
+              <w:topLinePunct w:val="0"/>
+              <w:autoSpaceDE w:val="0"/>
+              <w:autoSpaceDN w:val="0"/>
+              <w:bidi w:val="0"/>
+              <w:adjustRightInd w:val="0"/>
+              <w:snapToGrid w:val="0"/>
+              <w:spacing w:before="199" w:line="219" w:lineRule="auto"/>
+              <w:ind w:left="359"/>
+              <w:textAlignment w:val="baseline"/>
+            </w:pPr>
+            <w:r>
+              <w:rPr>
+                <w:spacing w:val="-2"/>
+              </w:rPr>
+              <w:t>版本日期</w:t>
+            </w:r>
+          </w:p>
+        </w:tc>
+        <w:tc>
+          <w:tcPr>
+            <w:tcW w:w="2302" w:type="dxa"/>
+          </w:tcPr>
+          <w:p>
+            <w:pPr>
+              <w:pStyle w:val="25"/>
+              <w:keepNext w:val="0"/>
+              <w:keepLines w:val="0"/>
+              <w:pageBreakBefore w:val="0"/>
+              <w:widowControl w:val="0"/>
+              <w:kinsoku w:val="0"/>
+              <w:wordWrap/>
+              <w:overflowPunct/>
+              <w:topLinePunct w:val="0"/>
+              <w:autoSpaceDE w:val="0"/>
+              <w:autoSpaceDN w:val="0"/>
+              <w:bidi w:val="0"/>
+              <w:adjustRightInd w:val="0"/>
+              <w:snapToGrid w:val="0"/>
+              <w:spacing w:before="199" w:line="219" w:lineRule="auto"/>
+              <w:ind w:left="735"/>
+              <w:textAlignment w:val="baseline"/>
+            </w:pPr>
+            <w:r>
+              <w:rPr>
+                <w:spacing w:val="-2"/>
+              </w:rPr>
+              <w:t>版本说明</w:t>
+            </w:r>
+          </w:p>
+        </w:tc>
+        <w:tc>
+          <w:tcPr>
+            <w:tcW w:w="1557" w:type="dxa"/>
+          </w:tcPr>
+          <w:p>
+            <w:pPr>
+              <w:pStyle w:val="25"/>
+              <w:keepNext w:val="0"/>
+              <w:keepLines w:val="0"/>
+              <w:pageBreakBefore w:val="0"/>
+              <w:widowControl w:val="0"/>
+              <w:kinsoku w:val="0"/>
+              <w:wordWrap/>
+              <w:overflowPunct/>
+              <w:topLinePunct w:val="0"/>
+              <w:autoSpaceDE w:val="0"/>
+              <w:autoSpaceDN w:val="0"/>
+              <w:bidi w:val="0"/>
+              <w:adjustRightInd w:val="0"/>
+              <w:snapToGrid w:val="0"/>
+              <w:spacing w:before="199" w:line="220" w:lineRule="auto"/>
+              <w:ind w:left="575"/>
+              <w:textAlignment w:val="baseline"/>
+            </w:pPr>
+            <w:r>
+              <w:rPr>
+                <w:spacing w:val="-3"/>
+              </w:rPr>
+              <w:t>作者</w:t>
+            </w:r>
+          </w:p>
+        </w:tc>
+        <w:tc>
+          <w:tcPr>
+            <w:tcW w:w="1953" w:type="dxa"/>
+          </w:tcPr>
+          <w:p>
+            <w:pPr>
+              <w:pStyle w:val="25"/>
+              <w:keepNext w:val="0"/>
+              <w:keepLines w:val="0"/>
+              <w:pageBreakBefore w:val="0"/>
+              <w:widowControl w:val="0"/>
+              <w:kinsoku w:val="0"/>
+              <w:wordWrap/>
+              <w:overflowPunct/>
+              <w:topLinePunct w:val="0"/>
+              <w:autoSpaceDE w:val="0"/>
+              <w:autoSpaceDN w:val="0"/>
+              <w:bidi w:val="0"/>
+              <w:adjustRightInd w:val="0"/>
+              <w:snapToGrid w:val="0"/>
+              <w:spacing w:before="199" w:line="220" w:lineRule="auto"/>
+              <w:ind w:left="782"/>
+              <w:textAlignment w:val="baseline"/>
+            </w:pPr>
+            <w:r>
+              <w:rPr>
+                <w:spacing w:val="-5"/>
+              </w:rPr>
+              <w:t>审核</w:t>
+            </w:r>
+          </w:p>
+        </w:tc>
+      </w:tr>
+      <w:tr>
+        <w:tblPrEx>
+          <w:tblBorders>
+            <w:top w:val="single" w:color="000000" w:sz="4" w:space="0"/>
+            <w:left w:val="single" w:color="000000" w:sz="4" w:space="0"/>
+            <w:bottom w:val="single" w:color="000000" w:sz="4" w:space="0"/>
+            <w:right w:val="single" w:color="000000" w:sz="4" w:space="0"/>
+            <w:insideH w:val="single" w:color="000000" w:sz="4" w:space="0"/>
+            <w:insideV w:val="single" w:color="000000" w:sz="4" w:space="0"/>
+          </w:tblBorders>
+          <w:tblCellMar>
+            <w:top w:w="0" w:type="dxa"/>
+            <w:left w:w="0" w:type="dxa"/>
+            <w:bottom w:w="0" w:type="dxa"/>
+            <w:right w:w="0" w:type="dxa"/>
+          </w:tblCellMar>
+        </w:tblPrEx>
+        <w:trPr>
+          <w:trHeight w:val="474" w:hRule="atLeast"/>
+        </w:trPr>
+        <w:tc>
+          <w:tcPr>
+            <w:tcW w:w="1704" w:type="dxa"/>
+          </w:tcPr>
+          <w:p>
+            <w:pPr>
+              <w:pStyle w:val="25"/>
+              <w:keepNext w:val="0"/>
+              <w:keepLines w:val="0"/>
+              <w:pageBreakBefore w:val="0"/>
+              <w:widowControl w:val="0"/>
+              <w:kinsoku w:val="0"/>
+              <w:wordWrap/>
+              <w:overflowPunct/>
+              <w:topLinePunct w:val="0"/>
+              <w:autoSpaceDE w:val="0"/>
+              <w:autoSpaceDN w:val="0"/>
+              <w:bidi w:val="0"/>
+              <w:adjustRightInd w:val="0"/>
+              <w:snapToGrid w:val="0"/>
+              <w:spacing w:before="163" w:line="239" w:lineRule="auto"/>
+              <w:ind w:left="638"/>
+              <w:textAlignment w:val="baseline"/>
+            </w:pPr>
+            <w:r>
+              <w:rPr>
+                <w:spacing w:val="-1"/>
+              </w:rPr>
+              <w:t>V1.0</w:t>
+            </w:r>
+          </w:p>
+        </w:tc>
+        <w:tc>
+          <w:tcPr>
+            <w:tcW w:w="1555" w:type="dxa"/>
+          </w:tcPr>
+          <w:p>
+            <w:pPr>
+              <w:pStyle w:val="25"/>
+              <w:keepNext w:val="0"/>
+              <w:keepLines w:val="0"/>
+              <w:pageBreakBefore w:val="0"/>
+              <w:widowControl w:val="0"/>
+              <w:kinsoku w:val="0"/>
+              <w:wordWrap/>
+              <w:overflowPunct/>
+              <w:topLinePunct w:val="0"/>
+              <w:autoSpaceDE w:val="0"/>
+              <w:autoSpaceDN w:val="0"/>
+              <w:bidi w:val="0"/>
+              <w:adjustRightInd w:val="0"/>
+              <w:snapToGrid w:val="0"/>
+              <w:spacing w:before="163"/>
+              <w:ind w:left="361"/>
+              <w:textAlignment w:val="baseline"/>
+              <w:rPr>
+                <w:rFonts w:hint="default" w:eastAsia="宋体"/>
+                <w:lang w:val="en-US" w:eastAsia="zh-CN"/>
+              </w:rPr>
+            </w:pPr>
+            <w:r>
+              <w:rPr>
+                <w:spacing w:val="-2"/>
+              </w:rPr>
+              <w:t>20</w:t>
+            </w:r>
+            <w:r>
+              <w:rPr>
+                <w:rFonts w:hint="eastAsia" w:eastAsia="宋体"/>
+                <w:spacing w:val="-2"/>
+                <w:lang w:val="en-US" w:eastAsia="zh-CN"/>
+              </w:rPr>
+              <w:t>25</w:t>
+            </w:r>
+            <w:r>
+              <w:rPr>
+                <w:spacing w:val="-2"/>
+              </w:rPr>
+              <w:t>-</w:t>
+            </w:r>
+            <w:r>
+              <w:rPr>
+                <w:rFonts w:hint="eastAsia"/>
+                <w:spacing w:val="-2"/>
+                <w:lang w:val="en-US" w:eastAsia="zh-CN"/>
+              </w:rPr>
+              <w:t>12</w:t>
+            </w:r>
+            <w:r>
+              <w:rPr>
+                <w:spacing w:val="-2"/>
+              </w:rPr>
+              <w:t>-</w:t>
+            </w:r>
+            <w:r>
+              <w:rPr>
+                <w:rFonts w:hint="eastAsia"/>
+                <w:spacing w:val="-2"/>
+                <w:lang w:val="en-US" w:eastAsia="zh-CN"/>
+              </w:rPr>
+              <w:t>31</w:t>
+            </w:r>
+          </w:p>
+        </w:tc>
+        <w:tc>
+          <w:tcPr>
+            <w:tcW w:w="2302" w:type="dxa"/>
+          </w:tcPr>
+          <w:p>
+            <w:pPr>
+              <w:pStyle w:val="25"/>
+              <w:keepNext w:val="0"/>
+              <w:keepLines w:val="0"/>
+              <w:pageBreakBefore w:val="0"/>
+              <w:widowControl w:val="0"/>
+              <w:kinsoku w:val="0"/>
+              <w:wordWrap/>
+              <w:overflowPunct/>
+              <w:topLinePunct w:val="0"/>
+              <w:autoSpaceDE w:val="0"/>
+              <w:autoSpaceDN w:val="0"/>
+              <w:bidi w:val="0"/>
+              <w:adjustRightInd w:val="0"/>
+              <w:snapToGrid w:val="0"/>
+              <w:spacing w:before="133" w:line="219" w:lineRule="auto"/>
+              <w:ind w:left="738"/>
+              <w:textAlignment w:val="baseline"/>
+            </w:pPr>
+            <w:r>
+              <w:rPr>
+                <w:spacing w:val="-3"/>
+              </w:rPr>
+              <w:t>发布版本</w:t>
+            </w:r>
+          </w:p>
+        </w:tc>
+        <w:tc>
+          <w:tcPr>
+            <w:tcW w:w="1557" w:type="dxa"/>
+          </w:tcPr>
+          <w:p>
+            <w:pPr>
+              <w:pStyle w:val="25"/>
+              <w:keepNext w:val="0"/>
+              <w:keepLines w:val="0"/>
+              <w:pageBreakBefore w:val="0"/>
+              <w:widowControl w:val="0"/>
+              <w:kinsoku w:val="0"/>
+              <w:wordWrap/>
+              <w:overflowPunct/>
+              <w:topLinePunct w:val="0"/>
+              <w:autoSpaceDE w:val="0"/>
+              <w:autoSpaceDN w:val="0"/>
+              <w:bidi w:val="0"/>
+              <w:adjustRightInd w:val="0"/>
+              <w:snapToGrid w:val="0"/>
+              <w:spacing w:before="134" w:line="220" w:lineRule="auto"/>
+              <w:ind w:left="480"/>
+              <w:textAlignment w:val="baseline"/>
+              <w:rPr>
+                <w:rFonts w:hint="default" w:eastAsia="宋体"/>
+                <w:lang w:val="en-US" w:eastAsia="zh-CN"/>
+              </w:rPr>
+            </w:pPr>
+            <w:r>
+              <w:rPr>
+                <w:rFonts w:hint="eastAsia"/>
+                <w:lang w:val="en-US" w:eastAsia="zh-CN"/>
+              </w:rPr>
+              <w:t>秦立祥</w:t>
+            </w:r>
+          </w:p>
+        </w:tc>
+        <w:tc>
+          <w:tcPr>
+            <w:tcW w:w="1953" w:type="dxa"/>
+          </w:tcPr>
+          <w:p>
+            <w:pPr>
+              <w:pStyle w:val="25"/>
+              <w:keepNext w:val="0"/>
+              <w:keepLines w:val="0"/>
+              <w:pageBreakBefore w:val="0"/>
+              <w:widowControl w:val="0"/>
+              <w:kinsoku w:val="0"/>
+              <w:wordWrap/>
+              <w:overflowPunct/>
+              <w:topLinePunct w:val="0"/>
+              <w:autoSpaceDE w:val="0"/>
+              <w:autoSpaceDN w:val="0"/>
+              <w:bidi w:val="0"/>
+              <w:adjustRightInd w:val="0"/>
+              <w:snapToGrid w:val="0"/>
+              <w:spacing w:before="133" w:line="220" w:lineRule="auto"/>
+              <w:ind w:left="672"/>
+              <w:textAlignment w:val="baseline"/>
+            </w:pPr>
+            <w:r>
+              <w:rPr>
+                <w:spacing w:val="-3"/>
+              </w:rPr>
+              <w:t>吴向阳</w:t>
+            </w:r>
+          </w:p>
+        </w:tc>
+      </w:tr>
+      <w:tr>
+        <w:tblPrEx>
+          <w:tblBorders>
+            <w:top w:val="single" w:color="000000" w:sz="4" w:space="0"/>
+            <w:left w:val="single" w:color="000000" w:sz="4" w:space="0"/>
+            <w:bottom w:val="single" w:color="000000" w:sz="4" w:space="0"/>
+            <w:right w:val="single" w:color="000000" w:sz="4" w:space="0"/>
+            <w:insideH w:val="single" w:color="000000" w:sz="4" w:space="0"/>
+            <w:insideV w:val="single" w:color="000000" w:sz="4" w:space="0"/>
+          </w:tblBorders>
+          <w:tblCellMar>
+            <w:top w:w="0" w:type="dxa"/>
+            <w:left w:w="0" w:type="dxa"/>
+            <w:bottom w:w="0" w:type="dxa"/>
+            <w:right w:w="0" w:type="dxa"/>
+          </w:tblCellMar>
+        </w:tblPrEx>
+        <w:trPr>
+          <w:trHeight w:val="474" w:hRule="atLeast"/>
+        </w:trPr>
+        <w:tc>
+          <w:tcPr>
+            <w:tcW w:w="1704" w:type="dxa"/>
+          </w:tcPr>
+          <w:p>
+            <w:pPr>
+              <w:pStyle w:val="25"/>
+              <w:keepNext w:val="0"/>
+              <w:keepLines w:val="0"/>
+              <w:pageBreakBefore w:val="0"/>
+              <w:widowControl w:val="0"/>
+              <w:kinsoku w:val="0"/>
+              <w:wordWrap/>
+              <w:overflowPunct/>
+              <w:topLinePunct w:val="0"/>
+              <w:autoSpaceDE w:val="0"/>
+              <w:autoSpaceDN w:val="0"/>
+              <w:bidi w:val="0"/>
+              <w:adjustRightInd w:val="0"/>
+              <w:snapToGrid w:val="0"/>
+              <w:spacing w:before="164" w:line="239" w:lineRule="auto"/>
+              <w:ind w:left="638"/>
+              <w:textAlignment w:val="baseline"/>
+            </w:pPr>
+          </w:p>
+        </w:tc>
+        <w:tc>
+          <w:tcPr>
+            <w:tcW w:w="1555" w:type="dxa"/>
+          </w:tcPr>
+          <w:p>
+            <w:pPr>
+              <w:pStyle w:val="25"/>
+              <w:keepNext w:val="0"/>
+              <w:keepLines w:val="0"/>
+              <w:pageBreakBefore w:val="0"/>
+              <w:widowControl w:val="0"/>
+              <w:kinsoku w:val="0"/>
+              <w:wordWrap/>
+              <w:overflowPunct/>
+              <w:topLinePunct w:val="0"/>
+              <w:autoSpaceDE w:val="0"/>
+              <w:autoSpaceDN w:val="0"/>
+              <w:bidi w:val="0"/>
+              <w:adjustRightInd w:val="0"/>
+              <w:snapToGrid w:val="0"/>
+              <w:spacing w:before="164"/>
+              <w:ind w:left="361"/>
+              <w:textAlignment w:val="baseline"/>
+            </w:pPr>
+          </w:p>
+        </w:tc>
+        <w:tc>
+          <w:tcPr>
+            <w:tcW w:w="2302" w:type="dxa"/>
+          </w:tcPr>
+          <w:p>
+            <w:pPr>
+              <w:pStyle w:val="25"/>
+              <w:keepNext w:val="0"/>
+              <w:keepLines w:val="0"/>
+              <w:pageBreakBefore w:val="0"/>
+              <w:widowControl w:val="0"/>
+              <w:kinsoku w:val="0"/>
+              <w:wordWrap/>
+              <w:overflowPunct/>
+              <w:topLinePunct w:val="0"/>
+              <w:autoSpaceDE w:val="0"/>
+              <w:autoSpaceDN w:val="0"/>
+              <w:bidi w:val="0"/>
+              <w:adjustRightInd w:val="0"/>
+              <w:snapToGrid w:val="0"/>
+              <w:spacing w:before="134" w:line="219" w:lineRule="auto"/>
+              <w:ind w:left="737"/>
+              <w:textAlignment w:val="baseline"/>
+            </w:pPr>
+          </w:p>
+        </w:tc>
+        <w:tc>
+          <w:tcPr>
+            <w:tcW w:w="1557" w:type="dxa"/>
+          </w:tcPr>
+          <w:p>
+            <w:pPr>
+              <w:pStyle w:val="25"/>
+              <w:keepNext w:val="0"/>
+              <w:keepLines w:val="0"/>
+              <w:pageBreakBefore w:val="0"/>
+              <w:widowControl w:val="0"/>
+              <w:kinsoku w:val="0"/>
+              <w:wordWrap/>
+              <w:overflowPunct/>
+              <w:topLinePunct w:val="0"/>
+              <w:autoSpaceDE w:val="0"/>
+              <w:autoSpaceDN w:val="0"/>
+              <w:bidi w:val="0"/>
+              <w:adjustRightInd w:val="0"/>
+              <w:snapToGrid w:val="0"/>
+              <w:spacing w:before="135" w:line="220" w:lineRule="auto"/>
+              <w:ind w:left="480"/>
+              <w:textAlignment w:val="baseline"/>
+            </w:pPr>
+          </w:p>
+        </w:tc>
+        <w:tc>
+          <w:tcPr>
+            <w:tcW w:w="1953" w:type="dxa"/>
+          </w:tcPr>
+          <w:p>
+            <w:pPr>
+              <w:pStyle w:val="25"/>
+              <w:keepNext w:val="0"/>
+              <w:keepLines w:val="0"/>
+              <w:pageBreakBefore w:val="0"/>
+              <w:widowControl w:val="0"/>
+              <w:kinsoku w:val="0"/>
+              <w:wordWrap/>
+              <w:overflowPunct/>
+              <w:topLinePunct w:val="0"/>
+              <w:autoSpaceDE w:val="0"/>
+              <w:autoSpaceDN w:val="0"/>
+              <w:bidi w:val="0"/>
+              <w:adjustRightInd w:val="0"/>
+              <w:snapToGrid w:val="0"/>
+              <w:spacing w:before="134" w:line="220" w:lineRule="auto"/>
+              <w:ind w:left="672"/>
+              <w:textAlignment w:val="baseline"/>
+            </w:pPr>
+          </w:p>
+        </w:tc>
+      </w:tr>
+      <w:tr>
+        <w:tblPrEx>
+          <w:tblBorders>
+            <w:top w:val="single" w:color="000000" w:sz="4" w:space="0"/>
+            <w:left w:val="single" w:color="000000" w:sz="4" w:space="0"/>
+            <w:bottom w:val="single" w:color="000000" w:sz="4" w:space="0"/>
+            <w:right w:val="single" w:color="000000" w:sz="4" w:space="0"/>
+            <w:insideH w:val="single" w:color="000000" w:sz="4" w:space="0"/>
+            <w:insideV w:val="single" w:color="000000" w:sz="4" w:space="0"/>
+          </w:tblBorders>
+          <w:tblCellMar>
+            <w:top w:w="0" w:type="dxa"/>
+            <w:left w:w="0" w:type="dxa"/>
+            <w:bottom w:w="0" w:type="dxa"/>
+            <w:right w:w="0" w:type="dxa"/>
+          </w:tblCellMar>
+        </w:tblPrEx>
+        <w:trPr>
+          <w:trHeight w:val="474" w:hRule="atLeast"/>
+        </w:trPr>
+        <w:tc>
+          <w:tcPr>
+            <w:tcW w:w="1704" w:type="dxa"/>
+          </w:tcPr>
+          <w:p>
+            <w:pPr>
+              <w:pStyle w:val="25"/>
+              <w:keepNext w:val="0"/>
+              <w:keepLines w:val="0"/>
+              <w:pageBreakBefore w:val="0"/>
+              <w:widowControl w:val="0"/>
+              <w:kinsoku w:val="0"/>
+              <w:wordWrap/>
+              <w:overflowPunct/>
+              <w:topLinePunct w:val="0"/>
+              <w:autoSpaceDE w:val="0"/>
+              <w:autoSpaceDN w:val="0"/>
+              <w:bidi w:val="0"/>
+              <w:adjustRightInd w:val="0"/>
+              <w:snapToGrid w:val="0"/>
+              <w:spacing w:before="165" w:line="239" w:lineRule="auto"/>
+              <w:ind w:left="638"/>
+              <w:textAlignment w:val="baseline"/>
+            </w:pPr>
+          </w:p>
+        </w:tc>
+        <w:tc>
+          <w:tcPr>
+            <w:tcW w:w="1555" w:type="dxa"/>
+          </w:tcPr>
+          <w:p>
+            <w:pPr>
+              <w:pStyle w:val="25"/>
+              <w:keepNext w:val="0"/>
+              <w:keepLines w:val="0"/>
+              <w:pageBreakBefore w:val="0"/>
+              <w:widowControl w:val="0"/>
+              <w:kinsoku w:val="0"/>
+              <w:wordWrap/>
+              <w:overflowPunct/>
+              <w:topLinePunct w:val="0"/>
+              <w:autoSpaceDE w:val="0"/>
+              <w:autoSpaceDN w:val="0"/>
+              <w:bidi w:val="0"/>
+              <w:adjustRightInd w:val="0"/>
+              <w:snapToGrid w:val="0"/>
+              <w:spacing w:before="165"/>
+              <w:ind w:left="361"/>
+              <w:textAlignment w:val="baseline"/>
+            </w:pPr>
+          </w:p>
+        </w:tc>
+        <w:tc>
+          <w:tcPr>
+            <w:tcW w:w="2302" w:type="dxa"/>
+          </w:tcPr>
+          <w:p>
+            <w:pPr>
+              <w:pStyle w:val="25"/>
+              <w:keepNext w:val="0"/>
+              <w:keepLines w:val="0"/>
+              <w:pageBreakBefore w:val="0"/>
+              <w:widowControl w:val="0"/>
+              <w:kinsoku w:val="0"/>
+              <w:wordWrap/>
+              <w:overflowPunct/>
+              <w:topLinePunct w:val="0"/>
+              <w:autoSpaceDE w:val="0"/>
+              <w:autoSpaceDN w:val="0"/>
+              <w:bidi w:val="0"/>
+              <w:adjustRightInd w:val="0"/>
+              <w:snapToGrid w:val="0"/>
+              <w:spacing w:before="135" w:line="219" w:lineRule="auto"/>
+              <w:ind w:left="737"/>
+              <w:textAlignment w:val="baseline"/>
+            </w:pPr>
+          </w:p>
+        </w:tc>
+        <w:tc>
+          <w:tcPr>
+            <w:tcW w:w="1557" w:type="dxa"/>
+          </w:tcPr>
+          <w:p>
+            <w:pPr>
+              <w:pStyle w:val="25"/>
+              <w:keepNext w:val="0"/>
+              <w:keepLines w:val="0"/>
+              <w:pageBreakBefore w:val="0"/>
+              <w:widowControl w:val="0"/>
+              <w:kinsoku w:val="0"/>
+              <w:wordWrap/>
+              <w:overflowPunct/>
+              <w:topLinePunct w:val="0"/>
+              <w:autoSpaceDE w:val="0"/>
+              <w:autoSpaceDN w:val="0"/>
+              <w:bidi w:val="0"/>
+              <w:adjustRightInd w:val="0"/>
+              <w:snapToGrid w:val="0"/>
+              <w:spacing w:before="136" w:line="220" w:lineRule="auto"/>
+              <w:ind w:left="480"/>
+              <w:textAlignment w:val="baseline"/>
+            </w:pPr>
+          </w:p>
+        </w:tc>
+        <w:tc>
+          <w:tcPr>
+            <w:tcW w:w="1953" w:type="dxa"/>
+          </w:tcPr>
+          <w:p>
+            <w:pPr>
+              <w:pStyle w:val="25"/>
+              <w:keepNext w:val="0"/>
+              <w:keepLines w:val="0"/>
+              <w:pageBreakBefore w:val="0"/>
+              <w:widowControl w:val="0"/>
+              <w:kinsoku w:val="0"/>
+              <w:wordWrap/>
+              <w:overflowPunct/>
+              <w:topLinePunct w:val="0"/>
+              <w:autoSpaceDE w:val="0"/>
+              <w:autoSpaceDN w:val="0"/>
+              <w:bidi w:val="0"/>
+              <w:adjustRightInd w:val="0"/>
+              <w:snapToGrid w:val="0"/>
+              <w:spacing w:before="135" w:line="220" w:lineRule="auto"/>
+              <w:ind w:left="672"/>
+              <w:textAlignment w:val="baseline"/>
+            </w:pPr>
+          </w:p>
+        </w:tc>
+      </w:tr>
+      <w:tr>
+        <w:tblPrEx>
+          <w:tblBorders>
+            <w:top w:val="single" w:color="000000" w:sz="4" w:space="0"/>
+            <w:left w:val="single" w:color="000000" w:sz="4" w:space="0"/>
+            <w:bottom w:val="single" w:color="000000" w:sz="4" w:space="0"/>
+            <w:right w:val="single" w:color="000000" w:sz="4" w:space="0"/>
+            <w:insideH w:val="single" w:color="000000" w:sz="4" w:space="0"/>
+            <w:insideV w:val="single" w:color="000000" w:sz="4" w:space="0"/>
+          </w:tblBorders>
+          <w:tblCellMar>
+            <w:top w:w="0" w:type="dxa"/>
+            <w:left w:w="0" w:type="dxa"/>
+            <w:bottom w:w="0" w:type="dxa"/>
+            <w:right w:w="0" w:type="dxa"/>
+          </w:tblCellMar>
+        </w:tblPrEx>
+        <w:trPr>
+          <w:trHeight w:val="474" w:hRule="atLeast"/>
+        </w:trPr>
+        <w:tc>
+          <w:tcPr>
+            <w:tcW w:w="1704" w:type="dxa"/>
+          </w:tcPr>
+          <w:p>
+            <w:pPr>
+              <w:pStyle w:val="25"/>
+              <w:keepNext w:val="0"/>
+              <w:keepLines w:val="0"/>
+              <w:pageBreakBefore w:val="0"/>
+              <w:widowControl w:val="0"/>
+              <w:kinsoku w:val="0"/>
+              <w:wordWrap/>
+              <w:overflowPunct/>
+              <w:topLinePunct w:val="0"/>
+              <w:autoSpaceDE w:val="0"/>
+              <w:autoSpaceDN w:val="0"/>
+              <w:bidi w:val="0"/>
+              <w:adjustRightInd w:val="0"/>
+              <w:snapToGrid w:val="0"/>
+              <w:spacing w:before="166" w:line="239" w:lineRule="auto"/>
+              <w:ind w:left="638"/>
+              <w:textAlignment w:val="baseline"/>
+            </w:pPr>
+          </w:p>
+        </w:tc>
+        <w:tc>
+          <w:tcPr>
+            <w:tcW w:w="1555" w:type="dxa"/>
+          </w:tcPr>
+          <w:p>
+            <w:pPr>
+              <w:pStyle w:val="25"/>
+              <w:keepNext w:val="0"/>
+              <w:keepLines w:val="0"/>
+              <w:pageBreakBefore w:val="0"/>
+              <w:widowControl w:val="0"/>
+              <w:kinsoku w:val="0"/>
+              <w:wordWrap/>
+              <w:overflowPunct/>
+              <w:topLinePunct w:val="0"/>
+              <w:autoSpaceDE w:val="0"/>
+              <w:autoSpaceDN w:val="0"/>
+              <w:bidi w:val="0"/>
+              <w:adjustRightInd w:val="0"/>
+              <w:snapToGrid w:val="0"/>
+              <w:spacing w:before="166"/>
+              <w:ind w:left="361"/>
+              <w:textAlignment w:val="baseline"/>
+            </w:pPr>
+          </w:p>
+        </w:tc>
+        <w:tc>
+          <w:tcPr>
+            <w:tcW w:w="2302" w:type="dxa"/>
+          </w:tcPr>
+          <w:p>
+            <w:pPr>
+              <w:pStyle w:val="25"/>
+              <w:keepNext w:val="0"/>
+              <w:keepLines w:val="0"/>
+              <w:pageBreakBefore w:val="0"/>
+              <w:widowControl w:val="0"/>
+              <w:kinsoku w:val="0"/>
+              <w:wordWrap/>
+              <w:overflowPunct/>
+              <w:topLinePunct w:val="0"/>
+              <w:autoSpaceDE w:val="0"/>
+              <w:autoSpaceDN w:val="0"/>
+              <w:bidi w:val="0"/>
+              <w:adjustRightInd w:val="0"/>
+              <w:snapToGrid w:val="0"/>
+              <w:spacing w:before="136" w:line="219" w:lineRule="auto"/>
+              <w:ind w:left="737"/>
+              <w:textAlignment w:val="baseline"/>
+            </w:pPr>
+          </w:p>
+        </w:tc>
+        <w:tc>
+          <w:tcPr>
+            <w:tcW w:w="1557" w:type="dxa"/>
+          </w:tcPr>
+          <w:p>
+            <w:pPr>
+              <w:pStyle w:val="25"/>
+              <w:keepNext w:val="0"/>
+              <w:keepLines w:val="0"/>
+              <w:pageBreakBefore w:val="0"/>
+              <w:widowControl w:val="0"/>
+              <w:kinsoku w:val="0"/>
+              <w:wordWrap/>
+              <w:overflowPunct/>
+              <w:topLinePunct w:val="0"/>
+              <w:autoSpaceDE w:val="0"/>
+              <w:autoSpaceDN w:val="0"/>
+              <w:bidi w:val="0"/>
+              <w:adjustRightInd w:val="0"/>
+              <w:snapToGrid w:val="0"/>
+              <w:spacing w:before="137" w:line="220" w:lineRule="auto"/>
+              <w:ind w:left="480"/>
+              <w:textAlignment w:val="baseline"/>
+            </w:pPr>
+          </w:p>
+        </w:tc>
+        <w:tc>
+          <w:tcPr>
+            <w:tcW w:w="1953" w:type="dxa"/>
+          </w:tcPr>
+          <w:p>
+            <w:pPr>
+              <w:pStyle w:val="25"/>
+              <w:keepNext w:val="0"/>
+              <w:keepLines w:val="0"/>
+              <w:pageBreakBefore w:val="0"/>
+              <w:widowControl w:val="0"/>
+              <w:kinsoku w:val="0"/>
+              <w:wordWrap/>
+              <w:overflowPunct/>
+              <w:topLinePunct w:val="0"/>
+              <w:autoSpaceDE w:val="0"/>
+              <w:autoSpaceDN w:val="0"/>
+              <w:bidi w:val="0"/>
+              <w:adjustRightInd w:val="0"/>
+              <w:snapToGrid w:val="0"/>
+              <w:spacing w:before="136" w:line="220" w:lineRule="auto"/>
+              <w:ind w:left="672"/>
+              <w:textAlignment w:val="baseline"/>
+            </w:pPr>
+          </w:p>
+        </w:tc>
+      </w:tr>
+      <w:tr>
+        <w:tblPrEx>
+          <w:tblBorders>
+            <w:top w:val="single" w:color="000000" w:sz="4" w:space="0"/>
+            <w:left w:val="single" w:color="000000" w:sz="4" w:space="0"/>
+            <w:bottom w:val="single" w:color="000000" w:sz="4" w:space="0"/>
+            <w:right w:val="single" w:color="000000" w:sz="4" w:space="0"/>
+            <w:insideH w:val="single" w:color="000000" w:sz="4" w:space="0"/>
+            <w:insideV w:val="single" w:color="000000" w:sz="4" w:space="0"/>
+          </w:tblBorders>
+          <w:tblCellMar>
+            <w:top w:w="0" w:type="dxa"/>
+            <w:left w:w="0" w:type="dxa"/>
+            <w:bottom w:w="0" w:type="dxa"/>
+            <w:right w:w="0" w:type="dxa"/>
+          </w:tblCellMar>
+        </w:tblPrEx>
+        <w:trPr>
+          <w:trHeight w:val="589" w:hRule="atLeast"/>
+        </w:trPr>
+        <w:tc>
+          <w:tcPr>
+            <w:tcW w:w="1704" w:type="dxa"/>
+          </w:tcPr>
+          <w:p>
+            <w:pPr>
+              <w:keepNext w:val="0"/>
+              <w:keepLines w:val="0"/>
+              <w:pageBreakBefore w:val="0"/>
+              <w:widowControl w:val="0"/>
+              <w:kinsoku w:val="0"/>
+              <w:wordWrap/>
+              <w:overflowPunct/>
+              <w:topLinePunct w:val="0"/>
+              <w:autoSpaceDE w:val="0"/>
+              <w:autoSpaceDN w:val="0"/>
+              <w:bidi w:val="0"/>
+              <w:adjustRightInd w:val="0"/>
+              <w:snapToGrid w:val="0"/>
+              <w:textAlignment w:val="baseline"/>
+              <w:rPr>
+                <w:rFonts w:ascii="Arial"/>
+                <w:sz w:val="21"/>
+              </w:rPr>
+            </w:pPr>
+          </w:p>
+        </w:tc>
+        <w:tc>
+          <w:tcPr>
+            <w:tcW w:w="1555" w:type="dxa"/>
+          </w:tcPr>
+          <w:p>
+            <w:pPr>
+              <w:keepNext w:val="0"/>
+              <w:keepLines w:val="0"/>
+              <w:pageBreakBefore w:val="0"/>
+              <w:widowControl w:val="0"/>
+              <w:kinsoku w:val="0"/>
+              <w:wordWrap/>
+              <w:overflowPunct/>
+              <w:topLinePunct w:val="0"/>
+              <w:autoSpaceDE w:val="0"/>
+              <w:autoSpaceDN w:val="0"/>
+              <w:bidi w:val="0"/>
+              <w:adjustRightInd w:val="0"/>
+              <w:snapToGrid w:val="0"/>
+              <w:textAlignment w:val="baseline"/>
+              <w:rPr>
+                <w:rFonts w:ascii="Arial"/>
+                <w:sz w:val="21"/>
+              </w:rPr>
+            </w:pPr>
+          </w:p>
+        </w:tc>
+        <w:tc>
+          <w:tcPr>
+            <w:tcW w:w="2302" w:type="dxa"/>
+          </w:tcPr>
+          <w:p>
+            <w:pPr>
+              <w:keepNext w:val="0"/>
+              <w:keepLines w:val="0"/>
+              <w:pageBreakBefore w:val="0"/>
+              <w:widowControl w:val="0"/>
+              <w:kinsoku w:val="0"/>
+              <w:wordWrap/>
+              <w:overflowPunct/>
+              <w:topLinePunct w:val="0"/>
+              <w:autoSpaceDE w:val="0"/>
+              <w:autoSpaceDN w:val="0"/>
+              <w:bidi w:val="0"/>
+              <w:adjustRightInd w:val="0"/>
+              <w:snapToGrid w:val="0"/>
+              <w:textAlignment w:val="baseline"/>
+              <w:rPr>
+                <w:rFonts w:ascii="Arial"/>
+                <w:sz w:val="21"/>
+              </w:rPr>
+            </w:pPr>
+          </w:p>
+        </w:tc>
+        <w:tc>
+          <w:tcPr>
+            <w:tcW w:w="1557" w:type="dxa"/>
+          </w:tcPr>
+          <w:p>
+            <w:pPr>
+              <w:keepNext w:val="0"/>
+              <w:keepLines w:val="0"/>
+              <w:pageBreakBefore w:val="0"/>
+              <w:widowControl w:val="0"/>
+              <w:kinsoku w:val="0"/>
+              <w:wordWrap/>
+              <w:overflowPunct/>
+              <w:topLinePunct w:val="0"/>
+              <w:autoSpaceDE w:val="0"/>
+              <w:autoSpaceDN w:val="0"/>
+              <w:bidi w:val="0"/>
+              <w:adjustRightInd w:val="0"/>
+              <w:snapToGrid w:val="0"/>
+              <w:textAlignment w:val="baseline"/>
+              <w:rPr>
+                <w:rFonts w:ascii="Arial"/>
+                <w:sz w:val="21"/>
+              </w:rPr>
+            </w:pPr>
+          </w:p>
+        </w:tc>
+        <w:tc>
+          <w:tcPr>
+            <w:tcW w:w="1953" w:type="dxa"/>
+          </w:tcPr>
+          <w:p>
+            <w:pPr>
+              <w:keepNext w:val="0"/>
+              <w:keepLines w:val="0"/>
+              <w:pageBreakBefore w:val="0"/>
+              <w:widowControl w:val="0"/>
+              <w:kinsoku w:val="0"/>
+              <w:wordWrap/>
+              <w:overflowPunct/>
+              <w:topLinePunct w:val="0"/>
+              <w:autoSpaceDE w:val="0"/>
+              <w:autoSpaceDN w:val="0"/>
+              <w:bidi w:val="0"/>
+              <w:adjustRightInd w:val="0"/>
+              <w:snapToGrid w:val="0"/>
+              <w:textAlignment w:val="baseline"/>
+              <w:rPr>
+                <w:rFonts w:ascii="Arial"/>
+                <w:sz w:val="21"/>
+              </w:rPr>
+            </w:pPr>
+          </w:p>
+        </w:tc>
+      </w:tr>
+    </w:tbl>
+    <w:p>
+      <w:pPr>
+        <w:keepNext w:val="0"/>
+        <w:keepLines w:val="0"/>
+        <w:pageBreakBefore w:val="0"/>
+        <w:widowControl w:val="0"/>
+        <w:kinsoku w:val="0"/>
+        <w:wordWrap/>
+        <w:overflowPunct/>
+        <w:topLinePunct w:val="0"/>
+        <w:autoSpaceDE w:val="0"/>
+        <w:autoSpaceDN w:val="0"/>
+        <w:bidi w:val="0"/>
+        <w:adjustRightInd w:val="0"/>
+        <w:snapToGrid w:val="0"/>
+        <w:textAlignment w:val="baseline"/>
+      </w:pPr>
+      <w:r>
+        <w:br w:type="page"/>
+      </w:r>
+    </w:p>
+    <w:p>
+      <w:pPr>
+        <w:pStyle w:val="12"/>
+        <w:keepNext w:val="0"/>
+        <w:keepLines w:val="0"/>
+        <w:pageBreakBefore w:val="0"/>
+        <w:widowControl w:val="0"/>
+        <w:kinsoku w:val="0"/>
+        <w:wordWrap/>
+        <w:overflowPunct/>
+        <w:topLinePunct w:val="0"/>
+        <w:autoSpaceDE w:val="0"/>
+        <w:autoSpaceDN w:val="0"/>
+        <w:bidi w:val="0"/>
+        <w:adjustRightInd w:val="0"/>
+        <w:snapToGrid w:val="0"/>
+        <w:spacing w:line="354" w:lineRule="auto"/>
+        <w:textAlignment w:val="baseline"/>
+      </w:pPr>
+    </w:p>
+    <w:p>
+      <w:pPr>
+        <w:pStyle w:val="12"/>
+        <w:keepNext w:val="0"/>
+        <w:keepLines w:val="0"/>
+        <w:pageBreakBefore w:val="0"/>
+        <w:widowControl w:val="0"/>
+        <w:kinsoku w:val="0"/>
+        <w:wordWrap/>
+        <w:overflowPunct/>
+        <w:topLinePunct w:val="0"/>
+        <w:autoSpaceDE w:val="0"/>
+        <w:autoSpaceDN w:val="0"/>
+        <w:bidi w:val="0"/>
+        <w:adjustRightInd w:val="0"/>
+        <w:snapToGrid w:val="0"/>
+        <w:spacing w:line="354" w:lineRule="auto"/>
+        <w:textAlignment w:val="baseline"/>
+      </w:pPr>
+    </w:p>
+    <w:sdt>
+      <w:sdtPr>
+        <w:rPr>
+          <w:rFonts w:ascii="宋体" w:hAnsi="宋体" w:eastAsia="宋体" w:cs="Arial"/>
+          <w:snapToGrid w:val="0"/>
+          <w:color w:val="000000"/>
+          <w:kern w:val="0"/>
+          <w:sz w:val="21"/>
+          <w:szCs w:val="21"/>
+          <w:lang w:val="en-US" w:eastAsia="en-US" w:bidi="ar-SA"/>
+        </w:rPr>
+        <w:id w:val="147466136"/>
+        <w:docPartObj>
+          <w:docPartGallery w:val="Table of Contents"/>
+          <w:docPartUnique/>
+        </w:docPartObj>
+      </w:sdtPr>
+      <w:sdtEndPr>
+        <w:rPr>
+          <w:rFonts w:hint="eastAsia" w:ascii="Microsoft JhengHei" w:hAnsi="Microsoft JhengHei" w:eastAsia="Microsoft JhengHei" w:cs="Microsoft JhengHei"/>
+          <w:snapToGrid w:val="0"/>
+          <w:color w:val="000000"/>
+          <w:kern w:val="0"/>
+          <w:sz w:val="24"/>
+          <w:szCs w:val="24"/>
+          <w:lang w:val="en-US" w:eastAsia="en-US" w:bidi="ar-SA"/>
+        </w:rPr>
+      </w:sdtEndPr>
+      <w:sdtContent>
+        <w:p>
+          <w:pPr>
+            <w:keepNext w:val="0"/>
+            <w:keepLines w:val="0"/>
+            <w:pageBreakBefore w:val="0"/>
+            <w:widowControl w:val="0"/>
+            <w:kinsoku w:val="0"/>
+            <w:wordWrap/>
+            <w:overflowPunct/>
+            <w:topLinePunct w:val="0"/>
+            <w:autoSpaceDE w:val="0"/>
+            <w:autoSpaceDN w:val="0"/>
+            <w:bidi w:val="0"/>
+            <w:adjustRightInd w:val="0"/>
+            <w:snapToGrid w:val="0"/>
+            <w:spacing w:before="0" w:beforeLines="0" w:after="0" w:afterLines="0" w:line="240" w:lineRule="auto"/>
+            <w:ind w:left="0" w:leftChars="0" w:right="0" w:rightChars="0" w:firstLine="0" w:firstLineChars="0"/>
+            <w:jc w:val="center"/>
+            <w:textAlignment w:val="baseline"/>
+          </w:pPr>
+          <w:r>
+            <w:rPr>
+              <w:rFonts w:ascii="宋体" w:hAnsi="宋体" w:eastAsia="宋体"/>
+              <w:sz w:val="21"/>
+            </w:rPr>
+            <w:t>目录</w:t>
+          </w:r>
+        </w:p>
+        <w:p>
+          <w:pPr>
+            <w:pStyle w:val="16"/>
+            <w:tabs>
+              <w:tab w:val="right" w:leader="dot" w:pos="8554"/>
+            </w:tabs>
+          </w:pPr>
+          <w:bookmarkStart w:id="15" w:name="_GoBack"/>
+          <w:bookmarkEnd w:id="15"/>
+          <w:r>
+            <w:rPr>
+              <w:rFonts w:hint="eastAsia" w:ascii="Microsoft JhengHei" w:hAnsi="Microsoft JhengHei" w:eastAsia="Microsoft JhengHei" w:cs="Microsoft JhengHei"/>
+              <w:sz w:val="24"/>
+              <w:szCs w:val="24"/>
+            </w:rPr>
+            <w:fldChar w:fldCharType="begin"/>
+          </w:r>
+          <w:r>
+            <w:rPr>
+              <w:rFonts w:hint="eastAsia" w:ascii="Microsoft JhengHei" w:hAnsi="Microsoft JhengHei" w:eastAsia="Microsoft JhengHei" w:cs="Microsoft JhengHei"/>
+              <w:sz w:val="24"/>
+              <w:szCs w:val="24"/>
+            </w:rPr>
+            <w:instrText xml:space="preserve">TOC \o "1-3" \h \u </w:instrText>
+          </w:r>
+          <w:r>
+            <w:rPr>
+              <w:rFonts w:hint="eastAsia" w:ascii="Microsoft JhengHei" w:hAnsi="Microsoft JhengHei" w:eastAsia="Microsoft JhengHei" w:cs="Microsoft JhengHei"/>
+              <w:sz w:val="24"/>
+              <w:szCs w:val="24"/>
+            </w:rPr>
+            <w:fldChar w:fldCharType="separate"/>
+          </w:r>
+          <w:r>
+            <w:rPr>
+              <w:rFonts w:hint="eastAsia" w:ascii="Microsoft JhengHei" w:hAnsi="Microsoft JhengHei" w:eastAsia="Microsoft JhengHei" w:cs="Microsoft JhengHei"/>
+              <w:szCs w:val="24"/>
+            </w:rPr>
+            <w:fldChar w:fldCharType="begin"/>
+          </w:r>
+          <w:r>
+            <w:rPr>
+              <w:rFonts w:hint="eastAsia" w:ascii="Microsoft JhengHei" w:hAnsi="Microsoft JhengHei" w:eastAsia="Microsoft JhengHei" w:cs="Microsoft JhengHei"/>
+              <w:szCs w:val="24"/>
+            </w:rPr>
+            <w:instrText xml:space="preserve"> HYPERLINK \l _Toc16426 </w:instrText>
+          </w:r>
+          <w:r>
+            <w:rPr>
+              <w:rFonts w:hint="eastAsia" w:ascii="Microsoft JhengHei" w:hAnsi="Microsoft JhengHei" w:eastAsia="Microsoft JhengHei" w:cs="Microsoft JhengHei"/>
+              <w:szCs w:val="24"/>
+            </w:rPr>
+            <w:fldChar w:fldCharType="separate"/>
+          </w:r>
+          <w:r>
+            <w:rPr>
+              <w:rFonts w:hint="eastAsia"/>
+              <w:lang w:val="en-US" w:eastAsia="zh-CN"/>
+            </w:rPr>
+            <w:t>公司</w:t>
+          </w:r>
+          <w:r>
+            <w:t>运维</w:t>
+          </w:r>
+          <w:r>
+            <w:rPr>
+              <w:rFonts w:hint="eastAsia"/>
+              <w:lang w:val="en-US" w:eastAsia="zh-CN"/>
+            </w:rPr>
+            <w:t>研发成果及说明</w:t>
+          </w:r>
+          <w:r>
+            <w:tab/>
+          </w:r>
+          <w:r>
+            <w:fldChar w:fldCharType="begin"/>
+          </w:r>
+          <w:r>
+            <w:instrText xml:space="preserve"> PAGEREF _Toc16426 \h </w:instrText>
+          </w:r>
+          <w:r>
+            <w:fldChar w:fldCharType="separate"/>
+          </w:r>
+          <w:r>
+            <w:t>1</w:t>
+          </w:r>
+          <w:r>
+            <w:fldChar w:fldCharType="end"/>
+          </w:r>
+          <w:r>
+            <w:rPr>
+              <w:rFonts w:hint="eastAsia" w:ascii="Microsoft JhengHei" w:hAnsi="Microsoft JhengHei" w:eastAsia="Microsoft JhengHei" w:cs="Microsoft JhengHei"/>
+              <w:szCs w:val="24"/>
+            </w:rPr>
+            <w:fldChar w:fldCharType="end"/>
+          </w:r>
+        </w:p>
+        <w:p>
+          <w:pPr>
+            <w:pStyle w:val="16"/>
+            <w:tabs>
+              <w:tab w:val="right" w:leader="dot" w:pos="8554"/>
+            </w:tabs>
+          </w:pPr>
+          <w:r>
+            <w:rPr>
+              <w:rFonts w:hint="eastAsia" w:ascii="Microsoft JhengHei" w:hAnsi="Microsoft JhengHei" w:eastAsia="Microsoft JhengHei" w:cs="Microsoft JhengHei"/>
+              <w:szCs w:val="24"/>
+            </w:rPr>
+            <w:fldChar w:fldCharType="begin"/>
+          </w:r>
+          <w:r>
+            <w:rPr>
+              <w:rFonts w:hint="eastAsia" w:ascii="Microsoft JhengHei" w:hAnsi="Microsoft JhengHei" w:eastAsia="Microsoft JhengHei" w:cs="Microsoft JhengHei"/>
+              <w:szCs w:val="24"/>
+            </w:rPr>
+            <w:instrText xml:space="preserve"> HYPERLINK \l _Toc8131 </w:instrText>
+          </w:r>
+          <w:r>
+            <w:rPr>
+              <w:rFonts w:hint="eastAsia" w:ascii="Microsoft JhengHei" w:hAnsi="Microsoft JhengHei" w:eastAsia="Microsoft JhengHei" w:cs="Microsoft JhengHei"/>
+              <w:szCs w:val="24"/>
+            </w:rPr>
+            <w:fldChar w:fldCharType="separate"/>
+          </w:r>
+          <w:r>
+            <w:t>中达丰集团有限公司</w:t>
+          </w:r>
+          <w:r>
+            <w:tab/>
+          </w:r>
+          <w:r>
+            <w:fldChar w:fldCharType="begin"/>
+          </w:r>
+          <w:r>
+            <w:instrText xml:space="preserve"> PAGEREF _Toc8131 \h </w:instrText>
+          </w:r>
+          <w:r>
+            <w:fldChar w:fldCharType="separate"/>
+          </w:r>
+          <w:r>
+            <w:t>1</w:t>
+          </w:r>
+          <w:r>
+            <w:fldChar w:fldCharType="end"/>
+          </w:r>
+          <w:r>
+            <w:rPr>
+              <w:rFonts w:hint="eastAsia" w:ascii="Microsoft JhengHei" w:hAnsi="Microsoft JhengHei" w:eastAsia="Microsoft JhengHei" w:cs="Microsoft JhengHei"/>
+              <w:szCs w:val="24"/>
+            </w:rPr>
+            <w:fldChar w:fldCharType="end"/>
+          </w:r>
+        </w:p>
+        <w:p>
+          <w:pPr>
+            <w:pStyle w:val="16"/>
+            <w:tabs>
+              <w:tab w:val="right" w:leader="dot" w:pos="8554"/>
+            </w:tabs>
+          </w:pPr>
+          <w:r>
+            <w:rPr>
+              <w:rFonts w:hint="eastAsia" w:ascii="Microsoft JhengHei" w:hAnsi="Microsoft JhengHei" w:eastAsia="Microsoft JhengHei" w:cs="Microsoft JhengHei"/>
+              <w:szCs w:val="24"/>
+            </w:rPr>
+            <w:fldChar w:fldCharType="begin"/>
+          </w:r>
+          <w:r>
+            <w:rPr>
+              <w:rFonts w:hint="eastAsia" w:ascii="Microsoft JhengHei" w:hAnsi="Microsoft JhengHei" w:eastAsia="Microsoft JhengHei" w:cs="Microsoft JhengHei"/>
+              <w:szCs w:val="24"/>
+            </w:rPr>
+            <w:instrText xml:space="preserve"> HYPERLINK \l _Toc21914 </w:instrText>
+          </w:r>
+          <w:r>
+            <w:rPr>
+              <w:rFonts w:hint="eastAsia" w:ascii="Microsoft JhengHei" w:hAnsi="Microsoft JhengHei" w:eastAsia="Microsoft JhengHei" w:cs="Microsoft JhengHei"/>
+              <w:szCs w:val="24"/>
+            </w:rPr>
+            <w:fldChar w:fldCharType="separate"/>
+          </w:r>
+          <w:r>
+            <w:rPr>
+              <w:rFonts w:ascii="宋体" w:hAnsi="宋体" w:eastAsia="宋体" w:cs="宋体"/>
+              <w:spacing w:val="-2"/>
+              <w:szCs w:val="21"/>
+            </w:rPr>
+            <w:t>文档信息</w:t>
+          </w:r>
+          <w:r>
+            <w:tab/>
+          </w:r>
+          <w:r>
+            <w:fldChar w:fldCharType="begin"/>
+          </w:r>
+          <w:r>
+            <w:instrText xml:space="preserve"> PAGEREF _Toc21914 \h </w:instrText>
+          </w:r>
+          <w:r>
+            <w:fldChar w:fldCharType="separate"/>
+          </w:r>
+          <w:r>
+            <w:t>2</w:t>
+          </w:r>
+          <w:r>
+            <w:fldChar w:fldCharType="end"/>
+          </w:r>
+          <w:r>
+            <w:rPr>
+              <w:rFonts w:hint="eastAsia" w:ascii="Microsoft JhengHei" w:hAnsi="Microsoft JhengHei" w:eastAsia="Microsoft JhengHei" w:cs="Microsoft JhengHei"/>
+              <w:szCs w:val="24"/>
+            </w:rPr>
+            <w:fldChar w:fldCharType="end"/>
+          </w:r>
+        </w:p>
+        <w:p>
+          <w:pPr>
+            <w:pStyle w:val="16"/>
+            <w:tabs>
+              <w:tab w:val="right" w:leader="dot" w:pos="8554"/>
+            </w:tabs>
+          </w:pPr>
+          <w:r>
+            <w:rPr>
+              <w:rFonts w:hint="eastAsia" w:ascii="Microsoft JhengHei" w:hAnsi="Microsoft JhengHei" w:eastAsia="Microsoft JhengHei" w:cs="Microsoft JhengHei"/>
+              <w:szCs w:val="24"/>
+            </w:rPr>
+            <w:fldChar w:fldCharType="begin"/>
+          </w:r>
+          <w:r>
+            <w:rPr>
+              <w:rFonts w:hint="eastAsia" w:ascii="Microsoft JhengHei" w:hAnsi="Microsoft JhengHei" w:eastAsia="Microsoft JhengHei" w:cs="Microsoft JhengHei"/>
+              <w:szCs w:val="24"/>
+            </w:rPr>
+            <w:instrText xml:space="preserve"> HYPERLINK \l _Toc17893 </w:instrText>
+          </w:r>
+          <w:r>
+            <w:rPr>
+              <w:rFonts w:hint="eastAsia" w:ascii="Microsoft JhengHei" w:hAnsi="Microsoft JhengHei" w:eastAsia="Microsoft JhengHei" w:cs="Microsoft JhengHei"/>
+              <w:szCs w:val="24"/>
+            </w:rPr>
+            <w:fldChar w:fldCharType="separate"/>
+          </w:r>
+          <w:r>
+            <w:rPr>
+              <w:rFonts w:hint="default"/>
+              <w:lang w:val="en-US" w:eastAsia="zh-CN"/>
+            </w:rPr>
+            <w:t>1. 运维技术研发实施</w:t>
+          </w:r>
+          <w:r>
+            <w:tab/>
+          </w:r>
+          <w:r>
+            <w:fldChar w:fldCharType="begin"/>
+          </w:r>
+          <w:r>
+            <w:instrText xml:space="preserve"> PAGEREF _Toc17893 \h </w:instrText>
+          </w:r>
+          <w:r>
+            <w:fldChar w:fldCharType="separate"/>
+          </w:r>
+          <w:r>
+            <w:t>4</w:t>
+          </w:r>
+          <w:r>
+            <w:fldChar w:fldCharType="end"/>
+          </w:r>
+          <w:r>
+            <w:rPr>
+              <w:rFonts w:hint="eastAsia" w:ascii="Microsoft JhengHei" w:hAnsi="Microsoft JhengHei" w:eastAsia="Microsoft JhengHei" w:cs="Microsoft JhengHei"/>
+              <w:szCs w:val="24"/>
+            </w:rPr>
+            <w:fldChar w:fldCharType="end"/>
+          </w:r>
+        </w:p>
+        <w:p>
+          <w:pPr>
+            <w:pStyle w:val="17"/>
+            <w:tabs>
+              <w:tab w:val="right" w:leader="dot" w:pos="8554"/>
+            </w:tabs>
+          </w:pPr>
+          <w:r>
+            <w:rPr>
+              <w:rFonts w:hint="eastAsia" w:ascii="Microsoft JhengHei" w:hAnsi="Microsoft JhengHei" w:eastAsia="Microsoft JhengHei" w:cs="Microsoft JhengHei"/>
+              <w:szCs w:val="24"/>
+            </w:rPr>
+            <w:fldChar w:fldCharType="begin"/>
+          </w:r>
+          <w:r>
+            <w:rPr>
+              <w:rFonts w:hint="eastAsia" w:ascii="Microsoft JhengHei" w:hAnsi="Microsoft JhengHei" w:eastAsia="Microsoft JhengHei" w:cs="Microsoft JhengHei"/>
+              <w:szCs w:val="24"/>
+            </w:rPr>
+            <w:instrText xml:space="preserve"> HYPERLINK \l _Toc20613 </w:instrText>
+          </w:r>
+          <w:r>
+            <w:rPr>
+              <w:rFonts w:hint="eastAsia" w:ascii="Microsoft JhengHei" w:hAnsi="Microsoft JhengHei" w:eastAsia="Microsoft JhengHei" w:cs="Microsoft JhengHei"/>
+              <w:szCs w:val="24"/>
+            </w:rPr>
+            <w:fldChar w:fldCharType="separate"/>
+          </w:r>
+          <w:r>
+            <w:rPr>
+              <w:rFonts w:hint="default"/>
+              <w:lang w:val="en-US" w:eastAsia="zh-CN"/>
+            </w:rPr>
+            <w:t>1.1. 充电桩智能监控移动端研发</w:t>
+          </w:r>
+          <w:r>
+            <w:tab/>
+          </w:r>
+          <w:r>
+            <w:fldChar w:fldCharType="begin"/>
+          </w:r>
+          <w:r>
+            <w:instrText xml:space="preserve"> PAGEREF _Toc20613 \h </w:instrText>
+          </w:r>
+          <w:r>
+            <w:fldChar w:fldCharType="separate"/>
+          </w:r>
+          <w:r>
+            <w:t>4</w:t>
+          </w:r>
+          <w:r>
+            <w:fldChar w:fldCharType="end"/>
+          </w:r>
+          <w:r>
+            <w:rPr>
+              <w:rFonts w:hint="eastAsia" w:ascii="Microsoft JhengHei" w:hAnsi="Microsoft JhengHei" w:eastAsia="Microsoft JhengHei" w:cs="Microsoft JhengHei"/>
+              <w:szCs w:val="24"/>
+            </w:rPr>
+            <w:fldChar w:fldCharType="end"/>
+          </w:r>
+        </w:p>
+        <w:p>
+          <w:pPr>
+            <w:pStyle w:val="13"/>
+            <w:tabs>
+              <w:tab w:val="right" w:leader="dot" w:pos="8554"/>
+            </w:tabs>
+          </w:pPr>
+          <w:r>
+            <w:rPr>
+              <w:rFonts w:hint="eastAsia" w:ascii="Microsoft JhengHei" w:hAnsi="Microsoft JhengHei" w:eastAsia="Microsoft JhengHei" w:cs="Microsoft JhengHei"/>
+              <w:szCs w:val="24"/>
+            </w:rPr>
+            <w:fldChar w:fldCharType="begin"/>
+          </w:r>
+          <w:r>
+            <w:rPr>
+              <w:rFonts w:hint="eastAsia" w:ascii="Microsoft JhengHei" w:hAnsi="Microsoft JhengHei" w:eastAsia="Microsoft JhengHei" w:cs="Microsoft JhengHei"/>
+              <w:szCs w:val="24"/>
+            </w:rPr>
+            <w:instrText xml:space="preserve"> HYPERLINK \l _Toc11087 </w:instrText>
+          </w:r>
+          <w:r>
+            <w:rPr>
+              <w:rFonts w:hint="eastAsia" w:ascii="Microsoft JhengHei" w:hAnsi="Microsoft JhengHei" w:eastAsia="Microsoft JhengHei" w:cs="Microsoft JhengHei"/>
+              <w:szCs w:val="24"/>
+            </w:rPr>
+            <w:fldChar w:fldCharType="separate"/>
+          </w:r>
+          <w:r>
+            <w:rPr>
+              <w:rFonts w:hint="default"/>
+              <w:lang w:val="en-US" w:eastAsia="zh-CN"/>
+            </w:rPr>
+            <w:t>1.1.1. 工具优化描述</w:t>
+          </w:r>
+          <w:r>
+            <w:tab/>
+          </w:r>
+          <w:r>
+            <w:fldChar w:fldCharType="begin"/>
+          </w:r>
+          <w:r>
+            <w:instrText xml:space="preserve"> PAGEREF _Toc11087 \h </w:instrText>
+          </w:r>
+          <w:r>
+            <w:fldChar w:fldCharType="separate"/>
+          </w:r>
+          <w:r>
+            <w:t>4</w:t>
+          </w:r>
+          <w:r>
+            <w:fldChar w:fldCharType="end"/>
+          </w:r>
+          <w:r>
+            <w:rPr>
+              <w:rFonts w:hint="eastAsia" w:ascii="Microsoft JhengHei" w:hAnsi="Microsoft JhengHei" w:eastAsia="Microsoft JhengHei" w:cs="Microsoft JhengHei"/>
+              <w:szCs w:val="24"/>
+            </w:rPr>
+            <w:fldChar w:fldCharType="end"/>
+          </w:r>
+        </w:p>
+        <w:p>
+          <w:pPr>
+            <w:pStyle w:val="13"/>
+            <w:tabs>
+              <w:tab w:val="right" w:leader="dot" w:pos="8554"/>
+            </w:tabs>
+          </w:pPr>
+          <w:r>
+            <w:rPr>
+              <w:rFonts w:hint="eastAsia" w:ascii="Microsoft JhengHei" w:hAnsi="Microsoft JhengHei" w:eastAsia="Microsoft JhengHei" w:cs="Microsoft JhengHei"/>
+              <w:szCs w:val="24"/>
+            </w:rPr>
+            <w:fldChar w:fldCharType="begin"/>
+          </w:r>
+          <w:r>
+            <w:rPr>
+              <w:rFonts w:hint="eastAsia" w:ascii="Microsoft JhengHei" w:hAnsi="Microsoft JhengHei" w:eastAsia="Microsoft JhengHei" w:cs="Microsoft JhengHei"/>
+              <w:szCs w:val="24"/>
+            </w:rPr>
+            <w:instrText xml:space="preserve"> HYPERLINK \l _Toc17248 </w:instrText>
+          </w:r>
+          <w:r>
+            <w:rPr>
+              <w:rFonts w:hint="eastAsia" w:ascii="Microsoft JhengHei" w:hAnsi="Microsoft JhengHei" w:eastAsia="Microsoft JhengHei" w:cs="Microsoft JhengHei"/>
+              <w:szCs w:val="24"/>
+            </w:rPr>
+            <w:fldChar w:fldCharType="separate"/>
+          </w:r>
+          <w:r>
+            <w:rPr>
+              <w:rFonts w:hint="default"/>
+              <w:lang w:val="en-US" w:eastAsia="zh-CN"/>
+            </w:rPr>
+            <w:t>1.1.2. 进度时间表</w:t>
+          </w:r>
+          <w:r>
+            <w:tab/>
+          </w:r>
+          <w:r>
+            <w:fldChar w:fldCharType="begin"/>
+          </w:r>
+          <w:r>
+            <w:instrText xml:space="preserve"> PAGEREF _Toc17248 \h </w:instrText>
+          </w:r>
+          <w:r>
+            <w:fldChar w:fldCharType="separate"/>
+          </w:r>
+          <w:r>
+            <w:t>10</w:t>
+          </w:r>
+          <w:r>
+            <w:fldChar w:fldCharType="end"/>
+          </w:r>
+          <w:r>
+            <w:rPr>
+              <w:rFonts w:hint="eastAsia" w:ascii="Microsoft JhengHei" w:hAnsi="Microsoft JhengHei" w:eastAsia="Microsoft JhengHei" w:cs="Microsoft JhengHei"/>
+              <w:szCs w:val="24"/>
+            </w:rPr>
+            <w:fldChar w:fldCharType="end"/>
+          </w:r>
+        </w:p>
+        <w:p>
+          <w:pPr>
+            <w:pStyle w:val="13"/>
+            <w:tabs>
+              <w:tab w:val="right" w:leader="dot" w:pos="8554"/>
+            </w:tabs>
+          </w:pPr>
+          <w:r>
+            <w:rPr>
+              <w:rFonts w:hint="eastAsia" w:ascii="Microsoft JhengHei" w:hAnsi="Microsoft JhengHei" w:eastAsia="Microsoft JhengHei" w:cs="Microsoft JhengHei"/>
+              <w:szCs w:val="24"/>
+            </w:rPr>
+            <w:fldChar w:fldCharType="begin"/>
+          </w:r>
+          <w:r>
+            <w:rPr>
+              <w:rFonts w:hint="eastAsia" w:ascii="Microsoft JhengHei" w:hAnsi="Microsoft JhengHei" w:eastAsia="Microsoft JhengHei" w:cs="Microsoft JhengHei"/>
+              <w:szCs w:val="24"/>
+            </w:rPr>
+            <w:instrText xml:space="preserve"> HYPERLINK \l _Toc30866 </w:instrText>
+          </w:r>
+          <w:r>
+            <w:rPr>
+              <w:rFonts w:hint="eastAsia" w:ascii="Microsoft JhengHei" w:hAnsi="Microsoft JhengHei" w:eastAsia="Microsoft JhengHei" w:cs="Microsoft JhengHei"/>
+              <w:szCs w:val="24"/>
+            </w:rPr>
+            <w:fldChar w:fldCharType="separate"/>
+          </w:r>
+          <w:r>
+            <w:rPr>
+              <w:rFonts w:hint="default"/>
+              <w:lang w:val="en-US" w:eastAsia="zh-CN"/>
+            </w:rPr>
+            <w:t>1.1.3. 实际人力投入</w:t>
+          </w:r>
+          <w:r>
+            <w:tab/>
+          </w:r>
+          <w:r>
+            <w:fldChar w:fldCharType="begin"/>
+          </w:r>
+          <w:r>
+            <w:instrText xml:space="preserve"> PAGEREF _Toc30866 \h </w:instrText>
+          </w:r>
+          <w:r>
+            <w:fldChar w:fldCharType="separate"/>
+          </w:r>
+          <w:r>
+            <w:t>10</w:t>
+          </w:r>
+          <w:r>
+            <w:fldChar w:fldCharType="end"/>
+          </w:r>
+          <w:r>
+            <w:rPr>
+              <w:rFonts w:hint="eastAsia" w:ascii="Microsoft JhengHei" w:hAnsi="Microsoft JhengHei" w:eastAsia="Microsoft JhengHei" w:cs="Microsoft JhengHei"/>
+              <w:szCs w:val="24"/>
+            </w:rPr>
+            <w:fldChar w:fldCharType="end"/>
+          </w:r>
+        </w:p>
+        <w:p>
+          <w:pPr>
+            <w:pStyle w:val="13"/>
+            <w:tabs>
+              <w:tab w:val="right" w:leader="dot" w:pos="8554"/>
+            </w:tabs>
+          </w:pPr>
+          <w:r>
+            <w:rPr>
+              <w:rFonts w:hint="eastAsia" w:ascii="Microsoft JhengHei" w:hAnsi="Microsoft JhengHei" w:eastAsia="Microsoft JhengHei" w:cs="Microsoft JhengHei"/>
+              <w:szCs w:val="24"/>
+            </w:rPr>
+            <w:fldChar w:fldCharType="begin"/>
+          </w:r>
+          <w:r>
+            <w:rPr>
+              <w:rFonts w:hint="eastAsia" w:ascii="Microsoft JhengHei" w:hAnsi="Microsoft JhengHei" w:eastAsia="Microsoft JhengHei" w:cs="Microsoft JhengHei"/>
+              <w:szCs w:val="24"/>
+            </w:rPr>
+            <w:instrText xml:space="preserve"> HYPERLINK \l _Toc15545 </w:instrText>
+          </w:r>
+          <w:r>
+            <w:rPr>
+              <w:rFonts w:hint="eastAsia" w:ascii="Microsoft JhengHei" w:hAnsi="Microsoft JhengHei" w:eastAsia="Microsoft JhengHei" w:cs="Microsoft JhengHei"/>
+              <w:szCs w:val="24"/>
+            </w:rPr>
+            <w:fldChar w:fldCharType="separate"/>
+          </w:r>
+          <w:r>
+            <w:rPr>
+              <w:rFonts w:hint="default"/>
+              <w:lang w:val="en-US" w:eastAsia="zh-CN"/>
+            </w:rPr>
+            <w:t>1.1.4. 质量要求</w:t>
+          </w:r>
+          <w:r>
+            <w:tab/>
+          </w:r>
+          <w:r>
+            <w:fldChar w:fldCharType="begin"/>
+          </w:r>
+          <w:r>
+            <w:instrText xml:space="preserve"> PAGEREF _Toc15545 \h </w:instrText>
+          </w:r>
+          <w:r>
+            <w:fldChar w:fldCharType="separate"/>
+          </w:r>
+          <w:r>
+            <w:t>11</w:t>
+          </w:r>
+          <w:r>
+            <w:fldChar w:fldCharType="end"/>
+          </w:r>
+          <w:r>
+            <w:rPr>
+              <w:rFonts w:hint="eastAsia" w:ascii="Microsoft JhengHei" w:hAnsi="Microsoft JhengHei" w:eastAsia="Microsoft JhengHei" w:cs="Microsoft JhengHei"/>
+              <w:szCs w:val="24"/>
+            </w:rPr>
+            <w:fldChar w:fldCharType="end"/>
+          </w:r>
+        </w:p>
+        <w:p>
+          <w:pPr>
+            <w:pStyle w:val="13"/>
+            <w:tabs>
+              <w:tab w:val="right" w:leader="dot" w:pos="8554"/>
+            </w:tabs>
+          </w:pPr>
+          <w:r>
+            <w:rPr>
+              <w:rFonts w:hint="eastAsia" w:ascii="Microsoft JhengHei" w:hAnsi="Microsoft JhengHei" w:eastAsia="Microsoft JhengHei" w:cs="Microsoft JhengHei"/>
+              <w:szCs w:val="24"/>
+            </w:rPr>
+            <w:fldChar w:fldCharType="begin"/>
+          </w:r>
+          <w:r>
+            <w:rPr>
+              <w:rFonts w:hint="eastAsia" w:ascii="Microsoft JhengHei" w:hAnsi="Microsoft JhengHei" w:eastAsia="Microsoft JhengHei" w:cs="Microsoft JhengHei"/>
+              <w:szCs w:val="24"/>
+            </w:rPr>
+            <w:instrText xml:space="preserve"> HYPERLINK \l _Toc28990 </w:instrText>
+          </w:r>
+          <w:r>
+            <w:rPr>
+              <w:rFonts w:hint="eastAsia" w:ascii="Microsoft JhengHei" w:hAnsi="Microsoft JhengHei" w:eastAsia="Microsoft JhengHei" w:cs="Microsoft JhengHei"/>
+              <w:szCs w:val="24"/>
+            </w:rPr>
+            <w:fldChar w:fldCharType="separate"/>
+          </w:r>
+          <w:r>
+            <w:rPr>
+              <w:rFonts w:hint="default"/>
+              <w:lang w:val="en-US" w:eastAsia="zh-CN"/>
+            </w:rPr>
+            <w:t>1.1.5. 工具优化应用</w:t>
+          </w:r>
+          <w:r>
+            <w:tab/>
+          </w:r>
+          <w:r>
+            <w:fldChar w:fldCharType="begin"/>
+          </w:r>
+          <w:r>
+            <w:instrText xml:space="preserve"> PAGEREF _Toc28990 \h </w:instrText>
+          </w:r>
+          <w:r>
+            <w:fldChar w:fldCharType="separate"/>
+          </w:r>
+          <w:r>
+            <w:t>11</w:t>
+          </w:r>
+          <w:r>
+            <w:fldChar w:fldCharType="end"/>
+          </w:r>
+          <w:r>
+            <w:rPr>
+              <w:rFonts w:hint="eastAsia" w:ascii="Microsoft JhengHei" w:hAnsi="Microsoft JhengHei" w:eastAsia="Microsoft JhengHei" w:cs="Microsoft JhengHei"/>
+              <w:szCs w:val="24"/>
+            </w:rPr>
+            <w:fldChar w:fldCharType="end"/>
+          </w:r>
+        </w:p>
+        <w:p>
+          <w:pPr>
+            <w:pStyle w:val="17"/>
+            <w:tabs>
+              <w:tab w:val="right" w:leader="dot" w:pos="8554"/>
+            </w:tabs>
+          </w:pPr>
+          <w:r>
+            <w:rPr>
+              <w:rFonts w:hint="eastAsia" w:ascii="Microsoft JhengHei" w:hAnsi="Microsoft JhengHei" w:eastAsia="Microsoft JhengHei" w:cs="Microsoft JhengHei"/>
+              <w:szCs w:val="24"/>
+            </w:rPr>
+            <w:fldChar w:fldCharType="begin"/>
+          </w:r>
+          <w:r>
+            <w:rPr>
+              <w:rFonts w:hint="eastAsia" w:ascii="Microsoft JhengHei" w:hAnsi="Microsoft JhengHei" w:eastAsia="Microsoft JhengHei" w:cs="Microsoft JhengHei"/>
+              <w:szCs w:val="24"/>
+            </w:rPr>
+            <w:instrText xml:space="preserve"> HYPERLINK \l _Toc3126 </w:instrText>
+          </w:r>
+          <w:r>
+            <w:rPr>
+              <w:rFonts w:hint="eastAsia" w:ascii="Microsoft JhengHei" w:hAnsi="Microsoft JhengHei" w:eastAsia="Microsoft JhengHei" w:cs="Microsoft JhengHei"/>
+              <w:szCs w:val="24"/>
+            </w:rPr>
+            <w:fldChar w:fldCharType="separate"/>
+          </w:r>
+          <w:r>
+            <w:rPr>
+              <w:rFonts w:hint="default"/>
+              <w:lang w:val="en-US" w:eastAsia="zh-CN"/>
+            </w:rPr>
+            <w:t>1.2. 运维手册研发</w:t>
+          </w:r>
+          <w:r>
+            <w:tab/>
+          </w:r>
+          <w:r>
+            <w:fldChar w:fldCharType="begin"/>
+          </w:r>
+          <w:r>
+            <w:instrText xml:space="preserve"> PAGEREF _Toc3126 \h </w:instrText>
+          </w:r>
+          <w:r>
+            <w:fldChar w:fldCharType="separate"/>
+          </w:r>
+          <w:r>
+            <w:t>12</w:t>
+          </w:r>
+          <w:r>
+            <w:fldChar w:fldCharType="end"/>
+          </w:r>
+          <w:r>
+            <w:rPr>
+              <w:rFonts w:hint="eastAsia" w:ascii="Microsoft JhengHei" w:hAnsi="Microsoft JhengHei" w:eastAsia="Microsoft JhengHei" w:cs="Microsoft JhengHei"/>
+              <w:szCs w:val="24"/>
+            </w:rPr>
+            <w:fldChar w:fldCharType="end"/>
+          </w:r>
+        </w:p>
+        <w:p>
+          <w:pPr>
+            <w:pStyle w:val="17"/>
+            <w:tabs>
+              <w:tab w:val="right" w:leader="dot" w:pos="8554"/>
+            </w:tabs>
+          </w:pPr>
+          <w:r>
+            <w:rPr>
+              <w:rFonts w:hint="eastAsia" w:ascii="Microsoft JhengHei" w:hAnsi="Microsoft JhengHei" w:eastAsia="Microsoft JhengHei" w:cs="Microsoft JhengHei"/>
+              <w:szCs w:val="24"/>
+            </w:rPr>
+            <w:fldChar w:fldCharType="begin"/>
+          </w:r>
+          <w:r>
+            <w:rPr>
+              <w:rFonts w:hint="eastAsia" w:ascii="Microsoft JhengHei" w:hAnsi="Microsoft JhengHei" w:eastAsia="Microsoft JhengHei" w:cs="Microsoft JhengHei"/>
+              <w:szCs w:val="24"/>
+            </w:rPr>
+            <w:instrText xml:space="preserve"> HYPERLINK \l _Toc8039 </w:instrText>
+          </w:r>
+          <w:r>
+            <w:rPr>
+              <w:rFonts w:hint="eastAsia" w:ascii="Microsoft JhengHei" w:hAnsi="Microsoft JhengHei" w:eastAsia="Microsoft JhengHei" w:cs="Microsoft JhengHei"/>
+              <w:szCs w:val="24"/>
+            </w:rPr>
+            <w:fldChar w:fldCharType="separate"/>
+          </w:r>
+          <w:r>
+            <w:rPr>
+              <w:rFonts w:hint="default"/>
+              <w:lang w:val="en-US" w:eastAsia="zh-CN"/>
+            </w:rPr>
+            <w:t>1.3. 新技术</w:t>
+          </w:r>
+          <w:r>
+            <w:rPr>
+              <w:rFonts w:hint="eastAsia"/>
+              <w:lang w:val="en-US" w:eastAsia="zh-CN"/>
+            </w:rPr>
+            <w:t>研发</w:t>
+          </w:r>
+          <w:r>
+            <w:tab/>
+          </w:r>
+          <w:r>
+            <w:fldChar w:fldCharType="begin"/>
+          </w:r>
+          <w:r>
+            <w:instrText xml:space="preserve"> PAGEREF _Toc8039 \h </w:instrText>
+          </w:r>
+          <w:r>
+            <w:fldChar w:fldCharType="separate"/>
+          </w:r>
+          <w:r>
+            <w:t>12</w:t>
+          </w:r>
+          <w:r>
+            <w:fldChar w:fldCharType="end"/>
+          </w:r>
+          <w:r>
+            <w:rPr>
+              <w:rFonts w:hint="eastAsia" w:ascii="Microsoft JhengHei" w:hAnsi="Microsoft JhengHei" w:eastAsia="Microsoft JhengHei" w:cs="Microsoft JhengHei"/>
+              <w:szCs w:val="24"/>
+            </w:rPr>
+            <w:fldChar w:fldCharType="end"/>
+          </w:r>
+        </w:p>
+        <w:p>
+          <w:pPr>
+            <w:pStyle w:val="16"/>
+            <w:tabs>
+              <w:tab w:val="right" w:leader="dot" w:pos="8554"/>
+            </w:tabs>
+          </w:pPr>
+          <w:r>
+            <w:rPr>
+              <w:rFonts w:hint="eastAsia" w:ascii="Microsoft JhengHei" w:hAnsi="Microsoft JhengHei" w:eastAsia="Microsoft JhengHei" w:cs="Microsoft JhengHei"/>
+              <w:szCs w:val="24"/>
+            </w:rPr>
+            <w:fldChar w:fldCharType="begin"/>
+          </w:r>
+          <w:r>
+            <w:rPr>
+              <w:rFonts w:hint="eastAsia" w:ascii="Microsoft JhengHei" w:hAnsi="Microsoft JhengHei" w:eastAsia="Microsoft JhengHei" w:cs="Microsoft JhengHei"/>
+              <w:szCs w:val="24"/>
+            </w:rPr>
+            <w:instrText xml:space="preserve"> HYPERLINK \l _Toc20600 </w:instrText>
+          </w:r>
+          <w:r>
+            <w:rPr>
+              <w:rFonts w:hint="eastAsia" w:ascii="Microsoft JhengHei" w:hAnsi="Microsoft JhengHei" w:eastAsia="Microsoft JhengHei" w:cs="Microsoft JhengHei"/>
+              <w:szCs w:val="24"/>
+            </w:rPr>
+            <w:fldChar w:fldCharType="separate"/>
+          </w:r>
+          <w:r>
+            <w:rPr>
+              <w:rFonts w:hint="default"/>
+              <w:lang w:val="en-US" w:eastAsia="zh-CN"/>
+            </w:rPr>
+            <w:t>2. 研发经费使用情况</w:t>
+          </w:r>
+          <w:r>
+            <w:tab/>
+          </w:r>
+          <w:r>
+            <w:fldChar w:fldCharType="begin"/>
+          </w:r>
+          <w:r>
+            <w:instrText xml:space="preserve"> PAGEREF _Toc20600 \h </w:instrText>
+          </w:r>
+          <w:r>
+            <w:fldChar w:fldCharType="separate"/>
+          </w:r>
+          <w:r>
+            <w:t>13</w:t>
+          </w:r>
+          <w:r>
+            <w:fldChar w:fldCharType="end"/>
+          </w:r>
+          <w:r>
+            <w:rPr>
+              <w:rFonts w:hint="eastAsia" w:ascii="Microsoft JhengHei" w:hAnsi="Microsoft JhengHei" w:eastAsia="Microsoft JhengHei" w:cs="Microsoft JhengHei"/>
+              <w:szCs w:val="24"/>
+            </w:rPr>
+            <w:fldChar w:fldCharType="end"/>
+          </w:r>
+        </w:p>
+        <w:p>
+          <w:pPr>
+            <w:pStyle w:val="16"/>
+            <w:tabs>
+              <w:tab w:val="right" w:leader="dot" w:pos="8554"/>
+            </w:tabs>
+          </w:pPr>
+          <w:r>
+            <w:rPr>
+              <w:rFonts w:hint="eastAsia" w:ascii="Microsoft JhengHei" w:hAnsi="Microsoft JhengHei" w:eastAsia="Microsoft JhengHei" w:cs="Microsoft JhengHei"/>
+              <w:szCs w:val="24"/>
+            </w:rPr>
+            <w:fldChar w:fldCharType="begin"/>
+          </w:r>
+          <w:r>
+            <w:rPr>
+              <w:rFonts w:hint="eastAsia" w:ascii="Microsoft JhengHei" w:hAnsi="Microsoft JhengHei" w:eastAsia="Microsoft JhengHei" w:cs="Microsoft JhengHei"/>
+              <w:szCs w:val="24"/>
+            </w:rPr>
+            <w:instrText xml:space="preserve"> HYPERLINK \l _Toc30855 </w:instrText>
+          </w:r>
+          <w:r>
+            <w:rPr>
+              <w:rFonts w:hint="eastAsia" w:ascii="Microsoft JhengHei" w:hAnsi="Microsoft JhengHei" w:eastAsia="Microsoft JhengHei" w:cs="Microsoft JhengHei"/>
+              <w:szCs w:val="24"/>
+            </w:rPr>
+            <w:fldChar w:fldCharType="separate"/>
+          </w:r>
+          <w:r>
+            <w:rPr>
+              <w:rFonts w:hint="default"/>
+              <w:lang w:val="en-US" w:eastAsia="zh-CN"/>
+            </w:rPr>
+            <w:t>3. 总结</w:t>
+          </w:r>
+          <w:r>
+            <w:tab/>
+          </w:r>
+          <w:r>
+            <w:fldChar w:fldCharType="begin"/>
+          </w:r>
+          <w:r>
+            <w:instrText xml:space="preserve"> PAGEREF _Toc30855 \h </w:instrText>
+          </w:r>
+          <w:r>
+            <w:fldChar w:fldCharType="separate"/>
+          </w:r>
+          <w:r>
+            <w:t>13</w:t>
+          </w:r>
+          <w:r>
+            <w:fldChar w:fldCharType="end"/>
+          </w:r>
+          <w:r>
+            <w:rPr>
+              <w:rFonts w:hint="eastAsia" w:ascii="Microsoft JhengHei" w:hAnsi="Microsoft JhengHei" w:eastAsia="Microsoft JhengHei" w:cs="Microsoft JhengHei"/>
+              <w:szCs w:val="24"/>
+            </w:rPr>
+            <w:fldChar w:fldCharType="end"/>
+          </w:r>
+        </w:p>
+        <w:p>
+          <w:pPr>
+            <w:pStyle w:val="16"/>
+            <w:tabs>
+              <w:tab w:val="right" w:leader="dot" w:pos="8554"/>
+            </w:tabs>
+          </w:pPr>
+          <w:r>
+            <w:rPr>
+              <w:rFonts w:hint="eastAsia" w:ascii="Microsoft JhengHei" w:hAnsi="Microsoft JhengHei" w:eastAsia="Microsoft JhengHei" w:cs="Microsoft JhengHei"/>
+              <w:szCs w:val="24"/>
+            </w:rPr>
+            <w:fldChar w:fldCharType="begin"/>
+          </w:r>
+          <w:r>
+            <w:rPr>
+              <w:rFonts w:hint="eastAsia" w:ascii="Microsoft JhengHei" w:hAnsi="Microsoft JhengHei" w:eastAsia="Microsoft JhengHei" w:cs="Microsoft JhengHei"/>
+              <w:szCs w:val="24"/>
+            </w:rPr>
+            <w:instrText xml:space="preserve"> HYPERLINK \l _Toc7432 </w:instrText>
+          </w:r>
+          <w:r>
+            <w:rPr>
+              <w:rFonts w:hint="eastAsia" w:ascii="Microsoft JhengHei" w:hAnsi="Microsoft JhengHei" w:eastAsia="Microsoft JhengHei" w:cs="Microsoft JhengHei"/>
+              <w:szCs w:val="24"/>
+            </w:rPr>
+            <w:fldChar w:fldCharType="separate"/>
+          </w:r>
+          <w:r>
+            <w:rPr>
+              <w:rFonts w:hint="default"/>
+              <w:lang w:val="en-US" w:eastAsia="zh-CN"/>
+            </w:rPr>
+            <w:t>4. 下一步计划</w:t>
+          </w:r>
+          <w:r>
+            <w:tab/>
+          </w:r>
+          <w:r>
+            <w:fldChar w:fldCharType="begin"/>
+          </w:r>
+          <w:r>
+            <w:instrText xml:space="preserve"> PAGEREF _Toc7432 \h </w:instrText>
+          </w:r>
+          <w:r>
+            <w:fldChar w:fldCharType="separate"/>
+          </w:r>
+          <w:r>
+            <w:t>13</w:t>
+          </w:r>
+          <w:r>
+            <w:fldChar w:fldCharType="end"/>
+          </w:r>
+          <w:r>
+            <w:rPr>
+              <w:rFonts w:hint="eastAsia" w:ascii="Microsoft JhengHei" w:hAnsi="Microsoft JhengHei" w:eastAsia="Microsoft JhengHei" w:cs="Microsoft JhengHei"/>
+              <w:szCs w:val="24"/>
+            </w:rPr>
+            <w:fldChar w:fldCharType="end"/>
+          </w:r>
+        </w:p>
+        <w:p>
+          <w:pPr>
+            <w:keepNext w:val="0"/>
+            <w:keepLines w:val="0"/>
+            <w:pageBreakBefore w:val="0"/>
+            <w:widowControl w:val="0"/>
+            <w:kinsoku w:val="0"/>
+            <w:wordWrap/>
+            <w:overflowPunct/>
+            <w:topLinePunct w:val="0"/>
+            <w:autoSpaceDE w:val="0"/>
+            <w:autoSpaceDN w:val="0"/>
+            <w:bidi w:val="0"/>
+            <w:adjustRightInd w:val="0"/>
+            <w:snapToGrid w:val="0"/>
+            <w:spacing w:line="220" w:lineRule="auto"/>
+            <w:textAlignment w:val="baseline"/>
+            <w:rPr>
+              <w:rFonts w:hint="eastAsia" w:ascii="Microsoft JhengHei" w:hAnsi="Microsoft JhengHei" w:eastAsia="Microsoft JhengHei" w:cs="Microsoft JhengHei"/>
+              <w:snapToGrid w:val="0"/>
+              <w:color w:val="000000"/>
+              <w:kern w:val="0"/>
+              <w:sz w:val="24"/>
+              <w:szCs w:val="24"/>
+              <w:lang w:val="en-US" w:eastAsia="en-US" w:bidi="ar-SA"/>
+            </w:rPr>
+          </w:pPr>
+          <w:r>
+            <w:rPr>
+              <w:rFonts w:hint="eastAsia" w:ascii="Microsoft JhengHei" w:hAnsi="Microsoft JhengHei" w:eastAsia="Microsoft JhengHei" w:cs="Microsoft JhengHei"/>
+              <w:szCs w:val="24"/>
+            </w:rPr>
+            <w:fldChar w:fldCharType="end"/>
+          </w:r>
+        </w:p>
+      </w:sdtContent>
+    </w:sdt>
+    <w:p>
+      <w:pPr>
+        <w:keepNext w:val="0"/>
+        <w:keepLines w:val="0"/>
+        <w:pageBreakBefore w:val="0"/>
+        <w:widowControl w:val="0"/>
+        <w:kinsoku w:val="0"/>
+        <w:wordWrap/>
+        <w:overflowPunct/>
+        <w:topLinePunct w:val="0"/>
+        <w:autoSpaceDE w:val="0"/>
+        <w:autoSpaceDN w:val="0"/>
+        <w:bidi w:val="0"/>
+        <w:adjustRightInd w:val="0"/>
+        <w:snapToGrid w:val="0"/>
+        <w:spacing w:line="220" w:lineRule="auto"/>
+        <w:textAlignment w:val="baseline"/>
+        <w:rPr>
+          <w:rFonts w:hint="eastAsia" w:ascii="Microsoft JhengHei" w:hAnsi="Microsoft JhengHei" w:eastAsia="Microsoft JhengHei" w:cs="Microsoft JhengHei"/>
+          <w:snapToGrid w:val="0"/>
+          <w:color w:val="000000"/>
+          <w:kern w:val="0"/>
+          <w:sz w:val="24"/>
+          <w:szCs w:val="24"/>
+          <w:lang w:val="en-US" w:eastAsia="en-US" w:bidi="ar-SA"/>
+        </w:rPr>
+        <w:sectPr>
+          <w:footerReference r:id="rId5" w:type="default"/>
+          <w:pgSz w:w="11906" w:h="16839"/>
+          <w:pgMar w:top="1431" w:right="1567" w:bottom="1146" w:left="1785" w:header="0" w:footer="896" w:gutter="0"/>
+          <w:cols w:space="720" w:num="1"/>
+        </w:sectPr>
+      </w:pPr>
+    </w:p>
+    <w:p>
+      <w:pPr>
+        <w:pStyle w:val="27"/>
+        <w:bidi w:val="0"/>
+        <w:rPr>
+          <w:rFonts w:hint="default"/>
+          <w:lang w:val="en-US" w:eastAsia="zh-CN"/>
+        </w:rPr>
+      </w:pPr>
+    </w:p>
+    <w:p>
+      <w:pPr>
+        <w:pStyle w:val="26"/>
+        <w:bidi w:val="0"/>
+        <w:rPr>
+          <w:rFonts w:hint="default"/>
+          <w:lang w:val="en-US" w:eastAsia="zh-CN"/>
+        </w:rPr>
+      </w:pPr>
+      <w:bookmarkStart w:id="3" w:name="_Toc17893"/>
+      <w:r>
+        <w:rPr>
+          <w:rFonts w:hint="default"/>
+          <w:lang w:val="en-US" w:eastAsia="zh-CN"/>
+        </w:rPr>
+        <w:t>运维技术研发实施</w:t>
+      </w:r>
+      <w:bookmarkEnd w:id="3"/>
+    </w:p>
+    <w:p>
+      <w:pPr>
+        <w:pStyle w:val="28"/>
+        <w:bidi w:val="0"/>
+        <w:rPr>
+          <w:rFonts w:hint="default"/>
+          <w:lang w:val="en-US" w:eastAsia="zh-CN"/>
+        </w:rPr>
+      </w:pPr>
+      <w:bookmarkStart w:id="4" w:name="_Toc20613"/>
+      <w:r>
+        <w:rPr>
+          <w:rFonts w:hint="default"/>
+          <w:lang w:val="en-US" w:eastAsia="zh-CN"/>
+        </w:rPr>
+        <w:t>充电桩智能监控移动端研发</w:t>
+      </w:r>
+      <w:bookmarkEnd w:id="4"/>
+    </w:p>
+    <w:p>
+      <w:pPr>
+        <w:pStyle w:val="29"/>
+        <w:bidi w:val="0"/>
+        <w:rPr>
+          <w:rFonts w:hint="default"/>
+          <w:lang w:val="en-US" w:eastAsia="zh-CN"/>
+        </w:rPr>
+      </w:pPr>
+      <w:bookmarkStart w:id="5" w:name="_Toc11087"/>
+      <w:r>
+        <w:rPr>
+          <w:rFonts w:hint="default"/>
+          <w:lang w:val="en-US" w:eastAsia="zh-CN"/>
+        </w:rPr>
+        <w:t>工具优化描述</w:t>
+      </w:r>
+      <w:bookmarkEnd w:id="5"/>
+    </w:p>
+    <w:p>
+      <w:pPr>
+        <w:pStyle w:val="27"/>
+        <w:bidi w:val="0"/>
+        <w:rPr>
+          <w:rFonts w:hint="default"/>
+          <w:lang w:val="en-US" w:eastAsia="zh-CN"/>
+        </w:rPr>
+      </w:pPr>
+      <w:r>
+        <w:rPr>
+          <w:rFonts w:hint="default"/>
+          <w:lang w:val="en-US" w:eastAsia="zh-CN"/>
+        </w:rPr>
+        <w:t>基于公司已上线的充电桩智能监控电脑端系统，为满足运维人员移动办公、现场巡检、应急响应等场景需求，成功研发了配套的移动端监控应用。该应用完整继承了电脑端核心监控功能，并针对移动设备特性进行了深度优化设计，实现了以下关键功能提升：</w:t>
+      </w:r>
+    </w:p>
+    <w:p>
+      <w:pPr>
+        <w:pStyle w:val="27"/>
+        <w:bidi w:val="0"/>
+        <w:rPr>
+          <w:rFonts w:hint="default"/>
+          <w:lang w:val="en-US" w:eastAsia="zh-CN"/>
+        </w:rPr>
+      </w:pPr>
+      <w:r>
+        <w:rPr>
+          <w:rFonts w:hint="default"/>
+          <w:lang w:val="en-US" w:eastAsia="zh-CN"/>
+        </w:rPr>
+        <w:t>全景移动监控看板：支持按站点、设备状态分类展示，实时刷新设备运行数据。</w:t>
+      </w:r>
+    </w:p>
+    <w:p>
+      <w:pPr>
+        <w:pStyle w:val="27"/>
+        <w:bidi w:val="0"/>
+        <w:rPr>
+          <w:rFonts w:hint="default"/>
+          <w:lang w:val="en-US" w:eastAsia="zh-CN"/>
+        </w:rPr>
+      </w:pPr>
+      <w:r>
+        <w:rPr>
+          <w:rFonts w:hint="default"/>
+          <w:lang w:val="en-US" w:eastAsia="zh-CN"/>
+        </w:rPr>
+        <w:t>设备详情与远程操作：集成实时数据展示、历史查询、设备重启、参数调整等功能。</w:t>
+      </w:r>
+    </w:p>
+    <w:p>
+      <w:pPr>
+        <w:pStyle w:val="27"/>
+        <w:bidi w:val="0"/>
+        <w:rPr>
+          <w:rFonts w:hint="default"/>
+          <w:lang w:val="en-US" w:eastAsia="zh-CN"/>
+        </w:rPr>
+      </w:pPr>
+      <w:r>
+        <w:rPr>
+          <w:rFonts w:hint="default"/>
+          <w:lang w:val="en-US" w:eastAsia="zh-CN"/>
+        </w:rPr>
+        <w:t>智能巡检任务管理：支持GPS定位签到、拍照上传、异常上报、自动报告生成。</w:t>
+      </w:r>
+    </w:p>
+    <w:p>
+      <w:pPr>
+        <w:pStyle w:val="27"/>
+        <w:bidi w:val="0"/>
+        <w:rPr>
+          <w:rFonts w:hint="default"/>
+          <w:lang w:val="en-US" w:eastAsia="zh-CN"/>
+        </w:rPr>
+      </w:pPr>
+      <w:r>
+        <w:rPr>
+          <w:rFonts w:hint="default"/>
+          <w:lang w:val="en-US" w:eastAsia="zh-CN"/>
+        </w:rPr>
+        <w:t>应急响应与告警推送：实现多级告警实时推送、应急处理指引、现场状态实时更新。</w:t>
+      </w:r>
+    </w:p>
+    <w:p>
+      <w:pPr>
+        <w:pStyle w:val="27"/>
+        <w:bidi w:val="0"/>
+        <w:rPr>
+          <w:rFonts w:hint="default"/>
+          <w:lang w:val="en-US" w:eastAsia="zh-CN"/>
+        </w:rPr>
+      </w:pPr>
+      <w:r>
+        <w:rPr>
+          <w:rFonts w:hint="default"/>
+          <w:lang w:val="en-US" w:eastAsia="zh-CN"/>
+        </w:rPr>
+        <w:t>视频监控移动化：集成现场摄像头实时画面，支持截图、录像回放与画质自适应。</w:t>
+      </w:r>
+    </w:p>
+    <w:p>
+      <w:pPr>
+        <w:pStyle w:val="27"/>
+        <w:bidi w:val="0"/>
+        <w:jc w:val="center"/>
+      </w:pPr>
+      <w:r>
+        <w:drawing>
+          <wp:inline distT="0" distB="0" distL="114300" distR="114300">
+            <wp:extent cx="3771900" cy="6867525"/>
+            <wp:effectExtent l="0" t="0" r="7620" b="5715"/>
+            <wp:docPr id="2" name="图片 2"/>
+            <wp:cNvGraphicFramePr>
+              <a:graphicFrameLocks xmlns:a="http://schemas.openxmlformats.org/drawingml/2006/main" noChangeAspect="1"/>
+            </wp:cNvGraphicFramePr>
+            <a:graphic xmlns:a="http://schemas.openxmlformats.org/drawingml/2006/main">
+              <a:graphicData uri="http://schemas.openxmlformats.org/drawingml/2006/picture">
+                <pic:pic xmlns:pic="http://schemas.openxmlformats.org/drawingml/2006/picture">
+                  <pic:nvPicPr>
+                    <pic:cNvPr id="2" name="图片 2"/>
+                    <pic:cNvPicPr>
+                      <a:picLocks noChangeAspect="1"/>
+                    </pic:cNvPicPr>
+                  </pic:nvPicPr>
+                  <pic:blipFill>
+                    <a:blip r:embed="rId8"/>
+                    <a:stretch>
+                      <a:fillRect/>
+                    </a:stretch>
+                  </pic:blipFill>
+                  <pic:spPr>
+                    <a:xfrm>
+                      <a:off x="0" y="0"/>
+                      <a:ext cx="3771900" cy="6867525"/>
+                    </a:xfrm>
+                    <a:prstGeom prst="rect">
+                      <a:avLst/>
+                    </a:prstGeom>
+                    <a:noFill/>
+                    <a:ln>
+                      <a:noFill/>
+                    </a:ln>
+                  </pic:spPr>
+                </pic:pic>
+              </a:graphicData>
+            </a:graphic>
+          </wp:inline>
+        </w:drawing>
+      </w:r>
+    </w:p>
+    <w:p>
+      <w:pPr>
+        <w:pStyle w:val="27"/>
+        <w:bidi w:val="0"/>
+        <w:jc w:val="center"/>
+        <w:rPr>
+          <w:rFonts w:hint="default"/>
+          <w:lang w:val="en-US" w:eastAsia="zh-CN"/>
+        </w:rPr>
+      </w:pPr>
+      <w:r>
+        <w:drawing>
+          <wp:inline distT="0" distB="0" distL="114300" distR="114300">
+            <wp:extent cx="3705225" cy="8420100"/>
+            <wp:effectExtent l="0" t="0" r="13335" b="7620"/>
+            <wp:docPr id="3" name="图片 3"/>
+            <wp:cNvGraphicFramePr>
+              <a:graphicFrameLocks xmlns:a="http://schemas.openxmlformats.org/drawingml/2006/main" noChangeAspect="1"/>
+            </wp:cNvGraphicFramePr>
+            <a:graphic xmlns:a="http://schemas.openxmlformats.org/drawingml/2006/main">
+              <a:graphicData uri="http://schemas.openxmlformats.org/drawingml/2006/picture">
+                <pic:pic xmlns:pic="http://schemas.openxmlformats.org/drawingml/2006/picture">
+                  <pic:nvPicPr>
+                    <pic:cNvPr id="3" name="图片 3"/>
+                    <pic:cNvPicPr>
+                      <a:picLocks noChangeAspect="1"/>
+                    </pic:cNvPicPr>
+                  </pic:nvPicPr>
+                  <pic:blipFill>
+                    <a:blip r:embed="rId9"/>
+                    <a:stretch>
+                      <a:fillRect/>
+                    </a:stretch>
+                  </pic:blipFill>
+                  <pic:spPr>
+                    <a:xfrm>
+                      <a:off x="0" y="0"/>
+                      <a:ext cx="3705225" cy="8420100"/>
+                    </a:xfrm>
+                    <a:prstGeom prst="rect">
+                      <a:avLst/>
+                    </a:prstGeom>
+                    <a:noFill/>
+                    <a:ln>
+                      <a:noFill/>
+                    </a:ln>
+                  </pic:spPr>
+                </pic:pic>
+              </a:graphicData>
+            </a:graphic>
+          </wp:inline>
+        </w:drawing>
+      </w:r>
+      <w:r>
+        <w:drawing>
+          <wp:inline distT="0" distB="0" distL="114300" distR="114300">
+            <wp:extent cx="3762375" cy="5762625"/>
+            <wp:effectExtent l="0" t="0" r="1905" b="13335"/>
+            <wp:docPr id="4" name="图片 4"/>
+            <wp:cNvGraphicFramePr>
+              <a:graphicFrameLocks xmlns:a="http://schemas.openxmlformats.org/drawingml/2006/main" noChangeAspect="1"/>
+            </wp:cNvGraphicFramePr>
+            <a:graphic xmlns:a="http://schemas.openxmlformats.org/drawingml/2006/main">
+              <a:graphicData uri="http://schemas.openxmlformats.org/drawingml/2006/picture">
+                <pic:pic xmlns:pic="http://schemas.openxmlformats.org/drawingml/2006/picture">
+                  <pic:nvPicPr>
+                    <pic:cNvPr id="4" name="图片 4"/>
+                    <pic:cNvPicPr>
+                      <a:picLocks noChangeAspect="1"/>
+                    </pic:cNvPicPr>
+                  </pic:nvPicPr>
+                  <pic:blipFill>
+                    <a:blip r:embed="rId10"/>
+                    <a:stretch>
+                      <a:fillRect/>
+                    </a:stretch>
+                  </pic:blipFill>
+                  <pic:spPr>
+                    <a:xfrm>
+                      <a:off x="0" y="0"/>
+                      <a:ext cx="3762375" cy="5762625"/>
+                    </a:xfrm>
+                    <a:prstGeom prst="rect">
+                      <a:avLst/>
+                    </a:prstGeom>
+                    <a:noFill/>
+                    <a:ln>
+                      <a:noFill/>
+                    </a:ln>
+                  </pic:spPr>
+                </pic:pic>
+              </a:graphicData>
+            </a:graphic>
+          </wp:inline>
+        </w:drawing>
+      </w:r>
+      <w:r>
+        <w:drawing>
+          <wp:inline distT="0" distB="0" distL="114300" distR="114300">
+            <wp:extent cx="3800475" cy="8572500"/>
+            <wp:effectExtent l="0" t="0" r="9525" b="7620"/>
+            <wp:docPr id="5" name="图片 5"/>
+            <wp:cNvGraphicFramePr>
+              <a:graphicFrameLocks xmlns:a="http://schemas.openxmlformats.org/drawingml/2006/main" noChangeAspect="1"/>
+            </wp:cNvGraphicFramePr>
+            <a:graphic xmlns:a="http://schemas.openxmlformats.org/drawingml/2006/main">
+              <a:graphicData uri="http://schemas.openxmlformats.org/drawingml/2006/picture">
+                <pic:pic xmlns:pic="http://schemas.openxmlformats.org/drawingml/2006/picture">
+                  <pic:nvPicPr>
+                    <pic:cNvPr id="5" name="图片 5"/>
+                    <pic:cNvPicPr>
+                      <a:picLocks noChangeAspect="1"/>
+                    </pic:cNvPicPr>
+                  </pic:nvPicPr>
+                  <pic:blipFill>
+                    <a:blip r:embed="rId11"/>
+                    <a:stretch>
+                      <a:fillRect/>
+                    </a:stretch>
+                  </pic:blipFill>
+                  <pic:spPr>
+                    <a:xfrm>
+                      <a:off x="0" y="0"/>
+                      <a:ext cx="3800475" cy="8572500"/>
+                    </a:xfrm>
+                    <a:prstGeom prst="rect">
+                      <a:avLst/>
+                    </a:prstGeom>
+                    <a:noFill/>
+                    <a:ln>
+                      <a:noFill/>
+                    </a:ln>
+                  </pic:spPr>
+                </pic:pic>
+              </a:graphicData>
+            </a:graphic>
+          </wp:inline>
+        </w:drawing>
+      </w:r>
+      <w:r>
+        <w:drawing>
+          <wp:inline distT="0" distB="0" distL="114300" distR="114300">
+            <wp:extent cx="3848100" cy="8562975"/>
+            <wp:effectExtent l="0" t="0" r="7620" b="1905"/>
+            <wp:docPr id="6" name="图片 6"/>
+            <wp:cNvGraphicFramePr>
+              <a:graphicFrameLocks xmlns:a="http://schemas.openxmlformats.org/drawingml/2006/main" noChangeAspect="1"/>
+            </wp:cNvGraphicFramePr>
+            <a:graphic xmlns:a="http://schemas.openxmlformats.org/drawingml/2006/main">
+              <a:graphicData uri="http://schemas.openxmlformats.org/drawingml/2006/picture">
+                <pic:pic xmlns:pic="http://schemas.openxmlformats.org/drawingml/2006/picture">
+                  <pic:nvPicPr>
+                    <pic:cNvPr id="6" name="图片 6"/>
+                    <pic:cNvPicPr>
+                      <a:picLocks noChangeAspect="1"/>
+                    </pic:cNvPicPr>
+                  </pic:nvPicPr>
+                  <pic:blipFill>
+                    <a:blip r:embed="rId12"/>
+                    <a:stretch>
+                      <a:fillRect/>
+                    </a:stretch>
+                  </pic:blipFill>
+                  <pic:spPr>
+                    <a:xfrm>
+                      <a:off x="0" y="0"/>
+                      <a:ext cx="3848100" cy="8562975"/>
+                    </a:xfrm>
+                    <a:prstGeom prst="rect">
+                      <a:avLst/>
+                    </a:prstGeom>
+                    <a:noFill/>
+                    <a:ln>
+                      <a:noFill/>
+                    </a:ln>
+                  </pic:spPr>
+                </pic:pic>
+              </a:graphicData>
+            </a:graphic>
+          </wp:inline>
+        </w:drawing>
+      </w:r>
+    </w:p>
+    <w:p>
+      <w:pPr>
+        <w:pStyle w:val="29"/>
+        <w:bidi w:val="0"/>
+        <w:rPr>
+          <w:rFonts w:hint="default"/>
+          <w:lang w:val="en-US" w:eastAsia="zh-CN"/>
+        </w:rPr>
+      </w:pPr>
+      <w:bookmarkStart w:id="6" w:name="_Toc17248"/>
+      <w:r>
+        <w:rPr>
+          <w:rFonts w:hint="default"/>
+          <w:lang w:val="en-US" w:eastAsia="zh-CN"/>
+        </w:rPr>
+        <w:t>进度时间表</w:t>
+      </w:r>
+      <w:bookmarkEnd w:id="6"/>
+    </w:p>
+    <w:p>
+      <w:pPr>
+        <w:keepNext w:val="0"/>
+        <w:keepLines w:val="0"/>
+        <w:pageBreakBefore w:val="0"/>
+        <w:widowControl w:val="0"/>
+        <w:kinsoku w:val="0"/>
+        <w:wordWrap/>
+        <w:overflowPunct/>
+        <w:topLinePunct w:val="0"/>
+        <w:autoSpaceDE w:val="0"/>
+        <w:autoSpaceDN w:val="0"/>
+        <w:bidi w:val="0"/>
+        <w:adjustRightInd w:val="0"/>
+        <w:snapToGrid w:val="0"/>
+        <w:spacing w:before="127" w:line="377" w:lineRule="auto"/>
+        <w:ind w:left="129" w:right="270" w:firstLine="523"/>
+        <w:jc w:val="both"/>
+        <w:textAlignment w:val="baseline"/>
+        <w:rPr>
+          <w:rFonts w:hint="default" w:ascii="宋体" w:hAnsi="宋体" w:cs="宋体"/>
+          <w:sz w:val="24"/>
+          <w:szCs w:val="24"/>
+          <w:lang w:val="en-US" w:eastAsia="zh-CN"/>
+        </w:rPr>
+      </w:pPr>
+      <w:r>
+        <w:rPr>
+          <w:rFonts w:hint="eastAsia" w:ascii="宋体" w:hAnsi="宋体" w:cs="宋体"/>
+          <w:sz w:val="24"/>
+          <w:szCs w:val="24"/>
+          <w:lang w:val="en-US" w:eastAsia="zh-CN"/>
+        </w:rPr>
+        <w:t>研发团队</w:t>
+      </w:r>
+      <w:r>
+        <w:rPr>
+          <w:rFonts w:hint="default" w:ascii="宋体" w:hAnsi="宋体" w:cs="宋体"/>
+          <w:sz w:val="24"/>
+          <w:szCs w:val="24"/>
+          <w:lang w:val="en-US" w:eastAsia="zh-CN"/>
+        </w:rPr>
+        <w:t>于2025年4月制定了《运维服务技术研发规划书》，明确研发目标、资源配置、时间进度、质量指标、预算及预期效益。任命秦立祥为项目组长，组建10人专项研发团队。</w:t>
+      </w:r>
+    </w:p>
+    <w:p>
+      <w:pPr>
+        <w:keepNext w:val="0"/>
+        <w:keepLines w:val="0"/>
+        <w:pageBreakBefore w:val="0"/>
+        <w:widowControl w:val="0"/>
+        <w:kinsoku w:val="0"/>
+        <w:wordWrap/>
+        <w:overflowPunct/>
+        <w:topLinePunct w:val="0"/>
+        <w:autoSpaceDE w:val="0"/>
+        <w:autoSpaceDN w:val="0"/>
+        <w:bidi w:val="0"/>
+        <w:adjustRightInd w:val="0"/>
+        <w:snapToGrid w:val="0"/>
+        <w:spacing w:before="127" w:line="377" w:lineRule="auto"/>
+        <w:ind w:left="129" w:right="270" w:firstLine="523"/>
+        <w:jc w:val="both"/>
+        <w:textAlignment w:val="baseline"/>
+        <w:rPr>
+          <w:rFonts w:hint="default" w:ascii="宋体" w:hAnsi="宋体" w:cs="宋体"/>
+          <w:sz w:val="24"/>
+          <w:szCs w:val="24"/>
+          <w:lang w:val="en-US" w:eastAsia="zh-CN"/>
+        </w:rPr>
+      </w:pPr>
+      <w:r>
+        <w:rPr>
+          <w:rFonts w:hint="default" w:ascii="宋体" w:hAnsi="宋体" w:cs="宋体"/>
+          <w:sz w:val="24"/>
+          <w:szCs w:val="24"/>
+          <w:lang w:val="en-US" w:eastAsia="zh-CN"/>
+        </w:rPr>
+        <w:t>研发团队与运维部、质量部、采购部等部门进行了多轮需求沟通，结合《充电桩智能监控移动端需求规格说明书》，形成完整的功能清单与技术方案，经研发部负责人审核、公司副总批准后实施。</w:t>
+      </w:r>
+    </w:p>
+    <w:p>
+      <w:pPr>
+        <w:keepNext w:val="0"/>
+        <w:keepLines w:val="0"/>
+        <w:pageBreakBefore w:val="0"/>
+        <w:widowControl w:val="0"/>
+        <w:kinsoku w:val="0"/>
+        <w:wordWrap/>
+        <w:overflowPunct/>
+        <w:topLinePunct w:val="0"/>
+        <w:autoSpaceDE w:val="0"/>
+        <w:autoSpaceDN w:val="0"/>
+        <w:bidi w:val="0"/>
+        <w:adjustRightInd w:val="0"/>
+        <w:snapToGrid w:val="0"/>
+        <w:spacing w:before="127" w:line="377" w:lineRule="auto"/>
+        <w:ind w:left="129" w:right="270" w:firstLine="523"/>
+        <w:jc w:val="both"/>
+        <w:textAlignment w:val="baseline"/>
+        <w:rPr>
+          <w:rFonts w:hint="default" w:ascii="宋体" w:hAnsi="宋体" w:cs="宋体"/>
+          <w:sz w:val="24"/>
+          <w:szCs w:val="24"/>
+          <w:lang w:val="en-US" w:eastAsia="zh-CN"/>
+        </w:rPr>
+      </w:pPr>
+      <w:r>
+        <w:rPr>
+          <w:rFonts w:hint="default" w:ascii="宋体" w:hAnsi="宋体" w:cs="宋体"/>
+          <w:sz w:val="24"/>
+          <w:szCs w:val="24"/>
+          <w:lang w:val="en-US" w:eastAsia="zh-CN"/>
+        </w:rPr>
+        <w:t>研发工作按计划分阶段推进，于2025年11月底完成全部功能开发与内部测试，12月进入试运行阶段，目前系统已具备上线条件。</w:t>
+      </w:r>
+    </w:p>
+    <w:p>
+      <w:pPr>
+        <w:keepNext w:val="0"/>
+        <w:keepLines w:val="0"/>
+        <w:pageBreakBefore w:val="0"/>
+        <w:widowControl w:val="0"/>
+        <w:kinsoku w:val="0"/>
+        <w:wordWrap/>
+        <w:overflowPunct/>
+        <w:topLinePunct w:val="0"/>
+        <w:autoSpaceDE w:val="0"/>
+        <w:autoSpaceDN w:val="0"/>
+        <w:bidi w:val="0"/>
+        <w:adjustRightInd w:val="0"/>
+        <w:snapToGrid w:val="0"/>
+        <w:spacing w:before="127" w:line="377" w:lineRule="auto"/>
+        <w:ind w:left="129" w:right="270" w:firstLine="523"/>
+        <w:jc w:val="both"/>
+        <w:textAlignment w:val="baseline"/>
+        <w:rPr>
+          <w:rFonts w:hint="default" w:ascii="宋体" w:hAnsi="宋体" w:cs="宋体"/>
+          <w:sz w:val="24"/>
+          <w:szCs w:val="24"/>
+          <w:lang w:val="en-US" w:eastAsia="zh-CN"/>
+        </w:rPr>
+      </w:pPr>
+      <w:r>
+        <w:rPr>
+          <w:rFonts w:hint="default" w:ascii="宋体" w:hAnsi="宋体" w:cs="宋体"/>
+          <w:sz w:val="24"/>
+          <w:szCs w:val="24"/>
+          <w:lang w:val="en-US" w:eastAsia="zh-CN"/>
         </w:rPr>
         <w:t>研发完成情况进度表：</w:t>
       </w:r>
@@ -44,8 +3160,8 @@
     <w:tbl>
       <w:tblPr>
         <w:tblStyle w:val="20"/>
-        <w:tblW w:w="0" w:type="auto"/>
-        <w:tblInd w:w="0" w:type="dxa"/>
+        <w:tblW w:w="8741" w:type="dxa"/>
+        <w:jc w:val="center"/>
         <w:tblBorders>
           <w:top w:val="none" w:color="auto" w:sz="0" w:space="0"/>
           <w:left w:val="none" w:color="auto" w:sz="0" w:space="0"/>
@@ -88,3689 +3204,6 @@
           </w:tblCellMar>
         </w:tblPrEx>
         <w:trPr>
-          <w:tblHeader/>
-        </w:trPr>
-        <w:tc>
-          <w:tcPr>
-            <w:tcW w:w="0" w:type="auto"/>
-            <w:tcBorders>
-              <w:top w:val="nil"/>
-            </w:tcBorders>
-            <w:shd w:val="clear" w:color="auto" w:fill="auto"/>
-            <w:tcMar>
-              <w:top w:w="120" w:type="dxa"/>
-              <w:left w:w="0" w:type="dxa"/>
-              <w:bottom w:w="120" w:type="dxa"/>
-              <w:right w:w="192" w:type="dxa"/>
-            </w:tcMar>
-            <w:vAlign w:val="center"/>
-          </w:tcPr>
-          <w:p>
-            <w:pPr>
-              <w:keepNext w:val="0"/>
-              <w:keepLines w:val="0"/>
-              <w:widowControl/>
-              <w:suppressLineNumbers w:val="0"/>
-              <w:spacing w:line="300" w:lineRule="atLeast"/>
-              <w:jc w:val="left"/>
-              <w:rPr>
-                <w:rFonts w:ascii="Segoe UI" w:hAnsi="Segoe UI" w:eastAsia="Segoe UI" w:cs="Segoe UI"/>
-                <w:sz w:val="18"/>
-                <w:szCs w:val="18"/>
-              </w:rPr>
-            </w:pPr>
-            <w:r>
-              <w:rPr>
-                <w:rFonts w:hint="default" w:ascii="Segoe UI" w:hAnsi="Segoe UI" w:eastAsia="Segoe UI" w:cs="Segoe UI"/>
-                <w:snapToGrid w:val="0"/>
-                <w:color w:val="000000"/>
-                <w:kern w:val="0"/>
-                <w:sz w:val="18"/>
-                <w:szCs w:val="18"/>
-                <w:lang w:val="en-US" w:eastAsia="zh-CN" w:bidi="ar"/>
-              </w:rPr>
-              <w:t>任务阶段</w:t>
-            </w:r>
-          </w:p>
-        </w:tc>
-        <w:tc>
-          <w:tcPr>
-            <w:tcW w:w="0" w:type="auto"/>
-            <w:tcBorders>
-              <w:top w:val="nil"/>
-            </w:tcBorders>
-            <w:shd w:val="clear" w:color="auto" w:fill="auto"/>
-            <w:tcMar>
-              <w:top w:w="120" w:type="dxa"/>
-              <w:left w:w="192" w:type="dxa"/>
-              <w:bottom w:w="120" w:type="dxa"/>
-              <w:right w:w="192" w:type="dxa"/>
-            </w:tcMar>
-            <w:vAlign w:val="center"/>
-          </w:tcPr>
-          <w:p>
-            <w:pPr>
-              <w:keepNext w:val="0"/>
-              <w:keepLines w:val="0"/>
-              <w:widowControl/>
-              <w:suppressLineNumbers w:val="0"/>
-              <w:spacing w:line="300" w:lineRule="atLeast"/>
-              <w:jc w:val="left"/>
-              <w:rPr>
-                <w:rFonts w:hint="default" w:ascii="Segoe UI" w:hAnsi="Segoe UI" w:eastAsia="Segoe UI" w:cs="Segoe UI"/>
-                <w:sz w:val="18"/>
-                <w:szCs w:val="18"/>
-              </w:rPr>
-            </w:pPr>
-            <w:r>
-              <w:rPr>
-                <w:rFonts w:hint="default" w:ascii="Segoe UI" w:hAnsi="Segoe UI" w:eastAsia="Segoe UI" w:cs="Segoe UI"/>
-                <w:snapToGrid w:val="0"/>
-                <w:color w:val="000000"/>
-                <w:kern w:val="0"/>
-                <w:sz w:val="18"/>
-                <w:szCs w:val="18"/>
-                <w:lang w:val="en-US" w:eastAsia="zh-CN" w:bidi="ar"/>
-              </w:rPr>
-              <w:t>时间节点</w:t>
-            </w:r>
-          </w:p>
-        </w:tc>
-        <w:tc>
-          <w:tcPr>
-            <w:tcW w:w="0" w:type="auto"/>
-            <w:tcBorders>
-              <w:top w:val="nil"/>
-            </w:tcBorders>
-            <w:shd w:val="clear" w:color="auto" w:fill="auto"/>
-            <w:tcMar>
-              <w:top w:w="120" w:type="dxa"/>
-              <w:left w:w="192" w:type="dxa"/>
-              <w:bottom w:w="120" w:type="dxa"/>
-              <w:right w:w="192" w:type="dxa"/>
-            </w:tcMar>
-            <w:vAlign w:val="center"/>
-          </w:tcPr>
-          <w:p>
-            <w:pPr>
-              <w:keepNext w:val="0"/>
-              <w:keepLines w:val="0"/>
-              <w:widowControl/>
-              <w:suppressLineNumbers w:val="0"/>
-              <w:spacing w:line="300" w:lineRule="atLeast"/>
-              <w:jc w:val="left"/>
-              <w:rPr>
-                <w:rFonts w:hint="default" w:ascii="Segoe UI" w:hAnsi="Segoe UI" w:eastAsia="Segoe UI" w:cs="Segoe UI"/>
-                <w:sz w:val="18"/>
-                <w:szCs w:val="18"/>
-              </w:rPr>
-            </w:pPr>
-            <w:r>
-              <w:rPr>
-                <w:rFonts w:hint="default" w:ascii="Segoe UI" w:hAnsi="Segoe UI" w:eastAsia="Segoe UI" w:cs="Segoe UI"/>
-                <w:snapToGrid w:val="0"/>
-                <w:color w:val="000000"/>
-                <w:kern w:val="0"/>
-                <w:sz w:val="18"/>
-                <w:szCs w:val="18"/>
-                <w:lang w:val="en-US" w:eastAsia="zh-CN" w:bidi="ar"/>
-              </w:rPr>
-              <w:t>工作内容</w:t>
-            </w:r>
-          </w:p>
-        </w:tc>
-        <w:tc>
-          <w:tcPr>
-            <w:tcW w:w="0" w:type="auto"/>
-            <w:tcBorders>
-              <w:top w:val="nil"/>
-            </w:tcBorders>
-            <w:shd w:val="clear" w:color="auto" w:fill="auto"/>
-            <w:tcMar>
-              <w:top w:w="120" w:type="dxa"/>
-              <w:left w:w="192" w:type="dxa"/>
-              <w:bottom w:w="120" w:type="dxa"/>
-              <w:right w:w="192" w:type="dxa"/>
-            </w:tcMar>
-            <w:vAlign w:val="center"/>
-          </w:tcPr>
-          <w:p>
-            <w:pPr>
-              <w:keepNext w:val="0"/>
-              <w:keepLines w:val="0"/>
-              <w:widowControl/>
-              <w:suppressLineNumbers w:val="0"/>
-              <w:spacing w:line="300" w:lineRule="atLeast"/>
-              <w:jc w:val="left"/>
-              <w:rPr>
-                <w:rFonts w:hint="default" w:ascii="Segoe UI" w:hAnsi="Segoe UI" w:eastAsia="Segoe UI" w:cs="Segoe UI"/>
-                <w:sz w:val="18"/>
-                <w:szCs w:val="18"/>
-              </w:rPr>
-            </w:pPr>
-            <w:r>
-              <w:rPr>
-                <w:rFonts w:hint="default" w:ascii="Segoe UI" w:hAnsi="Segoe UI" w:eastAsia="Segoe UI" w:cs="Segoe UI"/>
-                <w:snapToGrid w:val="0"/>
-                <w:color w:val="000000"/>
-                <w:kern w:val="0"/>
-                <w:sz w:val="18"/>
-                <w:szCs w:val="18"/>
-                <w:lang w:val="en-US" w:eastAsia="zh-CN" w:bidi="ar"/>
-              </w:rPr>
-              <w:t>项目进度</w:t>
-            </w:r>
-          </w:p>
-        </w:tc>
-      </w:tr>
-      <w:tr>
-        <w:tblPrEx>
-          <w:tblBorders>
-            <w:top w:val="none" w:color="auto" w:sz="0" w:space="0"/>
-            <w:left w:val="none" w:color="auto" w:sz="0" w:space="0"/>
-            <w:bottom w:val="none" w:color="auto" w:sz="0" w:space="0"/>
-            <w:right w:val="none" w:color="auto" w:sz="0" w:space="0"/>
-            <w:insideH w:val="none" w:color="auto" w:sz="0" w:space="0"/>
-            <w:insideV w:val="none" w:color="auto" w:sz="0" w:space="0"/>
-          </w:tblBorders>
-          <w:shd w:val="clear" w:color="auto" w:fill="auto"/>
-          <w:tblCellMar>
-            <w:top w:w="15" w:type="dxa"/>
-            <w:left w:w="15" w:type="dxa"/>
-            <w:bottom w:w="15" w:type="dxa"/>
-            <w:right w:w="15" w:type="dxa"/>
-          </w:tblCellMar>
-        </w:tblPrEx>
-        <w:tc>
-          <w:tcPr>
-            <w:tcW w:w="0" w:type="auto"/>
-            <w:shd w:val="clear" w:color="auto" w:fill="auto"/>
-            <w:tcMar>
-              <w:top w:w="120" w:type="dxa"/>
-              <w:left w:w="0" w:type="dxa"/>
-              <w:bottom w:w="120" w:type="dxa"/>
-              <w:right w:w="192" w:type="dxa"/>
-            </w:tcMar>
-            <w:vAlign w:val="center"/>
-          </w:tcPr>
-          <w:p>
-            <w:pPr>
-              <w:keepNext w:val="0"/>
-              <w:keepLines w:val="0"/>
-              <w:widowControl/>
-              <w:suppressLineNumbers w:val="0"/>
-              <w:spacing w:line="300" w:lineRule="atLeast"/>
-              <w:jc w:val="left"/>
-              <w:rPr>
-                <w:rFonts w:hint="default" w:ascii="Segoe UI" w:hAnsi="Segoe UI" w:eastAsia="Segoe UI" w:cs="Segoe UI"/>
-                <w:sz w:val="18"/>
-                <w:szCs w:val="18"/>
-              </w:rPr>
-            </w:pPr>
-            <w:r>
-              <w:rPr>
-                <w:rStyle w:val="23"/>
-                <w:rFonts w:hint="default" w:ascii="Segoe UI" w:hAnsi="Segoe UI" w:eastAsia="Segoe UI" w:cs="Segoe UI"/>
-                <w:b/>
-                <w:bCs/>
-                <w:snapToGrid w:val="0"/>
-                <w:color w:val="000000"/>
-                <w:kern w:val="0"/>
-                <w:sz w:val="18"/>
-                <w:szCs w:val="18"/>
-                <w:lang w:val="en-US" w:eastAsia="zh-CN" w:bidi="ar"/>
-              </w:rPr>
-              <w:t>项目规划与需求分析</w:t>
-            </w:r>
-          </w:p>
-        </w:tc>
-        <w:tc>
-          <w:tcPr>
-            <w:tcW w:w="0" w:type="auto"/>
-            <w:shd w:val="clear" w:color="auto" w:fill="auto"/>
-            <w:tcMar>
-              <w:top w:w="120" w:type="dxa"/>
-              <w:left w:w="192" w:type="dxa"/>
-              <w:bottom w:w="120" w:type="dxa"/>
-              <w:right w:w="192" w:type="dxa"/>
-            </w:tcMar>
-            <w:vAlign w:val="center"/>
-          </w:tcPr>
-          <w:p>
-            <w:pPr>
-              <w:keepNext w:val="0"/>
-              <w:keepLines w:val="0"/>
-              <w:widowControl/>
-              <w:suppressLineNumbers w:val="0"/>
-              <w:spacing w:line="300" w:lineRule="atLeast"/>
-              <w:jc w:val="left"/>
-              <w:rPr>
-                <w:rFonts w:hint="default" w:ascii="Segoe UI" w:hAnsi="Segoe UI" w:eastAsia="Segoe UI" w:cs="Segoe UI"/>
-                <w:sz w:val="18"/>
-                <w:szCs w:val="18"/>
-              </w:rPr>
-            </w:pPr>
-            <w:r>
-              <w:rPr>
-                <w:rFonts w:hint="default" w:ascii="Segoe UI" w:hAnsi="Segoe UI" w:eastAsia="Segoe UI" w:cs="Segoe UI"/>
-                <w:snapToGrid w:val="0"/>
-                <w:color w:val="000000"/>
-                <w:kern w:val="0"/>
-                <w:sz w:val="18"/>
-                <w:szCs w:val="18"/>
-                <w:lang w:val="en-US" w:eastAsia="zh-CN" w:bidi="ar"/>
-              </w:rPr>
-              <w:t>2025年4月</w:t>
-            </w:r>
-          </w:p>
-        </w:tc>
-        <w:tc>
-          <w:tcPr>
-            <w:tcW w:w="0" w:type="auto"/>
-            <w:shd w:val="clear" w:color="auto" w:fill="auto"/>
-            <w:tcMar>
-              <w:top w:w="120" w:type="dxa"/>
-              <w:left w:w="192" w:type="dxa"/>
-              <w:bottom w:w="120" w:type="dxa"/>
-              <w:right w:w="192" w:type="dxa"/>
-            </w:tcMar>
-            <w:vAlign w:val="center"/>
-          </w:tcPr>
-          <w:p>
-            <w:pPr>
-              <w:keepNext w:val="0"/>
-              <w:keepLines w:val="0"/>
-              <w:widowControl/>
-              <w:suppressLineNumbers w:val="0"/>
-              <w:spacing w:line="300" w:lineRule="atLeast"/>
-              <w:jc w:val="left"/>
-              <w:rPr>
-                <w:rFonts w:hint="default" w:ascii="Segoe UI" w:hAnsi="Segoe UI" w:eastAsia="Segoe UI" w:cs="Segoe UI"/>
-                <w:sz w:val="18"/>
-                <w:szCs w:val="18"/>
-              </w:rPr>
-            </w:pPr>
-            <w:r>
-              <w:rPr>
-                <w:rFonts w:hint="default" w:ascii="Segoe UI" w:hAnsi="Segoe UI" w:eastAsia="Segoe UI" w:cs="Segoe UI"/>
-                <w:snapToGrid w:val="0"/>
-                <w:color w:val="000000"/>
-                <w:kern w:val="0"/>
-                <w:sz w:val="18"/>
-                <w:szCs w:val="18"/>
-                <w:lang w:val="en-US" w:eastAsia="zh-CN" w:bidi="ar"/>
-              </w:rPr>
-              <w:t>1. 业务场景调研与需求确认</w:t>
-            </w:r>
-            <w:r>
-              <w:rPr>
-                <w:rFonts w:hint="default" w:ascii="Segoe UI" w:hAnsi="Segoe UI" w:eastAsia="Segoe UI" w:cs="Segoe UI"/>
-                <w:snapToGrid w:val="0"/>
-                <w:color w:val="000000"/>
-                <w:kern w:val="0"/>
-                <w:sz w:val="18"/>
-                <w:szCs w:val="18"/>
-                <w:lang w:val="en-US" w:eastAsia="zh-CN" w:bidi="ar"/>
-              </w:rPr>
-              <w:br w:type="textWrapping"/>
-            </w:r>
-            <w:r>
-              <w:rPr>
-                <w:rFonts w:hint="default" w:ascii="Segoe UI" w:hAnsi="Segoe UI" w:eastAsia="Segoe UI" w:cs="Segoe UI"/>
-                <w:snapToGrid w:val="0"/>
-                <w:color w:val="000000"/>
-                <w:kern w:val="0"/>
-                <w:sz w:val="18"/>
-                <w:szCs w:val="18"/>
-                <w:lang w:val="en-US" w:eastAsia="zh-CN" w:bidi="ar"/>
-              </w:rPr>
-              <w:t>2. 编写项目规划与需求规格说明书</w:t>
-            </w:r>
-          </w:p>
-        </w:tc>
-        <w:tc>
-          <w:tcPr>
-            <w:tcW w:w="0" w:type="auto"/>
-            <w:shd w:val="clear" w:color="auto" w:fill="auto"/>
-            <w:tcMar>
-              <w:top w:w="120" w:type="dxa"/>
-              <w:left w:w="192" w:type="dxa"/>
-              <w:bottom w:w="120" w:type="dxa"/>
-              <w:right w:w="0" w:type="dxa"/>
-            </w:tcMar>
-            <w:vAlign w:val="center"/>
-          </w:tcPr>
-          <w:p>
-            <w:pPr>
-              <w:keepNext w:val="0"/>
-              <w:keepLines w:val="0"/>
-              <w:widowControl/>
-              <w:suppressLineNumbers w:val="0"/>
-              <w:spacing w:line="300" w:lineRule="atLeast"/>
-              <w:jc w:val="left"/>
-              <w:rPr>
-                <w:rFonts w:hint="default" w:ascii="Segoe UI" w:hAnsi="Segoe UI" w:eastAsia="Segoe UI" w:cs="Segoe UI"/>
-                <w:sz w:val="18"/>
-                <w:szCs w:val="18"/>
-              </w:rPr>
-            </w:pPr>
-            <w:r>
-              <w:rPr>
-                <w:rFonts w:hint="default" w:ascii="Segoe UI" w:hAnsi="Segoe UI" w:eastAsia="Segoe UI" w:cs="Segoe UI"/>
-                <w:snapToGrid w:val="0"/>
-                <w:color w:val="000000"/>
-                <w:kern w:val="0"/>
-                <w:sz w:val="18"/>
-                <w:szCs w:val="18"/>
-                <w:lang w:val="en-US" w:eastAsia="zh-CN" w:bidi="ar"/>
-              </w:rPr>
-              <w:t>已完成</w:t>
-            </w:r>
-          </w:p>
-        </w:tc>
-      </w:tr>
-      <w:tr>
-        <w:tblPrEx>
-          <w:tblBorders>
-            <w:top w:val="none" w:color="auto" w:sz="0" w:space="0"/>
-            <w:left w:val="none" w:color="auto" w:sz="0" w:space="0"/>
-            <w:bottom w:val="none" w:color="auto" w:sz="0" w:space="0"/>
-            <w:right w:val="none" w:color="auto" w:sz="0" w:space="0"/>
-            <w:insideH w:val="none" w:color="auto" w:sz="0" w:space="0"/>
-            <w:insideV w:val="none" w:color="auto" w:sz="0" w:space="0"/>
-          </w:tblBorders>
-          <w:shd w:val="clear" w:color="auto" w:fill="auto"/>
-          <w:tblCellMar>
-            <w:top w:w="15" w:type="dxa"/>
-            <w:left w:w="15" w:type="dxa"/>
-            <w:bottom w:w="15" w:type="dxa"/>
-            <w:right w:w="15" w:type="dxa"/>
-          </w:tblCellMar>
-        </w:tblPrEx>
-        <w:tc>
-          <w:tcPr>
-            <w:tcW w:w="0" w:type="auto"/>
-            <w:shd w:val="clear" w:color="auto" w:fill="auto"/>
-            <w:tcMar>
-              <w:top w:w="120" w:type="dxa"/>
-              <w:left w:w="0" w:type="dxa"/>
-              <w:bottom w:w="120" w:type="dxa"/>
-              <w:right w:w="192" w:type="dxa"/>
-            </w:tcMar>
-            <w:vAlign w:val="center"/>
-          </w:tcPr>
-          <w:p>
-            <w:pPr>
-              <w:keepNext w:val="0"/>
-              <w:keepLines w:val="0"/>
-              <w:widowControl/>
-              <w:suppressLineNumbers w:val="0"/>
-              <w:spacing w:line="300" w:lineRule="atLeast"/>
-              <w:jc w:val="left"/>
-              <w:rPr>
-                <w:rFonts w:hint="default" w:ascii="Segoe UI" w:hAnsi="Segoe UI" w:eastAsia="Segoe UI" w:cs="Segoe UI"/>
-                <w:sz w:val="18"/>
-                <w:szCs w:val="18"/>
-              </w:rPr>
-            </w:pPr>
-            <w:r>
-              <w:rPr>
-                <w:rStyle w:val="23"/>
-                <w:rFonts w:hint="default" w:ascii="Segoe UI" w:hAnsi="Segoe UI" w:eastAsia="Segoe UI" w:cs="Segoe UI"/>
-                <w:b/>
-                <w:bCs/>
-                <w:snapToGrid w:val="0"/>
-                <w:color w:val="000000"/>
-                <w:kern w:val="0"/>
-                <w:sz w:val="18"/>
-                <w:szCs w:val="18"/>
-                <w:lang w:val="en-US" w:eastAsia="zh-CN" w:bidi="ar"/>
-              </w:rPr>
-              <w:t>技术方案设计与评审</w:t>
-            </w:r>
-          </w:p>
-        </w:tc>
-        <w:tc>
-          <w:tcPr>
-            <w:tcW w:w="0" w:type="auto"/>
-            <w:shd w:val="clear" w:color="auto" w:fill="auto"/>
-            <w:tcMar>
-              <w:top w:w="120" w:type="dxa"/>
-              <w:left w:w="192" w:type="dxa"/>
-              <w:bottom w:w="120" w:type="dxa"/>
-              <w:right w:w="192" w:type="dxa"/>
-            </w:tcMar>
-            <w:vAlign w:val="center"/>
-          </w:tcPr>
-          <w:p>
-            <w:pPr>
-              <w:keepNext w:val="0"/>
-              <w:keepLines w:val="0"/>
-              <w:widowControl/>
-              <w:suppressLineNumbers w:val="0"/>
-              <w:spacing w:line="300" w:lineRule="atLeast"/>
-              <w:jc w:val="left"/>
-              <w:rPr>
-                <w:rFonts w:hint="default" w:ascii="Segoe UI" w:hAnsi="Segoe UI" w:eastAsia="Segoe UI" w:cs="Segoe UI"/>
-                <w:sz w:val="18"/>
-                <w:szCs w:val="18"/>
-              </w:rPr>
-            </w:pPr>
-            <w:r>
-              <w:rPr>
-                <w:rFonts w:hint="default" w:ascii="Segoe UI" w:hAnsi="Segoe UI" w:eastAsia="Segoe UI" w:cs="Segoe UI"/>
-                <w:snapToGrid w:val="0"/>
-                <w:color w:val="000000"/>
-                <w:kern w:val="0"/>
-                <w:sz w:val="18"/>
-                <w:szCs w:val="18"/>
-                <w:lang w:val="en-US" w:eastAsia="zh-CN" w:bidi="ar"/>
-              </w:rPr>
-              <w:t>2025年5月</w:t>
-            </w:r>
-          </w:p>
-        </w:tc>
-        <w:tc>
-          <w:tcPr>
-            <w:tcW w:w="0" w:type="auto"/>
-            <w:shd w:val="clear" w:color="auto" w:fill="auto"/>
-            <w:tcMar>
-              <w:top w:w="120" w:type="dxa"/>
-              <w:left w:w="192" w:type="dxa"/>
-              <w:bottom w:w="120" w:type="dxa"/>
-              <w:right w:w="192" w:type="dxa"/>
-            </w:tcMar>
-            <w:vAlign w:val="center"/>
-          </w:tcPr>
-          <w:p>
-            <w:pPr>
-              <w:keepNext w:val="0"/>
-              <w:keepLines w:val="0"/>
-              <w:widowControl/>
-              <w:suppressLineNumbers w:val="0"/>
-              <w:spacing w:line="300" w:lineRule="atLeast"/>
-              <w:jc w:val="left"/>
-              <w:rPr>
-                <w:rFonts w:hint="default" w:ascii="Segoe UI" w:hAnsi="Segoe UI" w:eastAsia="Segoe UI" w:cs="Segoe UI"/>
-                <w:sz w:val="18"/>
-                <w:szCs w:val="18"/>
-              </w:rPr>
-            </w:pPr>
-            <w:r>
-              <w:rPr>
-                <w:rFonts w:hint="default" w:ascii="Segoe UI" w:hAnsi="Segoe UI" w:eastAsia="Segoe UI" w:cs="Segoe UI"/>
-                <w:snapToGrid w:val="0"/>
-                <w:color w:val="000000"/>
-                <w:kern w:val="0"/>
-                <w:sz w:val="18"/>
-                <w:szCs w:val="18"/>
-                <w:lang w:val="en-US" w:eastAsia="zh-CN" w:bidi="ar"/>
-              </w:rPr>
-              <w:t>1. iOS/Android技术选型</w:t>
-            </w:r>
-            <w:r>
-              <w:rPr>
-                <w:rFonts w:hint="default" w:ascii="Segoe UI" w:hAnsi="Segoe UI" w:eastAsia="Segoe UI" w:cs="Segoe UI"/>
-                <w:snapToGrid w:val="0"/>
-                <w:color w:val="000000"/>
-                <w:kern w:val="0"/>
-                <w:sz w:val="18"/>
-                <w:szCs w:val="18"/>
-                <w:lang w:val="en-US" w:eastAsia="zh-CN" w:bidi="ar"/>
-              </w:rPr>
-              <w:br w:type="textWrapping"/>
-            </w:r>
-            <w:r>
-              <w:rPr>
-                <w:rFonts w:hint="default" w:ascii="Segoe UI" w:hAnsi="Segoe UI" w:eastAsia="Segoe UI" w:cs="Segoe UI"/>
-                <w:snapToGrid w:val="0"/>
-                <w:color w:val="000000"/>
-                <w:kern w:val="0"/>
-                <w:sz w:val="18"/>
-                <w:szCs w:val="18"/>
-                <w:lang w:val="en-US" w:eastAsia="zh-CN" w:bidi="ar"/>
-              </w:rPr>
-              <w:t>2. 系统架构设计与接口规划</w:t>
-            </w:r>
-          </w:p>
-        </w:tc>
-        <w:tc>
-          <w:tcPr>
-            <w:tcW w:w="0" w:type="auto"/>
-            <w:shd w:val="clear" w:color="auto" w:fill="auto"/>
-            <w:tcMar>
-              <w:top w:w="120" w:type="dxa"/>
-              <w:left w:w="192" w:type="dxa"/>
-              <w:bottom w:w="120" w:type="dxa"/>
-              <w:right w:w="0" w:type="dxa"/>
-            </w:tcMar>
-            <w:vAlign w:val="center"/>
-          </w:tcPr>
-          <w:p>
-            <w:pPr>
-              <w:keepNext w:val="0"/>
-              <w:keepLines w:val="0"/>
-              <w:widowControl/>
-              <w:suppressLineNumbers w:val="0"/>
-              <w:spacing w:line="300" w:lineRule="atLeast"/>
-              <w:jc w:val="left"/>
-              <w:rPr>
-                <w:rFonts w:hint="default" w:ascii="Segoe UI" w:hAnsi="Segoe UI" w:eastAsia="Segoe UI" w:cs="Segoe UI"/>
-                <w:sz w:val="18"/>
-                <w:szCs w:val="18"/>
-              </w:rPr>
-            </w:pPr>
-            <w:r>
-              <w:rPr>
-                <w:rFonts w:hint="default" w:ascii="Segoe UI" w:hAnsi="Segoe UI" w:eastAsia="Segoe UI" w:cs="Segoe UI"/>
-                <w:snapToGrid w:val="0"/>
-                <w:color w:val="000000"/>
-                <w:kern w:val="0"/>
-                <w:sz w:val="18"/>
-                <w:szCs w:val="18"/>
-                <w:lang w:val="en-US" w:eastAsia="zh-CN" w:bidi="ar"/>
-              </w:rPr>
-              <w:t>已完成</w:t>
-            </w:r>
-          </w:p>
-        </w:tc>
-      </w:tr>
-      <w:tr>
-        <w:tblPrEx>
-          <w:tblBorders>
-            <w:top w:val="none" w:color="auto" w:sz="0" w:space="0"/>
-            <w:left w:val="none" w:color="auto" w:sz="0" w:space="0"/>
-            <w:bottom w:val="none" w:color="auto" w:sz="0" w:space="0"/>
-            <w:right w:val="none" w:color="auto" w:sz="0" w:space="0"/>
-            <w:insideH w:val="none" w:color="auto" w:sz="0" w:space="0"/>
-            <w:insideV w:val="none" w:color="auto" w:sz="0" w:space="0"/>
-          </w:tblBorders>
-          <w:tblCellMar>
-            <w:top w:w="15" w:type="dxa"/>
-            <w:left w:w="15" w:type="dxa"/>
-            <w:bottom w:w="15" w:type="dxa"/>
-            <w:right w:w="15" w:type="dxa"/>
-          </w:tblCellMar>
-        </w:tblPrEx>
-        <w:tc>
-          <w:tcPr>
-            <w:tcW w:w="0" w:type="auto"/>
-            <w:shd w:val="clear" w:color="auto" w:fill="auto"/>
-            <w:tcMar>
-              <w:top w:w="120" w:type="dxa"/>
-              <w:left w:w="0" w:type="dxa"/>
-              <w:bottom w:w="120" w:type="dxa"/>
-              <w:right w:w="192" w:type="dxa"/>
-            </w:tcMar>
-            <w:vAlign w:val="center"/>
-          </w:tcPr>
-          <w:p>
-            <w:pPr>
-              <w:keepNext w:val="0"/>
-              <w:keepLines w:val="0"/>
-              <w:widowControl/>
-              <w:suppressLineNumbers w:val="0"/>
-              <w:spacing w:line="300" w:lineRule="atLeast"/>
-              <w:jc w:val="left"/>
-              <w:rPr>
-                <w:rFonts w:hint="default" w:ascii="Segoe UI" w:hAnsi="Segoe UI" w:eastAsia="Segoe UI" w:cs="Segoe UI"/>
-                <w:sz w:val="18"/>
-                <w:szCs w:val="18"/>
-              </w:rPr>
-            </w:pPr>
-            <w:r>
-              <w:rPr>
-                <w:rStyle w:val="23"/>
-                <w:rFonts w:hint="default" w:ascii="Segoe UI" w:hAnsi="Segoe UI" w:eastAsia="Segoe UI" w:cs="Segoe UI"/>
-                <w:b/>
-                <w:bCs/>
-                <w:snapToGrid w:val="0"/>
-                <w:color w:val="000000"/>
-                <w:kern w:val="0"/>
-                <w:sz w:val="18"/>
-                <w:szCs w:val="18"/>
-                <w:lang w:val="en-US" w:eastAsia="zh-CN" w:bidi="ar"/>
-              </w:rPr>
-              <w:t>核心功能开发</w:t>
-            </w:r>
-          </w:p>
-        </w:tc>
-        <w:tc>
-          <w:tcPr>
-            <w:tcW w:w="0" w:type="auto"/>
-            <w:shd w:val="clear" w:color="auto" w:fill="auto"/>
-            <w:tcMar>
-              <w:top w:w="120" w:type="dxa"/>
-              <w:left w:w="192" w:type="dxa"/>
-              <w:bottom w:w="120" w:type="dxa"/>
-              <w:right w:w="192" w:type="dxa"/>
-            </w:tcMar>
-            <w:vAlign w:val="center"/>
-          </w:tcPr>
-          <w:p>
-            <w:pPr>
-              <w:keepNext w:val="0"/>
-              <w:keepLines w:val="0"/>
-              <w:widowControl/>
-              <w:suppressLineNumbers w:val="0"/>
-              <w:spacing w:line="300" w:lineRule="atLeast"/>
-              <w:jc w:val="left"/>
-              <w:rPr>
-                <w:rFonts w:hint="default" w:ascii="Segoe UI" w:hAnsi="Segoe UI" w:eastAsia="Segoe UI" w:cs="Segoe UI"/>
-                <w:sz w:val="18"/>
-                <w:szCs w:val="18"/>
-              </w:rPr>
-            </w:pPr>
-            <w:r>
-              <w:rPr>
-                <w:rFonts w:hint="default" w:ascii="Segoe UI" w:hAnsi="Segoe UI" w:eastAsia="Segoe UI" w:cs="Segoe UI"/>
-                <w:snapToGrid w:val="0"/>
-                <w:color w:val="000000"/>
-                <w:kern w:val="0"/>
-                <w:sz w:val="18"/>
-                <w:szCs w:val="18"/>
-                <w:lang w:val="en-US" w:eastAsia="zh-CN" w:bidi="ar"/>
-              </w:rPr>
-              <w:t>2025年6月-9月</w:t>
-            </w:r>
-          </w:p>
-        </w:tc>
-        <w:tc>
-          <w:tcPr>
-            <w:tcW w:w="0" w:type="auto"/>
-            <w:shd w:val="clear" w:color="auto" w:fill="auto"/>
-            <w:tcMar>
-              <w:top w:w="120" w:type="dxa"/>
-              <w:left w:w="192" w:type="dxa"/>
-              <w:bottom w:w="120" w:type="dxa"/>
-              <w:right w:w="192" w:type="dxa"/>
-            </w:tcMar>
-            <w:vAlign w:val="center"/>
-          </w:tcPr>
-          <w:p>
-            <w:pPr>
-              <w:keepNext w:val="0"/>
-              <w:keepLines w:val="0"/>
-              <w:widowControl/>
-              <w:suppressLineNumbers w:val="0"/>
-              <w:spacing w:line="300" w:lineRule="atLeast"/>
-              <w:jc w:val="left"/>
-              <w:rPr>
-                <w:rFonts w:hint="default" w:ascii="Segoe UI" w:hAnsi="Segoe UI" w:eastAsia="Segoe UI" w:cs="Segoe UI"/>
-                <w:sz w:val="18"/>
-                <w:szCs w:val="18"/>
-              </w:rPr>
-            </w:pPr>
-            <w:r>
-              <w:rPr>
-                <w:rFonts w:hint="default" w:ascii="Segoe UI" w:hAnsi="Segoe UI" w:eastAsia="Segoe UI" w:cs="Segoe UI"/>
-                <w:snapToGrid w:val="0"/>
-                <w:color w:val="000000"/>
-                <w:kern w:val="0"/>
-                <w:sz w:val="18"/>
-                <w:szCs w:val="18"/>
-                <w:lang w:val="en-US" w:eastAsia="zh-CN" w:bidi="ar"/>
-              </w:rPr>
-              <w:t>1. 基础框架搭建</w:t>
-            </w:r>
-            <w:r>
-              <w:rPr>
-                <w:rFonts w:hint="default" w:ascii="Segoe UI" w:hAnsi="Segoe UI" w:eastAsia="Segoe UI" w:cs="Segoe UI"/>
-                <w:snapToGrid w:val="0"/>
-                <w:color w:val="000000"/>
-                <w:kern w:val="0"/>
-                <w:sz w:val="18"/>
-                <w:szCs w:val="18"/>
-                <w:lang w:val="en-US" w:eastAsia="zh-CN" w:bidi="ar"/>
-              </w:rPr>
-              <w:br w:type="textWrapping"/>
-            </w:r>
-            <w:r>
-              <w:rPr>
-                <w:rFonts w:hint="default" w:ascii="Segoe UI" w:hAnsi="Segoe UI" w:eastAsia="Segoe UI" w:cs="Segoe UI"/>
-                <w:snapToGrid w:val="0"/>
-                <w:color w:val="000000"/>
-                <w:kern w:val="0"/>
-                <w:sz w:val="18"/>
-                <w:szCs w:val="18"/>
-                <w:lang w:val="en-US" w:eastAsia="zh-CN" w:bidi="ar"/>
-              </w:rPr>
-              <w:t>2. 监控看板、设备详情、用户体系等模块开发</w:t>
-            </w:r>
-          </w:p>
-        </w:tc>
-        <w:tc>
-          <w:tcPr>
-            <w:tcW w:w="0" w:type="auto"/>
-            <w:shd w:val="clear" w:color="auto" w:fill="auto"/>
-            <w:tcMar>
-              <w:top w:w="120" w:type="dxa"/>
-              <w:left w:w="192" w:type="dxa"/>
-              <w:bottom w:w="120" w:type="dxa"/>
-              <w:right w:w="0" w:type="dxa"/>
-            </w:tcMar>
-            <w:vAlign w:val="center"/>
-          </w:tcPr>
-          <w:p>
-            <w:pPr>
-              <w:keepNext w:val="0"/>
-              <w:keepLines w:val="0"/>
-              <w:widowControl/>
-              <w:suppressLineNumbers w:val="0"/>
-              <w:spacing w:line="300" w:lineRule="atLeast"/>
-              <w:jc w:val="left"/>
-              <w:rPr>
-                <w:rFonts w:hint="default" w:ascii="Segoe UI" w:hAnsi="Segoe UI" w:eastAsia="Segoe UI" w:cs="Segoe UI"/>
-                <w:sz w:val="18"/>
-                <w:szCs w:val="18"/>
-              </w:rPr>
-            </w:pPr>
-            <w:r>
-              <w:rPr>
-                <w:rFonts w:hint="default" w:ascii="Segoe UI" w:hAnsi="Segoe UI" w:eastAsia="Segoe UI" w:cs="Segoe UI"/>
-                <w:snapToGrid w:val="0"/>
-                <w:color w:val="000000"/>
-                <w:kern w:val="0"/>
-                <w:sz w:val="18"/>
-                <w:szCs w:val="18"/>
-                <w:lang w:val="en-US" w:eastAsia="zh-CN" w:bidi="ar"/>
-              </w:rPr>
-              <w:t>已完成</w:t>
-            </w:r>
-          </w:p>
-        </w:tc>
-      </w:tr>
-      <w:tr>
-        <w:tblPrEx>
-          <w:tblBorders>
-            <w:top w:val="none" w:color="auto" w:sz="0" w:space="0"/>
-            <w:left w:val="none" w:color="auto" w:sz="0" w:space="0"/>
-            <w:bottom w:val="none" w:color="auto" w:sz="0" w:space="0"/>
-            <w:right w:val="none" w:color="auto" w:sz="0" w:space="0"/>
-            <w:insideH w:val="none" w:color="auto" w:sz="0" w:space="0"/>
-            <w:insideV w:val="none" w:color="auto" w:sz="0" w:space="0"/>
-          </w:tblBorders>
-          <w:tblCellMar>
-            <w:top w:w="15" w:type="dxa"/>
-            <w:left w:w="15" w:type="dxa"/>
-            <w:bottom w:w="15" w:type="dxa"/>
-            <w:right w:w="15" w:type="dxa"/>
-          </w:tblCellMar>
-        </w:tblPrEx>
-        <w:tc>
-          <w:tcPr>
-            <w:tcW w:w="0" w:type="auto"/>
-            <w:shd w:val="clear" w:color="auto" w:fill="auto"/>
-            <w:tcMar>
-              <w:top w:w="120" w:type="dxa"/>
-              <w:left w:w="0" w:type="dxa"/>
-              <w:bottom w:w="120" w:type="dxa"/>
-              <w:right w:w="192" w:type="dxa"/>
-            </w:tcMar>
-            <w:vAlign w:val="center"/>
-          </w:tcPr>
-          <w:p>
-            <w:pPr>
-              <w:keepNext w:val="0"/>
-              <w:keepLines w:val="0"/>
-              <w:widowControl/>
-              <w:suppressLineNumbers w:val="0"/>
-              <w:spacing w:line="300" w:lineRule="atLeast"/>
-              <w:jc w:val="left"/>
-              <w:rPr>
-                <w:rFonts w:hint="default" w:ascii="Segoe UI" w:hAnsi="Segoe UI" w:eastAsia="Segoe UI" w:cs="Segoe UI"/>
-                <w:sz w:val="18"/>
-                <w:szCs w:val="18"/>
-              </w:rPr>
-            </w:pPr>
-            <w:r>
-              <w:rPr>
-                <w:rStyle w:val="23"/>
-                <w:rFonts w:hint="default" w:ascii="Segoe UI" w:hAnsi="Segoe UI" w:eastAsia="Segoe UI" w:cs="Segoe UI"/>
-                <w:b/>
-                <w:bCs/>
-                <w:snapToGrid w:val="0"/>
-                <w:color w:val="000000"/>
-                <w:kern w:val="0"/>
-                <w:sz w:val="18"/>
-                <w:szCs w:val="18"/>
-                <w:lang w:val="en-US" w:eastAsia="zh-CN" w:bidi="ar"/>
-              </w:rPr>
-              <w:t>移动特色功能开发</w:t>
-            </w:r>
-          </w:p>
-        </w:tc>
-        <w:tc>
-          <w:tcPr>
-            <w:tcW w:w="0" w:type="auto"/>
-            <w:shd w:val="clear" w:color="auto" w:fill="auto"/>
-            <w:tcMar>
-              <w:top w:w="120" w:type="dxa"/>
-              <w:left w:w="192" w:type="dxa"/>
-              <w:bottom w:w="120" w:type="dxa"/>
-              <w:right w:w="192" w:type="dxa"/>
-            </w:tcMar>
-            <w:vAlign w:val="center"/>
-          </w:tcPr>
-          <w:p>
-            <w:pPr>
-              <w:keepNext w:val="0"/>
-              <w:keepLines w:val="0"/>
-              <w:widowControl/>
-              <w:suppressLineNumbers w:val="0"/>
-              <w:spacing w:line="300" w:lineRule="atLeast"/>
-              <w:jc w:val="left"/>
-              <w:rPr>
-                <w:rFonts w:hint="default" w:ascii="Segoe UI" w:hAnsi="Segoe UI" w:eastAsia="Segoe UI" w:cs="Segoe UI"/>
-                <w:sz w:val="18"/>
-                <w:szCs w:val="18"/>
-              </w:rPr>
-            </w:pPr>
-            <w:r>
-              <w:rPr>
-                <w:rFonts w:hint="default" w:ascii="Segoe UI" w:hAnsi="Segoe UI" w:eastAsia="Segoe UI" w:cs="Segoe UI"/>
-                <w:snapToGrid w:val="0"/>
-                <w:color w:val="000000"/>
-                <w:kern w:val="0"/>
-                <w:sz w:val="18"/>
-                <w:szCs w:val="18"/>
-                <w:lang w:val="en-US" w:eastAsia="zh-CN" w:bidi="ar"/>
-              </w:rPr>
-              <w:t>2025年9月-11月</w:t>
-            </w:r>
-          </w:p>
-        </w:tc>
-        <w:tc>
-          <w:tcPr>
-            <w:tcW w:w="0" w:type="auto"/>
-            <w:shd w:val="clear" w:color="auto" w:fill="auto"/>
-            <w:tcMar>
-              <w:top w:w="120" w:type="dxa"/>
-              <w:left w:w="192" w:type="dxa"/>
-              <w:bottom w:w="120" w:type="dxa"/>
-              <w:right w:w="192" w:type="dxa"/>
-            </w:tcMar>
-            <w:vAlign w:val="center"/>
-          </w:tcPr>
-          <w:p>
-            <w:pPr>
-              <w:keepNext w:val="0"/>
-              <w:keepLines w:val="0"/>
-              <w:widowControl/>
-              <w:suppressLineNumbers w:val="0"/>
-              <w:spacing w:line="300" w:lineRule="atLeast"/>
-              <w:jc w:val="left"/>
-              <w:rPr>
-                <w:rFonts w:hint="default" w:ascii="Segoe UI" w:hAnsi="Segoe UI" w:eastAsia="Segoe UI" w:cs="Segoe UI"/>
-                <w:sz w:val="18"/>
-                <w:szCs w:val="18"/>
-              </w:rPr>
-            </w:pPr>
-            <w:r>
-              <w:rPr>
-                <w:rFonts w:hint="default" w:ascii="Segoe UI" w:hAnsi="Segoe UI" w:eastAsia="Segoe UI" w:cs="Segoe UI"/>
-                <w:snapToGrid w:val="0"/>
-                <w:color w:val="000000"/>
-                <w:kern w:val="0"/>
-                <w:sz w:val="18"/>
-                <w:szCs w:val="18"/>
-                <w:lang w:val="en-US" w:eastAsia="zh-CN" w:bidi="ar"/>
-              </w:rPr>
-              <w:t>1. 移动巡检、应急响应、视频监控适配开发</w:t>
-            </w:r>
-            <w:r>
-              <w:rPr>
-                <w:rFonts w:hint="default" w:ascii="Segoe UI" w:hAnsi="Segoe UI" w:eastAsia="Segoe UI" w:cs="Segoe UI"/>
-                <w:snapToGrid w:val="0"/>
-                <w:color w:val="000000"/>
-                <w:kern w:val="0"/>
-                <w:sz w:val="18"/>
-                <w:szCs w:val="18"/>
-                <w:lang w:val="en-US" w:eastAsia="zh-CN" w:bidi="ar"/>
-              </w:rPr>
-              <w:br w:type="textWrapping"/>
-            </w:r>
-            <w:r>
-              <w:rPr>
-                <w:rFonts w:hint="default" w:ascii="Segoe UI" w:hAnsi="Segoe UI" w:eastAsia="Segoe UI" w:cs="Segoe UI"/>
-                <w:snapToGrid w:val="0"/>
-                <w:color w:val="000000"/>
-                <w:kern w:val="0"/>
-                <w:sz w:val="18"/>
-                <w:szCs w:val="18"/>
-                <w:lang w:val="en-US" w:eastAsia="zh-CN" w:bidi="ar"/>
-              </w:rPr>
-              <w:t>2. 离线支持、位置服务等特色功能实现</w:t>
-            </w:r>
-          </w:p>
-        </w:tc>
-        <w:tc>
-          <w:tcPr>
-            <w:tcW w:w="0" w:type="auto"/>
-            <w:shd w:val="clear" w:color="auto" w:fill="auto"/>
-            <w:tcMar>
-              <w:top w:w="120" w:type="dxa"/>
-              <w:left w:w="192" w:type="dxa"/>
-              <w:bottom w:w="120" w:type="dxa"/>
-              <w:right w:w="0" w:type="dxa"/>
-            </w:tcMar>
-            <w:vAlign w:val="center"/>
-          </w:tcPr>
-          <w:p>
-            <w:pPr>
-              <w:keepNext w:val="0"/>
-              <w:keepLines w:val="0"/>
-              <w:widowControl/>
-              <w:suppressLineNumbers w:val="0"/>
-              <w:spacing w:line="300" w:lineRule="atLeast"/>
-              <w:jc w:val="left"/>
-              <w:rPr>
-                <w:rFonts w:hint="default" w:ascii="Segoe UI" w:hAnsi="Segoe UI" w:eastAsia="Segoe UI" w:cs="Segoe UI"/>
-                <w:sz w:val="18"/>
-                <w:szCs w:val="18"/>
-              </w:rPr>
-            </w:pPr>
-            <w:r>
-              <w:rPr>
-                <w:rFonts w:hint="default" w:ascii="Segoe UI" w:hAnsi="Segoe UI" w:eastAsia="Segoe UI" w:cs="Segoe UI"/>
-                <w:snapToGrid w:val="0"/>
-                <w:color w:val="000000"/>
-                <w:kern w:val="0"/>
-                <w:sz w:val="18"/>
-                <w:szCs w:val="18"/>
-                <w:lang w:val="en-US" w:eastAsia="zh-CN" w:bidi="ar"/>
-              </w:rPr>
-              <w:t>已完成</w:t>
-            </w:r>
-          </w:p>
-        </w:tc>
-      </w:tr>
-      <w:tr>
-        <w:tblPrEx>
-          <w:tblBorders>
-            <w:top w:val="none" w:color="auto" w:sz="0" w:space="0"/>
-            <w:left w:val="none" w:color="auto" w:sz="0" w:space="0"/>
-            <w:bottom w:val="none" w:color="auto" w:sz="0" w:space="0"/>
-            <w:right w:val="none" w:color="auto" w:sz="0" w:space="0"/>
-            <w:insideH w:val="none" w:color="auto" w:sz="0" w:space="0"/>
-            <w:insideV w:val="none" w:color="auto" w:sz="0" w:space="0"/>
-          </w:tblBorders>
-          <w:tblCellMar>
-            <w:top w:w="15" w:type="dxa"/>
-            <w:left w:w="15" w:type="dxa"/>
-            <w:bottom w:w="15" w:type="dxa"/>
-            <w:right w:w="15" w:type="dxa"/>
-          </w:tblCellMar>
-        </w:tblPrEx>
-        <w:tc>
-          <w:tcPr>
-            <w:tcW w:w="0" w:type="auto"/>
-            <w:shd w:val="clear" w:color="auto" w:fill="auto"/>
-            <w:tcMar>
-              <w:top w:w="120" w:type="dxa"/>
-              <w:left w:w="0" w:type="dxa"/>
-              <w:bottom w:w="120" w:type="dxa"/>
-              <w:right w:w="192" w:type="dxa"/>
-            </w:tcMar>
-            <w:vAlign w:val="center"/>
-          </w:tcPr>
-          <w:p>
-            <w:pPr>
-              <w:keepNext w:val="0"/>
-              <w:keepLines w:val="0"/>
-              <w:widowControl/>
-              <w:suppressLineNumbers w:val="0"/>
-              <w:spacing w:line="300" w:lineRule="atLeast"/>
-              <w:jc w:val="left"/>
-              <w:rPr>
-                <w:rFonts w:hint="default" w:ascii="Segoe UI" w:hAnsi="Segoe UI" w:eastAsia="Segoe UI" w:cs="Segoe UI"/>
-                <w:sz w:val="18"/>
-                <w:szCs w:val="18"/>
-              </w:rPr>
-            </w:pPr>
-            <w:r>
-              <w:rPr>
-                <w:rStyle w:val="23"/>
-                <w:rFonts w:hint="default" w:ascii="Segoe UI" w:hAnsi="Segoe UI" w:eastAsia="Segoe UI" w:cs="Segoe UI"/>
-                <w:b/>
-                <w:bCs/>
-                <w:snapToGrid w:val="0"/>
-                <w:color w:val="000000"/>
-                <w:kern w:val="0"/>
-                <w:sz w:val="18"/>
-                <w:szCs w:val="18"/>
-                <w:lang w:val="en-US" w:eastAsia="zh-CN" w:bidi="ar"/>
-              </w:rPr>
-              <w:t>内部测试与优化</w:t>
-            </w:r>
-          </w:p>
-        </w:tc>
-        <w:tc>
-          <w:tcPr>
-            <w:tcW w:w="0" w:type="auto"/>
-            <w:shd w:val="clear" w:color="auto" w:fill="auto"/>
-            <w:tcMar>
-              <w:top w:w="120" w:type="dxa"/>
-              <w:left w:w="192" w:type="dxa"/>
-              <w:bottom w:w="120" w:type="dxa"/>
-              <w:right w:w="192" w:type="dxa"/>
-            </w:tcMar>
-            <w:vAlign w:val="center"/>
-          </w:tcPr>
-          <w:p>
-            <w:pPr>
-              <w:keepNext w:val="0"/>
-              <w:keepLines w:val="0"/>
-              <w:widowControl/>
-              <w:suppressLineNumbers w:val="0"/>
-              <w:spacing w:line="300" w:lineRule="atLeast"/>
-              <w:jc w:val="left"/>
-              <w:rPr>
-                <w:rFonts w:hint="default" w:ascii="Segoe UI" w:hAnsi="Segoe UI" w:eastAsia="Segoe UI" w:cs="Segoe UI"/>
-                <w:sz w:val="18"/>
-                <w:szCs w:val="18"/>
-              </w:rPr>
-            </w:pPr>
-            <w:r>
-              <w:rPr>
-                <w:rFonts w:hint="default" w:ascii="Segoe UI" w:hAnsi="Segoe UI" w:eastAsia="Segoe UI" w:cs="Segoe UI"/>
-                <w:snapToGrid w:val="0"/>
-                <w:color w:val="000000"/>
-                <w:kern w:val="0"/>
-                <w:sz w:val="18"/>
-                <w:szCs w:val="18"/>
-                <w:lang w:val="en-US" w:eastAsia="zh-CN" w:bidi="ar"/>
-              </w:rPr>
-              <w:t>2025年12月</w:t>
-            </w:r>
-          </w:p>
-        </w:tc>
-        <w:tc>
-          <w:tcPr>
-            <w:tcW w:w="0" w:type="auto"/>
-            <w:shd w:val="clear" w:color="auto" w:fill="auto"/>
-            <w:tcMar>
-              <w:top w:w="120" w:type="dxa"/>
-              <w:left w:w="192" w:type="dxa"/>
-              <w:bottom w:w="120" w:type="dxa"/>
-              <w:right w:w="192" w:type="dxa"/>
-            </w:tcMar>
-            <w:vAlign w:val="center"/>
-          </w:tcPr>
-          <w:p>
-            <w:pPr>
-              <w:keepNext w:val="0"/>
-              <w:keepLines w:val="0"/>
-              <w:widowControl/>
-              <w:suppressLineNumbers w:val="0"/>
-              <w:spacing w:line="300" w:lineRule="atLeast"/>
-              <w:jc w:val="left"/>
-              <w:rPr>
-                <w:rFonts w:hint="default" w:ascii="Segoe UI" w:hAnsi="Segoe UI" w:eastAsia="Segoe UI" w:cs="Segoe UI"/>
-                <w:sz w:val="18"/>
-                <w:szCs w:val="18"/>
-              </w:rPr>
-            </w:pPr>
-            <w:r>
-              <w:rPr>
-                <w:rFonts w:hint="default" w:ascii="Segoe UI" w:hAnsi="Segoe UI" w:eastAsia="Segoe UI" w:cs="Segoe UI"/>
-                <w:snapToGrid w:val="0"/>
-                <w:color w:val="000000"/>
-                <w:kern w:val="0"/>
-                <w:sz w:val="18"/>
-                <w:szCs w:val="18"/>
-                <w:lang w:val="en-US" w:eastAsia="zh-CN" w:bidi="ar"/>
-              </w:rPr>
-              <w:t>1. 功能测试、性能测试、安全测试</w:t>
-            </w:r>
-            <w:r>
-              <w:rPr>
-                <w:rFonts w:hint="default" w:ascii="Segoe UI" w:hAnsi="Segoe UI" w:eastAsia="Segoe UI" w:cs="Segoe UI"/>
-                <w:snapToGrid w:val="0"/>
-                <w:color w:val="000000"/>
-                <w:kern w:val="0"/>
-                <w:sz w:val="18"/>
-                <w:szCs w:val="18"/>
-                <w:lang w:val="en-US" w:eastAsia="zh-CN" w:bidi="ar"/>
-              </w:rPr>
-              <w:br w:type="textWrapping"/>
-            </w:r>
-            <w:r>
-              <w:rPr>
-                <w:rFonts w:hint="default" w:ascii="Segoe UI" w:hAnsi="Segoe UI" w:eastAsia="Segoe UI" w:cs="Segoe UI"/>
-                <w:snapToGrid w:val="0"/>
-                <w:color w:val="000000"/>
-                <w:kern w:val="0"/>
-                <w:sz w:val="18"/>
-                <w:szCs w:val="18"/>
-                <w:lang w:val="en-US" w:eastAsia="zh-CN" w:bidi="ar"/>
-              </w:rPr>
-              <w:t>2. 用户体验优化与BUG修复</w:t>
-            </w:r>
-          </w:p>
-        </w:tc>
-        <w:tc>
-          <w:tcPr>
-            <w:tcW w:w="0" w:type="auto"/>
-            <w:shd w:val="clear" w:color="auto" w:fill="auto"/>
-            <w:tcMar>
-              <w:top w:w="120" w:type="dxa"/>
-              <w:left w:w="192" w:type="dxa"/>
-              <w:bottom w:w="120" w:type="dxa"/>
-              <w:right w:w="0" w:type="dxa"/>
-            </w:tcMar>
-            <w:vAlign w:val="center"/>
-          </w:tcPr>
-          <w:p>
-            <w:pPr>
-              <w:keepNext w:val="0"/>
-              <w:keepLines w:val="0"/>
-              <w:widowControl/>
-              <w:suppressLineNumbers w:val="0"/>
-              <w:spacing w:line="300" w:lineRule="atLeast"/>
-              <w:jc w:val="left"/>
-              <w:rPr>
-                <w:rFonts w:hint="default" w:ascii="Segoe UI" w:hAnsi="Segoe UI" w:eastAsia="Segoe UI" w:cs="Segoe UI"/>
-                <w:sz w:val="18"/>
-                <w:szCs w:val="18"/>
-              </w:rPr>
-            </w:pPr>
-            <w:r>
-              <w:rPr>
-                <w:rFonts w:hint="default" w:ascii="Segoe UI" w:hAnsi="Segoe UI" w:eastAsia="Segoe UI" w:cs="Segoe UI"/>
-                <w:snapToGrid w:val="0"/>
-                <w:color w:val="000000"/>
-                <w:kern w:val="0"/>
-                <w:sz w:val="18"/>
-                <w:szCs w:val="18"/>
-                <w:lang w:val="en-US" w:eastAsia="zh-CN" w:bidi="ar"/>
-              </w:rPr>
-              <w:t>已完成</w:t>
-            </w:r>
-          </w:p>
-        </w:tc>
-      </w:tr>
-      <w:tr>
-        <w:tblPrEx>
-          <w:tblBorders>
-            <w:top w:val="none" w:color="auto" w:sz="0" w:space="0"/>
-            <w:left w:val="none" w:color="auto" w:sz="0" w:space="0"/>
-            <w:bottom w:val="none" w:color="auto" w:sz="0" w:space="0"/>
-            <w:right w:val="none" w:color="auto" w:sz="0" w:space="0"/>
-            <w:insideH w:val="none" w:color="auto" w:sz="0" w:space="0"/>
-            <w:insideV w:val="none" w:color="auto" w:sz="0" w:space="0"/>
-          </w:tblBorders>
-          <w:tblCellMar>
-            <w:top w:w="15" w:type="dxa"/>
-            <w:left w:w="15" w:type="dxa"/>
-            <w:bottom w:w="15" w:type="dxa"/>
-            <w:right w:w="15" w:type="dxa"/>
-          </w:tblCellMar>
-        </w:tblPrEx>
-        <w:tc>
-          <w:tcPr>
-            <w:tcW w:w="0" w:type="auto"/>
-            <w:shd w:val="clear" w:color="auto" w:fill="auto"/>
-            <w:tcMar>
-              <w:top w:w="120" w:type="dxa"/>
-              <w:left w:w="0" w:type="dxa"/>
-              <w:bottom w:w="120" w:type="dxa"/>
-              <w:right w:w="192" w:type="dxa"/>
-            </w:tcMar>
-            <w:vAlign w:val="center"/>
-          </w:tcPr>
-          <w:p>
-            <w:pPr>
-              <w:keepNext w:val="0"/>
-              <w:keepLines w:val="0"/>
-              <w:widowControl/>
-              <w:suppressLineNumbers w:val="0"/>
-              <w:spacing w:line="300" w:lineRule="atLeast"/>
-              <w:jc w:val="left"/>
-              <w:rPr>
-                <w:rFonts w:hint="default" w:ascii="Segoe UI" w:hAnsi="Segoe UI" w:eastAsia="Segoe UI" w:cs="Segoe UI"/>
-                <w:sz w:val="18"/>
-                <w:szCs w:val="18"/>
-              </w:rPr>
-            </w:pPr>
-            <w:r>
-              <w:rPr>
-                <w:rStyle w:val="23"/>
-                <w:rFonts w:hint="default" w:ascii="Segoe UI" w:hAnsi="Segoe UI" w:eastAsia="Segoe UI" w:cs="Segoe UI"/>
-                <w:b/>
-                <w:bCs/>
-                <w:snapToGrid w:val="0"/>
-                <w:color w:val="000000"/>
-                <w:kern w:val="0"/>
-                <w:sz w:val="18"/>
-                <w:szCs w:val="18"/>
-                <w:lang w:val="en-US" w:eastAsia="zh-CN" w:bidi="ar"/>
-              </w:rPr>
-              <w:t>上线准备与培训</w:t>
-            </w:r>
-          </w:p>
-        </w:tc>
-        <w:tc>
-          <w:tcPr>
-            <w:tcW w:w="0" w:type="auto"/>
-            <w:shd w:val="clear" w:color="auto" w:fill="auto"/>
-            <w:tcMar>
-              <w:top w:w="120" w:type="dxa"/>
-              <w:left w:w="192" w:type="dxa"/>
-              <w:bottom w:w="120" w:type="dxa"/>
-              <w:right w:w="192" w:type="dxa"/>
-            </w:tcMar>
-            <w:vAlign w:val="center"/>
-          </w:tcPr>
-          <w:p>
-            <w:pPr>
-              <w:keepNext w:val="0"/>
-              <w:keepLines w:val="0"/>
-              <w:widowControl/>
-              <w:suppressLineNumbers w:val="0"/>
-              <w:spacing w:line="300" w:lineRule="atLeast"/>
-              <w:jc w:val="left"/>
-              <w:rPr>
-                <w:rFonts w:hint="default" w:ascii="Segoe UI" w:hAnsi="Segoe UI" w:eastAsia="Segoe UI" w:cs="Segoe UI"/>
-                <w:sz w:val="18"/>
-                <w:szCs w:val="18"/>
-              </w:rPr>
-            </w:pPr>
-            <w:r>
-              <w:rPr>
-                <w:rFonts w:hint="default" w:ascii="Segoe UI" w:hAnsi="Segoe UI" w:eastAsia="Segoe UI" w:cs="Segoe UI"/>
-                <w:snapToGrid w:val="0"/>
-                <w:color w:val="000000"/>
-                <w:kern w:val="0"/>
-                <w:sz w:val="18"/>
-                <w:szCs w:val="18"/>
-                <w:lang w:val="en-US" w:eastAsia="zh-CN" w:bidi="ar"/>
-              </w:rPr>
-              <w:t>2026年1月-3月（规划中）</w:t>
-            </w:r>
-          </w:p>
-        </w:tc>
-        <w:tc>
-          <w:tcPr>
-            <w:tcW w:w="0" w:type="auto"/>
-            <w:shd w:val="clear" w:color="auto" w:fill="auto"/>
-            <w:tcMar>
-              <w:top w:w="120" w:type="dxa"/>
-              <w:left w:w="192" w:type="dxa"/>
-              <w:bottom w:w="120" w:type="dxa"/>
-              <w:right w:w="192" w:type="dxa"/>
-            </w:tcMar>
-            <w:vAlign w:val="center"/>
-          </w:tcPr>
-          <w:p>
-            <w:pPr>
-              <w:keepNext w:val="0"/>
-              <w:keepLines w:val="0"/>
-              <w:widowControl/>
-              <w:suppressLineNumbers w:val="0"/>
-              <w:spacing w:line="300" w:lineRule="atLeast"/>
-              <w:jc w:val="left"/>
-              <w:rPr>
-                <w:rFonts w:hint="default" w:ascii="Segoe UI" w:hAnsi="Segoe UI" w:eastAsia="Segoe UI" w:cs="Segoe UI"/>
-                <w:sz w:val="18"/>
-                <w:szCs w:val="18"/>
-              </w:rPr>
-            </w:pPr>
-            <w:r>
-              <w:rPr>
-                <w:rFonts w:hint="default" w:ascii="Segoe UI" w:hAnsi="Segoe UI" w:eastAsia="Segoe UI" w:cs="Segoe UI"/>
-                <w:snapToGrid w:val="0"/>
-                <w:color w:val="000000"/>
-                <w:kern w:val="0"/>
-                <w:sz w:val="18"/>
-                <w:szCs w:val="18"/>
-                <w:lang w:val="en-US" w:eastAsia="zh-CN" w:bidi="ar"/>
-              </w:rPr>
-              <w:t>1. 应用商店上架审核</w:t>
-            </w:r>
-            <w:r>
-              <w:rPr>
-                <w:rFonts w:hint="default" w:ascii="Segoe UI" w:hAnsi="Segoe UI" w:eastAsia="Segoe UI" w:cs="Segoe UI"/>
-                <w:snapToGrid w:val="0"/>
-                <w:color w:val="000000"/>
-                <w:kern w:val="0"/>
-                <w:sz w:val="18"/>
-                <w:szCs w:val="18"/>
-                <w:lang w:val="en-US" w:eastAsia="zh-CN" w:bidi="ar"/>
-              </w:rPr>
-              <w:br w:type="textWrapping"/>
-            </w:r>
-            <w:r>
-              <w:rPr>
-                <w:rFonts w:hint="default" w:ascii="Segoe UI" w:hAnsi="Segoe UI" w:eastAsia="Segoe UI" w:cs="Segoe UI"/>
-                <w:snapToGrid w:val="0"/>
-                <w:color w:val="000000"/>
-                <w:kern w:val="0"/>
-                <w:sz w:val="18"/>
-                <w:szCs w:val="18"/>
-                <w:lang w:val="en-US" w:eastAsia="zh-CN" w:bidi="ar"/>
-              </w:rPr>
-              <w:t>2. 运维团队培训与推广</w:t>
-            </w:r>
-          </w:p>
-        </w:tc>
-        <w:tc>
-          <w:tcPr>
-            <w:tcW w:w="0" w:type="auto"/>
-            <w:shd w:val="clear" w:color="auto" w:fill="auto"/>
-            <w:tcMar>
-              <w:top w:w="120" w:type="dxa"/>
-              <w:left w:w="192" w:type="dxa"/>
-              <w:bottom w:w="120" w:type="dxa"/>
-              <w:right w:w="0" w:type="dxa"/>
-            </w:tcMar>
-            <w:vAlign w:val="center"/>
-          </w:tcPr>
-          <w:p>
-            <w:pPr>
-              <w:keepNext w:val="0"/>
-              <w:keepLines w:val="0"/>
-              <w:widowControl/>
-              <w:suppressLineNumbers w:val="0"/>
-              <w:spacing w:line="300" w:lineRule="atLeast"/>
-              <w:jc w:val="left"/>
-              <w:rPr>
-                <w:rFonts w:hint="default" w:ascii="Segoe UI" w:hAnsi="Segoe UI" w:eastAsia="Segoe UI" w:cs="Segoe UI"/>
-                <w:sz w:val="18"/>
-                <w:szCs w:val="18"/>
-              </w:rPr>
-            </w:pPr>
-            <w:r>
-              <w:rPr>
-                <w:rFonts w:hint="default" w:ascii="Segoe UI" w:hAnsi="Segoe UI" w:eastAsia="Segoe UI" w:cs="Segoe UI"/>
-                <w:snapToGrid w:val="0"/>
-                <w:color w:val="000000"/>
-                <w:kern w:val="0"/>
-                <w:sz w:val="18"/>
-                <w:szCs w:val="18"/>
-                <w:lang w:val="en-US" w:eastAsia="zh-CN" w:bidi="ar"/>
-              </w:rPr>
-              <w:t>进行中</w:t>
-            </w:r>
-          </w:p>
-        </w:tc>
-      </w:tr>
-    </w:tbl>
-    <w:p>
-      <w:pPr>
-        <w:pStyle w:val="5"/>
-        <w:keepNext w:val="0"/>
-        <w:keepLines w:val="0"/>
-        <w:widowControl/>
-        <w:numPr>
-          <w:ilvl w:val="3"/>
-          <w:numId w:val="0"/>
-        </w:numPr>
-        <w:suppressLineNumbers w:val="0"/>
-        <w:shd w:val="clear" w:fill="FFFFFF"/>
-        <w:spacing w:before="192" w:beforeAutospacing="0" w:after="192" w:afterAutospacing="0" w:line="336" w:lineRule="atLeast"/>
-        <w:ind w:leftChars="0" w:right="0" w:rightChars="0"/>
-        <w:rPr>
-          <w:rFonts w:ascii="Segoe UI" w:hAnsi="Segoe UI" w:eastAsia="Segoe UI" w:cs="Segoe UI"/>
-          <w:b/>
-          <w:bCs/>
-          <w:caps w:val="0"/>
-          <w:color w:val="0F1115"/>
-          <w:spacing w:val="0"/>
-          <w:sz w:val="19"/>
-          <w:szCs w:val="19"/>
-        </w:rPr>
-      </w:pPr>
-      <w:r>
-        <w:rPr>
-          <w:rFonts w:hint="default" w:ascii="Segoe UI" w:hAnsi="Segoe UI" w:eastAsia="Segoe UI" w:cs="Segoe UI"/>
-          <w:b/>
-          <w:bCs/>
-          <w:caps w:val="0"/>
-          <w:color w:val="0F1115"/>
-          <w:spacing w:val="0"/>
-          <w:sz w:val="19"/>
-          <w:szCs w:val="19"/>
-          <w:shd w:val="clear" w:fill="FFFFFF"/>
-        </w:rPr>
-        <w:t>1.1.3 实际人力投入</w:t>
-      </w:r>
-    </w:p>
-    <w:tbl>
-      <w:tblPr>
-        <w:tblStyle w:val="20"/>
-        <w:tblW w:w="0" w:type="auto"/>
-        <w:tblInd w:w="0" w:type="dxa"/>
-        <w:tblBorders>
-          <w:top w:val="none" w:color="auto" w:sz="0" w:space="0"/>
-          <w:left w:val="none" w:color="auto" w:sz="0" w:space="0"/>
-          <w:bottom w:val="none" w:color="auto" w:sz="0" w:space="0"/>
-          <w:right w:val="none" w:color="auto" w:sz="0" w:space="0"/>
-          <w:insideH w:val="none" w:color="auto" w:sz="0" w:space="0"/>
-          <w:insideV w:val="none" w:color="auto" w:sz="0" w:space="0"/>
-        </w:tblBorders>
-        <w:shd w:val="clear" w:color="auto" w:fill="auto"/>
-        <w:tblLayout w:type="autofit"/>
-        <w:tblCellMar>
-          <w:top w:w="15" w:type="dxa"/>
-          <w:left w:w="15" w:type="dxa"/>
-          <w:bottom w:w="15" w:type="dxa"/>
-          <w:right w:w="15" w:type="dxa"/>
-        </w:tblCellMar>
-      </w:tblPr>
-      <w:tblGrid>
-        <w:gridCol w:w="1734"/>
-        <w:gridCol w:w="3264"/>
-        <w:gridCol w:w="1104"/>
-        <w:gridCol w:w="1104"/>
-      </w:tblGrid>
-      <w:tr>
-        <w:tblPrEx>
-          <w:tblBorders>
-            <w:top w:val="none" w:color="auto" w:sz="0" w:space="0"/>
-            <w:left w:val="none" w:color="auto" w:sz="0" w:space="0"/>
-            <w:bottom w:val="none" w:color="auto" w:sz="0" w:space="0"/>
-            <w:right w:val="none" w:color="auto" w:sz="0" w:space="0"/>
-            <w:insideH w:val="none" w:color="auto" w:sz="0" w:space="0"/>
-            <w:insideV w:val="none" w:color="auto" w:sz="0" w:space="0"/>
-          </w:tblBorders>
-          <w:shd w:val="clear" w:color="auto" w:fill="auto"/>
-          <w:tblCellMar>
-            <w:top w:w="15" w:type="dxa"/>
-            <w:left w:w="15" w:type="dxa"/>
-            <w:bottom w:w="15" w:type="dxa"/>
-            <w:right w:w="15" w:type="dxa"/>
-          </w:tblCellMar>
-        </w:tblPrEx>
-        <w:trPr>
-          <w:tblHeader/>
-        </w:trPr>
-        <w:tc>
-          <w:tcPr>
-            <w:tcW w:w="0" w:type="auto"/>
-            <w:tcBorders>
-              <w:top w:val="nil"/>
-            </w:tcBorders>
-            <w:shd w:val="clear" w:color="auto" w:fill="auto"/>
-            <w:tcMar>
-              <w:top w:w="120" w:type="dxa"/>
-              <w:left w:w="0" w:type="dxa"/>
-              <w:bottom w:w="120" w:type="dxa"/>
-              <w:right w:w="192" w:type="dxa"/>
-            </w:tcMar>
-            <w:vAlign w:val="center"/>
-          </w:tcPr>
-          <w:p>
-            <w:pPr>
-              <w:keepNext w:val="0"/>
-              <w:keepLines w:val="0"/>
-              <w:widowControl/>
-              <w:suppressLineNumbers w:val="0"/>
-              <w:spacing w:line="300" w:lineRule="atLeast"/>
-              <w:jc w:val="left"/>
-              <w:rPr>
-                <w:rFonts w:hint="default" w:ascii="Segoe UI" w:hAnsi="Segoe UI" w:eastAsia="Segoe UI" w:cs="Segoe UI"/>
-                <w:sz w:val="18"/>
-                <w:szCs w:val="18"/>
-              </w:rPr>
-            </w:pPr>
-            <w:r>
-              <w:rPr>
-                <w:rFonts w:hint="default" w:ascii="Segoe UI" w:hAnsi="Segoe UI" w:eastAsia="Segoe UI" w:cs="Segoe UI"/>
-                <w:snapToGrid w:val="0"/>
-                <w:color w:val="000000"/>
-                <w:kern w:val="0"/>
-                <w:sz w:val="18"/>
-                <w:szCs w:val="18"/>
-                <w:lang w:val="en-US" w:eastAsia="zh-CN" w:bidi="ar"/>
-              </w:rPr>
-              <w:t>职位名称</w:t>
-            </w:r>
-          </w:p>
-        </w:tc>
-        <w:tc>
-          <w:tcPr>
-            <w:tcW w:w="0" w:type="auto"/>
-            <w:tcBorders>
-              <w:top w:val="nil"/>
-            </w:tcBorders>
-            <w:shd w:val="clear" w:color="auto" w:fill="auto"/>
-            <w:tcMar>
-              <w:top w:w="120" w:type="dxa"/>
-              <w:left w:w="192" w:type="dxa"/>
-              <w:bottom w:w="120" w:type="dxa"/>
-              <w:right w:w="192" w:type="dxa"/>
-            </w:tcMar>
-            <w:vAlign w:val="center"/>
-          </w:tcPr>
-          <w:p>
-            <w:pPr>
-              <w:keepNext w:val="0"/>
-              <w:keepLines w:val="0"/>
-              <w:widowControl/>
-              <w:suppressLineNumbers w:val="0"/>
-              <w:spacing w:line="300" w:lineRule="atLeast"/>
-              <w:jc w:val="left"/>
-              <w:rPr>
-                <w:rFonts w:hint="default" w:ascii="Segoe UI" w:hAnsi="Segoe UI" w:eastAsia="Segoe UI" w:cs="Segoe UI"/>
-                <w:sz w:val="18"/>
-                <w:szCs w:val="18"/>
-              </w:rPr>
-            </w:pPr>
-            <w:r>
-              <w:rPr>
-                <w:rFonts w:hint="default" w:ascii="Segoe UI" w:hAnsi="Segoe UI" w:eastAsia="Segoe UI" w:cs="Segoe UI"/>
-                <w:snapToGrid w:val="0"/>
-                <w:color w:val="000000"/>
-                <w:kern w:val="0"/>
-                <w:sz w:val="18"/>
-                <w:szCs w:val="18"/>
-                <w:lang w:val="en-US" w:eastAsia="zh-CN" w:bidi="ar"/>
-              </w:rPr>
-              <w:t>职责描述</w:t>
-            </w:r>
-          </w:p>
-        </w:tc>
-        <w:tc>
-          <w:tcPr>
-            <w:tcW w:w="0" w:type="auto"/>
-            <w:tcBorders>
-              <w:top w:val="nil"/>
-            </w:tcBorders>
-            <w:shd w:val="clear" w:color="auto" w:fill="auto"/>
-            <w:tcMar>
-              <w:top w:w="120" w:type="dxa"/>
-              <w:left w:w="192" w:type="dxa"/>
-              <w:bottom w:w="120" w:type="dxa"/>
-              <w:right w:w="192" w:type="dxa"/>
-            </w:tcMar>
-            <w:vAlign w:val="center"/>
-          </w:tcPr>
-          <w:p>
-            <w:pPr>
-              <w:keepNext w:val="0"/>
-              <w:keepLines w:val="0"/>
-              <w:widowControl/>
-              <w:suppressLineNumbers w:val="0"/>
-              <w:spacing w:line="300" w:lineRule="atLeast"/>
-              <w:jc w:val="left"/>
-              <w:rPr>
-                <w:rFonts w:hint="default" w:ascii="Segoe UI" w:hAnsi="Segoe UI" w:eastAsia="Segoe UI" w:cs="Segoe UI"/>
-                <w:sz w:val="18"/>
-                <w:szCs w:val="18"/>
-              </w:rPr>
-            </w:pPr>
-            <w:r>
-              <w:rPr>
-                <w:rFonts w:hint="default" w:ascii="Segoe UI" w:hAnsi="Segoe UI" w:eastAsia="Segoe UI" w:cs="Segoe UI"/>
-                <w:snapToGrid w:val="0"/>
-                <w:color w:val="000000"/>
-                <w:kern w:val="0"/>
-                <w:sz w:val="18"/>
-                <w:szCs w:val="18"/>
-                <w:lang w:val="en-US" w:eastAsia="zh-CN" w:bidi="ar"/>
-              </w:rPr>
-              <w:t>投入人数</w:t>
-            </w:r>
-          </w:p>
-        </w:tc>
-        <w:tc>
-          <w:tcPr>
-            <w:tcW w:w="0" w:type="auto"/>
-            <w:tcBorders>
-              <w:top w:val="nil"/>
-            </w:tcBorders>
-            <w:shd w:val="clear" w:color="auto" w:fill="auto"/>
-            <w:tcMar>
-              <w:top w:w="120" w:type="dxa"/>
-              <w:left w:w="192" w:type="dxa"/>
-              <w:bottom w:w="120" w:type="dxa"/>
-              <w:right w:w="192" w:type="dxa"/>
-            </w:tcMar>
-            <w:vAlign w:val="center"/>
-          </w:tcPr>
-          <w:p>
-            <w:pPr>
-              <w:keepNext w:val="0"/>
-              <w:keepLines w:val="0"/>
-              <w:widowControl/>
-              <w:suppressLineNumbers w:val="0"/>
-              <w:spacing w:line="300" w:lineRule="atLeast"/>
-              <w:jc w:val="left"/>
-              <w:rPr>
-                <w:rFonts w:hint="default" w:ascii="Segoe UI" w:hAnsi="Segoe UI" w:eastAsia="Segoe UI" w:cs="Segoe UI"/>
-                <w:sz w:val="18"/>
-                <w:szCs w:val="18"/>
-              </w:rPr>
-            </w:pPr>
-            <w:r>
-              <w:rPr>
-                <w:rFonts w:hint="default" w:ascii="Segoe UI" w:hAnsi="Segoe UI" w:eastAsia="Segoe UI" w:cs="Segoe UI"/>
-                <w:snapToGrid w:val="0"/>
-                <w:color w:val="000000"/>
-                <w:kern w:val="0"/>
-                <w:sz w:val="18"/>
-                <w:szCs w:val="18"/>
-                <w:lang w:val="en-US" w:eastAsia="zh-CN" w:bidi="ar"/>
-              </w:rPr>
-              <w:t>人员名单</w:t>
-            </w:r>
-          </w:p>
-        </w:tc>
-      </w:tr>
-      <w:tr>
-        <w:tblPrEx>
-          <w:tblBorders>
-            <w:top w:val="none" w:color="auto" w:sz="0" w:space="0"/>
-            <w:left w:val="none" w:color="auto" w:sz="0" w:space="0"/>
-            <w:bottom w:val="none" w:color="auto" w:sz="0" w:space="0"/>
-            <w:right w:val="none" w:color="auto" w:sz="0" w:space="0"/>
-            <w:insideH w:val="none" w:color="auto" w:sz="0" w:space="0"/>
-            <w:insideV w:val="none" w:color="auto" w:sz="0" w:space="0"/>
-          </w:tblBorders>
-          <w:tblCellMar>
-            <w:top w:w="15" w:type="dxa"/>
-            <w:left w:w="15" w:type="dxa"/>
-            <w:bottom w:w="15" w:type="dxa"/>
-            <w:right w:w="15" w:type="dxa"/>
-          </w:tblCellMar>
-        </w:tblPrEx>
-        <w:tc>
-          <w:tcPr>
-            <w:tcW w:w="0" w:type="auto"/>
-            <w:shd w:val="clear" w:color="auto" w:fill="auto"/>
-            <w:tcMar>
-              <w:top w:w="120" w:type="dxa"/>
-              <w:left w:w="0" w:type="dxa"/>
-              <w:bottom w:w="120" w:type="dxa"/>
-              <w:right w:w="192" w:type="dxa"/>
-            </w:tcMar>
-            <w:vAlign w:val="center"/>
-          </w:tcPr>
-          <w:p>
-            <w:pPr>
-              <w:keepNext w:val="0"/>
-              <w:keepLines w:val="0"/>
-              <w:widowControl/>
-              <w:suppressLineNumbers w:val="0"/>
-              <w:spacing w:line="300" w:lineRule="atLeast"/>
-              <w:jc w:val="left"/>
-              <w:rPr>
-                <w:rFonts w:hint="default" w:ascii="Segoe UI" w:hAnsi="Segoe UI" w:eastAsia="Segoe UI" w:cs="Segoe UI"/>
-                <w:sz w:val="18"/>
-                <w:szCs w:val="18"/>
-              </w:rPr>
-            </w:pPr>
-            <w:r>
-              <w:rPr>
-                <w:rFonts w:hint="default" w:ascii="Segoe UI" w:hAnsi="Segoe UI" w:eastAsia="Segoe UI" w:cs="Segoe UI"/>
-                <w:snapToGrid w:val="0"/>
-                <w:color w:val="000000"/>
-                <w:kern w:val="0"/>
-                <w:sz w:val="18"/>
-                <w:szCs w:val="18"/>
-                <w:lang w:val="en-US" w:eastAsia="zh-CN" w:bidi="ar"/>
-              </w:rPr>
-              <w:t>项目经理</w:t>
-            </w:r>
-          </w:p>
-        </w:tc>
-        <w:tc>
-          <w:tcPr>
-            <w:tcW w:w="0" w:type="auto"/>
-            <w:shd w:val="clear" w:color="auto" w:fill="auto"/>
-            <w:tcMar>
-              <w:top w:w="120" w:type="dxa"/>
-              <w:left w:w="192" w:type="dxa"/>
-              <w:bottom w:w="120" w:type="dxa"/>
-              <w:right w:w="192" w:type="dxa"/>
-            </w:tcMar>
-            <w:vAlign w:val="center"/>
-          </w:tcPr>
-          <w:p>
-            <w:pPr>
-              <w:keepNext w:val="0"/>
-              <w:keepLines w:val="0"/>
-              <w:widowControl/>
-              <w:suppressLineNumbers w:val="0"/>
-              <w:spacing w:line="300" w:lineRule="atLeast"/>
-              <w:jc w:val="left"/>
-              <w:rPr>
-                <w:rFonts w:hint="default" w:ascii="Segoe UI" w:hAnsi="Segoe UI" w:eastAsia="Segoe UI" w:cs="Segoe UI"/>
-                <w:sz w:val="18"/>
-                <w:szCs w:val="18"/>
-              </w:rPr>
-            </w:pPr>
-            <w:r>
-              <w:rPr>
-                <w:rFonts w:hint="default" w:ascii="Segoe UI" w:hAnsi="Segoe UI" w:eastAsia="Segoe UI" w:cs="Segoe UI"/>
-                <w:snapToGrid w:val="0"/>
-                <w:color w:val="000000"/>
-                <w:kern w:val="0"/>
-                <w:sz w:val="18"/>
-                <w:szCs w:val="18"/>
-                <w:lang w:val="en-US" w:eastAsia="zh-CN" w:bidi="ar"/>
-              </w:rPr>
-              <w:t>项目统筹、资源协调、进度管理</w:t>
-            </w:r>
-          </w:p>
-        </w:tc>
-        <w:tc>
-          <w:tcPr>
-            <w:tcW w:w="0" w:type="auto"/>
-            <w:shd w:val="clear" w:color="auto" w:fill="auto"/>
-            <w:tcMar>
-              <w:top w:w="120" w:type="dxa"/>
-              <w:left w:w="192" w:type="dxa"/>
-              <w:bottom w:w="120" w:type="dxa"/>
-              <w:right w:w="192" w:type="dxa"/>
-            </w:tcMar>
-            <w:vAlign w:val="center"/>
-          </w:tcPr>
-          <w:p>
-            <w:pPr>
-              <w:keepNext w:val="0"/>
-              <w:keepLines w:val="0"/>
-              <w:widowControl/>
-              <w:suppressLineNumbers w:val="0"/>
-              <w:spacing w:line="300" w:lineRule="atLeast"/>
-              <w:jc w:val="left"/>
-              <w:rPr>
-                <w:rFonts w:hint="default" w:ascii="Segoe UI" w:hAnsi="Segoe UI" w:eastAsia="Segoe UI" w:cs="Segoe UI"/>
-                <w:sz w:val="18"/>
-                <w:szCs w:val="18"/>
-              </w:rPr>
-            </w:pPr>
-            <w:r>
-              <w:rPr>
-                <w:rFonts w:hint="default" w:ascii="Segoe UI" w:hAnsi="Segoe UI" w:eastAsia="Segoe UI" w:cs="Segoe UI"/>
-                <w:snapToGrid w:val="0"/>
-                <w:color w:val="000000"/>
-                <w:kern w:val="0"/>
-                <w:sz w:val="18"/>
-                <w:szCs w:val="18"/>
-                <w:lang w:val="en-US" w:eastAsia="zh-CN" w:bidi="ar"/>
-              </w:rPr>
-              <w:t>1人</w:t>
-            </w:r>
-          </w:p>
-        </w:tc>
-        <w:tc>
-          <w:tcPr>
-            <w:tcW w:w="0" w:type="auto"/>
-            <w:shd w:val="clear" w:color="auto" w:fill="auto"/>
-            <w:tcMar>
-              <w:top w:w="120" w:type="dxa"/>
-              <w:left w:w="192" w:type="dxa"/>
-              <w:bottom w:w="120" w:type="dxa"/>
-              <w:right w:w="0" w:type="dxa"/>
-            </w:tcMar>
-            <w:vAlign w:val="center"/>
-          </w:tcPr>
-          <w:p>
-            <w:pPr>
-              <w:keepNext w:val="0"/>
-              <w:keepLines w:val="0"/>
-              <w:widowControl/>
-              <w:suppressLineNumbers w:val="0"/>
-              <w:spacing w:line="300" w:lineRule="atLeast"/>
-              <w:jc w:val="left"/>
-              <w:rPr>
-                <w:rFonts w:hint="default" w:ascii="Segoe UI" w:hAnsi="Segoe UI" w:eastAsia="Segoe UI" w:cs="Segoe UI"/>
-                <w:sz w:val="18"/>
-                <w:szCs w:val="18"/>
-              </w:rPr>
-            </w:pPr>
-            <w:r>
-              <w:rPr>
-                <w:rFonts w:hint="default" w:ascii="Segoe UI" w:hAnsi="Segoe UI" w:eastAsia="Segoe UI" w:cs="Segoe UI"/>
-                <w:snapToGrid w:val="0"/>
-                <w:color w:val="000000"/>
-                <w:kern w:val="0"/>
-                <w:sz w:val="18"/>
-                <w:szCs w:val="18"/>
-                <w:lang w:val="en-US" w:eastAsia="zh-CN" w:bidi="ar"/>
-              </w:rPr>
-              <w:t>秦立祥</w:t>
-            </w:r>
-          </w:p>
-        </w:tc>
-      </w:tr>
-      <w:tr>
-        <w:tblPrEx>
-          <w:tblBorders>
-            <w:top w:val="none" w:color="auto" w:sz="0" w:space="0"/>
-            <w:left w:val="none" w:color="auto" w:sz="0" w:space="0"/>
-            <w:bottom w:val="none" w:color="auto" w:sz="0" w:space="0"/>
-            <w:right w:val="none" w:color="auto" w:sz="0" w:space="0"/>
-            <w:insideH w:val="none" w:color="auto" w:sz="0" w:space="0"/>
-            <w:insideV w:val="none" w:color="auto" w:sz="0" w:space="0"/>
-          </w:tblBorders>
-          <w:tblCellMar>
-            <w:top w:w="15" w:type="dxa"/>
-            <w:left w:w="15" w:type="dxa"/>
-            <w:bottom w:w="15" w:type="dxa"/>
-            <w:right w:w="15" w:type="dxa"/>
-          </w:tblCellMar>
-        </w:tblPrEx>
-        <w:tc>
-          <w:tcPr>
-            <w:tcW w:w="0" w:type="auto"/>
-            <w:shd w:val="clear" w:color="auto" w:fill="auto"/>
-            <w:tcMar>
-              <w:top w:w="120" w:type="dxa"/>
-              <w:left w:w="0" w:type="dxa"/>
-              <w:bottom w:w="120" w:type="dxa"/>
-              <w:right w:w="192" w:type="dxa"/>
-            </w:tcMar>
-            <w:vAlign w:val="center"/>
-          </w:tcPr>
-          <w:p>
-            <w:pPr>
-              <w:keepNext w:val="0"/>
-              <w:keepLines w:val="0"/>
-              <w:widowControl/>
-              <w:suppressLineNumbers w:val="0"/>
-              <w:spacing w:line="300" w:lineRule="atLeast"/>
-              <w:jc w:val="left"/>
-              <w:rPr>
-                <w:rFonts w:hint="default" w:ascii="Segoe UI" w:hAnsi="Segoe UI" w:eastAsia="Segoe UI" w:cs="Segoe UI"/>
-                <w:sz w:val="18"/>
-                <w:szCs w:val="18"/>
-              </w:rPr>
-            </w:pPr>
-            <w:r>
-              <w:rPr>
-                <w:rFonts w:hint="default" w:ascii="Segoe UI" w:hAnsi="Segoe UI" w:eastAsia="Segoe UI" w:cs="Segoe UI"/>
-                <w:snapToGrid w:val="0"/>
-                <w:color w:val="000000"/>
-                <w:kern w:val="0"/>
-                <w:sz w:val="18"/>
-                <w:szCs w:val="18"/>
-                <w:lang w:val="en-US" w:eastAsia="zh-CN" w:bidi="ar"/>
-              </w:rPr>
-              <w:t>产品经理</w:t>
-            </w:r>
-          </w:p>
-        </w:tc>
-        <w:tc>
-          <w:tcPr>
-            <w:tcW w:w="0" w:type="auto"/>
-            <w:shd w:val="clear" w:color="auto" w:fill="auto"/>
-            <w:tcMar>
-              <w:top w:w="120" w:type="dxa"/>
-              <w:left w:w="192" w:type="dxa"/>
-              <w:bottom w:w="120" w:type="dxa"/>
-              <w:right w:w="192" w:type="dxa"/>
-            </w:tcMar>
-            <w:vAlign w:val="center"/>
-          </w:tcPr>
-          <w:p>
-            <w:pPr>
-              <w:keepNext w:val="0"/>
-              <w:keepLines w:val="0"/>
-              <w:widowControl/>
-              <w:suppressLineNumbers w:val="0"/>
-              <w:spacing w:line="300" w:lineRule="atLeast"/>
-              <w:jc w:val="left"/>
-              <w:rPr>
-                <w:rFonts w:hint="default" w:ascii="Segoe UI" w:hAnsi="Segoe UI" w:eastAsia="Segoe UI" w:cs="Segoe UI"/>
-                <w:sz w:val="18"/>
-                <w:szCs w:val="18"/>
-              </w:rPr>
-            </w:pPr>
-            <w:r>
-              <w:rPr>
-                <w:rFonts w:hint="default" w:ascii="Segoe UI" w:hAnsi="Segoe UI" w:eastAsia="Segoe UI" w:cs="Segoe UI"/>
-                <w:snapToGrid w:val="0"/>
-                <w:color w:val="000000"/>
-                <w:kern w:val="0"/>
-                <w:sz w:val="18"/>
-                <w:szCs w:val="18"/>
-                <w:lang w:val="en-US" w:eastAsia="zh-CN" w:bidi="ar"/>
-              </w:rPr>
-              <w:t>需求分析、产品设计、业务对接</w:t>
-            </w:r>
-          </w:p>
-        </w:tc>
-        <w:tc>
-          <w:tcPr>
-            <w:tcW w:w="0" w:type="auto"/>
-            <w:shd w:val="clear" w:color="auto" w:fill="auto"/>
-            <w:tcMar>
-              <w:top w:w="120" w:type="dxa"/>
-              <w:left w:w="192" w:type="dxa"/>
-              <w:bottom w:w="120" w:type="dxa"/>
-              <w:right w:w="192" w:type="dxa"/>
-            </w:tcMar>
-            <w:vAlign w:val="center"/>
-          </w:tcPr>
-          <w:p>
-            <w:pPr>
-              <w:keepNext w:val="0"/>
-              <w:keepLines w:val="0"/>
-              <w:widowControl/>
-              <w:suppressLineNumbers w:val="0"/>
-              <w:spacing w:line="300" w:lineRule="atLeast"/>
-              <w:jc w:val="left"/>
-              <w:rPr>
-                <w:rFonts w:hint="default" w:ascii="Segoe UI" w:hAnsi="Segoe UI" w:eastAsia="Segoe UI" w:cs="Segoe UI"/>
-                <w:sz w:val="18"/>
-                <w:szCs w:val="18"/>
-              </w:rPr>
-            </w:pPr>
-            <w:r>
-              <w:rPr>
-                <w:rFonts w:hint="default" w:ascii="Segoe UI" w:hAnsi="Segoe UI" w:eastAsia="Segoe UI" w:cs="Segoe UI"/>
-                <w:snapToGrid w:val="0"/>
-                <w:color w:val="000000"/>
-                <w:kern w:val="0"/>
-                <w:sz w:val="18"/>
-                <w:szCs w:val="18"/>
-                <w:lang w:val="en-US" w:eastAsia="zh-CN" w:bidi="ar"/>
-              </w:rPr>
-              <w:t>1人</w:t>
-            </w:r>
-          </w:p>
-        </w:tc>
-        <w:tc>
-          <w:tcPr>
-            <w:tcW w:w="0" w:type="auto"/>
-            <w:shd w:val="clear" w:color="auto" w:fill="auto"/>
-            <w:tcMar>
-              <w:top w:w="120" w:type="dxa"/>
-              <w:left w:w="192" w:type="dxa"/>
-              <w:bottom w:w="120" w:type="dxa"/>
-              <w:right w:w="0" w:type="dxa"/>
-            </w:tcMar>
-            <w:vAlign w:val="center"/>
-          </w:tcPr>
-          <w:p>
-            <w:pPr>
-              <w:keepNext w:val="0"/>
-              <w:keepLines w:val="0"/>
-              <w:widowControl/>
-              <w:suppressLineNumbers w:val="0"/>
-              <w:spacing w:line="300" w:lineRule="atLeast"/>
-              <w:jc w:val="left"/>
-              <w:rPr>
-                <w:rFonts w:hint="default" w:ascii="Segoe UI" w:hAnsi="Segoe UI" w:eastAsia="Segoe UI" w:cs="Segoe UI"/>
-                <w:sz w:val="18"/>
-                <w:szCs w:val="18"/>
-              </w:rPr>
-            </w:pPr>
-            <w:r>
-              <w:rPr>
-                <w:rFonts w:hint="default" w:ascii="Segoe UI" w:hAnsi="Segoe UI" w:eastAsia="Segoe UI" w:cs="Segoe UI"/>
-                <w:snapToGrid w:val="0"/>
-                <w:color w:val="000000"/>
-                <w:kern w:val="0"/>
-                <w:sz w:val="18"/>
-                <w:szCs w:val="18"/>
-                <w:lang w:val="en-US" w:eastAsia="zh-CN" w:bidi="ar"/>
-              </w:rPr>
-              <w:t>张明</w:t>
-            </w:r>
-          </w:p>
-        </w:tc>
-      </w:tr>
-      <w:tr>
-        <w:tblPrEx>
-          <w:tblBorders>
-            <w:top w:val="none" w:color="auto" w:sz="0" w:space="0"/>
-            <w:left w:val="none" w:color="auto" w:sz="0" w:space="0"/>
-            <w:bottom w:val="none" w:color="auto" w:sz="0" w:space="0"/>
-            <w:right w:val="none" w:color="auto" w:sz="0" w:space="0"/>
-            <w:insideH w:val="none" w:color="auto" w:sz="0" w:space="0"/>
-            <w:insideV w:val="none" w:color="auto" w:sz="0" w:space="0"/>
-          </w:tblBorders>
-          <w:tblCellMar>
-            <w:top w:w="15" w:type="dxa"/>
-            <w:left w:w="15" w:type="dxa"/>
-            <w:bottom w:w="15" w:type="dxa"/>
-            <w:right w:w="15" w:type="dxa"/>
-          </w:tblCellMar>
-        </w:tblPrEx>
-        <w:tc>
-          <w:tcPr>
-            <w:tcW w:w="0" w:type="auto"/>
-            <w:shd w:val="clear" w:color="auto" w:fill="auto"/>
-            <w:tcMar>
-              <w:top w:w="120" w:type="dxa"/>
-              <w:left w:w="0" w:type="dxa"/>
-              <w:bottom w:w="120" w:type="dxa"/>
-              <w:right w:w="192" w:type="dxa"/>
-            </w:tcMar>
-            <w:vAlign w:val="center"/>
-          </w:tcPr>
-          <w:p>
-            <w:pPr>
-              <w:keepNext w:val="0"/>
-              <w:keepLines w:val="0"/>
-              <w:widowControl/>
-              <w:suppressLineNumbers w:val="0"/>
-              <w:spacing w:line="300" w:lineRule="atLeast"/>
-              <w:jc w:val="left"/>
-              <w:rPr>
-                <w:rFonts w:hint="default" w:ascii="Segoe UI" w:hAnsi="Segoe UI" w:eastAsia="Segoe UI" w:cs="Segoe UI"/>
-                <w:sz w:val="18"/>
-                <w:szCs w:val="18"/>
-              </w:rPr>
-            </w:pPr>
-            <w:r>
-              <w:rPr>
-                <w:rFonts w:hint="default" w:ascii="Segoe UI" w:hAnsi="Segoe UI" w:eastAsia="Segoe UI" w:cs="Segoe UI"/>
-                <w:snapToGrid w:val="0"/>
-                <w:color w:val="000000"/>
-                <w:kern w:val="0"/>
-                <w:sz w:val="18"/>
-                <w:szCs w:val="18"/>
-                <w:lang w:val="en-US" w:eastAsia="zh-CN" w:bidi="ar"/>
-              </w:rPr>
-              <w:t>UI/UX设计师</w:t>
-            </w:r>
-          </w:p>
-        </w:tc>
-        <w:tc>
-          <w:tcPr>
-            <w:tcW w:w="0" w:type="auto"/>
-            <w:shd w:val="clear" w:color="auto" w:fill="auto"/>
-            <w:tcMar>
-              <w:top w:w="120" w:type="dxa"/>
-              <w:left w:w="192" w:type="dxa"/>
-              <w:bottom w:w="120" w:type="dxa"/>
-              <w:right w:w="192" w:type="dxa"/>
-            </w:tcMar>
-            <w:vAlign w:val="center"/>
-          </w:tcPr>
-          <w:p>
-            <w:pPr>
-              <w:keepNext w:val="0"/>
-              <w:keepLines w:val="0"/>
-              <w:widowControl/>
-              <w:suppressLineNumbers w:val="0"/>
-              <w:spacing w:line="300" w:lineRule="atLeast"/>
-              <w:jc w:val="left"/>
-              <w:rPr>
-                <w:rFonts w:hint="default" w:ascii="Segoe UI" w:hAnsi="Segoe UI" w:eastAsia="Segoe UI" w:cs="Segoe UI"/>
-                <w:sz w:val="18"/>
-                <w:szCs w:val="18"/>
-              </w:rPr>
-            </w:pPr>
-            <w:r>
-              <w:rPr>
-                <w:rFonts w:hint="default" w:ascii="Segoe UI" w:hAnsi="Segoe UI" w:eastAsia="Segoe UI" w:cs="Segoe UI"/>
-                <w:snapToGrid w:val="0"/>
-                <w:color w:val="000000"/>
-                <w:kern w:val="0"/>
-                <w:sz w:val="18"/>
-                <w:szCs w:val="18"/>
-                <w:lang w:val="en-US" w:eastAsia="zh-CN" w:bidi="ar"/>
-              </w:rPr>
-              <w:t>界面设计、交互优化、设计规范制定</w:t>
-            </w:r>
-          </w:p>
-        </w:tc>
-        <w:tc>
-          <w:tcPr>
-            <w:tcW w:w="0" w:type="auto"/>
-            <w:shd w:val="clear" w:color="auto" w:fill="auto"/>
-            <w:tcMar>
-              <w:top w:w="120" w:type="dxa"/>
-              <w:left w:w="192" w:type="dxa"/>
-              <w:bottom w:w="120" w:type="dxa"/>
-              <w:right w:w="192" w:type="dxa"/>
-            </w:tcMar>
-            <w:vAlign w:val="center"/>
-          </w:tcPr>
-          <w:p>
-            <w:pPr>
-              <w:keepNext w:val="0"/>
-              <w:keepLines w:val="0"/>
-              <w:widowControl/>
-              <w:suppressLineNumbers w:val="0"/>
-              <w:spacing w:line="300" w:lineRule="atLeast"/>
-              <w:jc w:val="left"/>
-              <w:rPr>
-                <w:rFonts w:hint="default" w:ascii="Segoe UI" w:hAnsi="Segoe UI" w:eastAsia="Segoe UI" w:cs="Segoe UI"/>
-                <w:sz w:val="18"/>
-                <w:szCs w:val="18"/>
-              </w:rPr>
-            </w:pPr>
-            <w:r>
-              <w:rPr>
-                <w:rFonts w:hint="default" w:ascii="Segoe UI" w:hAnsi="Segoe UI" w:eastAsia="Segoe UI" w:cs="Segoe UI"/>
-                <w:snapToGrid w:val="0"/>
-                <w:color w:val="000000"/>
-                <w:kern w:val="0"/>
-                <w:sz w:val="18"/>
-                <w:szCs w:val="18"/>
-                <w:lang w:val="en-US" w:eastAsia="zh-CN" w:bidi="ar"/>
-              </w:rPr>
-              <w:t>1人</w:t>
-            </w:r>
-          </w:p>
-        </w:tc>
-        <w:tc>
-          <w:tcPr>
-            <w:tcW w:w="0" w:type="auto"/>
-            <w:shd w:val="clear" w:color="auto" w:fill="auto"/>
-            <w:tcMar>
-              <w:top w:w="120" w:type="dxa"/>
-              <w:left w:w="192" w:type="dxa"/>
-              <w:bottom w:w="120" w:type="dxa"/>
-              <w:right w:w="0" w:type="dxa"/>
-            </w:tcMar>
-            <w:vAlign w:val="center"/>
-          </w:tcPr>
-          <w:p>
-            <w:pPr>
-              <w:keepNext w:val="0"/>
-              <w:keepLines w:val="0"/>
-              <w:widowControl/>
-              <w:suppressLineNumbers w:val="0"/>
-              <w:spacing w:line="300" w:lineRule="atLeast"/>
-              <w:jc w:val="left"/>
-              <w:rPr>
-                <w:rFonts w:hint="default" w:ascii="Segoe UI" w:hAnsi="Segoe UI" w:eastAsia="Segoe UI" w:cs="Segoe UI"/>
-                <w:sz w:val="18"/>
-                <w:szCs w:val="18"/>
-              </w:rPr>
-            </w:pPr>
-            <w:r>
-              <w:rPr>
-                <w:rFonts w:hint="default" w:ascii="Segoe UI" w:hAnsi="Segoe UI" w:eastAsia="Segoe UI" w:cs="Segoe UI"/>
-                <w:snapToGrid w:val="0"/>
-                <w:color w:val="000000"/>
-                <w:kern w:val="0"/>
-                <w:sz w:val="18"/>
-                <w:szCs w:val="18"/>
-                <w:lang w:val="en-US" w:eastAsia="zh-CN" w:bidi="ar"/>
-              </w:rPr>
-              <w:t>李悦</w:t>
-            </w:r>
-          </w:p>
-        </w:tc>
-      </w:tr>
-      <w:tr>
-        <w:tblPrEx>
-          <w:tblBorders>
-            <w:top w:val="none" w:color="auto" w:sz="0" w:space="0"/>
-            <w:left w:val="none" w:color="auto" w:sz="0" w:space="0"/>
-            <w:bottom w:val="none" w:color="auto" w:sz="0" w:space="0"/>
-            <w:right w:val="none" w:color="auto" w:sz="0" w:space="0"/>
-            <w:insideH w:val="none" w:color="auto" w:sz="0" w:space="0"/>
-            <w:insideV w:val="none" w:color="auto" w:sz="0" w:space="0"/>
-          </w:tblBorders>
-          <w:tblCellMar>
-            <w:top w:w="15" w:type="dxa"/>
-            <w:left w:w="15" w:type="dxa"/>
-            <w:bottom w:w="15" w:type="dxa"/>
-            <w:right w:w="15" w:type="dxa"/>
-          </w:tblCellMar>
-        </w:tblPrEx>
-        <w:tc>
-          <w:tcPr>
-            <w:tcW w:w="0" w:type="auto"/>
-            <w:shd w:val="clear" w:color="auto" w:fill="auto"/>
-            <w:tcMar>
-              <w:top w:w="120" w:type="dxa"/>
-              <w:left w:w="0" w:type="dxa"/>
-              <w:bottom w:w="120" w:type="dxa"/>
-              <w:right w:w="192" w:type="dxa"/>
-            </w:tcMar>
-            <w:vAlign w:val="center"/>
-          </w:tcPr>
-          <w:p>
-            <w:pPr>
-              <w:keepNext w:val="0"/>
-              <w:keepLines w:val="0"/>
-              <w:widowControl/>
-              <w:suppressLineNumbers w:val="0"/>
-              <w:spacing w:line="300" w:lineRule="atLeast"/>
-              <w:jc w:val="left"/>
-              <w:rPr>
-                <w:rFonts w:hint="default" w:ascii="Segoe UI" w:hAnsi="Segoe UI" w:eastAsia="Segoe UI" w:cs="Segoe UI"/>
-                <w:sz w:val="18"/>
-                <w:szCs w:val="18"/>
-              </w:rPr>
-            </w:pPr>
-            <w:r>
-              <w:rPr>
-                <w:rFonts w:hint="default" w:ascii="Segoe UI" w:hAnsi="Segoe UI" w:eastAsia="Segoe UI" w:cs="Segoe UI"/>
-                <w:snapToGrid w:val="0"/>
-                <w:color w:val="000000"/>
-                <w:kern w:val="0"/>
-                <w:sz w:val="18"/>
-                <w:szCs w:val="18"/>
-                <w:lang w:val="en-US" w:eastAsia="zh-CN" w:bidi="ar"/>
-              </w:rPr>
-              <w:t>iOS开发工程师</w:t>
-            </w:r>
-          </w:p>
-        </w:tc>
-        <w:tc>
-          <w:tcPr>
-            <w:tcW w:w="0" w:type="auto"/>
-            <w:shd w:val="clear" w:color="auto" w:fill="auto"/>
-            <w:tcMar>
-              <w:top w:w="120" w:type="dxa"/>
-              <w:left w:w="192" w:type="dxa"/>
-              <w:bottom w:w="120" w:type="dxa"/>
-              <w:right w:w="192" w:type="dxa"/>
-            </w:tcMar>
-            <w:vAlign w:val="center"/>
-          </w:tcPr>
-          <w:p>
-            <w:pPr>
-              <w:keepNext w:val="0"/>
-              <w:keepLines w:val="0"/>
-              <w:widowControl/>
-              <w:suppressLineNumbers w:val="0"/>
-              <w:spacing w:line="300" w:lineRule="atLeast"/>
-              <w:jc w:val="left"/>
-              <w:rPr>
-                <w:rFonts w:hint="default" w:ascii="Segoe UI" w:hAnsi="Segoe UI" w:eastAsia="Segoe UI" w:cs="Segoe UI"/>
-                <w:sz w:val="18"/>
-                <w:szCs w:val="18"/>
-              </w:rPr>
-            </w:pPr>
-            <w:r>
-              <w:rPr>
-                <w:rFonts w:hint="default" w:ascii="Segoe UI" w:hAnsi="Segoe UI" w:eastAsia="Segoe UI" w:cs="Segoe UI"/>
-                <w:snapToGrid w:val="0"/>
-                <w:color w:val="000000"/>
-                <w:kern w:val="0"/>
-                <w:sz w:val="18"/>
-                <w:szCs w:val="18"/>
-                <w:lang w:val="en-US" w:eastAsia="zh-CN" w:bidi="ar"/>
-              </w:rPr>
-              <w:t>iOS端应用开发、性能优化</w:t>
-            </w:r>
-          </w:p>
-        </w:tc>
-        <w:tc>
-          <w:tcPr>
-            <w:tcW w:w="0" w:type="auto"/>
-            <w:shd w:val="clear" w:color="auto" w:fill="auto"/>
-            <w:tcMar>
-              <w:top w:w="120" w:type="dxa"/>
-              <w:left w:w="192" w:type="dxa"/>
-              <w:bottom w:w="120" w:type="dxa"/>
-              <w:right w:w="192" w:type="dxa"/>
-            </w:tcMar>
-            <w:vAlign w:val="center"/>
-          </w:tcPr>
-          <w:p>
-            <w:pPr>
-              <w:keepNext w:val="0"/>
-              <w:keepLines w:val="0"/>
-              <w:widowControl/>
-              <w:suppressLineNumbers w:val="0"/>
-              <w:spacing w:line="300" w:lineRule="atLeast"/>
-              <w:jc w:val="left"/>
-              <w:rPr>
-                <w:rFonts w:hint="default" w:ascii="Segoe UI" w:hAnsi="Segoe UI" w:eastAsia="Segoe UI" w:cs="Segoe UI"/>
-                <w:sz w:val="18"/>
-                <w:szCs w:val="18"/>
-              </w:rPr>
-            </w:pPr>
-            <w:r>
-              <w:rPr>
-                <w:rFonts w:hint="default" w:ascii="Segoe UI" w:hAnsi="Segoe UI" w:eastAsia="Segoe UI" w:cs="Segoe UI"/>
-                <w:snapToGrid w:val="0"/>
-                <w:color w:val="000000"/>
-                <w:kern w:val="0"/>
-                <w:sz w:val="18"/>
-                <w:szCs w:val="18"/>
-                <w:lang w:val="en-US" w:eastAsia="zh-CN" w:bidi="ar"/>
-              </w:rPr>
-              <w:t>2人</w:t>
-            </w:r>
-          </w:p>
-        </w:tc>
-        <w:tc>
-          <w:tcPr>
-            <w:tcW w:w="0" w:type="auto"/>
-            <w:shd w:val="clear" w:color="auto" w:fill="auto"/>
-            <w:tcMar>
-              <w:top w:w="120" w:type="dxa"/>
-              <w:left w:w="192" w:type="dxa"/>
-              <w:bottom w:w="120" w:type="dxa"/>
-              <w:right w:w="0" w:type="dxa"/>
-            </w:tcMar>
-            <w:vAlign w:val="center"/>
-          </w:tcPr>
-          <w:p>
-            <w:pPr>
-              <w:keepNext w:val="0"/>
-              <w:keepLines w:val="0"/>
-              <w:widowControl/>
-              <w:suppressLineNumbers w:val="0"/>
-              <w:spacing w:line="300" w:lineRule="atLeast"/>
-              <w:jc w:val="left"/>
-              <w:rPr>
-                <w:rFonts w:hint="default" w:ascii="Segoe UI" w:hAnsi="Segoe UI" w:eastAsia="Segoe UI" w:cs="Segoe UI"/>
-                <w:sz w:val="18"/>
-                <w:szCs w:val="18"/>
-              </w:rPr>
-            </w:pPr>
-            <w:r>
-              <w:rPr>
-                <w:rFonts w:hint="default" w:ascii="Segoe UI" w:hAnsi="Segoe UI" w:eastAsia="Segoe UI" w:cs="Segoe UI"/>
-                <w:snapToGrid w:val="0"/>
-                <w:color w:val="000000"/>
-                <w:kern w:val="0"/>
-                <w:sz w:val="18"/>
-                <w:szCs w:val="18"/>
-                <w:lang w:val="en-US" w:eastAsia="zh-CN" w:bidi="ar"/>
-              </w:rPr>
-              <w:t>刘洋、陈静</w:t>
-            </w:r>
-          </w:p>
-        </w:tc>
-      </w:tr>
-      <w:tr>
-        <w:tblPrEx>
-          <w:tblBorders>
-            <w:top w:val="none" w:color="auto" w:sz="0" w:space="0"/>
-            <w:left w:val="none" w:color="auto" w:sz="0" w:space="0"/>
-            <w:bottom w:val="none" w:color="auto" w:sz="0" w:space="0"/>
-            <w:right w:val="none" w:color="auto" w:sz="0" w:space="0"/>
-            <w:insideH w:val="none" w:color="auto" w:sz="0" w:space="0"/>
-            <w:insideV w:val="none" w:color="auto" w:sz="0" w:space="0"/>
-          </w:tblBorders>
-          <w:shd w:val="clear" w:color="auto" w:fill="auto"/>
-          <w:tblCellMar>
-            <w:top w:w="15" w:type="dxa"/>
-            <w:left w:w="15" w:type="dxa"/>
-            <w:bottom w:w="15" w:type="dxa"/>
-            <w:right w:w="15" w:type="dxa"/>
-          </w:tblCellMar>
-        </w:tblPrEx>
-        <w:tc>
-          <w:tcPr>
-            <w:tcW w:w="0" w:type="auto"/>
-            <w:shd w:val="clear" w:color="auto" w:fill="auto"/>
-            <w:tcMar>
-              <w:top w:w="120" w:type="dxa"/>
-              <w:left w:w="0" w:type="dxa"/>
-              <w:bottom w:w="120" w:type="dxa"/>
-              <w:right w:w="192" w:type="dxa"/>
-            </w:tcMar>
-            <w:vAlign w:val="center"/>
-          </w:tcPr>
-          <w:p>
-            <w:pPr>
-              <w:keepNext w:val="0"/>
-              <w:keepLines w:val="0"/>
-              <w:widowControl/>
-              <w:suppressLineNumbers w:val="0"/>
-              <w:spacing w:line="300" w:lineRule="atLeast"/>
-              <w:jc w:val="left"/>
-              <w:rPr>
-                <w:rFonts w:hint="default" w:ascii="Segoe UI" w:hAnsi="Segoe UI" w:eastAsia="Segoe UI" w:cs="Segoe UI"/>
-                <w:sz w:val="18"/>
-                <w:szCs w:val="18"/>
-              </w:rPr>
-            </w:pPr>
-            <w:r>
-              <w:rPr>
-                <w:rFonts w:hint="default" w:ascii="Segoe UI" w:hAnsi="Segoe UI" w:eastAsia="Segoe UI" w:cs="Segoe UI"/>
-                <w:snapToGrid w:val="0"/>
-                <w:color w:val="000000"/>
-                <w:kern w:val="0"/>
-                <w:sz w:val="18"/>
-                <w:szCs w:val="18"/>
-                <w:lang w:val="en-US" w:eastAsia="zh-CN" w:bidi="ar"/>
-              </w:rPr>
-              <w:t>Android开发工程师</w:t>
-            </w:r>
-          </w:p>
-        </w:tc>
-        <w:tc>
-          <w:tcPr>
-            <w:tcW w:w="0" w:type="auto"/>
-            <w:shd w:val="clear" w:color="auto" w:fill="auto"/>
-            <w:tcMar>
-              <w:top w:w="120" w:type="dxa"/>
-              <w:left w:w="192" w:type="dxa"/>
-              <w:bottom w:w="120" w:type="dxa"/>
-              <w:right w:w="192" w:type="dxa"/>
-            </w:tcMar>
-            <w:vAlign w:val="center"/>
-          </w:tcPr>
-          <w:p>
-            <w:pPr>
-              <w:keepNext w:val="0"/>
-              <w:keepLines w:val="0"/>
-              <w:widowControl/>
-              <w:suppressLineNumbers w:val="0"/>
-              <w:spacing w:line="300" w:lineRule="atLeast"/>
-              <w:jc w:val="left"/>
-              <w:rPr>
-                <w:rFonts w:hint="default" w:ascii="Segoe UI" w:hAnsi="Segoe UI" w:eastAsia="Segoe UI" w:cs="Segoe UI"/>
-                <w:sz w:val="18"/>
-                <w:szCs w:val="18"/>
-              </w:rPr>
-            </w:pPr>
-            <w:r>
-              <w:rPr>
-                <w:rFonts w:hint="default" w:ascii="Segoe UI" w:hAnsi="Segoe UI" w:eastAsia="Segoe UI" w:cs="Segoe UI"/>
-                <w:snapToGrid w:val="0"/>
-                <w:color w:val="000000"/>
-                <w:kern w:val="0"/>
-                <w:sz w:val="18"/>
-                <w:szCs w:val="18"/>
-                <w:lang w:val="en-US" w:eastAsia="zh-CN" w:bidi="ar"/>
-              </w:rPr>
-              <w:t>Android端应用开发、兼容性适配</w:t>
-            </w:r>
-          </w:p>
-        </w:tc>
-        <w:tc>
-          <w:tcPr>
-            <w:tcW w:w="0" w:type="auto"/>
-            <w:shd w:val="clear" w:color="auto" w:fill="auto"/>
-            <w:tcMar>
-              <w:top w:w="120" w:type="dxa"/>
-              <w:left w:w="192" w:type="dxa"/>
-              <w:bottom w:w="120" w:type="dxa"/>
-              <w:right w:w="192" w:type="dxa"/>
-            </w:tcMar>
-            <w:vAlign w:val="center"/>
-          </w:tcPr>
-          <w:p>
-            <w:pPr>
-              <w:keepNext w:val="0"/>
-              <w:keepLines w:val="0"/>
-              <w:widowControl/>
-              <w:suppressLineNumbers w:val="0"/>
-              <w:spacing w:line="300" w:lineRule="atLeast"/>
-              <w:jc w:val="left"/>
-              <w:rPr>
-                <w:rFonts w:hint="default" w:ascii="Segoe UI" w:hAnsi="Segoe UI" w:eastAsia="Segoe UI" w:cs="Segoe UI"/>
-                <w:sz w:val="18"/>
-                <w:szCs w:val="18"/>
-              </w:rPr>
-            </w:pPr>
-            <w:r>
-              <w:rPr>
-                <w:rFonts w:hint="default" w:ascii="Segoe UI" w:hAnsi="Segoe UI" w:eastAsia="Segoe UI" w:cs="Segoe UI"/>
-                <w:snapToGrid w:val="0"/>
-                <w:color w:val="000000"/>
-                <w:kern w:val="0"/>
-                <w:sz w:val="18"/>
-                <w:szCs w:val="18"/>
-                <w:lang w:val="en-US" w:eastAsia="zh-CN" w:bidi="ar"/>
-              </w:rPr>
-              <w:t>2人</w:t>
-            </w:r>
-          </w:p>
-        </w:tc>
-        <w:tc>
-          <w:tcPr>
-            <w:tcW w:w="0" w:type="auto"/>
-            <w:shd w:val="clear" w:color="auto" w:fill="auto"/>
-            <w:tcMar>
-              <w:top w:w="120" w:type="dxa"/>
-              <w:left w:w="192" w:type="dxa"/>
-              <w:bottom w:w="120" w:type="dxa"/>
-              <w:right w:w="0" w:type="dxa"/>
-            </w:tcMar>
-            <w:vAlign w:val="center"/>
-          </w:tcPr>
-          <w:p>
-            <w:pPr>
-              <w:keepNext w:val="0"/>
-              <w:keepLines w:val="0"/>
-              <w:widowControl/>
-              <w:suppressLineNumbers w:val="0"/>
-              <w:spacing w:line="300" w:lineRule="atLeast"/>
-              <w:jc w:val="left"/>
-              <w:rPr>
-                <w:rFonts w:hint="default" w:ascii="Segoe UI" w:hAnsi="Segoe UI" w:eastAsia="Segoe UI" w:cs="Segoe UI"/>
-                <w:sz w:val="18"/>
-                <w:szCs w:val="18"/>
-              </w:rPr>
-            </w:pPr>
-            <w:r>
-              <w:rPr>
-                <w:rFonts w:hint="default" w:ascii="Segoe UI" w:hAnsi="Segoe UI" w:eastAsia="Segoe UI" w:cs="Segoe UI"/>
-                <w:snapToGrid w:val="0"/>
-                <w:color w:val="000000"/>
-                <w:kern w:val="0"/>
-                <w:sz w:val="18"/>
-                <w:szCs w:val="18"/>
-                <w:lang w:val="en-US" w:eastAsia="zh-CN" w:bidi="ar"/>
-              </w:rPr>
-              <w:t>王磊、赵娜</w:t>
-            </w:r>
-          </w:p>
-        </w:tc>
-      </w:tr>
-      <w:tr>
-        <w:tblPrEx>
-          <w:tblBorders>
-            <w:top w:val="none" w:color="auto" w:sz="0" w:space="0"/>
-            <w:left w:val="none" w:color="auto" w:sz="0" w:space="0"/>
-            <w:bottom w:val="none" w:color="auto" w:sz="0" w:space="0"/>
-            <w:right w:val="none" w:color="auto" w:sz="0" w:space="0"/>
-            <w:insideH w:val="none" w:color="auto" w:sz="0" w:space="0"/>
-            <w:insideV w:val="none" w:color="auto" w:sz="0" w:space="0"/>
-          </w:tblBorders>
-          <w:tblCellMar>
-            <w:top w:w="15" w:type="dxa"/>
-            <w:left w:w="15" w:type="dxa"/>
-            <w:bottom w:w="15" w:type="dxa"/>
-            <w:right w:w="15" w:type="dxa"/>
-          </w:tblCellMar>
-        </w:tblPrEx>
-        <w:tc>
-          <w:tcPr>
-            <w:tcW w:w="0" w:type="auto"/>
-            <w:shd w:val="clear" w:color="auto" w:fill="auto"/>
-            <w:tcMar>
-              <w:top w:w="120" w:type="dxa"/>
-              <w:left w:w="0" w:type="dxa"/>
-              <w:bottom w:w="120" w:type="dxa"/>
-              <w:right w:w="192" w:type="dxa"/>
-            </w:tcMar>
-            <w:vAlign w:val="center"/>
-          </w:tcPr>
-          <w:p>
-            <w:pPr>
-              <w:keepNext w:val="0"/>
-              <w:keepLines w:val="0"/>
-              <w:widowControl/>
-              <w:suppressLineNumbers w:val="0"/>
-              <w:spacing w:line="300" w:lineRule="atLeast"/>
-              <w:jc w:val="left"/>
-              <w:rPr>
-                <w:rFonts w:hint="default" w:ascii="Segoe UI" w:hAnsi="Segoe UI" w:eastAsia="Segoe UI" w:cs="Segoe UI"/>
-                <w:sz w:val="18"/>
-                <w:szCs w:val="18"/>
-              </w:rPr>
-            </w:pPr>
-            <w:r>
-              <w:rPr>
-                <w:rFonts w:hint="default" w:ascii="Segoe UI" w:hAnsi="Segoe UI" w:eastAsia="Segoe UI" w:cs="Segoe UI"/>
-                <w:snapToGrid w:val="0"/>
-                <w:color w:val="000000"/>
-                <w:kern w:val="0"/>
-                <w:sz w:val="18"/>
-                <w:szCs w:val="18"/>
-                <w:lang w:val="en-US" w:eastAsia="zh-CN" w:bidi="ar"/>
-              </w:rPr>
-              <w:t>后端开发工程师</w:t>
-            </w:r>
-          </w:p>
-        </w:tc>
-        <w:tc>
-          <w:tcPr>
-            <w:tcW w:w="0" w:type="auto"/>
-            <w:shd w:val="clear" w:color="auto" w:fill="auto"/>
-            <w:tcMar>
-              <w:top w:w="120" w:type="dxa"/>
-              <w:left w:w="192" w:type="dxa"/>
-              <w:bottom w:w="120" w:type="dxa"/>
-              <w:right w:w="192" w:type="dxa"/>
-            </w:tcMar>
-            <w:vAlign w:val="center"/>
-          </w:tcPr>
-          <w:p>
-            <w:pPr>
-              <w:keepNext w:val="0"/>
-              <w:keepLines w:val="0"/>
-              <w:widowControl/>
-              <w:suppressLineNumbers w:val="0"/>
-              <w:spacing w:line="300" w:lineRule="atLeast"/>
-              <w:jc w:val="left"/>
-              <w:rPr>
-                <w:rFonts w:hint="default" w:ascii="Segoe UI" w:hAnsi="Segoe UI" w:eastAsia="Segoe UI" w:cs="Segoe UI"/>
-                <w:sz w:val="18"/>
-                <w:szCs w:val="18"/>
-              </w:rPr>
-            </w:pPr>
-            <w:r>
-              <w:rPr>
-                <w:rFonts w:hint="default" w:ascii="Segoe UI" w:hAnsi="Segoe UI" w:eastAsia="Segoe UI" w:cs="Segoe UI"/>
-                <w:snapToGrid w:val="0"/>
-                <w:color w:val="000000"/>
-                <w:kern w:val="0"/>
-                <w:sz w:val="18"/>
-                <w:szCs w:val="18"/>
-                <w:lang w:val="en-US" w:eastAsia="zh-CN" w:bidi="ar"/>
-              </w:rPr>
-              <w:t>接口扩展、数据同步、服务端优化</w:t>
-            </w:r>
-          </w:p>
-        </w:tc>
-        <w:tc>
-          <w:tcPr>
-            <w:tcW w:w="0" w:type="auto"/>
-            <w:shd w:val="clear" w:color="auto" w:fill="auto"/>
-            <w:tcMar>
-              <w:top w:w="120" w:type="dxa"/>
-              <w:left w:w="192" w:type="dxa"/>
-              <w:bottom w:w="120" w:type="dxa"/>
-              <w:right w:w="192" w:type="dxa"/>
-            </w:tcMar>
-            <w:vAlign w:val="center"/>
-          </w:tcPr>
-          <w:p>
-            <w:pPr>
-              <w:keepNext w:val="0"/>
-              <w:keepLines w:val="0"/>
-              <w:widowControl/>
-              <w:suppressLineNumbers w:val="0"/>
-              <w:spacing w:line="300" w:lineRule="atLeast"/>
-              <w:jc w:val="left"/>
-              <w:rPr>
-                <w:rFonts w:hint="default" w:ascii="Segoe UI" w:hAnsi="Segoe UI" w:eastAsia="Segoe UI" w:cs="Segoe UI"/>
-                <w:sz w:val="18"/>
-                <w:szCs w:val="18"/>
-              </w:rPr>
-            </w:pPr>
-            <w:r>
-              <w:rPr>
-                <w:rFonts w:hint="default" w:ascii="Segoe UI" w:hAnsi="Segoe UI" w:eastAsia="Segoe UI" w:cs="Segoe UI"/>
-                <w:snapToGrid w:val="0"/>
-                <w:color w:val="000000"/>
-                <w:kern w:val="0"/>
-                <w:sz w:val="18"/>
-                <w:szCs w:val="18"/>
-                <w:lang w:val="en-US" w:eastAsia="zh-CN" w:bidi="ar"/>
-              </w:rPr>
-              <w:t>1人</w:t>
-            </w:r>
-          </w:p>
-        </w:tc>
-        <w:tc>
-          <w:tcPr>
-            <w:tcW w:w="0" w:type="auto"/>
-            <w:shd w:val="clear" w:color="auto" w:fill="auto"/>
-            <w:tcMar>
-              <w:top w:w="120" w:type="dxa"/>
-              <w:left w:w="192" w:type="dxa"/>
-              <w:bottom w:w="120" w:type="dxa"/>
-              <w:right w:w="0" w:type="dxa"/>
-            </w:tcMar>
-            <w:vAlign w:val="center"/>
-          </w:tcPr>
-          <w:p>
-            <w:pPr>
-              <w:keepNext w:val="0"/>
-              <w:keepLines w:val="0"/>
-              <w:widowControl/>
-              <w:suppressLineNumbers w:val="0"/>
-              <w:spacing w:line="300" w:lineRule="atLeast"/>
-              <w:jc w:val="left"/>
-              <w:rPr>
-                <w:rFonts w:hint="default" w:ascii="Segoe UI" w:hAnsi="Segoe UI" w:eastAsia="Segoe UI" w:cs="Segoe UI"/>
-                <w:sz w:val="18"/>
-                <w:szCs w:val="18"/>
-              </w:rPr>
-            </w:pPr>
-            <w:r>
-              <w:rPr>
-                <w:rFonts w:hint="default" w:ascii="Segoe UI" w:hAnsi="Segoe UI" w:eastAsia="Segoe UI" w:cs="Segoe UI"/>
-                <w:snapToGrid w:val="0"/>
-                <w:color w:val="000000"/>
-                <w:kern w:val="0"/>
-                <w:sz w:val="18"/>
-                <w:szCs w:val="18"/>
-                <w:lang w:val="en-US" w:eastAsia="zh-CN" w:bidi="ar"/>
-              </w:rPr>
-              <w:t>孙伟</w:t>
-            </w:r>
-          </w:p>
-        </w:tc>
-      </w:tr>
-      <w:tr>
-        <w:tblPrEx>
-          <w:tblBorders>
-            <w:top w:val="none" w:color="auto" w:sz="0" w:space="0"/>
-            <w:left w:val="none" w:color="auto" w:sz="0" w:space="0"/>
-            <w:bottom w:val="none" w:color="auto" w:sz="0" w:space="0"/>
-            <w:right w:val="none" w:color="auto" w:sz="0" w:space="0"/>
-            <w:insideH w:val="none" w:color="auto" w:sz="0" w:space="0"/>
-            <w:insideV w:val="none" w:color="auto" w:sz="0" w:space="0"/>
-          </w:tblBorders>
-          <w:tblCellMar>
-            <w:top w:w="15" w:type="dxa"/>
-            <w:left w:w="15" w:type="dxa"/>
-            <w:bottom w:w="15" w:type="dxa"/>
-            <w:right w:w="15" w:type="dxa"/>
-          </w:tblCellMar>
-        </w:tblPrEx>
-        <w:tc>
-          <w:tcPr>
-            <w:tcW w:w="0" w:type="auto"/>
-            <w:shd w:val="clear" w:color="auto" w:fill="auto"/>
-            <w:tcMar>
-              <w:top w:w="120" w:type="dxa"/>
-              <w:left w:w="0" w:type="dxa"/>
-              <w:bottom w:w="120" w:type="dxa"/>
-              <w:right w:w="192" w:type="dxa"/>
-            </w:tcMar>
-            <w:vAlign w:val="center"/>
-          </w:tcPr>
-          <w:p>
-            <w:pPr>
-              <w:keepNext w:val="0"/>
-              <w:keepLines w:val="0"/>
-              <w:widowControl/>
-              <w:suppressLineNumbers w:val="0"/>
-              <w:spacing w:line="300" w:lineRule="atLeast"/>
-              <w:jc w:val="left"/>
-              <w:rPr>
-                <w:rFonts w:hint="default" w:ascii="Segoe UI" w:hAnsi="Segoe UI" w:eastAsia="Segoe UI" w:cs="Segoe UI"/>
-                <w:sz w:val="18"/>
-                <w:szCs w:val="18"/>
-              </w:rPr>
-            </w:pPr>
-            <w:r>
-              <w:rPr>
-                <w:rFonts w:hint="default" w:ascii="Segoe UI" w:hAnsi="Segoe UI" w:eastAsia="Segoe UI" w:cs="Segoe UI"/>
-                <w:snapToGrid w:val="0"/>
-                <w:color w:val="000000"/>
-                <w:kern w:val="0"/>
-                <w:sz w:val="18"/>
-                <w:szCs w:val="18"/>
-                <w:lang w:val="en-US" w:eastAsia="zh-CN" w:bidi="ar"/>
-              </w:rPr>
-              <w:t>测试工程师</w:t>
-            </w:r>
-          </w:p>
-        </w:tc>
-        <w:tc>
-          <w:tcPr>
-            <w:tcW w:w="0" w:type="auto"/>
-            <w:shd w:val="clear" w:color="auto" w:fill="auto"/>
-            <w:tcMar>
-              <w:top w:w="120" w:type="dxa"/>
-              <w:left w:w="192" w:type="dxa"/>
-              <w:bottom w:w="120" w:type="dxa"/>
-              <w:right w:w="192" w:type="dxa"/>
-            </w:tcMar>
-            <w:vAlign w:val="center"/>
-          </w:tcPr>
-          <w:p>
-            <w:pPr>
-              <w:keepNext w:val="0"/>
-              <w:keepLines w:val="0"/>
-              <w:widowControl/>
-              <w:suppressLineNumbers w:val="0"/>
-              <w:spacing w:line="300" w:lineRule="atLeast"/>
-              <w:jc w:val="left"/>
-              <w:rPr>
-                <w:rFonts w:hint="default" w:ascii="Segoe UI" w:hAnsi="Segoe UI" w:eastAsia="Segoe UI" w:cs="Segoe UI"/>
-                <w:sz w:val="18"/>
-                <w:szCs w:val="18"/>
-              </w:rPr>
-            </w:pPr>
-            <w:r>
-              <w:rPr>
-                <w:rFonts w:hint="default" w:ascii="Segoe UI" w:hAnsi="Segoe UI" w:eastAsia="Segoe UI" w:cs="Segoe UI"/>
-                <w:snapToGrid w:val="0"/>
-                <w:color w:val="000000"/>
-                <w:kern w:val="0"/>
-                <w:sz w:val="18"/>
-                <w:szCs w:val="18"/>
-                <w:lang w:val="en-US" w:eastAsia="zh-CN" w:bidi="ar"/>
-              </w:rPr>
-              <w:t>功能测试、性能测试、安全测试</w:t>
-            </w:r>
-          </w:p>
-        </w:tc>
-        <w:tc>
-          <w:tcPr>
-            <w:tcW w:w="0" w:type="auto"/>
-            <w:shd w:val="clear" w:color="auto" w:fill="auto"/>
-            <w:tcMar>
-              <w:top w:w="120" w:type="dxa"/>
-              <w:left w:w="192" w:type="dxa"/>
-              <w:bottom w:w="120" w:type="dxa"/>
-              <w:right w:w="192" w:type="dxa"/>
-            </w:tcMar>
-            <w:vAlign w:val="center"/>
-          </w:tcPr>
-          <w:p>
-            <w:pPr>
-              <w:keepNext w:val="0"/>
-              <w:keepLines w:val="0"/>
-              <w:widowControl/>
-              <w:suppressLineNumbers w:val="0"/>
-              <w:spacing w:line="300" w:lineRule="atLeast"/>
-              <w:jc w:val="left"/>
-              <w:rPr>
-                <w:rFonts w:hint="default" w:ascii="Segoe UI" w:hAnsi="Segoe UI" w:eastAsia="Segoe UI" w:cs="Segoe UI"/>
-                <w:sz w:val="18"/>
-                <w:szCs w:val="18"/>
-              </w:rPr>
-            </w:pPr>
-            <w:r>
-              <w:rPr>
-                <w:rFonts w:hint="default" w:ascii="Segoe UI" w:hAnsi="Segoe UI" w:eastAsia="Segoe UI" w:cs="Segoe UI"/>
-                <w:snapToGrid w:val="0"/>
-                <w:color w:val="000000"/>
-                <w:kern w:val="0"/>
-                <w:sz w:val="18"/>
-                <w:szCs w:val="18"/>
-                <w:lang w:val="en-US" w:eastAsia="zh-CN" w:bidi="ar"/>
-              </w:rPr>
-              <w:t>2人</w:t>
-            </w:r>
-          </w:p>
-        </w:tc>
-        <w:tc>
-          <w:tcPr>
-            <w:tcW w:w="0" w:type="auto"/>
-            <w:shd w:val="clear" w:color="auto" w:fill="auto"/>
-            <w:tcMar>
-              <w:top w:w="120" w:type="dxa"/>
-              <w:left w:w="192" w:type="dxa"/>
-              <w:bottom w:w="120" w:type="dxa"/>
-              <w:right w:w="0" w:type="dxa"/>
-            </w:tcMar>
-            <w:vAlign w:val="center"/>
-          </w:tcPr>
-          <w:p>
-            <w:pPr>
-              <w:keepNext w:val="0"/>
-              <w:keepLines w:val="0"/>
-              <w:widowControl/>
-              <w:suppressLineNumbers w:val="0"/>
-              <w:spacing w:line="300" w:lineRule="atLeast"/>
-              <w:jc w:val="left"/>
-              <w:rPr>
-                <w:rFonts w:hint="default" w:ascii="Segoe UI" w:hAnsi="Segoe UI" w:eastAsia="Segoe UI" w:cs="Segoe UI"/>
-                <w:sz w:val="18"/>
-                <w:szCs w:val="18"/>
-              </w:rPr>
-            </w:pPr>
-            <w:r>
-              <w:rPr>
-                <w:rFonts w:hint="default" w:ascii="Segoe UI" w:hAnsi="Segoe UI" w:eastAsia="Segoe UI" w:cs="Segoe UI"/>
-                <w:snapToGrid w:val="0"/>
-                <w:color w:val="000000"/>
-                <w:kern w:val="0"/>
-                <w:sz w:val="18"/>
-                <w:szCs w:val="18"/>
-                <w:lang w:val="en-US" w:eastAsia="zh-CN" w:bidi="ar"/>
-              </w:rPr>
-              <w:t>周涛、吴琳</w:t>
-            </w:r>
-          </w:p>
-        </w:tc>
-      </w:tr>
-      <w:tr>
-        <w:tblPrEx>
-          <w:tblBorders>
-            <w:top w:val="none" w:color="auto" w:sz="0" w:space="0"/>
-            <w:left w:val="none" w:color="auto" w:sz="0" w:space="0"/>
-            <w:bottom w:val="none" w:color="auto" w:sz="0" w:space="0"/>
-            <w:right w:val="none" w:color="auto" w:sz="0" w:space="0"/>
-            <w:insideH w:val="none" w:color="auto" w:sz="0" w:space="0"/>
-            <w:insideV w:val="none" w:color="auto" w:sz="0" w:space="0"/>
-          </w:tblBorders>
-          <w:tblCellMar>
-            <w:top w:w="15" w:type="dxa"/>
-            <w:left w:w="15" w:type="dxa"/>
-            <w:bottom w:w="15" w:type="dxa"/>
-            <w:right w:w="15" w:type="dxa"/>
-          </w:tblCellMar>
-        </w:tblPrEx>
-        <w:tc>
-          <w:tcPr>
-            <w:tcW w:w="0" w:type="auto"/>
-            <w:shd w:val="clear" w:color="auto" w:fill="auto"/>
-            <w:tcMar>
-              <w:top w:w="120" w:type="dxa"/>
-              <w:left w:w="0" w:type="dxa"/>
-              <w:bottom w:w="120" w:type="dxa"/>
-              <w:right w:w="192" w:type="dxa"/>
-            </w:tcMar>
-            <w:vAlign w:val="center"/>
-          </w:tcPr>
-          <w:p>
-            <w:pPr>
-              <w:keepNext w:val="0"/>
-              <w:keepLines w:val="0"/>
-              <w:widowControl/>
-              <w:suppressLineNumbers w:val="0"/>
-              <w:spacing w:line="300" w:lineRule="atLeast"/>
-              <w:jc w:val="left"/>
-              <w:rPr>
-                <w:rFonts w:hint="default" w:ascii="Segoe UI" w:hAnsi="Segoe UI" w:eastAsia="Segoe UI" w:cs="Segoe UI"/>
-                <w:sz w:val="18"/>
-                <w:szCs w:val="18"/>
-              </w:rPr>
-            </w:pPr>
-            <w:r>
-              <w:rPr>
-                <w:rStyle w:val="23"/>
-                <w:rFonts w:hint="default" w:ascii="Segoe UI" w:hAnsi="Segoe UI" w:eastAsia="Segoe UI" w:cs="Segoe UI"/>
-                <w:b/>
-                <w:bCs/>
-                <w:snapToGrid w:val="0"/>
-                <w:color w:val="000000"/>
-                <w:kern w:val="0"/>
-                <w:sz w:val="18"/>
-                <w:szCs w:val="18"/>
-                <w:lang w:val="en-US" w:eastAsia="zh-CN" w:bidi="ar"/>
-              </w:rPr>
-              <w:t>合计</w:t>
-            </w:r>
-          </w:p>
-        </w:tc>
-        <w:tc>
-          <w:tcPr>
-            <w:tcW w:w="0" w:type="auto"/>
-            <w:shd w:val="clear" w:color="auto" w:fill="auto"/>
-            <w:tcMar>
-              <w:top w:w="120" w:type="dxa"/>
-              <w:left w:w="192" w:type="dxa"/>
-              <w:bottom w:w="120" w:type="dxa"/>
-              <w:right w:w="192" w:type="dxa"/>
-            </w:tcMar>
-            <w:vAlign w:val="center"/>
-          </w:tcPr>
-          <w:p>
-            <w:pPr>
-              <w:rPr>
-                <w:rFonts w:hint="default" w:ascii="Segoe UI" w:hAnsi="Segoe UI" w:eastAsia="Segoe UI" w:cs="Segoe UI"/>
-                <w:sz w:val="18"/>
-                <w:szCs w:val="18"/>
-              </w:rPr>
-            </w:pPr>
-          </w:p>
-        </w:tc>
-        <w:tc>
-          <w:tcPr>
-            <w:tcW w:w="0" w:type="auto"/>
-            <w:shd w:val="clear" w:color="auto" w:fill="auto"/>
-            <w:tcMar>
-              <w:top w:w="120" w:type="dxa"/>
-              <w:left w:w="192" w:type="dxa"/>
-              <w:bottom w:w="120" w:type="dxa"/>
-              <w:right w:w="192" w:type="dxa"/>
-            </w:tcMar>
-            <w:vAlign w:val="center"/>
-          </w:tcPr>
-          <w:p>
-            <w:pPr>
-              <w:keepNext w:val="0"/>
-              <w:keepLines w:val="0"/>
-              <w:widowControl/>
-              <w:suppressLineNumbers w:val="0"/>
-              <w:spacing w:line="300" w:lineRule="atLeast"/>
-              <w:jc w:val="left"/>
-              <w:rPr>
-                <w:rFonts w:hint="default" w:ascii="Segoe UI" w:hAnsi="Segoe UI" w:eastAsia="Segoe UI" w:cs="Segoe UI"/>
-                <w:sz w:val="18"/>
-                <w:szCs w:val="18"/>
-              </w:rPr>
-            </w:pPr>
-            <w:r>
-              <w:rPr>
-                <w:rStyle w:val="23"/>
-                <w:rFonts w:hint="default" w:ascii="Segoe UI" w:hAnsi="Segoe UI" w:eastAsia="Segoe UI" w:cs="Segoe UI"/>
-                <w:b/>
-                <w:bCs/>
-                <w:snapToGrid w:val="0"/>
-                <w:color w:val="000000"/>
-                <w:kern w:val="0"/>
-                <w:sz w:val="18"/>
-                <w:szCs w:val="18"/>
-                <w:lang w:val="en-US" w:eastAsia="zh-CN" w:bidi="ar"/>
-              </w:rPr>
-              <w:t>10人</w:t>
-            </w:r>
-          </w:p>
-        </w:tc>
-        <w:tc>
-          <w:tcPr>
-            <w:tcW w:w="0" w:type="auto"/>
-            <w:shd w:val="clear" w:color="auto" w:fill="auto"/>
-            <w:vAlign w:val="center"/>
-          </w:tcPr>
-          <w:p>
-            <w:pPr>
-              <w:rPr>
-                <w:rFonts w:hint="eastAsia" w:ascii="宋体"/>
-                <w:sz w:val="24"/>
-                <w:szCs w:val="24"/>
-              </w:rPr>
-            </w:pPr>
-          </w:p>
-        </w:tc>
-      </w:tr>
-    </w:tbl>
-    <w:p>
-      <w:pPr>
-        <w:rPr>
-          <w:rFonts w:hint="default" w:ascii="宋体" w:hAnsi="宋体" w:cs="宋体"/>
-          <w:sz w:val="24"/>
-          <w:szCs w:val="24"/>
-          <w:lang w:val="en-US" w:eastAsia="zh-CN"/>
-        </w:rPr>
-      </w:pPr>
-      <w:r>
-        <w:rPr>
-          <w:rFonts w:hint="default" w:ascii="宋体" w:hAnsi="宋体" w:cs="宋体"/>
-          <w:sz w:val="24"/>
-          <w:szCs w:val="24"/>
-          <w:lang w:val="en-US" w:eastAsia="zh-CN"/>
-        </w:rPr>
-        <w:br w:type="page"/>
-      </w:r>
-    </w:p>
-    <w:p>
-      <w:pPr>
-        <w:pStyle w:val="26"/>
-        <w:bidi w:val="0"/>
-        <w:rPr>
-          <w:rFonts w:hint="default"/>
-          <w:lang w:val="en-US" w:eastAsia="zh-CN"/>
-        </w:rPr>
-      </w:pPr>
-      <w:r>
-        <w:rPr>
-          <w:rFonts w:hint="default"/>
-          <w:lang w:val="en-US" w:eastAsia="zh-CN"/>
-        </w:rPr>
-        <w:t>运维技术研发实施</w:t>
-      </w:r>
-    </w:p>
-    <w:p>
-      <w:pPr>
-        <w:pStyle w:val="28"/>
-        <w:bidi w:val="0"/>
-        <w:rPr>
-          <w:rFonts w:hint="default"/>
-          <w:lang w:val="en-US" w:eastAsia="zh-CN"/>
-        </w:rPr>
-      </w:pPr>
-      <w:r>
-        <w:rPr>
-          <w:rFonts w:hint="default"/>
-          <w:lang w:val="en-US" w:eastAsia="zh-CN"/>
-        </w:rPr>
-        <w:t>充电桩智能监控移动端研发</w:t>
-      </w:r>
-    </w:p>
-    <w:p>
-      <w:pPr>
-        <w:pStyle w:val="29"/>
-        <w:bidi w:val="0"/>
-        <w:rPr>
-          <w:rFonts w:hint="default"/>
-          <w:lang w:val="en-US" w:eastAsia="zh-CN"/>
-        </w:rPr>
-      </w:pPr>
-      <w:r>
-        <w:rPr>
-          <w:rFonts w:hint="default"/>
-          <w:lang w:val="en-US" w:eastAsia="zh-CN"/>
-        </w:rPr>
-        <w:t>工具优化描述</w:t>
-      </w:r>
-    </w:p>
-    <w:p>
-      <w:pPr>
-        <w:pStyle w:val="27"/>
-        <w:bidi w:val="0"/>
-        <w:rPr>
-          <w:rFonts w:hint="default"/>
-          <w:lang w:val="en-US" w:eastAsia="zh-CN"/>
-        </w:rPr>
-      </w:pPr>
-      <w:r>
-        <w:rPr>
-          <w:rFonts w:hint="default"/>
-          <w:lang w:val="en-US" w:eastAsia="zh-CN"/>
-        </w:rPr>
-        <w:t>基于公司已上线的充电桩智能监控电脑端系统，为满足运维人员移动办公、现场巡检、应急响应等场景需求，成功研发了配套的移动端监控应用。该应用完整继承了电脑端核心监控功能，并针对移动设备特性进行了深度优化设计，实现了以下关键功能提升：</w:t>
-      </w:r>
-    </w:p>
-    <w:p>
-      <w:pPr>
-        <w:pStyle w:val="27"/>
-        <w:bidi w:val="0"/>
-        <w:rPr>
-          <w:rFonts w:hint="default"/>
-          <w:lang w:val="en-US" w:eastAsia="zh-CN"/>
-        </w:rPr>
-      </w:pPr>
-      <w:r>
-        <w:rPr>
-          <w:rFonts w:hint="default"/>
-          <w:lang w:val="en-US" w:eastAsia="zh-CN"/>
-        </w:rPr>
-        <w:t>全景移动监控看板：支持按站点、设备状态分类展示，实时刷新设备运行数据。</w:t>
-      </w:r>
-    </w:p>
-    <w:p>
-      <w:pPr>
-        <w:pStyle w:val="27"/>
-        <w:bidi w:val="0"/>
-        <w:rPr>
-          <w:rFonts w:hint="default"/>
-          <w:lang w:val="en-US" w:eastAsia="zh-CN"/>
-        </w:rPr>
-      </w:pPr>
-      <w:r>
-        <w:rPr>
-          <w:rFonts w:hint="default"/>
-          <w:lang w:val="en-US" w:eastAsia="zh-CN"/>
-        </w:rPr>
-        <w:t>设备详情与远程操作：集成实时数据展示、历史查询、设备重启、参数调整等功能。</w:t>
-      </w:r>
-    </w:p>
-    <w:p>
-      <w:pPr>
-        <w:pStyle w:val="27"/>
-        <w:bidi w:val="0"/>
-        <w:rPr>
-          <w:rFonts w:hint="default"/>
-          <w:lang w:val="en-US" w:eastAsia="zh-CN"/>
-        </w:rPr>
-      </w:pPr>
-      <w:r>
-        <w:rPr>
-          <w:rFonts w:hint="default"/>
-          <w:lang w:val="en-US" w:eastAsia="zh-CN"/>
-        </w:rPr>
-        <w:t>智能巡检任务管理：支持GPS定位签到、拍照上传、异常上报、自动报告生成。</w:t>
-      </w:r>
-    </w:p>
-    <w:p>
-      <w:pPr>
-        <w:pStyle w:val="27"/>
-        <w:bidi w:val="0"/>
-        <w:rPr>
-          <w:rFonts w:hint="default"/>
-          <w:lang w:val="en-US" w:eastAsia="zh-CN"/>
-        </w:rPr>
-      </w:pPr>
-      <w:r>
-        <w:rPr>
-          <w:rFonts w:hint="default"/>
-          <w:lang w:val="en-US" w:eastAsia="zh-CN"/>
-        </w:rPr>
-        <w:t>应急响应与告警推送：实现多级告警实时推送、应急处理指引、现场状态实时更新。</w:t>
-      </w:r>
-    </w:p>
-    <w:p>
-      <w:pPr>
-        <w:pStyle w:val="27"/>
-        <w:bidi w:val="0"/>
-        <w:rPr>
-          <w:rFonts w:hint="default"/>
-          <w:lang w:val="en-US" w:eastAsia="zh-CN"/>
-        </w:rPr>
-      </w:pPr>
-      <w:r>
-        <w:rPr>
-          <w:rFonts w:hint="default"/>
-          <w:lang w:val="en-US" w:eastAsia="zh-CN"/>
-        </w:rPr>
-        <w:t>视频监控移动化：集成现场摄像头实时画面，支持截图、录像回放与画质自适应。</w:t>
-      </w:r>
-    </w:p>
-    <w:p>
-      <w:pPr>
-        <w:pStyle w:val="27"/>
-        <w:bidi w:val="0"/>
-        <w:jc w:val="center"/>
-      </w:pPr>
-      <w:r>
-        <w:drawing>
-          <wp:inline distT="0" distB="0" distL="114300" distR="114300">
-            <wp:extent cx="3771900" cy="6867525"/>
-            <wp:effectExtent l="0" t="0" r="7620" b="5715"/>
-            <wp:docPr id="2" name="图片 2"/>
-            <wp:cNvGraphicFramePr>
-              <a:graphicFrameLocks xmlns:a="http://schemas.openxmlformats.org/drawingml/2006/main" noChangeAspect="1"/>
-            </wp:cNvGraphicFramePr>
-            <a:graphic xmlns:a="http://schemas.openxmlformats.org/drawingml/2006/main">
-              <a:graphicData uri="http://schemas.openxmlformats.org/drawingml/2006/picture">
-                <pic:pic xmlns:pic="http://schemas.openxmlformats.org/drawingml/2006/picture">
-                  <pic:nvPicPr>
-                    <pic:cNvPr id="2" name="图片 2"/>
-                    <pic:cNvPicPr>
-                      <a:picLocks noChangeAspect="1"/>
-                    </pic:cNvPicPr>
-                  </pic:nvPicPr>
-                  <pic:blipFill>
-                    <a:blip r:embed="rId7"/>
-                    <a:stretch>
-                      <a:fillRect/>
-                    </a:stretch>
-                  </pic:blipFill>
-                  <pic:spPr>
-                    <a:xfrm>
-                      <a:off x="0" y="0"/>
-                      <a:ext cx="3771900" cy="6867525"/>
-                    </a:xfrm>
-                    <a:prstGeom prst="rect">
-                      <a:avLst/>
-                    </a:prstGeom>
-                    <a:noFill/>
-                    <a:ln>
-                      <a:noFill/>
-                    </a:ln>
-                  </pic:spPr>
-                </pic:pic>
-              </a:graphicData>
-            </a:graphic>
-          </wp:inline>
-        </w:drawing>
-      </w:r>
-    </w:p>
-    <w:p>
-      <w:pPr>
-        <w:pStyle w:val="27"/>
-        <w:bidi w:val="0"/>
-        <w:jc w:val="center"/>
-        <w:rPr>
-          <w:rFonts w:hint="default"/>
-          <w:lang w:val="en-US" w:eastAsia="zh-CN"/>
-        </w:rPr>
-      </w:pPr>
-      <w:r>
-        <w:drawing>
-          <wp:inline distT="0" distB="0" distL="114300" distR="114300">
-            <wp:extent cx="3705225" cy="8420100"/>
-            <wp:effectExtent l="0" t="0" r="13335" b="7620"/>
-            <wp:docPr id="3" name="图片 3"/>
-            <wp:cNvGraphicFramePr>
-              <a:graphicFrameLocks xmlns:a="http://schemas.openxmlformats.org/drawingml/2006/main" noChangeAspect="1"/>
-            </wp:cNvGraphicFramePr>
-            <a:graphic xmlns:a="http://schemas.openxmlformats.org/drawingml/2006/main">
-              <a:graphicData uri="http://schemas.openxmlformats.org/drawingml/2006/picture">
-                <pic:pic xmlns:pic="http://schemas.openxmlformats.org/drawingml/2006/picture">
-                  <pic:nvPicPr>
-                    <pic:cNvPr id="3" name="图片 3"/>
-                    <pic:cNvPicPr>
-                      <a:picLocks noChangeAspect="1"/>
-                    </pic:cNvPicPr>
-                  </pic:nvPicPr>
-                  <pic:blipFill>
-                    <a:blip r:embed="rId8"/>
-                    <a:stretch>
-                      <a:fillRect/>
-                    </a:stretch>
-                  </pic:blipFill>
-                  <pic:spPr>
-                    <a:xfrm>
-                      <a:off x="0" y="0"/>
-                      <a:ext cx="3705225" cy="8420100"/>
-                    </a:xfrm>
-                    <a:prstGeom prst="rect">
-                      <a:avLst/>
-                    </a:prstGeom>
-                    <a:noFill/>
-                    <a:ln>
-                      <a:noFill/>
-                    </a:ln>
-                  </pic:spPr>
-                </pic:pic>
-              </a:graphicData>
-            </a:graphic>
-          </wp:inline>
-        </w:drawing>
-      </w:r>
-      <w:r>
-        <w:drawing>
-          <wp:inline distT="0" distB="0" distL="114300" distR="114300">
-            <wp:extent cx="3762375" cy="5762625"/>
-            <wp:effectExtent l="0" t="0" r="1905" b="13335"/>
-            <wp:docPr id="4" name="图片 4"/>
-            <wp:cNvGraphicFramePr>
-              <a:graphicFrameLocks xmlns:a="http://schemas.openxmlformats.org/drawingml/2006/main" noChangeAspect="1"/>
-            </wp:cNvGraphicFramePr>
-            <a:graphic xmlns:a="http://schemas.openxmlformats.org/drawingml/2006/main">
-              <a:graphicData uri="http://schemas.openxmlformats.org/drawingml/2006/picture">
-                <pic:pic xmlns:pic="http://schemas.openxmlformats.org/drawingml/2006/picture">
-                  <pic:nvPicPr>
-                    <pic:cNvPr id="4" name="图片 4"/>
-                    <pic:cNvPicPr>
-                      <a:picLocks noChangeAspect="1"/>
-                    </pic:cNvPicPr>
-                  </pic:nvPicPr>
-                  <pic:blipFill>
-                    <a:blip r:embed="rId9"/>
-                    <a:stretch>
-                      <a:fillRect/>
-                    </a:stretch>
-                  </pic:blipFill>
-                  <pic:spPr>
-                    <a:xfrm>
-                      <a:off x="0" y="0"/>
-                      <a:ext cx="3762375" cy="5762625"/>
-                    </a:xfrm>
-                    <a:prstGeom prst="rect">
-                      <a:avLst/>
-                    </a:prstGeom>
-                    <a:noFill/>
-                    <a:ln>
-                      <a:noFill/>
-                    </a:ln>
-                  </pic:spPr>
-                </pic:pic>
-              </a:graphicData>
-            </a:graphic>
-          </wp:inline>
-        </w:drawing>
-      </w:r>
-      <w:r>
-        <w:drawing>
-          <wp:inline distT="0" distB="0" distL="114300" distR="114300">
-            <wp:extent cx="3800475" cy="8572500"/>
-            <wp:effectExtent l="0" t="0" r="9525" b="7620"/>
-            <wp:docPr id="5" name="图片 5"/>
-            <wp:cNvGraphicFramePr>
-              <a:graphicFrameLocks xmlns:a="http://schemas.openxmlformats.org/drawingml/2006/main" noChangeAspect="1"/>
-            </wp:cNvGraphicFramePr>
-            <a:graphic xmlns:a="http://schemas.openxmlformats.org/drawingml/2006/main">
-              <a:graphicData uri="http://schemas.openxmlformats.org/drawingml/2006/picture">
-                <pic:pic xmlns:pic="http://schemas.openxmlformats.org/drawingml/2006/picture">
-                  <pic:nvPicPr>
-                    <pic:cNvPr id="5" name="图片 5"/>
-                    <pic:cNvPicPr>
-                      <a:picLocks noChangeAspect="1"/>
-                    </pic:cNvPicPr>
-                  </pic:nvPicPr>
-                  <pic:blipFill>
-                    <a:blip r:embed="rId10"/>
-                    <a:stretch>
-                      <a:fillRect/>
-                    </a:stretch>
-                  </pic:blipFill>
-                  <pic:spPr>
-                    <a:xfrm>
-                      <a:off x="0" y="0"/>
-                      <a:ext cx="3800475" cy="8572500"/>
-                    </a:xfrm>
-                    <a:prstGeom prst="rect">
-                      <a:avLst/>
-                    </a:prstGeom>
-                    <a:noFill/>
-                    <a:ln>
-                      <a:noFill/>
-                    </a:ln>
-                  </pic:spPr>
-                </pic:pic>
-              </a:graphicData>
-            </a:graphic>
-          </wp:inline>
-        </w:drawing>
-      </w:r>
-      <w:r>
-        <w:drawing>
-          <wp:inline distT="0" distB="0" distL="114300" distR="114300">
-            <wp:extent cx="3848100" cy="8562975"/>
-            <wp:effectExtent l="0" t="0" r="7620" b="1905"/>
-            <wp:docPr id="6" name="图片 6"/>
-            <wp:cNvGraphicFramePr>
-              <a:graphicFrameLocks xmlns:a="http://schemas.openxmlformats.org/drawingml/2006/main" noChangeAspect="1"/>
-            </wp:cNvGraphicFramePr>
-            <a:graphic xmlns:a="http://schemas.openxmlformats.org/drawingml/2006/main">
-              <a:graphicData uri="http://schemas.openxmlformats.org/drawingml/2006/picture">
-                <pic:pic xmlns:pic="http://schemas.openxmlformats.org/drawingml/2006/picture">
-                  <pic:nvPicPr>
-                    <pic:cNvPr id="6" name="图片 6"/>
-                    <pic:cNvPicPr>
-                      <a:picLocks noChangeAspect="1"/>
-                    </pic:cNvPicPr>
-                  </pic:nvPicPr>
-                  <pic:blipFill>
-                    <a:blip r:embed="rId11"/>
-                    <a:stretch>
-                      <a:fillRect/>
-                    </a:stretch>
-                  </pic:blipFill>
-                  <pic:spPr>
-                    <a:xfrm>
-                      <a:off x="0" y="0"/>
-                      <a:ext cx="3848100" cy="8562975"/>
-                    </a:xfrm>
-                    <a:prstGeom prst="rect">
-                      <a:avLst/>
-                    </a:prstGeom>
-                    <a:noFill/>
-                    <a:ln>
-                      <a:noFill/>
-                    </a:ln>
-                  </pic:spPr>
-                </pic:pic>
-              </a:graphicData>
-            </a:graphic>
-          </wp:inline>
-        </w:drawing>
-      </w:r>
-      <w:bookmarkStart w:id="0" w:name="_GoBack"/>
-      <w:bookmarkEnd w:id="0"/>
-    </w:p>
-    <w:p>
-      <w:pPr>
-        <w:pStyle w:val="29"/>
-        <w:bidi w:val="0"/>
-        <w:rPr>
-          <w:rFonts w:hint="default"/>
-          <w:lang w:val="en-US" w:eastAsia="zh-CN"/>
-        </w:rPr>
-      </w:pPr>
-      <w:r>
-        <w:rPr>
-          <w:rFonts w:hint="default"/>
-          <w:lang w:val="en-US" w:eastAsia="zh-CN"/>
-        </w:rPr>
-        <w:t>进度时间表</w:t>
-      </w:r>
-    </w:p>
-    <w:p>
-      <w:pPr>
-        <w:keepNext w:val="0"/>
-        <w:keepLines w:val="0"/>
-        <w:pageBreakBefore w:val="0"/>
-        <w:widowControl w:val="0"/>
-        <w:kinsoku w:val="0"/>
-        <w:wordWrap/>
-        <w:overflowPunct/>
-        <w:topLinePunct w:val="0"/>
-        <w:autoSpaceDE w:val="0"/>
-        <w:autoSpaceDN w:val="0"/>
-        <w:bidi w:val="0"/>
-        <w:adjustRightInd w:val="0"/>
-        <w:snapToGrid w:val="0"/>
-        <w:spacing w:before="127" w:line="377" w:lineRule="auto"/>
-        <w:ind w:left="129" w:right="270" w:firstLine="523"/>
-        <w:jc w:val="both"/>
-        <w:textAlignment w:val="baseline"/>
-        <w:rPr>
-          <w:rFonts w:hint="default" w:ascii="宋体" w:hAnsi="宋体" w:cs="宋体"/>
-          <w:sz w:val="24"/>
-          <w:szCs w:val="24"/>
-          <w:lang w:val="en-US" w:eastAsia="zh-CN"/>
-        </w:rPr>
-      </w:pPr>
-      <w:r>
-        <w:rPr>
-          <w:rFonts w:hint="eastAsia" w:ascii="宋体" w:hAnsi="宋体" w:cs="宋体"/>
-          <w:sz w:val="24"/>
-          <w:szCs w:val="24"/>
-          <w:lang w:val="en-US" w:eastAsia="zh-CN"/>
-        </w:rPr>
-        <w:t>研发团队</w:t>
-      </w:r>
-      <w:r>
-        <w:rPr>
-          <w:rFonts w:hint="default" w:ascii="宋体" w:hAnsi="宋体" w:cs="宋体"/>
-          <w:sz w:val="24"/>
-          <w:szCs w:val="24"/>
-          <w:lang w:val="en-US" w:eastAsia="zh-CN"/>
-        </w:rPr>
-        <w:t>于2025年4月制定了《运维服务技术研发规划书》，明确研发目标、资源配置、时间进度、质量指标、预算及预期效益。任命秦立祥为项目组长，组建10人专项研发团队。</w:t>
-      </w:r>
-    </w:p>
-    <w:p>
-      <w:pPr>
-        <w:keepNext w:val="0"/>
-        <w:keepLines w:val="0"/>
-        <w:pageBreakBefore w:val="0"/>
-        <w:widowControl w:val="0"/>
-        <w:kinsoku w:val="0"/>
-        <w:wordWrap/>
-        <w:overflowPunct/>
-        <w:topLinePunct w:val="0"/>
-        <w:autoSpaceDE w:val="0"/>
-        <w:autoSpaceDN w:val="0"/>
-        <w:bidi w:val="0"/>
-        <w:adjustRightInd w:val="0"/>
-        <w:snapToGrid w:val="0"/>
-        <w:spacing w:before="127" w:line="377" w:lineRule="auto"/>
-        <w:ind w:left="129" w:right="270" w:firstLine="523"/>
-        <w:jc w:val="both"/>
-        <w:textAlignment w:val="baseline"/>
-        <w:rPr>
-          <w:rFonts w:hint="default" w:ascii="宋体" w:hAnsi="宋体" w:cs="宋体"/>
-          <w:sz w:val="24"/>
-          <w:szCs w:val="24"/>
-          <w:lang w:val="en-US" w:eastAsia="zh-CN"/>
-        </w:rPr>
-      </w:pPr>
-      <w:r>
-        <w:rPr>
-          <w:rFonts w:hint="default" w:ascii="宋体" w:hAnsi="宋体" w:cs="宋体"/>
-          <w:sz w:val="24"/>
-          <w:szCs w:val="24"/>
-          <w:lang w:val="en-US" w:eastAsia="zh-CN"/>
-        </w:rPr>
-        <w:t>研发团队与运维部、质量部、采购部等部门进行了多轮需求沟通，结合《充电桩智能监控移动端需求规格说明书》，形成完整的功能清单与技术方案，经研发部负责人审核、公司副总批准后实施。</w:t>
-      </w:r>
-    </w:p>
-    <w:p>
-      <w:pPr>
-        <w:keepNext w:val="0"/>
-        <w:keepLines w:val="0"/>
-        <w:pageBreakBefore w:val="0"/>
-        <w:widowControl w:val="0"/>
-        <w:kinsoku w:val="0"/>
-        <w:wordWrap/>
-        <w:overflowPunct/>
-        <w:topLinePunct w:val="0"/>
-        <w:autoSpaceDE w:val="0"/>
-        <w:autoSpaceDN w:val="0"/>
-        <w:bidi w:val="0"/>
-        <w:adjustRightInd w:val="0"/>
-        <w:snapToGrid w:val="0"/>
-        <w:spacing w:before="127" w:line="377" w:lineRule="auto"/>
-        <w:ind w:left="129" w:right="270" w:firstLine="523"/>
-        <w:jc w:val="both"/>
-        <w:textAlignment w:val="baseline"/>
-        <w:rPr>
-          <w:rFonts w:hint="default" w:ascii="宋体" w:hAnsi="宋体" w:cs="宋体"/>
-          <w:sz w:val="24"/>
-          <w:szCs w:val="24"/>
-          <w:lang w:val="en-US" w:eastAsia="zh-CN"/>
-        </w:rPr>
-      </w:pPr>
-      <w:r>
-        <w:rPr>
-          <w:rFonts w:hint="default" w:ascii="宋体" w:hAnsi="宋体" w:cs="宋体"/>
-          <w:sz w:val="24"/>
-          <w:szCs w:val="24"/>
-          <w:lang w:val="en-US" w:eastAsia="zh-CN"/>
-        </w:rPr>
-        <w:t>研发工作按计划分阶段推进，于2025年11月底完成全部功能开发与内部测试，12月进入试运行阶段，目前系统已具备上线条件。</w:t>
-      </w:r>
-    </w:p>
-    <w:p>
-      <w:pPr>
-        <w:keepNext w:val="0"/>
-        <w:keepLines w:val="0"/>
-        <w:pageBreakBefore w:val="0"/>
-        <w:widowControl w:val="0"/>
-        <w:kinsoku w:val="0"/>
-        <w:wordWrap/>
-        <w:overflowPunct/>
-        <w:topLinePunct w:val="0"/>
-        <w:autoSpaceDE w:val="0"/>
-        <w:autoSpaceDN w:val="0"/>
-        <w:bidi w:val="0"/>
-        <w:adjustRightInd w:val="0"/>
-        <w:snapToGrid w:val="0"/>
-        <w:spacing w:before="127" w:line="377" w:lineRule="auto"/>
-        <w:ind w:left="129" w:right="270" w:firstLine="523"/>
-        <w:jc w:val="both"/>
-        <w:textAlignment w:val="baseline"/>
-        <w:rPr>
-          <w:rFonts w:hint="default" w:ascii="宋体" w:hAnsi="宋体" w:cs="宋体"/>
-          <w:sz w:val="24"/>
-          <w:szCs w:val="24"/>
-          <w:lang w:val="en-US" w:eastAsia="zh-CN"/>
-        </w:rPr>
-      </w:pPr>
-      <w:r>
-        <w:rPr>
-          <w:rFonts w:hint="default" w:ascii="宋体" w:hAnsi="宋体" w:cs="宋体"/>
-          <w:sz w:val="24"/>
-          <w:szCs w:val="24"/>
-          <w:lang w:val="en-US" w:eastAsia="zh-CN"/>
-        </w:rPr>
-        <w:t>研发完成情况进度表：</w:t>
-      </w:r>
-    </w:p>
-    <w:tbl>
-      <w:tblPr>
-        <w:tblStyle w:val="20"/>
-        <w:tblW w:w="8741" w:type="dxa"/>
-        <w:jc w:val="center"/>
-        <w:tblBorders>
-          <w:top w:val="none" w:color="auto" w:sz="0" w:space="0"/>
-          <w:left w:val="none" w:color="auto" w:sz="0" w:space="0"/>
-          <w:bottom w:val="none" w:color="auto" w:sz="0" w:space="0"/>
-          <w:right w:val="none" w:color="auto" w:sz="0" w:space="0"/>
-          <w:insideH w:val="none" w:color="auto" w:sz="0" w:space="0"/>
-          <w:insideV w:val="none" w:color="auto" w:sz="0" w:space="0"/>
-        </w:tblBorders>
-        <w:shd w:val="clear" w:color="auto" w:fill="auto"/>
-        <w:tblLayout w:type="autofit"/>
-        <w:tblCellMar>
-          <w:top w:w="15" w:type="dxa"/>
-          <w:left w:w="15" w:type="dxa"/>
-          <w:bottom w:w="15" w:type="dxa"/>
-          <w:right w:w="15" w:type="dxa"/>
-        </w:tblCellMar>
-      </w:tblPr>
-      <w:tblGrid>
-        <w:gridCol w:w="1670"/>
-        <w:gridCol w:w="2303"/>
-        <w:gridCol w:w="3720"/>
-        <w:gridCol w:w="1048"/>
-      </w:tblGrid>
-      <w:tr>
-        <w:tblPrEx>
-          <w:tblBorders>
-            <w:top w:val="none" w:color="auto" w:sz="0" w:space="0"/>
-            <w:left w:val="none" w:color="auto" w:sz="0" w:space="0"/>
-            <w:bottom w:val="none" w:color="auto" w:sz="0" w:space="0"/>
-            <w:right w:val="none" w:color="auto" w:sz="0" w:space="0"/>
-            <w:insideH w:val="none" w:color="auto" w:sz="0" w:space="0"/>
-            <w:insideV w:val="none" w:color="auto" w:sz="0" w:space="0"/>
-          </w:tblBorders>
-          <w:tblCellMar>
-            <w:top w:w="15" w:type="dxa"/>
-            <w:left w:w="15" w:type="dxa"/>
-            <w:bottom w:w="15" w:type="dxa"/>
-            <w:right w:w="15" w:type="dxa"/>
-          </w:tblCellMar>
-        </w:tblPrEx>
-        <w:trPr>
           <w:trHeight w:val="0" w:hRule="atLeast"/>
           <w:tblHeader/>
           <w:jc w:val="center"/>
@@ -3986,6 +3419,7 @@
             <w:insideH w:val="none" w:color="auto" w:sz="0" w:space="0"/>
             <w:insideV w:val="none" w:color="auto" w:sz="0" w:space="0"/>
           </w:tblBorders>
+          <w:shd w:val="clear" w:color="auto" w:fill="auto"/>
           <w:tblCellMar>
             <w:top w:w="15" w:type="dxa"/>
             <w:left w:w="15" w:type="dxa"/>
@@ -4227,6 +3661,7 @@
             <w:insideH w:val="none" w:color="auto" w:sz="0" w:space="0"/>
             <w:insideV w:val="none" w:color="auto" w:sz="0" w:space="0"/>
           </w:tblBorders>
+          <w:shd w:val="clear" w:color="auto" w:fill="auto"/>
           <w:tblCellMar>
             <w:top w:w="15" w:type="dxa"/>
             <w:left w:w="15" w:type="dxa"/>
@@ -4468,6 +3903,7 @@
             <w:insideH w:val="none" w:color="auto" w:sz="0" w:space="0"/>
             <w:insideV w:val="none" w:color="auto" w:sz="0" w:space="0"/>
           </w:tblBorders>
+          <w:shd w:val="clear" w:color="auto" w:fill="auto"/>
           <w:tblCellMar>
             <w:top w:w="15" w:type="dxa"/>
             <w:left w:w="15" w:type="dxa"/>
@@ -4709,12 +4145,7 @@
             <w:insideH w:val="none" w:color="auto" w:sz="0" w:space="0"/>
             <w:insideV w:val="none" w:color="auto" w:sz="0" w:space="0"/>
           </w:tblBorders>
-          <w:tblCellMar>
-            <w:top w:w="15" w:type="dxa"/>
-            <w:left w:w="15" w:type="dxa"/>
-            <w:bottom w:w="15" w:type="dxa"/>
-            <w:right w:w="15" w:type="dxa"/>
-          </w:tblCellMar>
+          <w:shd w:val="clear" w:color="auto" w:fill="auto"/>
         </w:tblPrEx>
         <w:trPr>
           <w:trHeight w:val="0" w:hRule="atLeast"/>
@@ -4950,6 +4381,7 @@
             <w:insideH w:val="none" w:color="auto" w:sz="0" w:space="0"/>
             <w:insideV w:val="none" w:color="auto" w:sz="0" w:space="0"/>
           </w:tblBorders>
+          <w:shd w:val="clear" w:color="auto" w:fill="auto"/>
           <w:tblCellMar>
             <w:top w:w="15" w:type="dxa"/>
             <w:left w:w="15" w:type="dxa"/>
@@ -5433,6 +4865,7 @@
           <w:lang w:val="en-US" w:eastAsia="zh-CN"/>
         </w:rPr>
       </w:pPr>
+      <w:bookmarkStart w:id="7" w:name="_Toc30866"/>
       <w:r>
         <w:rPr>
           <w:rFonts w:hint="default"/>
@@ -5440,6 +4873,7 @@
         </w:rPr>
         <w:t>实际人力投入</w:t>
       </w:r>
+      <w:bookmarkEnd w:id="7"/>
     </w:p>
     <w:tbl>
       <w:tblPr>
@@ -7137,6 +6571,882 @@
           <w:lang w:val="en-US" w:eastAsia="zh-CN"/>
         </w:rPr>
       </w:pPr>
+      <w:bookmarkStart w:id="8" w:name="_Toc15545"/>
+      <w:r>
+        <w:rPr>
+          <w:rFonts w:hint="default"/>
+          <w:lang w:val="en-US" w:eastAsia="zh-CN"/>
+        </w:rPr>
+        <w:t>质量要求</w:t>
+      </w:r>
+      <w:bookmarkEnd w:id="8"/>
+    </w:p>
+    <w:p>
+      <w:pPr>
+        <w:keepNext w:val="0"/>
+        <w:keepLines w:val="0"/>
+        <w:pageBreakBefore w:val="0"/>
+        <w:widowControl w:val="0"/>
+        <w:kinsoku w:val="0"/>
+        <w:wordWrap/>
+        <w:overflowPunct/>
+        <w:topLinePunct w:val="0"/>
+        <w:autoSpaceDE w:val="0"/>
+        <w:autoSpaceDN w:val="0"/>
+        <w:bidi w:val="0"/>
+        <w:adjustRightInd w:val="0"/>
+        <w:snapToGrid w:val="0"/>
+        <w:spacing w:before="127" w:line="377" w:lineRule="auto"/>
+        <w:ind w:left="129" w:right="270" w:firstLine="523"/>
+        <w:jc w:val="both"/>
+        <w:textAlignment w:val="baseline"/>
+        <w:rPr>
+          <w:rFonts w:hint="default" w:ascii="宋体" w:hAnsi="宋体" w:cs="宋体"/>
+          <w:sz w:val="24"/>
+          <w:szCs w:val="24"/>
+          <w:lang w:val="en-US" w:eastAsia="zh-CN"/>
+        </w:rPr>
+      </w:pPr>
+      <w:r>
+        <w:rPr>
+          <w:rFonts w:hint="default" w:ascii="宋体" w:hAnsi="宋体" w:cs="宋体"/>
+          <w:sz w:val="24"/>
+          <w:szCs w:val="24"/>
+          <w:lang w:val="en-US" w:eastAsia="zh-CN"/>
+        </w:rPr>
+        <w:t>性能达标：系统启动时间≤3秒，页面加载≤2秒，数据同步延迟≤5秒，已通过性能测试验证。</w:t>
+      </w:r>
+    </w:p>
+    <w:p>
+      <w:pPr>
+        <w:keepNext w:val="0"/>
+        <w:keepLines w:val="0"/>
+        <w:pageBreakBefore w:val="0"/>
+        <w:widowControl w:val="0"/>
+        <w:kinsoku w:val="0"/>
+        <w:wordWrap/>
+        <w:overflowPunct/>
+        <w:topLinePunct w:val="0"/>
+        <w:autoSpaceDE w:val="0"/>
+        <w:autoSpaceDN w:val="0"/>
+        <w:bidi w:val="0"/>
+        <w:adjustRightInd w:val="0"/>
+        <w:snapToGrid w:val="0"/>
+        <w:spacing w:before="127" w:line="377" w:lineRule="auto"/>
+        <w:ind w:left="129" w:right="270" w:firstLine="523"/>
+        <w:jc w:val="both"/>
+        <w:textAlignment w:val="baseline"/>
+        <w:rPr>
+          <w:rFonts w:hint="default" w:ascii="宋体" w:hAnsi="宋体" w:cs="宋体"/>
+          <w:sz w:val="24"/>
+          <w:szCs w:val="24"/>
+          <w:lang w:val="en-US" w:eastAsia="zh-CN"/>
+        </w:rPr>
+      </w:pPr>
+      <w:r>
+        <w:rPr>
+          <w:rFonts w:hint="default" w:ascii="宋体" w:hAnsi="宋体" w:cs="宋体"/>
+          <w:sz w:val="24"/>
+          <w:szCs w:val="24"/>
+          <w:lang w:val="en-US" w:eastAsia="zh-CN"/>
+        </w:rPr>
+        <w:t>兼容性保障：支持iOS 14+、Android 10+系统，适配主流手机与平板设备。</w:t>
+      </w:r>
+    </w:p>
+    <w:p>
+      <w:pPr>
+        <w:keepNext w:val="0"/>
+        <w:keepLines w:val="0"/>
+        <w:pageBreakBefore w:val="0"/>
+        <w:widowControl w:val="0"/>
+        <w:kinsoku w:val="0"/>
+        <w:wordWrap/>
+        <w:overflowPunct/>
+        <w:topLinePunct w:val="0"/>
+        <w:autoSpaceDE w:val="0"/>
+        <w:autoSpaceDN w:val="0"/>
+        <w:bidi w:val="0"/>
+        <w:adjustRightInd w:val="0"/>
+        <w:snapToGrid w:val="0"/>
+        <w:spacing w:before="127" w:line="377" w:lineRule="auto"/>
+        <w:ind w:left="129" w:right="270" w:firstLine="523"/>
+        <w:jc w:val="both"/>
+        <w:textAlignment w:val="baseline"/>
+        <w:rPr>
+          <w:rFonts w:hint="default" w:ascii="宋体" w:hAnsi="宋体" w:cs="宋体"/>
+          <w:sz w:val="24"/>
+          <w:szCs w:val="24"/>
+          <w:lang w:val="en-US" w:eastAsia="zh-CN"/>
+        </w:rPr>
+      </w:pPr>
+      <w:r>
+        <w:rPr>
+          <w:rFonts w:hint="default" w:ascii="宋体" w:hAnsi="宋体" w:cs="宋体"/>
+          <w:sz w:val="24"/>
+          <w:szCs w:val="24"/>
+          <w:lang w:val="en-US" w:eastAsia="zh-CN"/>
+        </w:rPr>
+        <w:t>安全可靠：全程HTTPS加密传输，敏感数据本地加密存储，通过基础安全渗透测试。</w:t>
+      </w:r>
+    </w:p>
+    <w:p>
+      <w:pPr>
+        <w:keepNext w:val="0"/>
+        <w:keepLines w:val="0"/>
+        <w:pageBreakBefore w:val="0"/>
+        <w:widowControl w:val="0"/>
+        <w:kinsoku w:val="0"/>
+        <w:wordWrap/>
+        <w:overflowPunct/>
+        <w:topLinePunct w:val="0"/>
+        <w:autoSpaceDE w:val="0"/>
+        <w:autoSpaceDN w:val="0"/>
+        <w:bidi w:val="0"/>
+        <w:adjustRightInd w:val="0"/>
+        <w:snapToGrid w:val="0"/>
+        <w:spacing w:before="127" w:line="377" w:lineRule="auto"/>
+        <w:ind w:left="129" w:right="270" w:firstLine="523"/>
+        <w:jc w:val="both"/>
+        <w:textAlignment w:val="baseline"/>
+        <w:rPr>
+          <w:rFonts w:hint="default" w:ascii="宋体" w:hAnsi="宋体" w:cs="宋体"/>
+          <w:sz w:val="24"/>
+          <w:szCs w:val="24"/>
+          <w:lang w:val="en-US" w:eastAsia="zh-CN"/>
+        </w:rPr>
+      </w:pPr>
+      <w:r>
+        <w:rPr>
+          <w:rFonts w:hint="default" w:ascii="宋体" w:hAnsi="宋体" w:cs="宋体"/>
+          <w:sz w:val="24"/>
+          <w:szCs w:val="24"/>
+          <w:lang w:val="en-US" w:eastAsia="zh-CN"/>
+        </w:rPr>
+        <w:t>可维护性：采用模块化设计，接口规范清晰，便于后续功能扩展与版本迭代。</w:t>
+      </w:r>
+    </w:p>
+    <w:p>
+      <w:pPr>
+        <w:pStyle w:val="29"/>
+        <w:bidi w:val="0"/>
+        <w:rPr>
+          <w:rFonts w:hint="default"/>
+          <w:lang w:val="en-US" w:eastAsia="zh-CN"/>
+        </w:rPr>
+      </w:pPr>
+      <w:bookmarkStart w:id="9" w:name="_Toc28990"/>
+      <w:r>
+        <w:rPr>
+          <w:rFonts w:hint="default"/>
+          <w:lang w:val="en-US" w:eastAsia="zh-CN"/>
+        </w:rPr>
+        <w:t>工具优化应用</w:t>
+      </w:r>
+      <w:bookmarkEnd w:id="9"/>
+    </w:p>
+    <w:p>
+      <w:pPr>
+        <w:keepNext w:val="0"/>
+        <w:keepLines w:val="0"/>
+        <w:pageBreakBefore w:val="0"/>
+        <w:widowControl w:val="0"/>
+        <w:kinsoku w:val="0"/>
+        <w:wordWrap/>
+        <w:overflowPunct/>
+        <w:topLinePunct w:val="0"/>
+        <w:autoSpaceDE w:val="0"/>
+        <w:autoSpaceDN w:val="0"/>
+        <w:bidi w:val="0"/>
+        <w:adjustRightInd w:val="0"/>
+        <w:snapToGrid w:val="0"/>
+        <w:spacing w:before="127" w:line="377" w:lineRule="auto"/>
+        <w:ind w:left="129" w:right="270" w:firstLine="523"/>
+        <w:jc w:val="both"/>
+        <w:textAlignment w:val="baseline"/>
+        <w:rPr>
+          <w:rFonts w:hint="default" w:ascii="宋体" w:hAnsi="宋体" w:cs="宋体"/>
+          <w:sz w:val="24"/>
+          <w:szCs w:val="24"/>
+          <w:lang w:val="en-US" w:eastAsia="zh-CN"/>
+        </w:rPr>
+      </w:pPr>
+      <w:r>
+        <w:rPr>
+          <w:rFonts w:hint="default" w:ascii="宋体" w:hAnsi="宋体" w:cs="宋体"/>
+          <w:sz w:val="24"/>
+          <w:szCs w:val="24"/>
+          <w:lang w:val="en-US" w:eastAsia="zh-CN"/>
+        </w:rPr>
+        <w:t>自2025年12月试运行以来，移动端应用已在运维团队中小范围试用，初步反馈良好：</w:t>
+      </w:r>
+    </w:p>
+    <w:p>
+      <w:pPr>
+        <w:keepNext w:val="0"/>
+        <w:keepLines w:val="0"/>
+        <w:pageBreakBefore w:val="0"/>
+        <w:widowControl w:val="0"/>
+        <w:kinsoku w:val="0"/>
+        <w:wordWrap/>
+        <w:overflowPunct/>
+        <w:topLinePunct w:val="0"/>
+        <w:autoSpaceDE w:val="0"/>
+        <w:autoSpaceDN w:val="0"/>
+        <w:bidi w:val="0"/>
+        <w:adjustRightInd w:val="0"/>
+        <w:snapToGrid w:val="0"/>
+        <w:spacing w:before="127" w:line="377" w:lineRule="auto"/>
+        <w:ind w:left="129" w:right="270" w:firstLine="523"/>
+        <w:jc w:val="both"/>
+        <w:textAlignment w:val="baseline"/>
+        <w:rPr>
+          <w:rFonts w:hint="default" w:ascii="宋体" w:hAnsi="宋体" w:cs="宋体"/>
+          <w:sz w:val="24"/>
+          <w:szCs w:val="24"/>
+          <w:lang w:val="en-US" w:eastAsia="zh-CN"/>
+        </w:rPr>
+      </w:pPr>
+      <w:r>
+        <w:rPr>
+          <w:rFonts w:hint="default" w:ascii="宋体" w:hAnsi="宋体" w:cs="宋体"/>
+          <w:sz w:val="24"/>
+          <w:szCs w:val="24"/>
+          <w:lang w:val="en-US" w:eastAsia="zh-CN"/>
+        </w:rPr>
+        <w:t>运维效率提升：现场故障处理时间平均缩短约40%，巡检任务完成效率提升约30%。</w:t>
+      </w:r>
+    </w:p>
+    <w:p>
+      <w:pPr>
+        <w:keepNext w:val="0"/>
+        <w:keepLines w:val="0"/>
+        <w:pageBreakBefore w:val="0"/>
+        <w:widowControl w:val="0"/>
+        <w:kinsoku w:val="0"/>
+        <w:wordWrap/>
+        <w:overflowPunct/>
+        <w:topLinePunct w:val="0"/>
+        <w:autoSpaceDE w:val="0"/>
+        <w:autoSpaceDN w:val="0"/>
+        <w:bidi w:val="0"/>
+        <w:adjustRightInd w:val="0"/>
+        <w:snapToGrid w:val="0"/>
+        <w:spacing w:before="127" w:line="377" w:lineRule="auto"/>
+        <w:ind w:left="129" w:right="270" w:firstLine="523"/>
+        <w:jc w:val="both"/>
+        <w:textAlignment w:val="baseline"/>
+        <w:rPr>
+          <w:rFonts w:hint="default" w:ascii="宋体" w:hAnsi="宋体" w:cs="宋体"/>
+          <w:sz w:val="24"/>
+          <w:szCs w:val="24"/>
+          <w:lang w:val="en-US" w:eastAsia="zh-CN"/>
+        </w:rPr>
+      </w:pPr>
+      <w:r>
+        <w:rPr>
+          <w:rFonts w:hint="default" w:ascii="宋体" w:hAnsi="宋体" w:cs="宋体"/>
+          <w:sz w:val="24"/>
+          <w:szCs w:val="24"/>
+          <w:lang w:val="en-US" w:eastAsia="zh-CN"/>
+        </w:rPr>
+        <w:t>响应速度加快：告警信息实时推送，应急响应时间显著缩短。</w:t>
+      </w:r>
+    </w:p>
+    <w:p>
+      <w:pPr>
+        <w:keepNext w:val="0"/>
+        <w:keepLines w:val="0"/>
+        <w:pageBreakBefore w:val="0"/>
+        <w:widowControl w:val="0"/>
+        <w:kinsoku w:val="0"/>
+        <w:wordWrap/>
+        <w:overflowPunct/>
+        <w:topLinePunct w:val="0"/>
+        <w:autoSpaceDE w:val="0"/>
+        <w:autoSpaceDN w:val="0"/>
+        <w:bidi w:val="0"/>
+        <w:adjustRightInd w:val="0"/>
+        <w:snapToGrid w:val="0"/>
+        <w:spacing w:before="127" w:line="377" w:lineRule="auto"/>
+        <w:ind w:left="129" w:right="270" w:firstLine="523"/>
+        <w:jc w:val="both"/>
+        <w:textAlignment w:val="baseline"/>
+        <w:rPr>
+          <w:rFonts w:hint="default" w:ascii="宋体" w:hAnsi="宋体" w:cs="宋体"/>
+          <w:sz w:val="24"/>
+          <w:szCs w:val="24"/>
+          <w:lang w:val="en-US" w:eastAsia="zh-CN"/>
+        </w:rPr>
+      </w:pPr>
+      <w:r>
+        <w:rPr>
+          <w:rFonts w:hint="default" w:ascii="宋体" w:hAnsi="宋体" w:cs="宋体"/>
+          <w:sz w:val="24"/>
+          <w:szCs w:val="24"/>
+          <w:lang w:val="en-US" w:eastAsia="zh-CN"/>
+        </w:rPr>
+        <w:t>操作便捷性增强：移动端界面简洁、交互流畅，支持离线操作与语音辅助，提升现场作业体验。</w:t>
+      </w:r>
+    </w:p>
+    <w:p>
+      <w:pPr>
+        <w:keepNext w:val="0"/>
+        <w:keepLines w:val="0"/>
+        <w:pageBreakBefore w:val="0"/>
+        <w:widowControl w:val="0"/>
+        <w:kinsoku w:val="0"/>
+        <w:wordWrap/>
+        <w:overflowPunct/>
+        <w:topLinePunct w:val="0"/>
+        <w:autoSpaceDE w:val="0"/>
+        <w:autoSpaceDN w:val="0"/>
+        <w:bidi w:val="0"/>
+        <w:adjustRightInd w:val="0"/>
+        <w:snapToGrid w:val="0"/>
+        <w:spacing w:before="127" w:line="377" w:lineRule="auto"/>
+        <w:ind w:left="129" w:right="270" w:firstLine="523"/>
+        <w:jc w:val="both"/>
+        <w:textAlignment w:val="baseline"/>
+        <w:rPr>
+          <w:rFonts w:hint="default" w:ascii="宋体" w:hAnsi="宋体" w:cs="宋体"/>
+          <w:sz w:val="24"/>
+          <w:szCs w:val="24"/>
+          <w:lang w:val="en-US" w:eastAsia="zh-CN"/>
+        </w:rPr>
+      </w:pPr>
+      <w:r>
+        <w:rPr>
+          <w:rFonts w:hint="default" w:ascii="宋体" w:hAnsi="宋体" w:cs="宋体"/>
+          <w:sz w:val="24"/>
+          <w:szCs w:val="24"/>
+          <w:lang w:val="en-US" w:eastAsia="zh-CN"/>
+        </w:rPr>
+        <w:t>数据一致性保障：与电脑端系统实时同步，确保监控数据准确一致。</w:t>
+      </w:r>
+    </w:p>
+    <w:p>
+      <w:pPr>
+        <w:keepNext w:val="0"/>
+        <w:keepLines w:val="0"/>
+        <w:pageBreakBefore w:val="0"/>
+        <w:widowControl w:val="0"/>
+        <w:kinsoku w:val="0"/>
+        <w:wordWrap/>
+        <w:overflowPunct/>
+        <w:topLinePunct w:val="0"/>
+        <w:autoSpaceDE w:val="0"/>
+        <w:autoSpaceDN w:val="0"/>
+        <w:bidi w:val="0"/>
+        <w:adjustRightInd w:val="0"/>
+        <w:snapToGrid w:val="0"/>
+        <w:spacing w:before="127" w:line="377" w:lineRule="auto"/>
+        <w:ind w:left="129" w:right="270" w:firstLine="523"/>
+        <w:jc w:val="both"/>
+        <w:textAlignment w:val="baseline"/>
+        <w:rPr>
+          <w:rFonts w:hint="default" w:ascii="宋体" w:hAnsi="宋体" w:cs="宋体"/>
+          <w:sz w:val="24"/>
+          <w:szCs w:val="24"/>
+          <w:lang w:val="en-US" w:eastAsia="zh-CN"/>
+        </w:rPr>
+      </w:pPr>
+      <w:r>
+        <w:rPr>
+          <w:rFonts w:hint="default" w:ascii="宋体" w:hAnsi="宋体" w:cs="宋体"/>
+          <w:sz w:val="24"/>
+          <w:szCs w:val="24"/>
+          <w:lang w:val="en-US" w:eastAsia="zh-CN"/>
+        </w:rPr>
+        <w:t>预计2026年正式上线后，将进一步推动运维工作向“移动化、智能化、协同化”转型。</w:t>
+      </w:r>
+    </w:p>
+    <w:p>
+      <w:pPr>
+        <w:pStyle w:val="28"/>
+        <w:bidi w:val="0"/>
+        <w:rPr>
+          <w:rFonts w:hint="default"/>
+          <w:lang w:val="en-US" w:eastAsia="zh-CN"/>
+        </w:rPr>
+      </w:pPr>
+      <w:bookmarkStart w:id="10" w:name="_Toc3126"/>
+      <w:r>
+        <w:rPr>
+          <w:rFonts w:hint="default"/>
+          <w:lang w:val="en-US" w:eastAsia="zh-CN"/>
+        </w:rPr>
+        <w:t>运维手册研发</w:t>
+      </w:r>
+      <w:bookmarkEnd w:id="10"/>
+    </w:p>
+    <w:p>
+      <w:pPr>
+        <w:keepNext w:val="0"/>
+        <w:keepLines w:val="0"/>
+        <w:pageBreakBefore w:val="0"/>
+        <w:widowControl w:val="0"/>
+        <w:kinsoku w:val="0"/>
+        <w:wordWrap/>
+        <w:overflowPunct/>
+        <w:topLinePunct w:val="0"/>
+        <w:autoSpaceDE w:val="0"/>
+        <w:autoSpaceDN w:val="0"/>
+        <w:bidi w:val="0"/>
+        <w:adjustRightInd w:val="0"/>
+        <w:snapToGrid w:val="0"/>
+        <w:spacing w:before="127" w:line="377" w:lineRule="auto"/>
+        <w:ind w:left="129" w:right="270" w:firstLine="523"/>
+        <w:jc w:val="both"/>
+        <w:textAlignment w:val="baseline"/>
+        <w:rPr>
+          <w:rFonts w:hint="default" w:ascii="宋体" w:hAnsi="宋体" w:cs="宋体"/>
+          <w:sz w:val="24"/>
+          <w:szCs w:val="24"/>
+          <w:lang w:val="en-US" w:eastAsia="zh-CN"/>
+        </w:rPr>
+      </w:pPr>
+      <w:r>
+        <w:rPr>
+          <w:rFonts w:hint="default" w:ascii="宋体" w:hAnsi="宋体" w:cs="宋体"/>
+          <w:sz w:val="24"/>
+          <w:szCs w:val="24"/>
+          <w:lang w:val="en-US" w:eastAsia="zh-CN"/>
+        </w:rPr>
+        <w:t>为提高运维工程师工作效率、规范操作流程、降低人为失误，公司于2025年启动运维手册研发专项。截至2025年12月，已完成以下手册的初稿编写与内部评审：</w:t>
+      </w:r>
+    </w:p>
+    <w:p>
+      <w:pPr>
+        <w:keepNext w:val="0"/>
+        <w:keepLines w:val="0"/>
+        <w:pageBreakBefore w:val="0"/>
+        <w:widowControl w:val="0"/>
+        <w:kinsoku w:val="0"/>
+        <w:wordWrap/>
+        <w:overflowPunct/>
+        <w:topLinePunct w:val="0"/>
+        <w:autoSpaceDE w:val="0"/>
+        <w:autoSpaceDN w:val="0"/>
+        <w:bidi w:val="0"/>
+        <w:adjustRightInd w:val="0"/>
+        <w:snapToGrid w:val="0"/>
+        <w:spacing w:before="127" w:line="377" w:lineRule="auto"/>
+        <w:ind w:left="129" w:right="270" w:firstLine="523"/>
+        <w:jc w:val="both"/>
+        <w:textAlignment w:val="baseline"/>
+        <w:rPr>
+          <w:rFonts w:hint="default" w:ascii="宋体" w:hAnsi="宋体" w:cs="宋体"/>
+          <w:sz w:val="24"/>
+          <w:szCs w:val="24"/>
+          <w:lang w:val="en-US" w:eastAsia="zh-CN"/>
+        </w:rPr>
+      </w:pPr>
+      <w:r>
+        <w:rPr>
+          <w:rFonts w:hint="default" w:ascii="宋体" w:hAnsi="宋体" w:cs="宋体"/>
+          <w:sz w:val="24"/>
+          <w:szCs w:val="24"/>
+          <w:lang w:val="en-US" w:eastAsia="zh-CN"/>
+        </w:rPr>
+        <w:t>《PC服务器标准化操作作业指导书》</w:t>
+      </w:r>
+    </w:p>
+    <w:p>
+      <w:pPr>
+        <w:keepNext w:val="0"/>
+        <w:keepLines w:val="0"/>
+        <w:pageBreakBefore w:val="0"/>
+        <w:widowControl w:val="0"/>
+        <w:kinsoku w:val="0"/>
+        <w:wordWrap/>
+        <w:overflowPunct/>
+        <w:topLinePunct w:val="0"/>
+        <w:autoSpaceDE w:val="0"/>
+        <w:autoSpaceDN w:val="0"/>
+        <w:bidi w:val="0"/>
+        <w:adjustRightInd w:val="0"/>
+        <w:snapToGrid w:val="0"/>
+        <w:spacing w:before="127" w:line="377" w:lineRule="auto"/>
+        <w:ind w:left="129" w:right="270" w:firstLine="523"/>
+        <w:jc w:val="both"/>
+        <w:textAlignment w:val="baseline"/>
+        <w:rPr>
+          <w:rFonts w:hint="default" w:ascii="宋体" w:hAnsi="宋体" w:cs="宋体"/>
+          <w:sz w:val="24"/>
+          <w:szCs w:val="24"/>
+          <w:lang w:val="en-US" w:eastAsia="zh-CN"/>
+        </w:rPr>
+      </w:pPr>
+      <w:r>
+        <w:rPr>
+          <w:rFonts w:hint="default" w:ascii="宋体" w:hAnsi="宋体" w:cs="宋体"/>
+          <w:sz w:val="24"/>
+          <w:szCs w:val="24"/>
+          <w:lang w:val="en-US" w:eastAsia="zh-CN"/>
+        </w:rPr>
+        <w:t>《PC服务器巡检表》</w:t>
+      </w:r>
+    </w:p>
+    <w:p>
+      <w:pPr>
+        <w:keepNext w:val="0"/>
+        <w:keepLines w:val="0"/>
+        <w:pageBreakBefore w:val="0"/>
+        <w:widowControl w:val="0"/>
+        <w:kinsoku w:val="0"/>
+        <w:wordWrap/>
+        <w:overflowPunct/>
+        <w:topLinePunct w:val="0"/>
+        <w:autoSpaceDE w:val="0"/>
+        <w:autoSpaceDN w:val="0"/>
+        <w:bidi w:val="0"/>
+        <w:adjustRightInd w:val="0"/>
+        <w:snapToGrid w:val="0"/>
+        <w:spacing w:before="127" w:line="377" w:lineRule="auto"/>
+        <w:ind w:left="129" w:right="270" w:firstLine="523"/>
+        <w:jc w:val="both"/>
+        <w:textAlignment w:val="baseline"/>
+        <w:rPr>
+          <w:rFonts w:hint="default" w:ascii="宋体" w:hAnsi="宋体" w:cs="宋体"/>
+          <w:sz w:val="24"/>
+          <w:szCs w:val="24"/>
+          <w:lang w:val="en-US" w:eastAsia="zh-CN"/>
+        </w:rPr>
+      </w:pPr>
+      <w:r>
+        <w:rPr>
+          <w:rFonts w:hint="default" w:ascii="宋体" w:hAnsi="宋体" w:cs="宋体"/>
+          <w:sz w:val="24"/>
+          <w:szCs w:val="24"/>
+          <w:lang w:val="en-US" w:eastAsia="zh-CN"/>
+        </w:rPr>
+        <w:t>《数据库巡检手册》</w:t>
+      </w:r>
+    </w:p>
+    <w:p>
+      <w:pPr>
+        <w:keepNext w:val="0"/>
+        <w:keepLines w:val="0"/>
+        <w:pageBreakBefore w:val="0"/>
+        <w:widowControl w:val="0"/>
+        <w:kinsoku w:val="0"/>
+        <w:wordWrap/>
+        <w:overflowPunct/>
+        <w:topLinePunct w:val="0"/>
+        <w:autoSpaceDE w:val="0"/>
+        <w:autoSpaceDN w:val="0"/>
+        <w:bidi w:val="0"/>
+        <w:adjustRightInd w:val="0"/>
+        <w:snapToGrid w:val="0"/>
+        <w:spacing w:before="127" w:line="377" w:lineRule="auto"/>
+        <w:ind w:left="129" w:right="270" w:firstLine="523"/>
+        <w:jc w:val="both"/>
+        <w:textAlignment w:val="baseline"/>
+        <w:rPr>
+          <w:rFonts w:hint="default" w:ascii="宋体" w:hAnsi="宋体" w:cs="宋体"/>
+          <w:sz w:val="24"/>
+          <w:szCs w:val="24"/>
+          <w:lang w:val="en-US" w:eastAsia="zh-CN"/>
+        </w:rPr>
+      </w:pPr>
+      <w:r>
+        <w:rPr>
+          <w:rFonts w:hint="default" w:ascii="宋体" w:hAnsi="宋体" w:cs="宋体"/>
+          <w:sz w:val="24"/>
+          <w:szCs w:val="24"/>
+          <w:lang w:val="en-US" w:eastAsia="zh-CN"/>
+        </w:rPr>
+        <w:t>手册内容基于公司实际运维场景，涵盖操作流程、风险提示、应急回滚、记录规范等，已于2025年1</w:t>
+      </w:r>
+      <w:r>
+        <w:rPr>
+          <w:rFonts w:hint="eastAsia" w:ascii="宋体" w:hAnsi="宋体" w:cs="宋体"/>
+          <w:sz w:val="24"/>
+          <w:szCs w:val="24"/>
+          <w:lang w:val="en-US" w:eastAsia="zh-CN"/>
+        </w:rPr>
+        <w:t>2</w:t>
+      </w:r>
+      <w:r>
+        <w:rPr>
+          <w:rFonts w:hint="default" w:ascii="宋体" w:hAnsi="宋体" w:cs="宋体"/>
+          <w:sz w:val="24"/>
+          <w:szCs w:val="24"/>
+          <w:lang w:val="en-US" w:eastAsia="zh-CN"/>
+        </w:rPr>
+        <w:t>月完成内部评审</w:t>
+      </w:r>
+      <w:r>
+        <w:rPr>
+          <w:rFonts w:hint="eastAsia" w:ascii="宋体" w:hAnsi="宋体" w:cs="宋体"/>
+          <w:sz w:val="24"/>
+          <w:szCs w:val="24"/>
+          <w:lang w:val="en-US" w:eastAsia="zh-CN"/>
+        </w:rPr>
+        <w:t>并投入使用</w:t>
+      </w:r>
+      <w:r>
+        <w:rPr>
+          <w:rFonts w:hint="default" w:ascii="宋体" w:hAnsi="宋体" w:cs="宋体"/>
+          <w:sz w:val="24"/>
+          <w:szCs w:val="24"/>
+          <w:lang w:val="en-US" w:eastAsia="zh-CN"/>
+        </w:rPr>
+        <w:t>。</w:t>
+      </w:r>
+    </w:p>
+    <w:p>
+      <w:pPr>
+        <w:keepNext w:val="0"/>
+        <w:keepLines w:val="0"/>
+        <w:pageBreakBefore w:val="0"/>
+        <w:widowControl w:val="0"/>
+        <w:kinsoku w:val="0"/>
+        <w:wordWrap/>
+        <w:overflowPunct/>
+        <w:topLinePunct w:val="0"/>
+        <w:autoSpaceDE w:val="0"/>
+        <w:autoSpaceDN w:val="0"/>
+        <w:bidi w:val="0"/>
+        <w:adjustRightInd w:val="0"/>
+        <w:snapToGrid w:val="0"/>
+        <w:spacing w:before="127" w:line="377" w:lineRule="auto"/>
+        <w:ind w:left="129" w:right="270" w:firstLine="523"/>
+        <w:jc w:val="both"/>
+        <w:textAlignment w:val="baseline"/>
+        <w:rPr>
+          <w:rFonts w:hint="default" w:ascii="宋体" w:hAnsi="宋体" w:cs="宋体"/>
+          <w:sz w:val="24"/>
+          <w:szCs w:val="24"/>
+          <w:lang w:val="en-US" w:eastAsia="zh-CN"/>
+        </w:rPr>
+      </w:pPr>
+      <w:r>
+        <w:rPr>
+          <w:rFonts w:hint="default" w:ascii="宋体" w:hAnsi="宋体" w:cs="宋体"/>
+          <w:sz w:val="24"/>
+          <w:szCs w:val="24"/>
+          <w:lang w:val="en-US" w:eastAsia="zh-CN"/>
+        </w:rPr>
+        <w:t>目前手册研发专项已使用经费约4万元，主要用于资料收集、编写评审、模板设计等工作。</w:t>
+      </w:r>
+    </w:p>
+    <w:p>
+      <w:pPr>
+        <w:pStyle w:val="28"/>
+        <w:bidi w:val="0"/>
+        <w:rPr>
+          <w:rFonts w:hint="default"/>
+          <w:lang w:val="en-US" w:eastAsia="zh-CN"/>
+        </w:rPr>
+      </w:pPr>
+      <w:bookmarkStart w:id="11" w:name="_Toc8039"/>
+      <w:r>
+        <w:rPr>
+          <w:rFonts w:hint="default"/>
+          <w:lang w:val="en-US" w:eastAsia="zh-CN"/>
+        </w:rPr>
+        <w:t>新技术</w:t>
+      </w:r>
+      <w:r>
+        <w:rPr>
+          <w:rFonts w:hint="eastAsia"/>
+          <w:lang w:val="en-US" w:eastAsia="zh-CN"/>
+        </w:rPr>
+        <w:t>研发</w:t>
+      </w:r>
+      <w:bookmarkEnd w:id="11"/>
+    </w:p>
+    <w:p>
+      <w:pPr>
+        <w:keepNext w:val="0"/>
+        <w:keepLines w:val="0"/>
+        <w:pageBreakBefore w:val="0"/>
+        <w:widowControl w:val="0"/>
+        <w:kinsoku w:val="0"/>
+        <w:wordWrap/>
+        <w:overflowPunct/>
+        <w:topLinePunct w:val="0"/>
+        <w:autoSpaceDE w:val="0"/>
+        <w:autoSpaceDN w:val="0"/>
+        <w:bidi w:val="0"/>
+        <w:adjustRightInd w:val="0"/>
+        <w:snapToGrid w:val="0"/>
+        <w:spacing w:before="127" w:line="377" w:lineRule="auto"/>
+        <w:ind w:left="129" w:right="270" w:firstLine="523"/>
+        <w:jc w:val="both"/>
+        <w:textAlignment w:val="baseline"/>
+        <w:rPr>
+          <w:rFonts w:hint="default" w:ascii="宋体" w:hAnsi="宋体" w:cs="宋体"/>
+          <w:sz w:val="24"/>
+          <w:szCs w:val="24"/>
+          <w:lang w:val="en-US" w:eastAsia="zh-CN"/>
+        </w:rPr>
+      </w:pPr>
+      <w:r>
+        <w:rPr>
+          <w:rFonts w:hint="default" w:ascii="宋体" w:hAnsi="宋体" w:cs="宋体"/>
+          <w:sz w:val="24"/>
+          <w:szCs w:val="24"/>
+          <w:lang w:val="en-US" w:eastAsia="zh-CN"/>
+        </w:rPr>
+        <w:t>为保持技术前瞻性，公司于2025年6月成立新技术预研小组，围绕充电桩运维场景开展以下方向的技术探索：</w:t>
+      </w:r>
+    </w:p>
+    <w:p>
+      <w:pPr>
+        <w:keepNext w:val="0"/>
+        <w:keepLines w:val="0"/>
+        <w:pageBreakBefore w:val="0"/>
+        <w:widowControl w:val="0"/>
+        <w:kinsoku w:val="0"/>
+        <w:wordWrap/>
+        <w:overflowPunct/>
+        <w:topLinePunct w:val="0"/>
+        <w:autoSpaceDE w:val="0"/>
+        <w:autoSpaceDN w:val="0"/>
+        <w:bidi w:val="0"/>
+        <w:adjustRightInd w:val="0"/>
+        <w:snapToGrid w:val="0"/>
+        <w:spacing w:before="127" w:line="377" w:lineRule="auto"/>
+        <w:ind w:left="129" w:right="270" w:firstLine="523"/>
+        <w:jc w:val="both"/>
+        <w:textAlignment w:val="baseline"/>
+        <w:rPr>
+          <w:rFonts w:hint="default" w:ascii="宋体" w:hAnsi="宋体" w:cs="宋体"/>
+          <w:sz w:val="24"/>
+          <w:szCs w:val="24"/>
+          <w:lang w:val="en-US" w:eastAsia="zh-CN"/>
+        </w:rPr>
+      </w:pPr>
+      <w:r>
+        <w:rPr>
+          <w:rFonts w:hint="default" w:ascii="宋体" w:hAnsi="宋体" w:cs="宋体"/>
+          <w:sz w:val="24"/>
+          <w:szCs w:val="24"/>
+          <w:lang w:val="en-US" w:eastAsia="zh-CN"/>
+        </w:rPr>
+        <w:t>边缘计算与轻量化AI：已完成算法场景调研与可行性分析，计划于2026年初构建原型验证环境。</w:t>
+      </w:r>
+    </w:p>
+    <w:p>
+      <w:pPr>
+        <w:keepNext w:val="0"/>
+        <w:keepLines w:val="0"/>
+        <w:pageBreakBefore w:val="0"/>
+        <w:widowControl w:val="0"/>
+        <w:kinsoku w:val="0"/>
+        <w:wordWrap/>
+        <w:overflowPunct/>
+        <w:topLinePunct w:val="0"/>
+        <w:autoSpaceDE w:val="0"/>
+        <w:autoSpaceDN w:val="0"/>
+        <w:bidi w:val="0"/>
+        <w:adjustRightInd w:val="0"/>
+        <w:snapToGrid w:val="0"/>
+        <w:spacing w:before="127" w:line="377" w:lineRule="auto"/>
+        <w:ind w:left="129" w:right="270" w:firstLine="523"/>
+        <w:jc w:val="both"/>
+        <w:textAlignment w:val="baseline"/>
+        <w:rPr>
+          <w:rFonts w:hint="default" w:ascii="宋体" w:hAnsi="宋体" w:cs="宋体"/>
+          <w:sz w:val="24"/>
+          <w:szCs w:val="24"/>
+          <w:lang w:val="en-US" w:eastAsia="zh-CN"/>
+        </w:rPr>
+      </w:pPr>
+      <w:r>
+        <w:rPr>
+          <w:rFonts w:hint="default" w:ascii="宋体" w:hAnsi="宋体" w:cs="宋体"/>
+          <w:sz w:val="24"/>
+          <w:szCs w:val="24"/>
+          <w:lang w:val="en-US" w:eastAsia="zh-CN"/>
+        </w:rPr>
+        <w:t>物联网协议优化：对MQTT over QUIC、CoAP等新协议进行初步测试，形成技术对比报告。</w:t>
+      </w:r>
+    </w:p>
+    <w:p>
+      <w:pPr>
+        <w:keepNext w:val="0"/>
+        <w:keepLines w:val="0"/>
+        <w:pageBreakBefore w:val="0"/>
+        <w:widowControl w:val="0"/>
+        <w:kinsoku w:val="0"/>
+        <w:wordWrap/>
+        <w:overflowPunct/>
+        <w:topLinePunct w:val="0"/>
+        <w:autoSpaceDE w:val="0"/>
+        <w:autoSpaceDN w:val="0"/>
+        <w:bidi w:val="0"/>
+        <w:adjustRightInd w:val="0"/>
+        <w:snapToGrid w:val="0"/>
+        <w:spacing w:before="127" w:line="377" w:lineRule="auto"/>
+        <w:ind w:left="129" w:right="270" w:firstLine="523"/>
+        <w:jc w:val="both"/>
+        <w:textAlignment w:val="baseline"/>
+        <w:rPr>
+          <w:rFonts w:hint="default" w:ascii="宋体" w:hAnsi="宋体" w:cs="宋体"/>
+          <w:sz w:val="24"/>
+          <w:szCs w:val="24"/>
+          <w:lang w:val="en-US" w:eastAsia="zh-CN"/>
+        </w:rPr>
+      </w:pPr>
+      <w:r>
+        <w:rPr>
+          <w:rFonts w:hint="default" w:ascii="宋体" w:hAnsi="宋体" w:cs="宋体"/>
+          <w:sz w:val="24"/>
+          <w:szCs w:val="24"/>
+          <w:lang w:val="en-US" w:eastAsia="zh-CN"/>
+        </w:rPr>
+        <w:t>数字孪生可视化：完成技术选型调研，初步构建了充电站三维可视化Demo框架。</w:t>
+      </w:r>
+    </w:p>
+    <w:p>
+      <w:pPr>
+        <w:keepNext w:val="0"/>
+        <w:keepLines w:val="0"/>
+        <w:pageBreakBefore w:val="0"/>
+        <w:widowControl w:val="0"/>
+        <w:kinsoku w:val="0"/>
+        <w:wordWrap/>
+        <w:overflowPunct/>
+        <w:topLinePunct w:val="0"/>
+        <w:autoSpaceDE w:val="0"/>
+        <w:autoSpaceDN w:val="0"/>
+        <w:bidi w:val="0"/>
+        <w:adjustRightInd w:val="0"/>
+        <w:snapToGrid w:val="0"/>
+        <w:spacing w:before="127" w:line="377" w:lineRule="auto"/>
+        <w:ind w:left="129" w:right="270" w:firstLine="523"/>
+        <w:jc w:val="both"/>
+        <w:textAlignment w:val="baseline"/>
+        <w:rPr>
+          <w:rFonts w:hint="default" w:ascii="宋体" w:hAnsi="宋体" w:cs="宋体"/>
+          <w:sz w:val="24"/>
+          <w:szCs w:val="24"/>
+          <w:lang w:val="en-US" w:eastAsia="zh-CN"/>
+        </w:rPr>
+      </w:pPr>
+      <w:r>
+        <w:rPr>
+          <w:rFonts w:hint="default" w:ascii="宋体" w:hAnsi="宋体" w:cs="宋体"/>
+          <w:sz w:val="24"/>
+          <w:szCs w:val="24"/>
+          <w:lang w:val="en-US" w:eastAsia="zh-CN"/>
+        </w:rPr>
+        <w:t>新技术预研已使用经费约3万元，预计2026年2月完成首阶段技术验证与评估报告。</w:t>
+      </w:r>
+    </w:p>
+    <w:p>
+      <w:pPr>
+        <w:pStyle w:val="26"/>
+        <w:bidi w:val="0"/>
+        <w:rPr>
+          <w:rFonts w:hint="default"/>
+          <w:lang w:val="en-US" w:eastAsia="zh-CN"/>
+        </w:rPr>
+      </w:pPr>
+      <w:bookmarkStart w:id="12" w:name="_Toc20600"/>
       <w:r>
         <w:rPr>
           <w:rFonts w:hint="default"/>
@@ -7144,6 +7454,7 @@
         </w:rPr>
         <w:t>研发经费使用情况</w:t>
       </w:r>
+      <w:bookmarkEnd w:id="12"/>
     </w:p>
     <w:p>
       <w:pPr>
@@ -7363,20 +7674,32 @@
     </w:p>
     <w:p>
       <w:pPr>
-        <w:pStyle w:val="29"/>
+        <w:pStyle w:val="27"/>
         <w:bidi w:val="0"/>
         <w:rPr>
           <w:rFonts w:hint="default"/>
           <w:lang w:val="en-US" w:eastAsia="zh-CN"/>
         </w:rPr>
       </w:pPr>
+    </w:p>
+    <w:p>
+      <w:pPr>
+        <w:pStyle w:val="26"/>
+        <w:bidi w:val="0"/>
+        <w:rPr>
+          <w:rFonts w:hint="default"/>
+          <w:lang w:val="en-US" w:eastAsia="zh-CN"/>
+        </w:rPr>
+      </w:pPr>
+      <w:bookmarkStart w:id="13" w:name="_Toc30855"/>
       <w:r>
         <w:rPr>
           <w:rFonts w:hint="default"/>
           <w:lang w:val="en-US" w:eastAsia="zh-CN"/>
         </w:rPr>
-        <w:t>质量要求</w:t>
+        <w:t>总结</w:t>
       </w:r>
+      <w:bookmarkEnd w:id="13"/>
     </w:p>
     <w:p>
       <w:pPr>
@@ -7411,866 +7734,6 @@
           <w:szCs w:val="24"/>
           <w:lang w:val="en-US" w:eastAsia="zh-CN"/>
         </w:rPr>
-        <w:t>性能达标：系统启动时间≤3秒，页面加载≤2秒，数据同步延迟≤5秒，已通过性能测试验证。</w:t>
-      </w:r>
-    </w:p>
-    <w:p>
-      <w:pPr>
-        <w:keepNext w:val="0"/>
-        <w:keepLines w:val="0"/>
-        <w:pageBreakBefore w:val="0"/>
-        <w:widowControl w:val="0"/>
-        <w:kinsoku w:val="0"/>
-        <w:wordWrap/>
-        <w:overflowPunct/>
-        <w:topLinePunct w:val="0"/>
-        <w:autoSpaceDE w:val="0"/>
-        <w:autoSpaceDN w:val="0"/>
-        <w:bidi w:val="0"/>
-        <w:adjustRightInd w:val="0"/>
-        <w:snapToGrid w:val="0"/>
-        <w:spacing w:before="127" w:line="377" w:lineRule="auto"/>
-        <w:ind w:left="129" w:right="270" w:firstLine="523"/>
-        <w:jc w:val="both"/>
-        <w:textAlignment w:val="baseline"/>
-        <w:rPr>
-          <w:rFonts w:hint="default" w:ascii="宋体" w:hAnsi="宋体" w:cs="宋体"/>
-          <w:sz w:val="24"/>
-          <w:szCs w:val="24"/>
-          <w:lang w:val="en-US" w:eastAsia="zh-CN"/>
-        </w:rPr>
-      </w:pPr>
-      <w:r>
-        <w:rPr>
-          <w:rFonts w:hint="default" w:ascii="宋体" w:hAnsi="宋体" w:cs="宋体"/>
-          <w:sz w:val="24"/>
-          <w:szCs w:val="24"/>
-          <w:lang w:val="en-US" w:eastAsia="zh-CN"/>
-        </w:rPr>
-        <w:t>兼容性保障：支持iOS 14+、Android 10+系统，适配主流手机与平板设备。</w:t>
-      </w:r>
-    </w:p>
-    <w:p>
-      <w:pPr>
-        <w:keepNext w:val="0"/>
-        <w:keepLines w:val="0"/>
-        <w:pageBreakBefore w:val="0"/>
-        <w:widowControl w:val="0"/>
-        <w:kinsoku w:val="0"/>
-        <w:wordWrap/>
-        <w:overflowPunct/>
-        <w:topLinePunct w:val="0"/>
-        <w:autoSpaceDE w:val="0"/>
-        <w:autoSpaceDN w:val="0"/>
-        <w:bidi w:val="0"/>
-        <w:adjustRightInd w:val="0"/>
-        <w:snapToGrid w:val="0"/>
-        <w:spacing w:before="127" w:line="377" w:lineRule="auto"/>
-        <w:ind w:left="129" w:right="270" w:firstLine="523"/>
-        <w:jc w:val="both"/>
-        <w:textAlignment w:val="baseline"/>
-        <w:rPr>
-          <w:rFonts w:hint="default" w:ascii="宋体" w:hAnsi="宋体" w:cs="宋体"/>
-          <w:sz w:val="24"/>
-          <w:szCs w:val="24"/>
-          <w:lang w:val="en-US" w:eastAsia="zh-CN"/>
-        </w:rPr>
-      </w:pPr>
-      <w:r>
-        <w:rPr>
-          <w:rFonts w:hint="default" w:ascii="宋体" w:hAnsi="宋体" w:cs="宋体"/>
-          <w:sz w:val="24"/>
-          <w:szCs w:val="24"/>
-          <w:lang w:val="en-US" w:eastAsia="zh-CN"/>
-        </w:rPr>
-        <w:t>安全可靠：全程HTTPS加密传输，敏感数据本地加密存储，通过基础安全渗透测试。</w:t>
-      </w:r>
-    </w:p>
-    <w:p>
-      <w:pPr>
-        <w:keepNext w:val="0"/>
-        <w:keepLines w:val="0"/>
-        <w:pageBreakBefore w:val="0"/>
-        <w:widowControl w:val="0"/>
-        <w:kinsoku w:val="0"/>
-        <w:wordWrap/>
-        <w:overflowPunct/>
-        <w:topLinePunct w:val="0"/>
-        <w:autoSpaceDE w:val="0"/>
-        <w:autoSpaceDN w:val="0"/>
-        <w:bidi w:val="0"/>
-        <w:adjustRightInd w:val="0"/>
-        <w:snapToGrid w:val="0"/>
-        <w:spacing w:before="127" w:line="377" w:lineRule="auto"/>
-        <w:ind w:left="129" w:right="270" w:firstLine="523"/>
-        <w:jc w:val="both"/>
-        <w:textAlignment w:val="baseline"/>
-        <w:rPr>
-          <w:rFonts w:hint="default" w:ascii="宋体" w:hAnsi="宋体" w:cs="宋体"/>
-          <w:sz w:val="24"/>
-          <w:szCs w:val="24"/>
-          <w:lang w:val="en-US" w:eastAsia="zh-CN"/>
-        </w:rPr>
-      </w:pPr>
-      <w:r>
-        <w:rPr>
-          <w:rFonts w:hint="default" w:ascii="宋体" w:hAnsi="宋体" w:cs="宋体"/>
-          <w:sz w:val="24"/>
-          <w:szCs w:val="24"/>
-          <w:lang w:val="en-US" w:eastAsia="zh-CN"/>
-        </w:rPr>
-        <w:t>可维护性：采用模块化设计，接口规范清晰，便于后续功能扩展与版本迭代。</w:t>
-      </w:r>
-    </w:p>
-    <w:p>
-      <w:pPr>
-        <w:pStyle w:val="29"/>
-        <w:bidi w:val="0"/>
-        <w:rPr>
-          <w:rFonts w:hint="default"/>
-          <w:lang w:val="en-US" w:eastAsia="zh-CN"/>
-        </w:rPr>
-      </w:pPr>
-      <w:r>
-        <w:rPr>
-          <w:rFonts w:hint="default"/>
-          <w:lang w:val="en-US" w:eastAsia="zh-CN"/>
-        </w:rPr>
-        <w:t>工具优化应用</w:t>
-      </w:r>
-    </w:p>
-    <w:p>
-      <w:pPr>
-        <w:keepNext w:val="0"/>
-        <w:keepLines w:val="0"/>
-        <w:pageBreakBefore w:val="0"/>
-        <w:widowControl w:val="0"/>
-        <w:kinsoku w:val="0"/>
-        <w:wordWrap/>
-        <w:overflowPunct/>
-        <w:topLinePunct w:val="0"/>
-        <w:autoSpaceDE w:val="0"/>
-        <w:autoSpaceDN w:val="0"/>
-        <w:bidi w:val="0"/>
-        <w:adjustRightInd w:val="0"/>
-        <w:snapToGrid w:val="0"/>
-        <w:spacing w:before="127" w:line="377" w:lineRule="auto"/>
-        <w:ind w:left="129" w:right="270" w:firstLine="523"/>
-        <w:jc w:val="both"/>
-        <w:textAlignment w:val="baseline"/>
-        <w:rPr>
-          <w:rFonts w:hint="default" w:ascii="宋体" w:hAnsi="宋体" w:cs="宋体"/>
-          <w:sz w:val="24"/>
-          <w:szCs w:val="24"/>
-          <w:lang w:val="en-US" w:eastAsia="zh-CN"/>
-        </w:rPr>
-      </w:pPr>
-      <w:r>
-        <w:rPr>
-          <w:rFonts w:hint="default" w:ascii="宋体" w:hAnsi="宋体" w:cs="宋体"/>
-          <w:sz w:val="24"/>
-          <w:szCs w:val="24"/>
-          <w:lang w:val="en-US" w:eastAsia="zh-CN"/>
-        </w:rPr>
-        <w:t>自2025年12月试运行以来，移动端应用已在运维团队中小范围试用，初步反馈良好：</w:t>
-      </w:r>
-    </w:p>
-    <w:p>
-      <w:pPr>
-        <w:keepNext w:val="0"/>
-        <w:keepLines w:val="0"/>
-        <w:pageBreakBefore w:val="0"/>
-        <w:widowControl w:val="0"/>
-        <w:kinsoku w:val="0"/>
-        <w:wordWrap/>
-        <w:overflowPunct/>
-        <w:topLinePunct w:val="0"/>
-        <w:autoSpaceDE w:val="0"/>
-        <w:autoSpaceDN w:val="0"/>
-        <w:bidi w:val="0"/>
-        <w:adjustRightInd w:val="0"/>
-        <w:snapToGrid w:val="0"/>
-        <w:spacing w:before="127" w:line="377" w:lineRule="auto"/>
-        <w:ind w:left="129" w:right="270" w:firstLine="523"/>
-        <w:jc w:val="both"/>
-        <w:textAlignment w:val="baseline"/>
-        <w:rPr>
-          <w:rFonts w:hint="default" w:ascii="宋体" w:hAnsi="宋体" w:cs="宋体"/>
-          <w:sz w:val="24"/>
-          <w:szCs w:val="24"/>
-          <w:lang w:val="en-US" w:eastAsia="zh-CN"/>
-        </w:rPr>
-      </w:pPr>
-      <w:r>
-        <w:rPr>
-          <w:rFonts w:hint="default" w:ascii="宋体" w:hAnsi="宋体" w:cs="宋体"/>
-          <w:sz w:val="24"/>
-          <w:szCs w:val="24"/>
-          <w:lang w:val="en-US" w:eastAsia="zh-CN"/>
-        </w:rPr>
-        <w:t>运维效率提升：现场故障处理时间平均缩短约40%，巡检任务完成效率提升约30%。</w:t>
-      </w:r>
-    </w:p>
-    <w:p>
-      <w:pPr>
-        <w:keepNext w:val="0"/>
-        <w:keepLines w:val="0"/>
-        <w:pageBreakBefore w:val="0"/>
-        <w:widowControl w:val="0"/>
-        <w:kinsoku w:val="0"/>
-        <w:wordWrap/>
-        <w:overflowPunct/>
-        <w:topLinePunct w:val="0"/>
-        <w:autoSpaceDE w:val="0"/>
-        <w:autoSpaceDN w:val="0"/>
-        <w:bidi w:val="0"/>
-        <w:adjustRightInd w:val="0"/>
-        <w:snapToGrid w:val="0"/>
-        <w:spacing w:before="127" w:line="377" w:lineRule="auto"/>
-        <w:ind w:left="129" w:right="270" w:firstLine="523"/>
-        <w:jc w:val="both"/>
-        <w:textAlignment w:val="baseline"/>
-        <w:rPr>
-          <w:rFonts w:hint="default" w:ascii="宋体" w:hAnsi="宋体" w:cs="宋体"/>
-          <w:sz w:val="24"/>
-          <w:szCs w:val="24"/>
-          <w:lang w:val="en-US" w:eastAsia="zh-CN"/>
-        </w:rPr>
-      </w:pPr>
-      <w:r>
-        <w:rPr>
-          <w:rFonts w:hint="default" w:ascii="宋体" w:hAnsi="宋体" w:cs="宋体"/>
-          <w:sz w:val="24"/>
-          <w:szCs w:val="24"/>
-          <w:lang w:val="en-US" w:eastAsia="zh-CN"/>
-        </w:rPr>
-        <w:t>响应速度加快：告警信息实时推送，应急响应时间显著缩短。</w:t>
-      </w:r>
-    </w:p>
-    <w:p>
-      <w:pPr>
-        <w:keepNext w:val="0"/>
-        <w:keepLines w:val="0"/>
-        <w:pageBreakBefore w:val="0"/>
-        <w:widowControl w:val="0"/>
-        <w:kinsoku w:val="0"/>
-        <w:wordWrap/>
-        <w:overflowPunct/>
-        <w:topLinePunct w:val="0"/>
-        <w:autoSpaceDE w:val="0"/>
-        <w:autoSpaceDN w:val="0"/>
-        <w:bidi w:val="0"/>
-        <w:adjustRightInd w:val="0"/>
-        <w:snapToGrid w:val="0"/>
-        <w:spacing w:before="127" w:line="377" w:lineRule="auto"/>
-        <w:ind w:left="129" w:right="270" w:firstLine="523"/>
-        <w:jc w:val="both"/>
-        <w:textAlignment w:val="baseline"/>
-        <w:rPr>
-          <w:rFonts w:hint="default" w:ascii="宋体" w:hAnsi="宋体" w:cs="宋体"/>
-          <w:sz w:val="24"/>
-          <w:szCs w:val="24"/>
-          <w:lang w:val="en-US" w:eastAsia="zh-CN"/>
-        </w:rPr>
-      </w:pPr>
-      <w:r>
-        <w:rPr>
-          <w:rFonts w:hint="default" w:ascii="宋体" w:hAnsi="宋体" w:cs="宋体"/>
-          <w:sz w:val="24"/>
-          <w:szCs w:val="24"/>
-          <w:lang w:val="en-US" w:eastAsia="zh-CN"/>
-        </w:rPr>
-        <w:t>操作便捷性增强：移动端界面简洁、交互流畅，支持离线操作与语音辅助，提升现场作业体验。</w:t>
-      </w:r>
-    </w:p>
-    <w:p>
-      <w:pPr>
-        <w:keepNext w:val="0"/>
-        <w:keepLines w:val="0"/>
-        <w:pageBreakBefore w:val="0"/>
-        <w:widowControl w:val="0"/>
-        <w:kinsoku w:val="0"/>
-        <w:wordWrap/>
-        <w:overflowPunct/>
-        <w:topLinePunct w:val="0"/>
-        <w:autoSpaceDE w:val="0"/>
-        <w:autoSpaceDN w:val="0"/>
-        <w:bidi w:val="0"/>
-        <w:adjustRightInd w:val="0"/>
-        <w:snapToGrid w:val="0"/>
-        <w:spacing w:before="127" w:line="377" w:lineRule="auto"/>
-        <w:ind w:left="129" w:right="270" w:firstLine="523"/>
-        <w:jc w:val="both"/>
-        <w:textAlignment w:val="baseline"/>
-        <w:rPr>
-          <w:rFonts w:hint="default" w:ascii="宋体" w:hAnsi="宋体" w:cs="宋体"/>
-          <w:sz w:val="24"/>
-          <w:szCs w:val="24"/>
-          <w:lang w:val="en-US" w:eastAsia="zh-CN"/>
-        </w:rPr>
-      </w:pPr>
-      <w:r>
-        <w:rPr>
-          <w:rFonts w:hint="default" w:ascii="宋体" w:hAnsi="宋体" w:cs="宋体"/>
-          <w:sz w:val="24"/>
-          <w:szCs w:val="24"/>
-          <w:lang w:val="en-US" w:eastAsia="zh-CN"/>
-        </w:rPr>
-        <w:t>数据一致性保障：与电脑端系统实时同步，确保监控数据准确一致。</w:t>
-      </w:r>
-    </w:p>
-    <w:p>
-      <w:pPr>
-        <w:keepNext w:val="0"/>
-        <w:keepLines w:val="0"/>
-        <w:pageBreakBefore w:val="0"/>
-        <w:widowControl w:val="0"/>
-        <w:kinsoku w:val="0"/>
-        <w:wordWrap/>
-        <w:overflowPunct/>
-        <w:topLinePunct w:val="0"/>
-        <w:autoSpaceDE w:val="0"/>
-        <w:autoSpaceDN w:val="0"/>
-        <w:bidi w:val="0"/>
-        <w:adjustRightInd w:val="0"/>
-        <w:snapToGrid w:val="0"/>
-        <w:spacing w:before="127" w:line="377" w:lineRule="auto"/>
-        <w:ind w:left="129" w:right="270" w:firstLine="523"/>
-        <w:jc w:val="both"/>
-        <w:textAlignment w:val="baseline"/>
-        <w:rPr>
-          <w:rFonts w:hint="default" w:ascii="宋体" w:hAnsi="宋体" w:cs="宋体"/>
-          <w:sz w:val="24"/>
-          <w:szCs w:val="24"/>
-          <w:lang w:val="en-US" w:eastAsia="zh-CN"/>
-        </w:rPr>
-      </w:pPr>
-      <w:r>
-        <w:rPr>
-          <w:rFonts w:hint="default" w:ascii="宋体" w:hAnsi="宋体" w:cs="宋体"/>
-          <w:sz w:val="24"/>
-          <w:szCs w:val="24"/>
-          <w:lang w:val="en-US" w:eastAsia="zh-CN"/>
-        </w:rPr>
-        <w:t>预计2026年正式上线后，将进一步推动运维工作向“移动化、智能化、协同化”转型。</w:t>
-      </w:r>
-    </w:p>
-    <w:p>
-      <w:pPr>
-        <w:pStyle w:val="28"/>
-        <w:bidi w:val="0"/>
-        <w:rPr>
-          <w:rFonts w:hint="default"/>
-          <w:lang w:val="en-US" w:eastAsia="zh-CN"/>
-        </w:rPr>
-      </w:pPr>
-      <w:r>
-        <w:rPr>
-          <w:rFonts w:hint="default"/>
-          <w:lang w:val="en-US" w:eastAsia="zh-CN"/>
-        </w:rPr>
-        <w:t>运维手册研发</w:t>
-      </w:r>
-    </w:p>
-    <w:p>
-      <w:pPr>
-        <w:keepNext w:val="0"/>
-        <w:keepLines w:val="0"/>
-        <w:pageBreakBefore w:val="0"/>
-        <w:widowControl w:val="0"/>
-        <w:kinsoku w:val="0"/>
-        <w:wordWrap/>
-        <w:overflowPunct/>
-        <w:topLinePunct w:val="0"/>
-        <w:autoSpaceDE w:val="0"/>
-        <w:autoSpaceDN w:val="0"/>
-        <w:bidi w:val="0"/>
-        <w:adjustRightInd w:val="0"/>
-        <w:snapToGrid w:val="0"/>
-        <w:spacing w:before="127" w:line="377" w:lineRule="auto"/>
-        <w:ind w:left="129" w:right="270" w:firstLine="523"/>
-        <w:jc w:val="both"/>
-        <w:textAlignment w:val="baseline"/>
-        <w:rPr>
-          <w:rFonts w:hint="default" w:ascii="宋体" w:hAnsi="宋体" w:cs="宋体"/>
-          <w:sz w:val="24"/>
-          <w:szCs w:val="24"/>
-          <w:lang w:val="en-US" w:eastAsia="zh-CN"/>
-        </w:rPr>
-      </w:pPr>
-      <w:r>
-        <w:rPr>
-          <w:rFonts w:hint="default" w:ascii="宋体" w:hAnsi="宋体" w:cs="宋体"/>
-          <w:sz w:val="24"/>
-          <w:szCs w:val="24"/>
-          <w:lang w:val="en-US" w:eastAsia="zh-CN"/>
-        </w:rPr>
-        <w:t>为提高运维工程师工作效率、规范操作流程、降低人为失误，公司于2025年启动运维手册研发专项。截至2025年12月，已完成以下手册的初稿编写与内部评审：</w:t>
-      </w:r>
-    </w:p>
-    <w:p>
-      <w:pPr>
-        <w:keepNext w:val="0"/>
-        <w:keepLines w:val="0"/>
-        <w:pageBreakBefore w:val="0"/>
-        <w:widowControl w:val="0"/>
-        <w:kinsoku w:val="0"/>
-        <w:wordWrap/>
-        <w:overflowPunct/>
-        <w:topLinePunct w:val="0"/>
-        <w:autoSpaceDE w:val="0"/>
-        <w:autoSpaceDN w:val="0"/>
-        <w:bidi w:val="0"/>
-        <w:adjustRightInd w:val="0"/>
-        <w:snapToGrid w:val="0"/>
-        <w:spacing w:before="127" w:line="377" w:lineRule="auto"/>
-        <w:ind w:left="129" w:right="270" w:firstLine="523"/>
-        <w:jc w:val="both"/>
-        <w:textAlignment w:val="baseline"/>
-        <w:rPr>
-          <w:rFonts w:hint="default" w:ascii="宋体" w:hAnsi="宋体" w:cs="宋体"/>
-          <w:sz w:val="24"/>
-          <w:szCs w:val="24"/>
-          <w:lang w:val="en-US" w:eastAsia="zh-CN"/>
-        </w:rPr>
-      </w:pPr>
-      <w:r>
-        <w:rPr>
-          <w:rFonts w:hint="default" w:ascii="宋体" w:hAnsi="宋体" w:cs="宋体"/>
-          <w:sz w:val="24"/>
-          <w:szCs w:val="24"/>
-          <w:lang w:val="en-US" w:eastAsia="zh-CN"/>
-        </w:rPr>
-        <w:t>《PC服务器标准化操作作业指导书》</w:t>
-      </w:r>
-    </w:p>
-    <w:p>
-      <w:pPr>
-        <w:keepNext w:val="0"/>
-        <w:keepLines w:val="0"/>
-        <w:pageBreakBefore w:val="0"/>
-        <w:widowControl w:val="0"/>
-        <w:kinsoku w:val="0"/>
-        <w:wordWrap/>
-        <w:overflowPunct/>
-        <w:topLinePunct w:val="0"/>
-        <w:autoSpaceDE w:val="0"/>
-        <w:autoSpaceDN w:val="0"/>
-        <w:bidi w:val="0"/>
-        <w:adjustRightInd w:val="0"/>
-        <w:snapToGrid w:val="0"/>
-        <w:spacing w:before="127" w:line="377" w:lineRule="auto"/>
-        <w:ind w:left="129" w:right="270" w:firstLine="523"/>
-        <w:jc w:val="both"/>
-        <w:textAlignment w:val="baseline"/>
-        <w:rPr>
-          <w:rFonts w:hint="default" w:ascii="宋体" w:hAnsi="宋体" w:cs="宋体"/>
-          <w:sz w:val="24"/>
-          <w:szCs w:val="24"/>
-          <w:lang w:val="en-US" w:eastAsia="zh-CN"/>
-        </w:rPr>
-      </w:pPr>
-      <w:r>
-        <w:rPr>
-          <w:rFonts w:hint="default" w:ascii="宋体" w:hAnsi="宋体" w:cs="宋体"/>
-          <w:sz w:val="24"/>
-          <w:szCs w:val="24"/>
-          <w:lang w:val="en-US" w:eastAsia="zh-CN"/>
-        </w:rPr>
-        <w:t>《PC服务器巡检表》</w:t>
-      </w:r>
-    </w:p>
-    <w:p>
-      <w:pPr>
-        <w:keepNext w:val="0"/>
-        <w:keepLines w:val="0"/>
-        <w:pageBreakBefore w:val="0"/>
-        <w:widowControl w:val="0"/>
-        <w:kinsoku w:val="0"/>
-        <w:wordWrap/>
-        <w:overflowPunct/>
-        <w:topLinePunct w:val="0"/>
-        <w:autoSpaceDE w:val="0"/>
-        <w:autoSpaceDN w:val="0"/>
-        <w:bidi w:val="0"/>
-        <w:adjustRightInd w:val="0"/>
-        <w:snapToGrid w:val="0"/>
-        <w:spacing w:before="127" w:line="377" w:lineRule="auto"/>
-        <w:ind w:left="129" w:right="270" w:firstLine="523"/>
-        <w:jc w:val="both"/>
-        <w:textAlignment w:val="baseline"/>
-        <w:rPr>
-          <w:rFonts w:hint="default" w:ascii="宋体" w:hAnsi="宋体" w:cs="宋体"/>
-          <w:sz w:val="24"/>
-          <w:szCs w:val="24"/>
-          <w:lang w:val="en-US" w:eastAsia="zh-CN"/>
-        </w:rPr>
-      </w:pPr>
-      <w:r>
-        <w:rPr>
-          <w:rFonts w:hint="default" w:ascii="宋体" w:hAnsi="宋体" w:cs="宋体"/>
-          <w:sz w:val="24"/>
-          <w:szCs w:val="24"/>
-          <w:lang w:val="en-US" w:eastAsia="zh-CN"/>
-        </w:rPr>
-        <w:t>《数据库巡检手册》</w:t>
-      </w:r>
-    </w:p>
-    <w:p>
-      <w:pPr>
-        <w:keepNext w:val="0"/>
-        <w:keepLines w:val="0"/>
-        <w:pageBreakBefore w:val="0"/>
-        <w:widowControl w:val="0"/>
-        <w:kinsoku w:val="0"/>
-        <w:wordWrap/>
-        <w:overflowPunct/>
-        <w:topLinePunct w:val="0"/>
-        <w:autoSpaceDE w:val="0"/>
-        <w:autoSpaceDN w:val="0"/>
-        <w:bidi w:val="0"/>
-        <w:adjustRightInd w:val="0"/>
-        <w:snapToGrid w:val="0"/>
-        <w:spacing w:before="127" w:line="377" w:lineRule="auto"/>
-        <w:ind w:left="129" w:right="270" w:firstLine="523"/>
-        <w:jc w:val="both"/>
-        <w:textAlignment w:val="baseline"/>
-        <w:rPr>
-          <w:rFonts w:hint="default" w:ascii="宋体" w:hAnsi="宋体" w:cs="宋体"/>
-          <w:sz w:val="24"/>
-          <w:szCs w:val="24"/>
-          <w:lang w:val="en-US" w:eastAsia="zh-CN"/>
-        </w:rPr>
-      </w:pPr>
-      <w:r>
-        <w:rPr>
-          <w:rFonts w:hint="default" w:ascii="宋体" w:hAnsi="宋体" w:cs="宋体"/>
-          <w:sz w:val="24"/>
-          <w:szCs w:val="24"/>
-          <w:lang w:val="en-US" w:eastAsia="zh-CN"/>
-        </w:rPr>
-        <w:t>手册内容基于公司实际运维场景，涵盖操作流程、风险提示、应急回滚、记录规范等，已于2025年1</w:t>
-      </w:r>
-      <w:r>
-        <w:rPr>
-          <w:rFonts w:hint="eastAsia" w:ascii="宋体" w:hAnsi="宋体" w:cs="宋体"/>
-          <w:sz w:val="24"/>
-          <w:szCs w:val="24"/>
-          <w:lang w:val="en-US" w:eastAsia="zh-CN"/>
-        </w:rPr>
-        <w:t>2</w:t>
-      </w:r>
-      <w:r>
-        <w:rPr>
-          <w:rFonts w:hint="default" w:ascii="宋体" w:hAnsi="宋体" w:cs="宋体"/>
-          <w:sz w:val="24"/>
-          <w:szCs w:val="24"/>
-          <w:lang w:val="en-US" w:eastAsia="zh-CN"/>
-        </w:rPr>
-        <w:t>月完成内部评审</w:t>
-      </w:r>
-      <w:r>
-        <w:rPr>
-          <w:rFonts w:hint="eastAsia" w:ascii="宋体" w:hAnsi="宋体" w:cs="宋体"/>
-          <w:sz w:val="24"/>
-          <w:szCs w:val="24"/>
-          <w:lang w:val="en-US" w:eastAsia="zh-CN"/>
-        </w:rPr>
-        <w:t>并投入使用</w:t>
-      </w:r>
-      <w:r>
-        <w:rPr>
-          <w:rFonts w:hint="default" w:ascii="宋体" w:hAnsi="宋体" w:cs="宋体"/>
-          <w:sz w:val="24"/>
-          <w:szCs w:val="24"/>
-          <w:lang w:val="en-US" w:eastAsia="zh-CN"/>
-        </w:rPr>
-        <w:t>。</w:t>
-      </w:r>
-    </w:p>
-    <w:p>
-      <w:pPr>
-        <w:keepNext w:val="0"/>
-        <w:keepLines w:val="0"/>
-        <w:pageBreakBefore w:val="0"/>
-        <w:widowControl w:val="0"/>
-        <w:kinsoku w:val="0"/>
-        <w:wordWrap/>
-        <w:overflowPunct/>
-        <w:topLinePunct w:val="0"/>
-        <w:autoSpaceDE w:val="0"/>
-        <w:autoSpaceDN w:val="0"/>
-        <w:bidi w:val="0"/>
-        <w:adjustRightInd w:val="0"/>
-        <w:snapToGrid w:val="0"/>
-        <w:spacing w:before="127" w:line="377" w:lineRule="auto"/>
-        <w:ind w:left="129" w:right="270" w:firstLine="523"/>
-        <w:jc w:val="both"/>
-        <w:textAlignment w:val="baseline"/>
-        <w:rPr>
-          <w:rFonts w:hint="default" w:ascii="宋体" w:hAnsi="宋体" w:cs="宋体"/>
-          <w:sz w:val="24"/>
-          <w:szCs w:val="24"/>
-          <w:lang w:val="en-US" w:eastAsia="zh-CN"/>
-        </w:rPr>
-      </w:pPr>
-      <w:r>
-        <w:rPr>
-          <w:rFonts w:hint="default" w:ascii="宋体" w:hAnsi="宋体" w:cs="宋体"/>
-          <w:sz w:val="24"/>
-          <w:szCs w:val="24"/>
-          <w:lang w:val="en-US" w:eastAsia="zh-CN"/>
-        </w:rPr>
-        <w:t>目前手册研发专项已使用经费约4万元，主要用于资料收集、编写评审、模板设计等工作。</w:t>
-      </w:r>
-    </w:p>
-    <w:p>
-      <w:pPr>
-        <w:pStyle w:val="28"/>
-        <w:bidi w:val="0"/>
-        <w:rPr>
-          <w:rFonts w:hint="default"/>
-          <w:lang w:val="en-US" w:eastAsia="zh-CN"/>
-        </w:rPr>
-      </w:pPr>
-      <w:r>
-        <w:rPr>
-          <w:rFonts w:hint="default"/>
-          <w:lang w:val="en-US" w:eastAsia="zh-CN"/>
-        </w:rPr>
-        <w:t>新技术储备</w:t>
-      </w:r>
-    </w:p>
-    <w:p>
-      <w:pPr>
-        <w:keepNext w:val="0"/>
-        <w:keepLines w:val="0"/>
-        <w:pageBreakBefore w:val="0"/>
-        <w:widowControl w:val="0"/>
-        <w:kinsoku w:val="0"/>
-        <w:wordWrap/>
-        <w:overflowPunct/>
-        <w:topLinePunct w:val="0"/>
-        <w:autoSpaceDE w:val="0"/>
-        <w:autoSpaceDN w:val="0"/>
-        <w:bidi w:val="0"/>
-        <w:adjustRightInd w:val="0"/>
-        <w:snapToGrid w:val="0"/>
-        <w:spacing w:before="127" w:line="377" w:lineRule="auto"/>
-        <w:ind w:left="129" w:right="270" w:firstLine="523"/>
-        <w:jc w:val="both"/>
-        <w:textAlignment w:val="baseline"/>
-        <w:rPr>
-          <w:rFonts w:hint="default" w:ascii="宋体" w:hAnsi="宋体" w:cs="宋体"/>
-          <w:sz w:val="24"/>
-          <w:szCs w:val="24"/>
-          <w:lang w:val="en-US" w:eastAsia="zh-CN"/>
-        </w:rPr>
-      </w:pPr>
-      <w:r>
-        <w:rPr>
-          <w:rFonts w:hint="default" w:ascii="宋体" w:hAnsi="宋体" w:cs="宋体"/>
-          <w:sz w:val="24"/>
-          <w:szCs w:val="24"/>
-          <w:lang w:val="en-US" w:eastAsia="zh-CN"/>
-        </w:rPr>
-        <w:t>为保持技术前瞻性，公司于2025年6月成立新技术预研小组，围绕充电桩运维场景开展以下方向的技术探索：</w:t>
-      </w:r>
-    </w:p>
-    <w:p>
-      <w:pPr>
-        <w:keepNext w:val="0"/>
-        <w:keepLines w:val="0"/>
-        <w:pageBreakBefore w:val="0"/>
-        <w:widowControl w:val="0"/>
-        <w:kinsoku w:val="0"/>
-        <w:wordWrap/>
-        <w:overflowPunct/>
-        <w:topLinePunct w:val="0"/>
-        <w:autoSpaceDE w:val="0"/>
-        <w:autoSpaceDN w:val="0"/>
-        <w:bidi w:val="0"/>
-        <w:adjustRightInd w:val="0"/>
-        <w:snapToGrid w:val="0"/>
-        <w:spacing w:before="127" w:line="377" w:lineRule="auto"/>
-        <w:ind w:left="129" w:right="270" w:firstLine="523"/>
-        <w:jc w:val="both"/>
-        <w:textAlignment w:val="baseline"/>
-        <w:rPr>
-          <w:rFonts w:hint="default" w:ascii="宋体" w:hAnsi="宋体" w:cs="宋体"/>
-          <w:sz w:val="24"/>
-          <w:szCs w:val="24"/>
-          <w:lang w:val="en-US" w:eastAsia="zh-CN"/>
-        </w:rPr>
-      </w:pPr>
-      <w:r>
-        <w:rPr>
-          <w:rFonts w:hint="default" w:ascii="宋体" w:hAnsi="宋体" w:cs="宋体"/>
-          <w:sz w:val="24"/>
-          <w:szCs w:val="24"/>
-          <w:lang w:val="en-US" w:eastAsia="zh-CN"/>
-        </w:rPr>
-        <w:t>边缘计算与轻量化AI：已完成算法场景调研与可行性分析，计划于2026年初构建原型验证环境。</w:t>
-      </w:r>
-    </w:p>
-    <w:p>
-      <w:pPr>
-        <w:keepNext w:val="0"/>
-        <w:keepLines w:val="0"/>
-        <w:pageBreakBefore w:val="0"/>
-        <w:widowControl w:val="0"/>
-        <w:kinsoku w:val="0"/>
-        <w:wordWrap/>
-        <w:overflowPunct/>
-        <w:topLinePunct w:val="0"/>
-        <w:autoSpaceDE w:val="0"/>
-        <w:autoSpaceDN w:val="0"/>
-        <w:bidi w:val="0"/>
-        <w:adjustRightInd w:val="0"/>
-        <w:snapToGrid w:val="0"/>
-        <w:spacing w:before="127" w:line="377" w:lineRule="auto"/>
-        <w:ind w:left="129" w:right="270" w:firstLine="523"/>
-        <w:jc w:val="both"/>
-        <w:textAlignment w:val="baseline"/>
-        <w:rPr>
-          <w:rFonts w:hint="default" w:ascii="宋体" w:hAnsi="宋体" w:cs="宋体"/>
-          <w:sz w:val="24"/>
-          <w:szCs w:val="24"/>
-          <w:lang w:val="en-US" w:eastAsia="zh-CN"/>
-        </w:rPr>
-      </w:pPr>
-      <w:r>
-        <w:rPr>
-          <w:rFonts w:hint="default" w:ascii="宋体" w:hAnsi="宋体" w:cs="宋体"/>
-          <w:sz w:val="24"/>
-          <w:szCs w:val="24"/>
-          <w:lang w:val="en-US" w:eastAsia="zh-CN"/>
-        </w:rPr>
-        <w:t>物联网协议优化：对MQTT over QUIC、CoAP等新协议进行初步测试，形成技术对比报告。</w:t>
-      </w:r>
-    </w:p>
-    <w:p>
-      <w:pPr>
-        <w:keepNext w:val="0"/>
-        <w:keepLines w:val="0"/>
-        <w:pageBreakBefore w:val="0"/>
-        <w:widowControl w:val="0"/>
-        <w:kinsoku w:val="0"/>
-        <w:wordWrap/>
-        <w:overflowPunct/>
-        <w:topLinePunct w:val="0"/>
-        <w:autoSpaceDE w:val="0"/>
-        <w:autoSpaceDN w:val="0"/>
-        <w:bidi w:val="0"/>
-        <w:adjustRightInd w:val="0"/>
-        <w:snapToGrid w:val="0"/>
-        <w:spacing w:before="127" w:line="377" w:lineRule="auto"/>
-        <w:ind w:left="129" w:right="270" w:firstLine="523"/>
-        <w:jc w:val="both"/>
-        <w:textAlignment w:val="baseline"/>
-        <w:rPr>
-          <w:rFonts w:hint="default" w:ascii="宋体" w:hAnsi="宋体" w:cs="宋体"/>
-          <w:sz w:val="24"/>
-          <w:szCs w:val="24"/>
-          <w:lang w:val="en-US" w:eastAsia="zh-CN"/>
-        </w:rPr>
-      </w:pPr>
-      <w:r>
-        <w:rPr>
-          <w:rFonts w:hint="default" w:ascii="宋体" w:hAnsi="宋体" w:cs="宋体"/>
-          <w:sz w:val="24"/>
-          <w:szCs w:val="24"/>
-          <w:lang w:val="en-US" w:eastAsia="zh-CN"/>
-        </w:rPr>
-        <w:t>数字孪生可视化：完成技术选型调研，初步构建了充电站三维可视化Demo框架。</w:t>
-      </w:r>
-    </w:p>
-    <w:p>
-      <w:pPr>
-        <w:keepNext w:val="0"/>
-        <w:keepLines w:val="0"/>
-        <w:pageBreakBefore w:val="0"/>
-        <w:widowControl w:val="0"/>
-        <w:kinsoku w:val="0"/>
-        <w:wordWrap/>
-        <w:overflowPunct/>
-        <w:topLinePunct w:val="0"/>
-        <w:autoSpaceDE w:val="0"/>
-        <w:autoSpaceDN w:val="0"/>
-        <w:bidi w:val="0"/>
-        <w:adjustRightInd w:val="0"/>
-        <w:snapToGrid w:val="0"/>
-        <w:spacing w:before="127" w:line="377" w:lineRule="auto"/>
-        <w:ind w:left="129" w:right="270" w:firstLine="523"/>
-        <w:jc w:val="both"/>
-        <w:textAlignment w:val="baseline"/>
-        <w:rPr>
-          <w:rFonts w:hint="default" w:ascii="宋体" w:hAnsi="宋体" w:cs="宋体"/>
-          <w:sz w:val="24"/>
-          <w:szCs w:val="24"/>
-          <w:lang w:val="en-US" w:eastAsia="zh-CN"/>
-        </w:rPr>
-      </w:pPr>
-      <w:r>
-        <w:rPr>
-          <w:rFonts w:hint="default" w:ascii="宋体" w:hAnsi="宋体" w:cs="宋体"/>
-          <w:sz w:val="24"/>
-          <w:szCs w:val="24"/>
-          <w:lang w:val="en-US" w:eastAsia="zh-CN"/>
-        </w:rPr>
-        <w:t>新技术预研已使用经费约3万元，预计2026年2月完成首阶段技术验证与评估报告。</w:t>
-      </w:r>
-    </w:p>
-    <w:p>
-      <w:pPr>
-        <w:pStyle w:val="26"/>
-        <w:bidi w:val="0"/>
-        <w:rPr>
-          <w:rFonts w:hint="default"/>
-          <w:lang w:val="en-US" w:eastAsia="zh-CN"/>
-        </w:rPr>
-      </w:pPr>
-      <w:r>
-        <w:rPr>
-          <w:rFonts w:hint="default"/>
-          <w:lang w:val="en-US" w:eastAsia="zh-CN"/>
-        </w:rPr>
-        <w:t>总结</w:t>
-      </w:r>
-    </w:p>
-    <w:p>
-      <w:pPr>
-        <w:keepNext w:val="0"/>
-        <w:keepLines w:val="0"/>
-        <w:pageBreakBefore w:val="0"/>
-        <w:widowControl w:val="0"/>
-        <w:kinsoku w:val="0"/>
-        <w:wordWrap/>
-        <w:overflowPunct/>
-        <w:topLinePunct w:val="0"/>
-        <w:autoSpaceDE w:val="0"/>
-        <w:autoSpaceDN w:val="0"/>
-        <w:bidi w:val="0"/>
-        <w:adjustRightInd w:val="0"/>
-        <w:snapToGrid w:val="0"/>
-        <w:spacing w:before="127" w:line="377" w:lineRule="auto"/>
-        <w:ind w:left="129" w:right="270" w:firstLine="523"/>
-        <w:jc w:val="both"/>
-        <w:textAlignment w:val="baseline"/>
-        <w:rPr>
-          <w:rFonts w:hint="default" w:ascii="宋体" w:hAnsi="宋体" w:cs="宋体"/>
-          <w:sz w:val="24"/>
-          <w:szCs w:val="24"/>
-          <w:lang w:val="en-US" w:eastAsia="zh-CN"/>
-        </w:rPr>
-      </w:pPr>
-      <w:r>
-        <w:rPr>
-          <w:rFonts w:hint="default" w:ascii="宋体" w:hAnsi="宋体" w:cs="宋体"/>
-          <w:sz w:val="24"/>
-          <w:szCs w:val="24"/>
-          <w:lang w:val="en-US" w:eastAsia="zh-CN"/>
-        </w:rPr>
         <w:t>截至2025年12月，充电桩智能监控移动端研发项目按计划稳步推进，已完成全部功能开发与内部测试，进入试运行阶段。运维手册研发与新技术预研工作同步开展，初步成果已形成。</w:t>
       </w:r>
     </w:p>
@@ -8283,6 +7746,7 @@
           <w:lang w:val="en-US" w:eastAsia="zh-CN"/>
         </w:rPr>
       </w:pPr>
+      <w:bookmarkStart w:id="14" w:name="_Toc7432"/>
       <w:r>
         <w:rPr>
           <w:rFonts w:hint="default"/>
@@ -8290,6 +7754,7 @@
         </w:rPr>
         <w:t>下一步计划</w:t>
       </w:r>
+      <w:bookmarkEnd w:id="14"/>
     </w:p>
     <w:p>
       <w:pPr>
@@ -8436,7 +7901,7 @@
       </w:r>
     </w:p>
     <w:sectPr>
-      <w:footerReference r:id="rId5" w:type="default"/>
+      <w:footerReference r:id="rId6" w:type="default"/>
       <w:pgSz w:w="11906" w:h="16839"/>
       <w:pgMar w:top="1325" w:right="1678" w:bottom="1640" w:left="1679" w:header="0" w:footer="1390" w:gutter="0"/>
       <w:cols w:space="720" w:num="1"/>
@@ -8471,6 +7936,67 @@
 </file>
 
 <file path=word/footer1.xml><?xml version="1.0" encoding="utf-8"?>
+<w:ftr xmlns:wpc="http://schemas.microsoft.com/office/word/2010/wordprocessingCanvas" xmlns:mc="http://schemas.openxmlformats.org/markup-compatibility/2006" xmlns:o="urn:schemas-microsoft-com:office:office" xmlns:r="http://schemas.openxmlformats.org/officeDocument/2006/relationships" xmlns:m="http://schemas.openxmlformats.org/officeDocument/2006/math" xmlns:v="urn:schemas-microsoft-com:vml" xmlns:wp14="http://schemas.microsoft.com/office/word/2010/wordprocessingDrawing" xmlns:wp="http://schemas.openxmlformats.org/drawingml/2006/wordprocessingDrawing" xmlns:w10="urn:schemas-microsoft-com:office:word" xmlns:w="http://schemas.openxmlformats.org/wordprocessingml/2006/main" xmlns:w14="http://schemas.microsoft.com/office/word/2010/wordml" xmlns:w15="http://schemas.microsoft.com/office/word/2012/wordml" xmlns:wpg="http://schemas.microsoft.com/office/word/2010/wordprocessingGroup" xmlns:wpi="http://schemas.microsoft.com/office/word/2010/wordprocessingInk" xmlns:wne="http://schemas.microsoft.com/office/word/2006/wordml" xmlns:wps="http://schemas.microsoft.com/office/word/2010/wordprocessingShape" xmlns:wpsCustomData="http://www.wps.cn/officeDocument/2013/wpsCustomData" mc:Ignorable="w14 w15 wp14">
+  <w:p>
+    <w:pPr>
+      <w:spacing w:line="210" w:lineRule="auto"/>
+      <w:ind w:left="3928"/>
+      <w:rPr>
+        <w:rFonts w:ascii="宋体" w:hAnsi="宋体" w:eastAsia="宋体" w:cs="宋体"/>
+        <w:sz w:val="21"/>
+        <w:szCs w:val="21"/>
+      </w:rPr>
+    </w:pPr>
+    <w:r>
+      <w:rPr>
+        <w:rFonts w:ascii="宋体" w:hAnsi="宋体" w:eastAsia="宋体" w:cs="宋体"/>
+        <w:spacing w:val="-7"/>
+        <w:sz w:val="21"/>
+        <w:szCs w:val="21"/>
+      </w:rPr>
+      <w:t>第</w:t>
+    </w:r>
+    <w:r>
+      <w:rPr>
+        <w:rFonts w:ascii="宋体" w:hAnsi="宋体" w:eastAsia="宋体" w:cs="宋体"/>
+        <w:spacing w:val="11"/>
+        <w:sz w:val="21"/>
+        <w:szCs w:val="21"/>
+      </w:rPr>
+      <w:t xml:space="preserve"> </w:t>
+    </w:r>
+    <w:r>
+      <w:rPr>
+        <w:rFonts w:ascii="宋体" w:hAnsi="宋体" w:eastAsia="宋体" w:cs="宋体"/>
+        <w:spacing w:val="-7"/>
+        <w:sz w:val="21"/>
+        <w:szCs w:val="21"/>
+      </w:rPr>
+      <w:t>2</w:t>
+    </w:r>
+    <w:r>
+      <w:rPr>
+        <w:rFonts w:ascii="宋体" w:hAnsi="宋体" w:eastAsia="宋体" w:cs="宋体"/>
+        <w:spacing w:val="14"/>
+        <w:sz w:val="21"/>
+        <w:szCs w:val="21"/>
+      </w:rPr>
+      <w:t xml:space="preserve"> </w:t>
+    </w:r>
+    <w:r>
+      <w:rPr>
+        <w:rFonts w:ascii="宋体" w:hAnsi="宋体" w:eastAsia="宋体" w:cs="宋体"/>
+        <w:spacing w:val="-7"/>
+        <w:sz w:val="21"/>
+        <w:szCs w:val="21"/>
+      </w:rPr>
+      <w:t>页</w:t>
+    </w:r>
+  </w:p>
+</w:ftr>
+</file>
+
+<file path=word/footer2.xml><?xml version="1.0" encoding="utf-8"?>
 <w:ftr xmlns:wpc="http://schemas.microsoft.com/office/word/2010/wordprocessingCanvas" xmlns:mc="http://schemas.openxmlformats.org/markup-compatibility/2006" xmlns:o="urn:schemas-microsoft-com:office:office" xmlns:r="http://schemas.openxmlformats.org/officeDocument/2006/relationships" xmlns:m="http://schemas.openxmlformats.org/officeDocument/2006/math" xmlns:v="urn:schemas-microsoft-com:vml" xmlns:wp14="http://schemas.microsoft.com/office/word/2010/wordprocessingDrawing" xmlns:wp="http://schemas.openxmlformats.org/drawingml/2006/wordprocessingDrawing" xmlns:w10="urn:schemas-microsoft-com:office:word" xmlns:w="http://schemas.openxmlformats.org/wordprocessingml/2006/main" xmlns:w14="http://schemas.microsoft.com/office/word/2010/wordml" xmlns:w15="http://schemas.microsoft.com/office/word/2012/wordml" xmlns:wpg="http://schemas.microsoft.com/office/word/2010/wordprocessingGroup" xmlns:wpi="http://schemas.microsoft.com/office/word/2010/wordprocessingInk" xmlns:wne="http://schemas.microsoft.com/office/word/2006/wordml" xmlns:wps="http://schemas.microsoft.com/office/word/2010/wordprocessingShape" xmlns:wpsCustomData="http://www.wps.cn/officeDocument/2013/wpsCustomData" mc:Ignorable="w14 w15 wp14">
   <w:p>
     <w:pPr>

--- a/7-技术管理/运行记录类文件/070202-公司运维研发成果及说明(截止2025年12月).docx
+++ b/7-技术管理/运行记录类文件/070202-公司运维研发成果及说明(截止2025年12月).docx
@@ -24,7 +24,7 @@
           <w:lang w:val="en-US" w:eastAsia="zh-CN"/>
         </w:rPr>
       </w:pPr>
-      <w:bookmarkStart w:id="0" w:name="_Toc16426"/>
+      <w:bookmarkStart w:id="0" w:name="_Toc28961"/>
       <w:r>
         <w:rPr>
           <w:rFonts w:hint="eastAsia"/>
@@ -62,7 +62,7 @@
         <w:snapToGrid w:val="0"/>
         <w:textAlignment w:val="baseline"/>
       </w:pPr>
-      <w:bookmarkStart w:id="1" w:name="_Toc8131"/>
+      <w:bookmarkStart w:id="1" w:name="_Toc17459"/>
       <w:r>
         <w:t>中达丰集团有限公司</w:t>
       </w:r>
@@ -169,7 +169,7 @@
           <w:szCs w:val="21"/>
         </w:rPr>
       </w:pPr>
-      <w:bookmarkStart w:id="2" w:name="_Toc21914"/>
+      <w:bookmarkStart w:id="2" w:name="_Toc26092"/>
       <w:r>
         <w:rPr>
           <w:rFonts w:ascii="宋体" w:hAnsi="宋体" w:eastAsia="宋体" w:cs="宋体"/>
@@ -1602,7 +1602,7 @@
               <w:rFonts w:hint="eastAsia" w:ascii="Microsoft JhengHei" w:hAnsi="Microsoft JhengHei" w:eastAsia="Microsoft JhengHei" w:cs="Microsoft JhengHei"/>
               <w:szCs w:val="24"/>
             </w:rPr>
-            <w:instrText xml:space="preserve"> HYPERLINK \l _Toc16426 </w:instrText>
+            <w:instrText xml:space="preserve"> HYPERLINK \l _Toc28961 </w:instrText>
           </w:r>
           <w:r>
             <w:rPr>
@@ -1635,7 +1635,7 @@
             <w:fldChar w:fldCharType="begin"/>
           </w:r>
           <w:r>
-            <w:instrText xml:space="preserve"> PAGEREF _Toc16426 \h </w:instrText>
+            <w:instrText xml:space="preserve"> PAGEREF _Toc28961 \h </w:instrText>
           </w:r>
           <w:r>
             <w:fldChar w:fldCharType="separate"/>
@@ -1673,7 +1673,7 @@
               <w:rFonts w:hint="eastAsia" w:ascii="Microsoft JhengHei" w:hAnsi="Microsoft JhengHei" w:eastAsia="Microsoft JhengHei" w:cs="Microsoft JhengHei"/>
               <w:szCs w:val="24"/>
             </w:rPr>
-            <w:instrText xml:space="preserve"> HYPERLINK \l _Toc8131 </w:instrText>
+            <w:instrText xml:space="preserve"> HYPERLINK \l _Toc17459 </w:instrText>
           </w:r>
           <w:r>
             <w:rPr>
@@ -1692,7 +1692,7 @@
             <w:fldChar w:fldCharType="begin"/>
           </w:r>
           <w:r>
-            <w:instrText xml:space="preserve"> PAGEREF _Toc8131 \h </w:instrText>
+            <w:instrText xml:space="preserve"> PAGEREF _Toc17459 \h </w:instrText>
           </w:r>
           <w:r>
             <w:fldChar w:fldCharType="separate"/>
@@ -1730,7 +1730,7 @@
               <w:rFonts w:hint="eastAsia" w:ascii="Microsoft JhengHei" w:hAnsi="Microsoft JhengHei" w:eastAsia="Microsoft JhengHei" w:cs="Microsoft JhengHei"/>
               <w:szCs w:val="24"/>
             </w:rPr>
-            <w:instrText xml:space="preserve"> HYPERLINK \l _Toc21914 </w:instrText>
+            <w:instrText xml:space="preserve"> HYPERLINK \l _Toc26092 </w:instrText>
           </w:r>
           <w:r>
             <w:rPr>
@@ -1754,7 +1754,7 @@
             <w:fldChar w:fldCharType="begin"/>
           </w:r>
           <w:r>
-            <w:instrText xml:space="preserve"> PAGEREF _Toc21914 \h </w:instrText>
+            <w:instrText xml:space="preserve"> PAGEREF _Toc26092 \h </w:instrText>
           </w:r>
           <w:r>
             <w:fldChar w:fldCharType="separate"/>
@@ -1792,7 +1792,7 @@
               <w:rFonts w:hint="eastAsia" w:ascii="Microsoft JhengHei" w:hAnsi="Microsoft JhengHei" w:eastAsia="Microsoft JhengHei" w:cs="Microsoft JhengHei"/>
               <w:szCs w:val="24"/>
             </w:rPr>
-            <w:instrText xml:space="preserve"> HYPERLINK \l _Toc17893 </w:instrText>
+            <w:instrText xml:space="preserve"> HYPERLINK \l _Toc12582 </w:instrText>
           </w:r>
           <w:r>
             <w:rPr>
@@ -1815,7 +1815,7 @@
             <w:fldChar w:fldCharType="begin"/>
           </w:r>
           <w:r>
-            <w:instrText xml:space="preserve"> PAGEREF _Toc17893 \h </w:instrText>
+            <w:instrText xml:space="preserve"> PAGEREF _Toc12582 \h </w:instrText>
           </w:r>
           <w:r>
             <w:fldChar w:fldCharType="separate"/>
@@ -1853,7 +1853,7 @@
               <w:rFonts w:hint="eastAsia" w:ascii="Microsoft JhengHei" w:hAnsi="Microsoft JhengHei" w:eastAsia="Microsoft JhengHei" w:cs="Microsoft JhengHei"/>
               <w:szCs w:val="24"/>
             </w:rPr>
-            <w:instrText xml:space="preserve"> HYPERLINK \l _Toc20613 </w:instrText>
+            <w:instrText xml:space="preserve"> HYPERLINK \l _Toc31418 </w:instrText>
           </w:r>
           <w:r>
             <w:rPr>
@@ -1876,7 +1876,7 @@
             <w:fldChar w:fldCharType="begin"/>
           </w:r>
           <w:r>
-            <w:instrText xml:space="preserve"> PAGEREF _Toc20613 \h </w:instrText>
+            <w:instrText xml:space="preserve"> PAGEREF _Toc31418 \h </w:instrText>
           </w:r>
           <w:r>
             <w:fldChar w:fldCharType="separate"/>
@@ -1914,7 +1914,7 @@
               <w:rFonts w:hint="eastAsia" w:ascii="Microsoft JhengHei" w:hAnsi="Microsoft JhengHei" w:eastAsia="Microsoft JhengHei" w:cs="Microsoft JhengHei"/>
               <w:szCs w:val="24"/>
             </w:rPr>
-            <w:instrText xml:space="preserve"> HYPERLINK \l _Toc11087 </w:instrText>
+            <w:instrText xml:space="preserve"> HYPERLINK \l _Toc9957 </w:instrText>
           </w:r>
           <w:r>
             <w:rPr>
@@ -1937,7 +1937,7 @@
             <w:fldChar w:fldCharType="begin"/>
           </w:r>
           <w:r>
-            <w:instrText xml:space="preserve"> PAGEREF _Toc11087 \h </w:instrText>
+            <w:instrText xml:space="preserve"> PAGEREF _Toc9957 \h </w:instrText>
           </w:r>
           <w:r>
             <w:fldChar w:fldCharType="separate"/>
@@ -1975,7 +1975,7 @@
               <w:rFonts w:hint="eastAsia" w:ascii="Microsoft JhengHei" w:hAnsi="Microsoft JhengHei" w:eastAsia="Microsoft JhengHei" w:cs="Microsoft JhengHei"/>
               <w:szCs w:val="24"/>
             </w:rPr>
-            <w:instrText xml:space="preserve"> HYPERLINK \l _Toc17248 </w:instrText>
+            <w:instrText xml:space="preserve"> HYPERLINK \l _Toc10143 </w:instrText>
           </w:r>
           <w:r>
             <w:rPr>
@@ -1998,7 +1998,7 @@
             <w:fldChar w:fldCharType="begin"/>
           </w:r>
           <w:r>
-            <w:instrText xml:space="preserve"> PAGEREF _Toc17248 \h </w:instrText>
+            <w:instrText xml:space="preserve"> PAGEREF _Toc10143 \h </w:instrText>
           </w:r>
           <w:r>
             <w:fldChar w:fldCharType="separate"/>
@@ -2036,7 +2036,7 @@
               <w:rFonts w:hint="eastAsia" w:ascii="Microsoft JhengHei" w:hAnsi="Microsoft JhengHei" w:eastAsia="Microsoft JhengHei" w:cs="Microsoft JhengHei"/>
               <w:szCs w:val="24"/>
             </w:rPr>
-            <w:instrText xml:space="preserve"> HYPERLINK \l _Toc30866 </w:instrText>
+            <w:instrText xml:space="preserve"> HYPERLINK \l _Toc30193 </w:instrText>
           </w:r>
           <w:r>
             <w:rPr>
@@ -2059,7 +2059,7 @@
             <w:fldChar w:fldCharType="begin"/>
           </w:r>
           <w:r>
-            <w:instrText xml:space="preserve"> PAGEREF _Toc30866 \h </w:instrText>
+            <w:instrText xml:space="preserve"> PAGEREF _Toc30193 \h </w:instrText>
           </w:r>
           <w:r>
             <w:fldChar w:fldCharType="separate"/>
@@ -2097,7 +2097,7 @@
               <w:rFonts w:hint="eastAsia" w:ascii="Microsoft JhengHei" w:hAnsi="Microsoft JhengHei" w:eastAsia="Microsoft JhengHei" w:cs="Microsoft JhengHei"/>
               <w:szCs w:val="24"/>
             </w:rPr>
-            <w:instrText xml:space="preserve"> HYPERLINK \l _Toc15545 </w:instrText>
+            <w:instrText xml:space="preserve"> HYPERLINK \l _Toc14569 </w:instrText>
           </w:r>
           <w:r>
             <w:rPr>
@@ -2120,7 +2120,7 @@
             <w:fldChar w:fldCharType="begin"/>
           </w:r>
           <w:r>
-            <w:instrText xml:space="preserve"> PAGEREF _Toc15545 \h </w:instrText>
+            <w:instrText xml:space="preserve"> PAGEREF _Toc14569 \h </w:instrText>
           </w:r>
           <w:r>
             <w:fldChar w:fldCharType="separate"/>
@@ -2158,7 +2158,7 @@
               <w:rFonts w:hint="eastAsia" w:ascii="Microsoft JhengHei" w:hAnsi="Microsoft JhengHei" w:eastAsia="Microsoft JhengHei" w:cs="Microsoft JhengHei"/>
               <w:szCs w:val="24"/>
             </w:rPr>
-            <w:instrText xml:space="preserve"> HYPERLINK \l _Toc28990 </w:instrText>
+            <w:instrText xml:space="preserve"> HYPERLINK \l _Toc18409 </w:instrText>
           </w:r>
           <w:r>
             <w:rPr>
@@ -2181,7 +2181,7 @@
             <w:fldChar w:fldCharType="begin"/>
           </w:r>
           <w:r>
-            <w:instrText xml:space="preserve"> PAGEREF _Toc28990 \h </w:instrText>
+            <w:instrText xml:space="preserve"> PAGEREF _Toc18409 \h </w:instrText>
           </w:r>
           <w:r>
             <w:fldChar w:fldCharType="separate"/>
@@ -2219,7 +2219,7 @@
               <w:rFonts w:hint="eastAsia" w:ascii="Microsoft JhengHei" w:hAnsi="Microsoft JhengHei" w:eastAsia="Microsoft JhengHei" w:cs="Microsoft JhengHei"/>
               <w:szCs w:val="24"/>
             </w:rPr>
-            <w:instrText xml:space="preserve"> HYPERLINK \l _Toc3126 </w:instrText>
+            <w:instrText xml:space="preserve"> HYPERLINK \l _Toc11803 </w:instrText>
           </w:r>
           <w:r>
             <w:rPr>
@@ -2242,7 +2242,7 @@
             <w:fldChar w:fldCharType="begin"/>
           </w:r>
           <w:r>
-            <w:instrText xml:space="preserve"> PAGEREF _Toc3126 \h </w:instrText>
+            <w:instrText xml:space="preserve"> PAGEREF _Toc11803 \h </w:instrText>
           </w:r>
           <w:r>
             <w:fldChar w:fldCharType="separate"/>
@@ -2280,7 +2280,7 @@
               <w:rFonts w:hint="eastAsia" w:ascii="Microsoft JhengHei" w:hAnsi="Microsoft JhengHei" w:eastAsia="Microsoft JhengHei" w:cs="Microsoft JhengHei"/>
               <w:szCs w:val="24"/>
             </w:rPr>
-            <w:instrText xml:space="preserve"> HYPERLINK \l _Toc8039 </w:instrText>
+            <w:instrText xml:space="preserve"> HYPERLINK \l _Toc12576 </w:instrText>
           </w:r>
           <w:r>
             <w:rPr>
@@ -2310,7 +2310,7 @@
             <w:fldChar w:fldCharType="begin"/>
           </w:r>
           <w:r>
-            <w:instrText xml:space="preserve"> PAGEREF _Toc8039 \h </w:instrText>
+            <w:instrText xml:space="preserve"> PAGEREF _Toc12576 \h </w:instrText>
           </w:r>
           <w:r>
             <w:fldChar w:fldCharType="separate"/>
@@ -2348,7 +2348,7 @@
               <w:rFonts w:hint="eastAsia" w:ascii="Microsoft JhengHei" w:hAnsi="Microsoft JhengHei" w:eastAsia="Microsoft JhengHei" w:cs="Microsoft JhengHei"/>
               <w:szCs w:val="24"/>
             </w:rPr>
-            <w:instrText xml:space="preserve"> HYPERLINK \l _Toc20600 </w:instrText>
+            <w:instrText xml:space="preserve"> HYPERLINK \l _Toc31155 </w:instrText>
           </w:r>
           <w:r>
             <w:rPr>
@@ -2371,7 +2371,7 @@
             <w:fldChar w:fldCharType="begin"/>
           </w:r>
           <w:r>
-            <w:instrText xml:space="preserve"> PAGEREF _Toc20600 \h </w:instrText>
+            <w:instrText xml:space="preserve"> PAGEREF _Toc31155 \h </w:instrText>
           </w:r>
           <w:r>
             <w:fldChar w:fldCharType="separate"/>
@@ -2409,7 +2409,7 @@
               <w:rFonts w:hint="eastAsia" w:ascii="Microsoft JhengHei" w:hAnsi="Microsoft JhengHei" w:eastAsia="Microsoft JhengHei" w:cs="Microsoft JhengHei"/>
               <w:szCs w:val="24"/>
             </w:rPr>
-            <w:instrText xml:space="preserve"> HYPERLINK \l _Toc30855 </w:instrText>
+            <w:instrText xml:space="preserve"> HYPERLINK \l _Toc5060 </w:instrText>
           </w:r>
           <w:r>
             <w:rPr>
@@ -2432,7 +2432,7 @@
             <w:fldChar w:fldCharType="begin"/>
           </w:r>
           <w:r>
-            <w:instrText xml:space="preserve"> PAGEREF _Toc30855 \h </w:instrText>
+            <w:instrText xml:space="preserve"> PAGEREF _Toc5060 \h </w:instrText>
           </w:r>
           <w:r>
             <w:fldChar w:fldCharType="separate"/>
@@ -2470,7 +2470,7 @@
               <w:rFonts w:hint="eastAsia" w:ascii="Microsoft JhengHei" w:hAnsi="Microsoft JhengHei" w:eastAsia="Microsoft JhengHei" w:cs="Microsoft JhengHei"/>
               <w:szCs w:val="24"/>
             </w:rPr>
-            <w:instrText xml:space="preserve"> HYPERLINK \l _Toc7432 </w:instrText>
+            <w:instrText xml:space="preserve"> HYPERLINK \l _Toc28710 </w:instrText>
           </w:r>
           <w:r>
             <w:rPr>
@@ -2493,7 +2493,7 @@
             <w:fldChar w:fldCharType="begin"/>
           </w:r>
           <w:r>
-            <w:instrText xml:space="preserve"> PAGEREF _Toc7432 \h </w:instrText>
+            <w:instrText xml:space="preserve"> PAGEREF _Toc28710 \h </w:instrText>
           </w:r>
           <w:r>
             <w:fldChar w:fldCharType="separate"/>
@@ -2602,7 +2602,7 @@
           <w:lang w:val="en-US" w:eastAsia="zh-CN"/>
         </w:rPr>
       </w:pPr>
-      <w:bookmarkStart w:id="3" w:name="_Toc17893"/>
+      <w:bookmarkStart w:id="3" w:name="_Toc12582"/>
       <w:r>
         <w:rPr>
           <w:rFonts w:hint="default"/>
@@ -2621,7 +2621,7 @@
           <w:lang w:val="en-US" w:eastAsia="zh-CN"/>
         </w:rPr>
       </w:pPr>
-      <w:bookmarkStart w:id="4" w:name="_Toc20613"/>
+      <w:bookmarkStart w:id="4" w:name="_Toc31418"/>
       <w:r>
         <w:rPr>
           <w:rFonts w:hint="default"/>
@@ -2640,7 +2640,7 @@
           <w:lang w:val="en-US" w:eastAsia="zh-CN"/>
         </w:rPr>
       </w:pPr>
-      <w:bookmarkStart w:id="5" w:name="_Toc11087"/>
+      <w:bookmarkStart w:id="5" w:name="_Toc9957"/>
       <w:r>
         <w:rPr>
           <w:rFonts w:hint="default"/>
@@ -2994,7 +2994,7 @@
           <w:lang w:val="en-US" w:eastAsia="zh-CN"/>
         </w:rPr>
       </w:pPr>
-      <w:bookmarkStart w:id="6" w:name="_Toc17248"/>
+      <w:bookmarkStart w:id="6" w:name="_Toc10143"/>
       <w:r>
         <w:rPr>
           <w:rFonts w:hint="default"/>
@@ -3195,7 +3195,6 @@
             <w:insideH w:val="none" w:color="auto" w:sz="0" w:space="0"/>
             <w:insideV w:val="none" w:color="auto" w:sz="0" w:space="0"/>
           </w:tblBorders>
-          <w:shd w:val="clear" w:color="auto" w:fill="auto"/>
           <w:tblCellMar>
             <w:top w:w="15" w:type="dxa"/>
             <w:left w:w="15" w:type="dxa"/>
@@ -3661,7 +3660,6 @@
             <w:insideH w:val="none" w:color="auto" w:sz="0" w:space="0"/>
             <w:insideV w:val="none" w:color="auto" w:sz="0" w:space="0"/>
           </w:tblBorders>
-          <w:shd w:val="clear" w:color="auto" w:fill="auto"/>
           <w:tblCellMar>
             <w:top w:w="15" w:type="dxa"/>
             <w:left w:w="15" w:type="dxa"/>
@@ -4145,243 +4143,6 @@
             <w:insideH w:val="none" w:color="auto" w:sz="0" w:space="0"/>
             <w:insideV w:val="none" w:color="auto" w:sz="0" w:space="0"/>
           </w:tblBorders>
-          <w:shd w:val="clear" w:color="auto" w:fill="auto"/>
-        </w:tblPrEx>
-        <w:trPr>
-          <w:trHeight w:val="0" w:hRule="atLeast"/>
-          <w:jc w:val="center"/>
-        </w:trPr>
-        <w:tc>
-          <w:tcPr>
-            <w:tcW w:w="1670" w:type="dxa"/>
-            <w:tcBorders>
-              <w:top w:val="single" w:color="auto" w:sz="4" w:space="0"/>
-              <w:left w:val="single" w:color="auto" w:sz="12" w:space="0"/>
-              <w:bottom w:val="single" w:color="auto" w:sz="4" w:space="0"/>
-              <w:right w:val="single" w:color="auto" w:sz="4" w:space="0"/>
-            </w:tcBorders>
-            <w:shd w:val="clear" w:color="auto" w:fill="auto"/>
-            <w:tcMar>
-              <w:top w:w="120" w:type="dxa"/>
-              <w:left w:w="0" w:type="dxa"/>
-              <w:bottom w:w="120" w:type="dxa"/>
-              <w:right w:w="192" w:type="dxa"/>
-            </w:tcMar>
-            <w:vAlign w:val="center"/>
-          </w:tcPr>
-          <w:p>
-            <w:pPr>
-              <w:keepNext w:val="0"/>
-              <w:keepLines w:val="0"/>
-              <w:widowControl/>
-              <w:suppressLineNumbers w:val="0"/>
-              <w:snapToGrid w:val="0"/>
-              <w:spacing w:line="240" w:lineRule="auto"/>
-              <w:ind w:left="0" w:leftChars="0" w:right="0" w:rightChars="0" w:firstLine="0" w:firstLineChars="0"/>
-              <w:jc w:val="left"/>
-              <w:rPr>
-                <w:rFonts w:hint="default" w:ascii="Segoe UI" w:hAnsi="Segoe UI" w:eastAsia="Segoe UI" w:cs="Segoe UI"/>
-                <w:sz w:val="18"/>
-                <w:szCs w:val="18"/>
-              </w:rPr>
-            </w:pPr>
-            <w:r>
-              <w:rPr>
-                <w:rStyle w:val="23"/>
-                <w:rFonts w:hint="default" w:ascii="Segoe UI" w:hAnsi="Segoe UI" w:eastAsia="Segoe UI" w:cs="Segoe UI"/>
-                <w:b/>
-                <w:bCs/>
-                <w:snapToGrid w:val="0"/>
-                <w:color w:val="000000"/>
-                <w:kern w:val="0"/>
-                <w:sz w:val="18"/>
-                <w:szCs w:val="18"/>
-                <w:lang w:val="en-US" w:eastAsia="zh-CN" w:bidi="ar"/>
-              </w:rPr>
-              <w:t>移动特色功能开发</w:t>
-            </w:r>
-          </w:p>
-        </w:tc>
-        <w:tc>
-          <w:tcPr>
-            <w:tcW w:w="2303" w:type="dxa"/>
-            <w:tcBorders>
-              <w:top w:val="single" w:color="auto" w:sz="4" w:space="0"/>
-              <w:left w:val="single" w:color="auto" w:sz="4" w:space="0"/>
-              <w:bottom w:val="single" w:color="auto" w:sz="4" w:space="0"/>
-              <w:right w:val="single" w:color="auto" w:sz="4" w:space="0"/>
-            </w:tcBorders>
-            <w:shd w:val="clear" w:color="auto" w:fill="auto"/>
-            <w:tcMar>
-              <w:top w:w="120" w:type="dxa"/>
-              <w:left w:w="192" w:type="dxa"/>
-              <w:bottom w:w="120" w:type="dxa"/>
-              <w:right w:w="192" w:type="dxa"/>
-            </w:tcMar>
-            <w:vAlign w:val="center"/>
-          </w:tcPr>
-          <w:p>
-            <w:pPr>
-              <w:keepNext w:val="0"/>
-              <w:keepLines w:val="0"/>
-              <w:widowControl/>
-              <w:suppressLineNumbers w:val="0"/>
-              <w:snapToGrid w:val="0"/>
-              <w:spacing w:line="240" w:lineRule="auto"/>
-              <w:ind w:left="0" w:leftChars="0" w:right="0" w:rightChars="0" w:firstLine="0" w:firstLineChars="0"/>
-              <w:jc w:val="left"/>
-              <w:rPr>
-                <w:rFonts w:hint="default" w:ascii="Segoe UI" w:hAnsi="Segoe UI" w:eastAsia="Segoe UI" w:cs="Segoe UI"/>
-                <w:sz w:val="18"/>
-                <w:szCs w:val="18"/>
-              </w:rPr>
-            </w:pPr>
-            <w:r>
-              <w:rPr>
-                <w:rFonts w:hint="default" w:ascii="Segoe UI" w:hAnsi="Segoe UI" w:eastAsia="Segoe UI" w:cs="Segoe UI"/>
-                <w:snapToGrid w:val="0"/>
-                <w:color w:val="000000"/>
-                <w:kern w:val="0"/>
-                <w:sz w:val="18"/>
-                <w:szCs w:val="18"/>
-                <w:lang w:val="en-US" w:eastAsia="zh-CN" w:bidi="ar"/>
-              </w:rPr>
-              <w:t>2025年9月-11月</w:t>
-            </w:r>
-          </w:p>
-        </w:tc>
-        <w:tc>
-          <w:tcPr>
-            <w:tcW w:w="3720" w:type="dxa"/>
-            <w:tcBorders>
-              <w:top w:val="single" w:color="auto" w:sz="4" w:space="0"/>
-              <w:left w:val="single" w:color="auto" w:sz="4" w:space="0"/>
-              <w:bottom w:val="single" w:color="auto" w:sz="4" w:space="0"/>
-              <w:right w:val="single" w:color="auto" w:sz="4" w:space="0"/>
-            </w:tcBorders>
-            <w:shd w:val="clear" w:color="auto" w:fill="auto"/>
-            <w:tcMar>
-              <w:top w:w="120" w:type="dxa"/>
-              <w:left w:w="192" w:type="dxa"/>
-              <w:bottom w:w="120" w:type="dxa"/>
-              <w:right w:w="192" w:type="dxa"/>
-            </w:tcMar>
-            <w:vAlign w:val="center"/>
-          </w:tcPr>
-          <w:p>
-            <w:pPr>
-              <w:keepNext w:val="0"/>
-              <w:keepLines w:val="0"/>
-              <w:widowControl/>
-              <w:suppressLineNumbers w:val="0"/>
-              <w:snapToGrid w:val="0"/>
-              <w:spacing w:line="240" w:lineRule="auto"/>
-              <w:ind w:left="0" w:leftChars="0" w:right="0" w:rightChars="0" w:firstLine="0" w:firstLineChars="0"/>
-              <w:jc w:val="left"/>
-              <w:rPr>
-                <w:rFonts w:hint="default" w:ascii="Segoe UI" w:hAnsi="Segoe UI" w:eastAsia="Segoe UI" w:cs="Segoe UI"/>
-                <w:sz w:val="18"/>
-                <w:szCs w:val="18"/>
-              </w:rPr>
-            </w:pPr>
-            <w:r>
-              <w:rPr>
-                <w:rFonts w:hint="default" w:ascii="Segoe UI" w:hAnsi="Segoe UI" w:eastAsia="Segoe UI" w:cs="Segoe UI"/>
-                <w:snapToGrid w:val="0"/>
-                <w:color w:val="000000"/>
-                <w:kern w:val="0"/>
-                <w:sz w:val="18"/>
-                <w:szCs w:val="18"/>
-                <w:lang w:val="en-US" w:eastAsia="zh-CN" w:bidi="ar"/>
-              </w:rPr>
-              <w:t>1. 移动巡检、应急响应、视频监控适配开发</w:t>
-            </w:r>
-            <w:r>
-              <w:rPr>
-                <w:rFonts w:hint="default" w:ascii="Segoe UI" w:hAnsi="Segoe UI" w:eastAsia="Segoe UI" w:cs="Segoe UI"/>
-                <w:snapToGrid w:val="0"/>
-                <w:color w:val="000000"/>
-                <w:kern w:val="0"/>
-                <w:sz w:val="18"/>
-                <w:szCs w:val="18"/>
-                <w:lang w:val="en-US" w:eastAsia="zh-CN" w:bidi="ar"/>
-              </w:rPr>
-              <w:br w:type="textWrapping"/>
-            </w:r>
-            <w:r>
-              <w:rPr>
-                <w:rFonts w:hint="default" w:ascii="Segoe UI" w:hAnsi="Segoe UI" w:eastAsia="Segoe UI" w:cs="Segoe UI"/>
-                <w:snapToGrid w:val="0"/>
-                <w:color w:val="000000"/>
-                <w:kern w:val="0"/>
-                <w:sz w:val="18"/>
-                <w:szCs w:val="18"/>
-                <w:lang w:val="en-US" w:eastAsia="zh-CN" w:bidi="ar"/>
-              </w:rPr>
-              <w:t>2. 离线支持、位置服务等特色功能实现</w:t>
-            </w:r>
-          </w:p>
-        </w:tc>
-        <w:tc>
-          <w:tcPr>
-            <w:tcW w:w="1048" w:type="dxa"/>
-            <w:tcBorders>
-              <w:top w:val="single" w:color="auto" w:sz="4" w:space="0"/>
-              <w:left w:val="single" w:color="auto" w:sz="4" w:space="0"/>
-              <w:bottom w:val="single" w:color="auto" w:sz="4" w:space="0"/>
-              <w:right w:val="single" w:color="auto" w:sz="12" w:space="0"/>
-            </w:tcBorders>
-            <w:shd w:val="clear" w:color="auto" w:fill="auto"/>
-            <w:tcMar>
-              <w:top w:w="120" w:type="dxa"/>
-              <w:left w:w="192" w:type="dxa"/>
-              <w:bottom w:w="120" w:type="dxa"/>
-              <w:right w:w="0" w:type="dxa"/>
-            </w:tcMar>
-            <w:vAlign w:val="center"/>
-          </w:tcPr>
-          <w:p>
-            <w:pPr>
-              <w:keepNext w:val="0"/>
-              <w:keepLines w:val="0"/>
-              <w:widowControl/>
-              <w:suppressLineNumbers w:val="0"/>
-              <w:snapToGrid w:val="0"/>
-              <w:spacing w:line="240" w:lineRule="auto"/>
-              <w:ind w:left="0" w:leftChars="0" w:right="0" w:rightChars="0" w:firstLine="0" w:firstLineChars="0"/>
-              <w:jc w:val="center"/>
-              <w:rPr>
-                <w:rFonts w:hint="default" w:ascii="Segoe UI" w:hAnsi="Segoe UI" w:eastAsia="Segoe UI" w:cs="Segoe UI"/>
-                <w:sz w:val="18"/>
-                <w:szCs w:val="18"/>
-              </w:rPr>
-            </w:pPr>
-            <w:r>
-              <w:rPr>
-                <w:rFonts w:hint="default" w:ascii="Segoe UI" w:hAnsi="Segoe UI" w:eastAsia="Segoe UI" w:cs="Segoe UI"/>
-                <w:snapToGrid w:val="0"/>
-                <w:color w:val="000000"/>
-                <w:kern w:val="0"/>
-                <w:sz w:val="18"/>
-                <w:szCs w:val="18"/>
-                <w:lang w:val="en-US" w:eastAsia="zh-CN" w:bidi="ar"/>
-              </w:rPr>
-              <w:t>已完成</w:t>
-            </w:r>
-          </w:p>
-        </w:tc>
-      </w:tr>
-      <w:tr>
-        <w:tblPrEx>
-          <w:tblBorders>
-            <w:top w:val="none" w:color="auto" w:sz="0" w:space="0"/>
-            <w:left w:val="none" w:color="auto" w:sz="0" w:space="0"/>
-            <w:bottom w:val="none" w:color="auto" w:sz="0" w:space="0"/>
-            <w:right w:val="none" w:color="auto" w:sz="0" w:space="0"/>
-            <w:insideH w:val="none" w:color="auto" w:sz="0" w:space="0"/>
-            <w:insideV w:val="none" w:color="auto" w:sz="0" w:space="0"/>
-          </w:tblBorders>
-          <w:shd w:val="clear" w:color="auto" w:fill="auto"/>
           <w:tblCellMar>
             <w:top w:w="15" w:type="dxa"/>
             <w:left w:w="15" w:type="dxa"/>
@@ -4440,6 +4201,247 @@
                 <w:szCs w:val="18"/>
                 <w:lang w:val="en-US" w:eastAsia="zh-CN" w:bidi="ar"/>
               </w:rPr>
+              <w:t>移动特色功能开发</w:t>
+            </w:r>
+          </w:p>
+        </w:tc>
+        <w:tc>
+          <w:tcPr>
+            <w:tcW w:w="2303" w:type="dxa"/>
+            <w:tcBorders>
+              <w:top w:val="single" w:color="auto" w:sz="4" w:space="0"/>
+              <w:left w:val="single" w:color="auto" w:sz="4" w:space="0"/>
+              <w:bottom w:val="single" w:color="auto" w:sz="4" w:space="0"/>
+              <w:right w:val="single" w:color="auto" w:sz="4" w:space="0"/>
+            </w:tcBorders>
+            <w:shd w:val="clear" w:color="auto" w:fill="auto"/>
+            <w:tcMar>
+              <w:top w:w="120" w:type="dxa"/>
+              <w:left w:w="192" w:type="dxa"/>
+              <w:bottom w:w="120" w:type="dxa"/>
+              <w:right w:w="192" w:type="dxa"/>
+            </w:tcMar>
+            <w:vAlign w:val="center"/>
+          </w:tcPr>
+          <w:p>
+            <w:pPr>
+              <w:keepNext w:val="0"/>
+              <w:keepLines w:val="0"/>
+              <w:widowControl/>
+              <w:suppressLineNumbers w:val="0"/>
+              <w:snapToGrid w:val="0"/>
+              <w:spacing w:line="240" w:lineRule="auto"/>
+              <w:ind w:left="0" w:leftChars="0" w:right="0" w:rightChars="0" w:firstLine="0" w:firstLineChars="0"/>
+              <w:jc w:val="left"/>
+              <w:rPr>
+                <w:rFonts w:hint="default" w:ascii="Segoe UI" w:hAnsi="Segoe UI" w:eastAsia="Segoe UI" w:cs="Segoe UI"/>
+                <w:sz w:val="18"/>
+                <w:szCs w:val="18"/>
+              </w:rPr>
+            </w:pPr>
+            <w:r>
+              <w:rPr>
+                <w:rFonts w:hint="default" w:ascii="Segoe UI" w:hAnsi="Segoe UI" w:eastAsia="Segoe UI" w:cs="Segoe UI"/>
+                <w:snapToGrid w:val="0"/>
+                <w:color w:val="000000"/>
+                <w:kern w:val="0"/>
+                <w:sz w:val="18"/>
+                <w:szCs w:val="18"/>
+                <w:lang w:val="en-US" w:eastAsia="zh-CN" w:bidi="ar"/>
+              </w:rPr>
+              <w:t>2025年9月-11月</w:t>
+            </w:r>
+          </w:p>
+        </w:tc>
+        <w:tc>
+          <w:tcPr>
+            <w:tcW w:w="3720" w:type="dxa"/>
+            <w:tcBorders>
+              <w:top w:val="single" w:color="auto" w:sz="4" w:space="0"/>
+              <w:left w:val="single" w:color="auto" w:sz="4" w:space="0"/>
+              <w:bottom w:val="single" w:color="auto" w:sz="4" w:space="0"/>
+              <w:right w:val="single" w:color="auto" w:sz="4" w:space="0"/>
+            </w:tcBorders>
+            <w:shd w:val="clear" w:color="auto" w:fill="auto"/>
+            <w:tcMar>
+              <w:top w:w="120" w:type="dxa"/>
+              <w:left w:w="192" w:type="dxa"/>
+              <w:bottom w:w="120" w:type="dxa"/>
+              <w:right w:w="192" w:type="dxa"/>
+            </w:tcMar>
+            <w:vAlign w:val="center"/>
+          </w:tcPr>
+          <w:p>
+            <w:pPr>
+              <w:keepNext w:val="0"/>
+              <w:keepLines w:val="0"/>
+              <w:widowControl/>
+              <w:suppressLineNumbers w:val="0"/>
+              <w:snapToGrid w:val="0"/>
+              <w:spacing w:line="240" w:lineRule="auto"/>
+              <w:ind w:left="0" w:leftChars="0" w:right="0" w:rightChars="0" w:firstLine="0" w:firstLineChars="0"/>
+              <w:jc w:val="left"/>
+              <w:rPr>
+                <w:rFonts w:hint="default" w:ascii="Segoe UI" w:hAnsi="Segoe UI" w:eastAsia="Segoe UI" w:cs="Segoe UI"/>
+                <w:sz w:val="18"/>
+                <w:szCs w:val="18"/>
+              </w:rPr>
+            </w:pPr>
+            <w:r>
+              <w:rPr>
+                <w:rFonts w:hint="default" w:ascii="Segoe UI" w:hAnsi="Segoe UI" w:eastAsia="Segoe UI" w:cs="Segoe UI"/>
+                <w:snapToGrid w:val="0"/>
+                <w:color w:val="000000"/>
+                <w:kern w:val="0"/>
+                <w:sz w:val="18"/>
+                <w:szCs w:val="18"/>
+                <w:lang w:val="en-US" w:eastAsia="zh-CN" w:bidi="ar"/>
+              </w:rPr>
+              <w:t>1. 移动巡检、应急响应、视频监控适配开发</w:t>
+            </w:r>
+            <w:r>
+              <w:rPr>
+                <w:rFonts w:hint="default" w:ascii="Segoe UI" w:hAnsi="Segoe UI" w:eastAsia="Segoe UI" w:cs="Segoe UI"/>
+                <w:snapToGrid w:val="0"/>
+                <w:color w:val="000000"/>
+                <w:kern w:val="0"/>
+                <w:sz w:val="18"/>
+                <w:szCs w:val="18"/>
+                <w:lang w:val="en-US" w:eastAsia="zh-CN" w:bidi="ar"/>
+              </w:rPr>
+              <w:br w:type="textWrapping"/>
+            </w:r>
+            <w:r>
+              <w:rPr>
+                <w:rFonts w:hint="default" w:ascii="Segoe UI" w:hAnsi="Segoe UI" w:eastAsia="Segoe UI" w:cs="Segoe UI"/>
+                <w:snapToGrid w:val="0"/>
+                <w:color w:val="000000"/>
+                <w:kern w:val="0"/>
+                <w:sz w:val="18"/>
+                <w:szCs w:val="18"/>
+                <w:lang w:val="en-US" w:eastAsia="zh-CN" w:bidi="ar"/>
+              </w:rPr>
+              <w:t>2. 离线支持、位置服务等特色功能实现</w:t>
+            </w:r>
+          </w:p>
+        </w:tc>
+        <w:tc>
+          <w:tcPr>
+            <w:tcW w:w="1048" w:type="dxa"/>
+            <w:tcBorders>
+              <w:top w:val="single" w:color="auto" w:sz="4" w:space="0"/>
+              <w:left w:val="single" w:color="auto" w:sz="4" w:space="0"/>
+              <w:bottom w:val="single" w:color="auto" w:sz="4" w:space="0"/>
+              <w:right w:val="single" w:color="auto" w:sz="12" w:space="0"/>
+            </w:tcBorders>
+            <w:shd w:val="clear" w:color="auto" w:fill="auto"/>
+            <w:tcMar>
+              <w:top w:w="120" w:type="dxa"/>
+              <w:left w:w="192" w:type="dxa"/>
+              <w:bottom w:w="120" w:type="dxa"/>
+              <w:right w:w="0" w:type="dxa"/>
+            </w:tcMar>
+            <w:vAlign w:val="center"/>
+          </w:tcPr>
+          <w:p>
+            <w:pPr>
+              <w:keepNext w:val="0"/>
+              <w:keepLines w:val="0"/>
+              <w:widowControl/>
+              <w:suppressLineNumbers w:val="0"/>
+              <w:snapToGrid w:val="0"/>
+              <w:spacing w:line="240" w:lineRule="auto"/>
+              <w:ind w:left="0" w:leftChars="0" w:right="0" w:rightChars="0" w:firstLine="0" w:firstLineChars="0"/>
+              <w:jc w:val="center"/>
+              <w:rPr>
+                <w:rFonts w:hint="default" w:ascii="Segoe UI" w:hAnsi="Segoe UI" w:eastAsia="Segoe UI" w:cs="Segoe UI"/>
+                <w:sz w:val="18"/>
+                <w:szCs w:val="18"/>
+              </w:rPr>
+            </w:pPr>
+            <w:r>
+              <w:rPr>
+                <w:rFonts w:hint="default" w:ascii="Segoe UI" w:hAnsi="Segoe UI" w:eastAsia="Segoe UI" w:cs="Segoe UI"/>
+                <w:snapToGrid w:val="0"/>
+                <w:color w:val="000000"/>
+                <w:kern w:val="0"/>
+                <w:sz w:val="18"/>
+                <w:szCs w:val="18"/>
+                <w:lang w:val="en-US" w:eastAsia="zh-CN" w:bidi="ar"/>
+              </w:rPr>
+              <w:t>已完成</w:t>
+            </w:r>
+          </w:p>
+        </w:tc>
+      </w:tr>
+      <w:tr>
+        <w:tblPrEx>
+          <w:tblBorders>
+            <w:top w:val="none" w:color="auto" w:sz="0" w:space="0"/>
+            <w:left w:val="none" w:color="auto" w:sz="0" w:space="0"/>
+            <w:bottom w:val="none" w:color="auto" w:sz="0" w:space="0"/>
+            <w:right w:val="none" w:color="auto" w:sz="0" w:space="0"/>
+            <w:insideH w:val="none" w:color="auto" w:sz="0" w:space="0"/>
+            <w:insideV w:val="none" w:color="auto" w:sz="0" w:space="0"/>
+          </w:tblBorders>
+          <w:tblCellMar>
+            <w:top w:w="15" w:type="dxa"/>
+            <w:left w:w="15" w:type="dxa"/>
+            <w:bottom w:w="15" w:type="dxa"/>
+            <w:right w:w="15" w:type="dxa"/>
+          </w:tblCellMar>
+        </w:tblPrEx>
+        <w:trPr>
+          <w:trHeight w:val="0" w:hRule="atLeast"/>
+          <w:jc w:val="center"/>
+        </w:trPr>
+        <w:tc>
+          <w:tcPr>
+            <w:tcW w:w="1670" w:type="dxa"/>
+            <w:tcBorders>
+              <w:top w:val="single" w:color="auto" w:sz="4" w:space="0"/>
+              <w:left w:val="single" w:color="auto" w:sz="12" w:space="0"/>
+              <w:bottom w:val="single" w:color="auto" w:sz="4" w:space="0"/>
+              <w:right w:val="single" w:color="auto" w:sz="4" w:space="0"/>
+            </w:tcBorders>
+            <w:shd w:val="clear" w:color="auto" w:fill="auto"/>
+            <w:tcMar>
+              <w:top w:w="120" w:type="dxa"/>
+              <w:left w:w="0" w:type="dxa"/>
+              <w:bottom w:w="120" w:type="dxa"/>
+              <w:right w:w="192" w:type="dxa"/>
+            </w:tcMar>
+            <w:vAlign w:val="center"/>
+          </w:tcPr>
+          <w:p>
+            <w:pPr>
+              <w:keepNext w:val="0"/>
+              <w:keepLines w:val="0"/>
+              <w:widowControl/>
+              <w:suppressLineNumbers w:val="0"/>
+              <w:snapToGrid w:val="0"/>
+              <w:spacing w:line="240" w:lineRule="auto"/>
+              <w:ind w:left="0" w:leftChars="0" w:right="0" w:rightChars="0" w:firstLine="0" w:firstLineChars="0"/>
+              <w:jc w:val="left"/>
+              <w:rPr>
+                <w:rFonts w:hint="default" w:ascii="Segoe UI" w:hAnsi="Segoe UI" w:eastAsia="Segoe UI" w:cs="Segoe UI"/>
+                <w:sz w:val="18"/>
+                <w:szCs w:val="18"/>
+              </w:rPr>
+            </w:pPr>
+            <w:r>
+              <w:rPr>
+                <w:rStyle w:val="23"/>
+                <w:rFonts w:hint="default" w:ascii="Segoe UI" w:hAnsi="Segoe UI" w:eastAsia="Segoe UI" w:cs="Segoe UI"/>
+                <w:b/>
+                <w:bCs/>
+                <w:snapToGrid w:val="0"/>
+                <w:color w:val="000000"/>
+                <w:kern w:val="0"/>
+                <w:sz w:val="18"/>
+                <w:szCs w:val="18"/>
+                <w:lang w:val="en-US" w:eastAsia="zh-CN" w:bidi="ar"/>
+              </w:rPr>
               <w:t>内部测试与优化</w:t>
             </w:r>
           </w:p>
@@ -4623,7 +4625,6 @@
             <w:insideH w:val="none" w:color="auto" w:sz="0" w:space="0"/>
             <w:insideV w:val="none" w:color="auto" w:sz="0" w:space="0"/>
           </w:tblBorders>
-          <w:shd w:val="clear" w:color="auto" w:fill="auto"/>
           <w:tblCellMar>
             <w:top w:w="15" w:type="dxa"/>
             <w:left w:w="15" w:type="dxa"/>
@@ -4842,7 +4843,7 @@
             </w:pPr>
             <w:r>
               <w:rPr>
-                <w:rFonts w:hint="default" w:ascii="Segoe UI" w:hAnsi="Segoe UI" w:eastAsia="Segoe UI" w:cs="Segoe UI"/>
+                <w:rFonts w:hint="eastAsia" w:ascii="Segoe UI" w:hAnsi="Segoe UI" w:eastAsia="Segoe UI" w:cs="Segoe UI"/>
                 <w:snapToGrid w:val="0"/>
                 <w:color w:val="000000"/>
                 <w:kern w:val="0"/>
@@ -4850,7 +4851,7 @@
                 <w:szCs w:val="18"/>
                 <w:lang w:val="en-US" w:eastAsia="zh-CN" w:bidi="ar"/>
               </w:rPr>
-              <w:t>进行中</w:t>
+              <w:t>未开始</w:t>
             </w:r>
           </w:p>
         </w:tc>
@@ -4865,7 +4866,7 @@
           <w:lang w:val="en-US" w:eastAsia="zh-CN"/>
         </w:rPr>
       </w:pPr>
-      <w:bookmarkStart w:id="7" w:name="_Toc30866"/>
+      <w:bookmarkStart w:id="7" w:name="_Toc30193"/>
       <w:r>
         <w:rPr>
           <w:rFonts w:hint="default"/>
@@ -6571,7 +6572,7 @@
           <w:lang w:val="en-US" w:eastAsia="zh-CN"/>
         </w:rPr>
       </w:pPr>
-      <w:bookmarkStart w:id="8" w:name="_Toc15545"/>
+      <w:bookmarkStart w:id="8" w:name="_Toc14569"/>
       <w:r>
         <w:rPr>
           <w:rFonts w:hint="default"/>
@@ -6734,7 +6735,7 @@
           <w:lang w:val="en-US" w:eastAsia="zh-CN"/>
         </w:rPr>
       </w:pPr>
-      <w:bookmarkStart w:id="9" w:name="_Toc28990"/>
+      <w:bookmarkStart w:id="9" w:name="_Toc18409"/>
       <w:r>
         <w:rPr>
           <w:rFonts w:hint="default"/>
@@ -6969,7 +6970,7 @@
           <w:lang w:val="en-US" w:eastAsia="zh-CN"/>
         </w:rPr>
       </w:pPr>
-      <w:bookmarkStart w:id="10" w:name="_Toc3126"/>
+      <w:bookmarkStart w:id="10" w:name="_Toc11803"/>
       <w:r>
         <w:rPr>
           <w:rFonts w:hint="default"/>
@@ -7012,7 +7013,25 @@
           <w:szCs w:val="24"/>
           <w:lang w:val="en-US" w:eastAsia="zh-CN"/>
         </w:rPr>
-        <w:t>为提高运维工程师工作效率、规范操作流程、降低人为失误，公司于2025年启动运维手册研发专项。截至2025年12月，已完成以下手册的初稿编写与内部评审：</w:t>
+        <w:t>为提高运维工程师工作效率、规范操作流程、降低人为失误，公司于2025年</w:t>
+      </w:r>
+      <w:r>
+        <w:rPr>
+          <w:rFonts w:hint="eastAsia" w:ascii="宋体" w:hAnsi="宋体" w:cs="宋体"/>
+          <w:sz w:val="24"/>
+          <w:szCs w:val="24"/>
+          <w:lang w:val="en-US" w:eastAsia="zh-CN"/>
+        </w:rPr>
+        <w:t>4月</w:t>
+      </w:r>
+      <w:r>
+        <w:rPr>
+          <w:rFonts w:hint="default" w:ascii="宋体" w:hAnsi="宋体" w:cs="宋体"/>
+          <w:sz w:val="24"/>
+          <w:szCs w:val="24"/>
+          <w:lang w:val="en-US" w:eastAsia="zh-CN"/>
+        </w:rPr>
+        <w:t>启动运维手册研发专项。截至2025年12月，已完成以下手册的初稿编写与内部评审：</w:t>
       </w:r>
     </w:p>
     <w:p>
@@ -7240,7 +7259,7 @@
           <w:lang w:val="en-US" w:eastAsia="zh-CN"/>
         </w:rPr>
       </w:pPr>
-      <w:bookmarkStart w:id="11" w:name="_Toc8039"/>
+      <w:bookmarkStart w:id="11" w:name="_Toc12576"/>
       <w:r>
         <w:rPr>
           <w:rFonts w:hint="default"/>
@@ -7446,7 +7465,7 @@
           <w:lang w:val="en-US" w:eastAsia="zh-CN"/>
         </w:rPr>
       </w:pPr>
-      <w:bookmarkStart w:id="12" w:name="_Toc20600"/>
+      <w:bookmarkStart w:id="12" w:name="_Toc31155"/>
       <w:r>
         <w:rPr>
           <w:rFonts w:hint="default"/>
@@ -7691,7 +7710,7 @@
           <w:lang w:val="en-US" w:eastAsia="zh-CN"/>
         </w:rPr>
       </w:pPr>
-      <w:bookmarkStart w:id="13" w:name="_Toc30855"/>
+      <w:bookmarkStart w:id="13" w:name="_Toc5060"/>
       <w:r>
         <w:rPr>
           <w:rFonts w:hint="default"/>
@@ -7746,7 +7765,7 @@
           <w:lang w:val="en-US" w:eastAsia="zh-CN"/>
         </w:rPr>
       </w:pPr>
-      <w:bookmarkStart w:id="14" w:name="_Toc7432"/>
+      <w:bookmarkStart w:id="14" w:name="_Toc28710"/>
       <w:r>
         <w:rPr>
           <w:rFonts w:hint="default"/>

--- a/7-技术管理/运行记录类文件/070202-公司运维研发成果及说明(截止2025年12月).docx
+++ b/7-技术管理/运行记录类文件/070202-公司运维研发成果及说明(截止2025年12月).docx
@@ -18,13 +18,40 @@
         <w:bidi w:val="0"/>
         <w:adjustRightInd w:val="0"/>
         <w:snapToGrid w:val="0"/>
+        <w:jc w:val="center"/>
         <w:textAlignment w:val="baseline"/>
         <w:rPr>
-          <w:rFonts w:hint="default" w:eastAsia="宋体"/>
+          <w:rFonts w:hint="eastAsia"/>
           <w:lang w:val="en-US" w:eastAsia="zh-CN"/>
         </w:rPr>
       </w:pPr>
       <w:bookmarkStart w:id="0" w:name="_Toc28961"/>
+    </w:p>
+    <w:p>
+      <w:pPr>
+        <w:pStyle w:val="32"/>
+        <w:keepNext w:val="0"/>
+        <w:keepLines w:val="0"/>
+        <w:pageBreakBefore w:val="0"/>
+        <w:widowControl w:val="0"/>
+        <w:kinsoku w:val="0"/>
+        <w:wordWrap/>
+        <w:overflowPunct/>
+        <w:topLinePunct w:val="0"/>
+        <w:autoSpaceDE w:val="0"/>
+        <w:autoSpaceDN w:val="0"/>
+        <w:bidi w:val="0"/>
+        <w:adjustRightInd w:val="0"/>
+        <w:snapToGrid w:val="0"/>
+        <w:jc w:val="center"/>
+        <w:textAlignment w:val="baseline"/>
+        <w:rPr>
+          <w:rFonts w:hint="default" w:eastAsia="宋体"/>
+          <w:lang w:val="en-US" w:eastAsia="zh-CN"/>
+        </w:rPr>
+      </w:pPr>
+      <w:bookmarkStart w:id="15" w:name="_GoBack"/>
+      <w:bookmarkEnd w:id="15"/>
       <w:r>
         <w:rPr>
           <w:rFonts w:hint="eastAsia"/>
@@ -990,12 +1017,6 @@
             <w:insideH w:val="single" w:color="000000" w:sz="4" w:space="0"/>
             <w:insideV w:val="single" w:color="000000" w:sz="4" w:space="0"/>
           </w:tblBorders>
-          <w:tblCellMar>
-            <w:top w:w="0" w:type="dxa"/>
-            <w:left w:w="0" w:type="dxa"/>
-            <w:bottom w:w="0" w:type="dxa"/>
-            <w:right w:w="0" w:type="dxa"/>
-          </w:tblCellMar>
         </w:tblPrEx>
         <w:trPr>
           <w:trHeight w:val="474" w:hRule="atLeast"/>
@@ -1564,8 +1585,6 @@
               <w:tab w:val="right" w:leader="dot" w:pos="8554"/>
             </w:tabs>
           </w:pPr>
-          <w:bookmarkStart w:id="15" w:name="_GoBack"/>
-          <w:bookmarkEnd w:id="15"/>
           <w:r>
             <w:rPr>
               <w:rFonts w:hint="eastAsia" w:ascii="Microsoft JhengHei" w:hAnsi="Microsoft JhengHei" w:eastAsia="Microsoft JhengHei" w:cs="Microsoft JhengHei"/>
@@ -3195,6 +3214,7 @@
             <w:insideH w:val="none" w:color="auto" w:sz="0" w:space="0"/>
             <w:insideV w:val="none" w:color="auto" w:sz="0" w:space="0"/>
           </w:tblBorders>
+          <w:shd w:val="clear" w:color="auto" w:fill="auto"/>
           <w:tblCellMar>
             <w:top w:w="15" w:type="dxa"/>
             <w:left w:w="15" w:type="dxa"/>
@@ -3901,6 +3921,247 @@
             <w:insideH w:val="none" w:color="auto" w:sz="0" w:space="0"/>
             <w:insideV w:val="none" w:color="auto" w:sz="0" w:space="0"/>
           </w:tblBorders>
+          <w:tblCellMar>
+            <w:top w:w="15" w:type="dxa"/>
+            <w:left w:w="15" w:type="dxa"/>
+            <w:bottom w:w="15" w:type="dxa"/>
+            <w:right w:w="15" w:type="dxa"/>
+          </w:tblCellMar>
+        </w:tblPrEx>
+        <w:trPr>
+          <w:trHeight w:val="0" w:hRule="atLeast"/>
+          <w:jc w:val="center"/>
+        </w:trPr>
+        <w:tc>
+          <w:tcPr>
+            <w:tcW w:w="1670" w:type="dxa"/>
+            <w:tcBorders>
+              <w:top w:val="single" w:color="auto" w:sz="4" w:space="0"/>
+              <w:left w:val="single" w:color="auto" w:sz="12" w:space="0"/>
+              <w:bottom w:val="single" w:color="auto" w:sz="4" w:space="0"/>
+              <w:right w:val="single" w:color="auto" w:sz="4" w:space="0"/>
+            </w:tcBorders>
+            <w:shd w:val="clear" w:color="auto" w:fill="auto"/>
+            <w:tcMar>
+              <w:top w:w="120" w:type="dxa"/>
+              <w:left w:w="0" w:type="dxa"/>
+              <w:bottom w:w="120" w:type="dxa"/>
+              <w:right w:w="192" w:type="dxa"/>
+            </w:tcMar>
+            <w:vAlign w:val="center"/>
+          </w:tcPr>
+          <w:p>
+            <w:pPr>
+              <w:keepNext w:val="0"/>
+              <w:keepLines w:val="0"/>
+              <w:widowControl/>
+              <w:suppressLineNumbers w:val="0"/>
+              <w:snapToGrid w:val="0"/>
+              <w:spacing w:line="240" w:lineRule="auto"/>
+              <w:ind w:left="0" w:leftChars="0" w:right="0" w:rightChars="0" w:firstLine="0" w:firstLineChars="0"/>
+              <w:jc w:val="left"/>
+              <w:rPr>
+                <w:rFonts w:hint="default" w:ascii="Segoe UI" w:hAnsi="Segoe UI" w:eastAsia="Segoe UI" w:cs="Segoe UI"/>
+                <w:sz w:val="18"/>
+                <w:szCs w:val="18"/>
+              </w:rPr>
+            </w:pPr>
+            <w:r>
+              <w:rPr>
+                <w:rStyle w:val="23"/>
+                <w:rFonts w:hint="default" w:ascii="Segoe UI" w:hAnsi="Segoe UI" w:eastAsia="Segoe UI" w:cs="Segoe UI"/>
+                <w:b/>
+                <w:bCs/>
+                <w:snapToGrid w:val="0"/>
+                <w:color w:val="000000"/>
+                <w:kern w:val="0"/>
+                <w:sz w:val="18"/>
+                <w:szCs w:val="18"/>
+                <w:lang w:val="en-US" w:eastAsia="zh-CN" w:bidi="ar"/>
+              </w:rPr>
+              <w:t>核心功能开发</w:t>
+            </w:r>
+          </w:p>
+        </w:tc>
+        <w:tc>
+          <w:tcPr>
+            <w:tcW w:w="2303" w:type="dxa"/>
+            <w:tcBorders>
+              <w:top w:val="single" w:color="auto" w:sz="4" w:space="0"/>
+              <w:left w:val="single" w:color="auto" w:sz="4" w:space="0"/>
+              <w:bottom w:val="single" w:color="auto" w:sz="4" w:space="0"/>
+              <w:right w:val="single" w:color="auto" w:sz="4" w:space="0"/>
+            </w:tcBorders>
+            <w:shd w:val="clear" w:color="auto" w:fill="auto"/>
+            <w:tcMar>
+              <w:top w:w="120" w:type="dxa"/>
+              <w:left w:w="192" w:type="dxa"/>
+              <w:bottom w:w="120" w:type="dxa"/>
+              <w:right w:w="192" w:type="dxa"/>
+            </w:tcMar>
+            <w:vAlign w:val="center"/>
+          </w:tcPr>
+          <w:p>
+            <w:pPr>
+              <w:keepNext w:val="0"/>
+              <w:keepLines w:val="0"/>
+              <w:widowControl/>
+              <w:suppressLineNumbers w:val="0"/>
+              <w:snapToGrid w:val="0"/>
+              <w:spacing w:line="240" w:lineRule="auto"/>
+              <w:ind w:left="0" w:leftChars="0" w:right="0" w:rightChars="0" w:firstLine="0" w:firstLineChars="0"/>
+              <w:jc w:val="left"/>
+              <w:rPr>
+                <w:rFonts w:hint="default" w:ascii="Segoe UI" w:hAnsi="Segoe UI" w:eastAsia="Segoe UI" w:cs="Segoe UI"/>
+                <w:sz w:val="18"/>
+                <w:szCs w:val="18"/>
+              </w:rPr>
+            </w:pPr>
+            <w:r>
+              <w:rPr>
+                <w:rFonts w:hint="default" w:ascii="Segoe UI" w:hAnsi="Segoe UI" w:eastAsia="Segoe UI" w:cs="Segoe UI"/>
+                <w:snapToGrid w:val="0"/>
+                <w:color w:val="000000"/>
+                <w:kern w:val="0"/>
+                <w:sz w:val="18"/>
+                <w:szCs w:val="18"/>
+                <w:lang w:val="en-US" w:eastAsia="zh-CN" w:bidi="ar"/>
+              </w:rPr>
+              <w:t>2025年6月-9月</w:t>
+            </w:r>
+          </w:p>
+        </w:tc>
+        <w:tc>
+          <w:tcPr>
+            <w:tcW w:w="3720" w:type="dxa"/>
+            <w:tcBorders>
+              <w:top w:val="single" w:color="auto" w:sz="4" w:space="0"/>
+              <w:left w:val="single" w:color="auto" w:sz="4" w:space="0"/>
+              <w:bottom w:val="single" w:color="auto" w:sz="4" w:space="0"/>
+              <w:right w:val="single" w:color="auto" w:sz="4" w:space="0"/>
+            </w:tcBorders>
+            <w:shd w:val="clear" w:color="auto" w:fill="auto"/>
+            <w:tcMar>
+              <w:top w:w="120" w:type="dxa"/>
+              <w:left w:w="192" w:type="dxa"/>
+              <w:bottom w:w="120" w:type="dxa"/>
+              <w:right w:w="192" w:type="dxa"/>
+            </w:tcMar>
+            <w:vAlign w:val="center"/>
+          </w:tcPr>
+          <w:p>
+            <w:pPr>
+              <w:keepNext w:val="0"/>
+              <w:keepLines w:val="0"/>
+              <w:widowControl/>
+              <w:suppressLineNumbers w:val="0"/>
+              <w:snapToGrid w:val="0"/>
+              <w:spacing w:line="240" w:lineRule="auto"/>
+              <w:ind w:left="0" w:leftChars="0" w:right="0" w:rightChars="0" w:firstLine="0" w:firstLineChars="0"/>
+              <w:jc w:val="left"/>
+              <w:rPr>
+                <w:rFonts w:hint="default" w:ascii="Segoe UI" w:hAnsi="Segoe UI" w:eastAsia="Segoe UI" w:cs="Segoe UI"/>
+                <w:sz w:val="18"/>
+                <w:szCs w:val="18"/>
+              </w:rPr>
+            </w:pPr>
+            <w:r>
+              <w:rPr>
+                <w:rFonts w:hint="default" w:ascii="Segoe UI" w:hAnsi="Segoe UI" w:eastAsia="Segoe UI" w:cs="Segoe UI"/>
+                <w:snapToGrid w:val="0"/>
+                <w:color w:val="000000"/>
+                <w:kern w:val="0"/>
+                <w:sz w:val="18"/>
+                <w:szCs w:val="18"/>
+                <w:lang w:val="en-US" w:eastAsia="zh-CN" w:bidi="ar"/>
+              </w:rPr>
+              <w:t>1. 基础框架搭建</w:t>
+            </w:r>
+            <w:r>
+              <w:rPr>
+                <w:rFonts w:hint="default" w:ascii="Segoe UI" w:hAnsi="Segoe UI" w:eastAsia="Segoe UI" w:cs="Segoe UI"/>
+                <w:snapToGrid w:val="0"/>
+                <w:color w:val="000000"/>
+                <w:kern w:val="0"/>
+                <w:sz w:val="18"/>
+                <w:szCs w:val="18"/>
+                <w:lang w:val="en-US" w:eastAsia="zh-CN" w:bidi="ar"/>
+              </w:rPr>
+              <w:br w:type="textWrapping"/>
+            </w:r>
+            <w:r>
+              <w:rPr>
+                <w:rFonts w:hint="default" w:ascii="Segoe UI" w:hAnsi="Segoe UI" w:eastAsia="Segoe UI" w:cs="Segoe UI"/>
+                <w:snapToGrid w:val="0"/>
+                <w:color w:val="000000"/>
+                <w:kern w:val="0"/>
+                <w:sz w:val="18"/>
+                <w:szCs w:val="18"/>
+                <w:lang w:val="en-US" w:eastAsia="zh-CN" w:bidi="ar"/>
+              </w:rPr>
+              <w:t>2. 监控看板、设备详情、用户体系等模块开发</w:t>
+            </w:r>
+          </w:p>
+        </w:tc>
+        <w:tc>
+          <w:tcPr>
+            <w:tcW w:w="1048" w:type="dxa"/>
+            <w:tcBorders>
+              <w:top w:val="single" w:color="auto" w:sz="4" w:space="0"/>
+              <w:left w:val="single" w:color="auto" w:sz="4" w:space="0"/>
+              <w:bottom w:val="single" w:color="auto" w:sz="4" w:space="0"/>
+              <w:right w:val="single" w:color="auto" w:sz="12" w:space="0"/>
+            </w:tcBorders>
+            <w:shd w:val="clear" w:color="auto" w:fill="auto"/>
+            <w:tcMar>
+              <w:top w:w="120" w:type="dxa"/>
+              <w:left w:w="192" w:type="dxa"/>
+              <w:bottom w:w="120" w:type="dxa"/>
+              <w:right w:w="0" w:type="dxa"/>
+            </w:tcMar>
+            <w:vAlign w:val="center"/>
+          </w:tcPr>
+          <w:p>
+            <w:pPr>
+              <w:keepNext w:val="0"/>
+              <w:keepLines w:val="0"/>
+              <w:widowControl/>
+              <w:suppressLineNumbers w:val="0"/>
+              <w:snapToGrid w:val="0"/>
+              <w:spacing w:line="240" w:lineRule="auto"/>
+              <w:ind w:left="0" w:leftChars="0" w:right="0" w:rightChars="0" w:firstLine="0" w:firstLineChars="0"/>
+              <w:jc w:val="center"/>
+              <w:rPr>
+                <w:rFonts w:hint="default" w:ascii="Segoe UI" w:hAnsi="Segoe UI" w:eastAsia="Segoe UI" w:cs="Segoe UI"/>
+                <w:sz w:val="18"/>
+                <w:szCs w:val="18"/>
+              </w:rPr>
+            </w:pPr>
+            <w:r>
+              <w:rPr>
+                <w:rFonts w:hint="default" w:ascii="Segoe UI" w:hAnsi="Segoe UI" w:eastAsia="Segoe UI" w:cs="Segoe UI"/>
+                <w:snapToGrid w:val="0"/>
+                <w:color w:val="000000"/>
+                <w:kern w:val="0"/>
+                <w:sz w:val="18"/>
+                <w:szCs w:val="18"/>
+                <w:lang w:val="en-US" w:eastAsia="zh-CN" w:bidi="ar"/>
+              </w:rPr>
+              <w:t>已完成</w:t>
+            </w:r>
+          </w:p>
+        </w:tc>
+      </w:tr>
+      <w:tr>
+        <w:tblPrEx>
+          <w:tblBorders>
+            <w:top w:val="none" w:color="auto" w:sz="0" w:space="0"/>
+            <w:left w:val="none" w:color="auto" w:sz="0" w:space="0"/>
+            <w:bottom w:val="none" w:color="auto" w:sz="0" w:space="0"/>
+            <w:right w:val="none" w:color="auto" w:sz="0" w:space="0"/>
+            <w:insideH w:val="none" w:color="auto" w:sz="0" w:space="0"/>
+            <w:insideV w:val="none" w:color="auto" w:sz="0" w:space="0"/>
+          </w:tblBorders>
           <w:shd w:val="clear" w:color="auto" w:fill="auto"/>
           <w:tblCellMar>
             <w:top w:w="15" w:type="dxa"/>
@@ -3960,7 +4221,7 @@
                 <w:szCs w:val="18"/>
                 <w:lang w:val="en-US" w:eastAsia="zh-CN" w:bidi="ar"/>
               </w:rPr>
-              <w:t>核心功能开发</w:t>
+              <w:t>移动特色功能开发</w:t>
             </w:r>
           </w:p>
         </w:tc>
@@ -4008,7 +4269,7 @@
                 <w:szCs w:val="18"/>
                 <w:lang w:val="en-US" w:eastAsia="zh-CN" w:bidi="ar"/>
               </w:rPr>
-              <w:t>2025年6月-9月</w:t>
+              <w:t>2025年9月-11月</w:t>
             </w:r>
           </w:p>
         </w:tc>
@@ -4056,7 +4317,7 @@
                 <w:szCs w:val="18"/>
                 <w:lang w:val="en-US" w:eastAsia="zh-CN" w:bidi="ar"/>
               </w:rPr>
-              <w:t>1. 基础框架搭建</w:t>
+              <w:t>1. 移动巡检、应急响应、视频监控适配开发</w:t>
             </w:r>
             <w:r>
               <w:rPr>
@@ -4080,7 +4341,7 @@
                 <w:szCs w:val="18"/>
                 <w:lang w:val="en-US" w:eastAsia="zh-CN" w:bidi="ar"/>
               </w:rPr>
-              <w:t>2. 监控看板、设备详情、用户体系等模块开发</w:t>
+              <w:t>2. 离线支持、位置服务等特色功能实现</w:t>
             </w:r>
           </w:p>
         </w:tc>
@@ -4143,6 +4404,7 @@
             <w:insideH w:val="none" w:color="auto" w:sz="0" w:space="0"/>
             <w:insideV w:val="none" w:color="auto" w:sz="0" w:space="0"/>
           </w:tblBorders>
+          <w:shd w:val="clear" w:color="auto" w:fill="auto"/>
           <w:tblCellMar>
             <w:top w:w="15" w:type="dxa"/>
             <w:left w:w="15" w:type="dxa"/>
@@ -4201,247 +4463,6 @@
                 <w:szCs w:val="18"/>
                 <w:lang w:val="en-US" w:eastAsia="zh-CN" w:bidi="ar"/>
               </w:rPr>
-              <w:t>移动特色功能开发</w:t>
-            </w:r>
-          </w:p>
-        </w:tc>
-        <w:tc>
-          <w:tcPr>
-            <w:tcW w:w="2303" w:type="dxa"/>
-            <w:tcBorders>
-              <w:top w:val="single" w:color="auto" w:sz="4" w:space="0"/>
-              <w:left w:val="single" w:color="auto" w:sz="4" w:space="0"/>
-              <w:bottom w:val="single" w:color="auto" w:sz="4" w:space="0"/>
-              <w:right w:val="single" w:color="auto" w:sz="4" w:space="0"/>
-            </w:tcBorders>
-            <w:shd w:val="clear" w:color="auto" w:fill="auto"/>
-            <w:tcMar>
-              <w:top w:w="120" w:type="dxa"/>
-              <w:left w:w="192" w:type="dxa"/>
-              <w:bottom w:w="120" w:type="dxa"/>
-              <w:right w:w="192" w:type="dxa"/>
-            </w:tcMar>
-            <w:vAlign w:val="center"/>
-          </w:tcPr>
-          <w:p>
-            <w:pPr>
-              <w:keepNext w:val="0"/>
-              <w:keepLines w:val="0"/>
-              <w:widowControl/>
-              <w:suppressLineNumbers w:val="0"/>
-              <w:snapToGrid w:val="0"/>
-              <w:spacing w:line="240" w:lineRule="auto"/>
-              <w:ind w:left="0" w:leftChars="0" w:right="0" w:rightChars="0" w:firstLine="0" w:firstLineChars="0"/>
-              <w:jc w:val="left"/>
-              <w:rPr>
-                <w:rFonts w:hint="default" w:ascii="Segoe UI" w:hAnsi="Segoe UI" w:eastAsia="Segoe UI" w:cs="Segoe UI"/>
-                <w:sz w:val="18"/>
-                <w:szCs w:val="18"/>
-              </w:rPr>
-            </w:pPr>
-            <w:r>
-              <w:rPr>
-                <w:rFonts w:hint="default" w:ascii="Segoe UI" w:hAnsi="Segoe UI" w:eastAsia="Segoe UI" w:cs="Segoe UI"/>
-                <w:snapToGrid w:val="0"/>
-                <w:color w:val="000000"/>
-                <w:kern w:val="0"/>
-                <w:sz w:val="18"/>
-                <w:szCs w:val="18"/>
-                <w:lang w:val="en-US" w:eastAsia="zh-CN" w:bidi="ar"/>
-              </w:rPr>
-              <w:t>2025年9月-11月</w:t>
-            </w:r>
-          </w:p>
-        </w:tc>
-        <w:tc>
-          <w:tcPr>
-            <w:tcW w:w="3720" w:type="dxa"/>
-            <w:tcBorders>
-              <w:top w:val="single" w:color="auto" w:sz="4" w:space="0"/>
-              <w:left w:val="single" w:color="auto" w:sz="4" w:space="0"/>
-              <w:bottom w:val="single" w:color="auto" w:sz="4" w:space="0"/>
-              <w:right w:val="single" w:color="auto" w:sz="4" w:space="0"/>
-            </w:tcBorders>
-            <w:shd w:val="clear" w:color="auto" w:fill="auto"/>
-            <w:tcMar>
-              <w:top w:w="120" w:type="dxa"/>
-              <w:left w:w="192" w:type="dxa"/>
-              <w:bottom w:w="120" w:type="dxa"/>
-              <w:right w:w="192" w:type="dxa"/>
-            </w:tcMar>
-            <w:vAlign w:val="center"/>
-          </w:tcPr>
-          <w:p>
-            <w:pPr>
-              <w:keepNext w:val="0"/>
-              <w:keepLines w:val="0"/>
-              <w:widowControl/>
-              <w:suppressLineNumbers w:val="0"/>
-              <w:snapToGrid w:val="0"/>
-              <w:spacing w:line="240" w:lineRule="auto"/>
-              <w:ind w:left="0" w:leftChars="0" w:right="0" w:rightChars="0" w:firstLine="0" w:firstLineChars="0"/>
-              <w:jc w:val="left"/>
-              <w:rPr>
-                <w:rFonts w:hint="default" w:ascii="Segoe UI" w:hAnsi="Segoe UI" w:eastAsia="Segoe UI" w:cs="Segoe UI"/>
-                <w:sz w:val="18"/>
-                <w:szCs w:val="18"/>
-              </w:rPr>
-            </w:pPr>
-            <w:r>
-              <w:rPr>
-                <w:rFonts w:hint="default" w:ascii="Segoe UI" w:hAnsi="Segoe UI" w:eastAsia="Segoe UI" w:cs="Segoe UI"/>
-                <w:snapToGrid w:val="0"/>
-                <w:color w:val="000000"/>
-                <w:kern w:val="0"/>
-                <w:sz w:val="18"/>
-                <w:szCs w:val="18"/>
-                <w:lang w:val="en-US" w:eastAsia="zh-CN" w:bidi="ar"/>
-              </w:rPr>
-              <w:t>1. 移动巡检、应急响应、视频监控适配开发</w:t>
-            </w:r>
-            <w:r>
-              <w:rPr>
-                <w:rFonts w:hint="default" w:ascii="Segoe UI" w:hAnsi="Segoe UI" w:eastAsia="Segoe UI" w:cs="Segoe UI"/>
-                <w:snapToGrid w:val="0"/>
-                <w:color w:val="000000"/>
-                <w:kern w:val="0"/>
-                <w:sz w:val="18"/>
-                <w:szCs w:val="18"/>
-                <w:lang w:val="en-US" w:eastAsia="zh-CN" w:bidi="ar"/>
-              </w:rPr>
-              <w:br w:type="textWrapping"/>
-            </w:r>
-            <w:r>
-              <w:rPr>
-                <w:rFonts w:hint="default" w:ascii="Segoe UI" w:hAnsi="Segoe UI" w:eastAsia="Segoe UI" w:cs="Segoe UI"/>
-                <w:snapToGrid w:val="0"/>
-                <w:color w:val="000000"/>
-                <w:kern w:val="0"/>
-                <w:sz w:val="18"/>
-                <w:szCs w:val="18"/>
-                <w:lang w:val="en-US" w:eastAsia="zh-CN" w:bidi="ar"/>
-              </w:rPr>
-              <w:t>2. 离线支持、位置服务等特色功能实现</w:t>
-            </w:r>
-          </w:p>
-        </w:tc>
-        <w:tc>
-          <w:tcPr>
-            <w:tcW w:w="1048" w:type="dxa"/>
-            <w:tcBorders>
-              <w:top w:val="single" w:color="auto" w:sz="4" w:space="0"/>
-              <w:left w:val="single" w:color="auto" w:sz="4" w:space="0"/>
-              <w:bottom w:val="single" w:color="auto" w:sz="4" w:space="0"/>
-              <w:right w:val="single" w:color="auto" w:sz="12" w:space="0"/>
-            </w:tcBorders>
-            <w:shd w:val="clear" w:color="auto" w:fill="auto"/>
-            <w:tcMar>
-              <w:top w:w="120" w:type="dxa"/>
-              <w:left w:w="192" w:type="dxa"/>
-              <w:bottom w:w="120" w:type="dxa"/>
-              <w:right w:w="0" w:type="dxa"/>
-            </w:tcMar>
-            <w:vAlign w:val="center"/>
-          </w:tcPr>
-          <w:p>
-            <w:pPr>
-              <w:keepNext w:val="0"/>
-              <w:keepLines w:val="0"/>
-              <w:widowControl/>
-              <w:suppressLineNumbers w:val="0"/>
-              <w:snapToGrid w:val="0"/>
-              <w:spacing w:line="240" w:lineRule="auto"/>
-              <w:ind w:left="0" w:leftChars="0" w:right="0" w:rightChars="0" w:firstLine="0" w:firstLineChars="0"/>
-              <w:jc w:val="center"/>
-              <w:rPr>
-                <w:rFonts w:hint="default" w:ascii="Segoe UI" w:hAnsi="Segoe UI" w:eastAsia="Segoe UI" w:cs="Segoe UI"/>
-                <w:sz w:val="18"/>
-                <w:szCs w:val="18"/>
-              </w:rPr>
-            </w:pPr>
-            <w:r>
-              <w:rPr>
-                <w:rFonts w:hint="default" w:ascii="Segoe UI" w:hAnsi="Segoe UI" w:eastAsia="Segoe UI" w:cs="Segoe UI"/>
-                <w:snapToGrid w:val="0"/>
-                <w:color w:val="000000"/>
-                <w:kern w:val="0"/>
-                <w:sz w:val="18"/>
-                <w:szCs w:val="18"/>
-                <w:lang w:val="en-US" w:eastAsia="zh-CN" w:bidi="ar"/>
-              </w:rPr>
-              <w:t>已完成</w:t>
-            </w:r>
-          </w:p>
-        </w:tc>
-      </w:tr>
-      <w:tr>
-        <w:tblPrEx>
-          <w:tblBorders>
-            <w:top w:val="none" w:color="auto" w:sz="0" w:space="0"/>
-            <w:left w:val="none" w:color="auto" w:sz="0" w:space="0"/>
-            <w:bottom w:val="none" w:color="auto" w:sz="0" w:space="0"/>
-            <w:right w:val="none" w:color="auto" w:sz="0" w:space="0"/>
-            <w:insideH w:val="none" w:color="auto" w:sz="0" w:space="0"/>
-            <w:insideV w:val="none" w:color="auto" w:sz="0" w:space="0"/>
-          </w:tblBorders>
-          <w:tblCellMar>
-            <w:top w:w="15" w:type="dxa"/>
-            <w:left w:w="15" w:type="dxa"/>
-            <w:bottom w:w="15" w:type="dxa"/>
-            <w:right w:w="15" w:type="dxa"/>
-          </w:tblCellMar>
-        </w:tblPrEx>
-        <w:trPr>
-          <w:trHeight w:val="0" w:hRule="atLeast"/>
-          <w:jc w:val="center"/>
-        </w:trPr>
-        <w:tc>
-          <w:tcPr>
-            <w:tcW w:w="1670" w:type="dxa"/>
-            <w:tcBorders>
-              <w:top w:val="single" w:color="auto" w:sz="4" w:space="0"/>
-              <w:left w:val="single" w:color="auto" w:sz="12" w:space="0"/>
-              <w:bottom w:val="single" w:color="auto" w:sz="4" w:space="0"/>
-              <w:right w:val="single" w:color="auto" w:sz="4" w:space="0"/>
-            </w:tcBorders>
-            <w:shd w:val="clear" w:color="auto" w:fill="auto"/>
-            <w:tcMar>
-              <w:top w:w="120" w:type="dxa"/>
-              <w:left w:w="0" w:type="dxa"/>
-              <w:bottom w:w="120" w:type="dxa"/>
-              <w:right w:w="192" w:type="dxa"/>
-            </w:tcMar>
-            <w:vAlign w:val="center"/>
-          </w:tcPr>
-          <w:p>
-            <w:pPr>
-              <w:keepNext w:val="0"/>
-              <w:keepLines w:val="0"/>
-              <w:widowControl/>
-              <w:suppressLineNumbers w:val="0"/>
-              <w:snapToGrid w:val="0"/>
-              <w:spacing w:line="240" w:lineRule="auto"/>
-              <w:ind w:left="0" w:leftChars="0" w:right="0" w:rightChars="0" w:firstLine="0" w:firstLineChars="0"/>
-              <w:jc w:val="left"/>
-              <w:rPr>
-                <w:rFonts w:hint="default" w:ascii="Segoe UI" w:hAnsi="Segoe UI" w:eastAsia="Segoe UI" w:cs="Segoe UI"/>
-                <w:sz w:val="18"/>
-                <w:szCs w:val="18"/>
-              </w:rPr>
-            </w:pPr>
-            <w:r>
-              <w:rPr>
-                <w:rStyle w:val="23"/>
-                <w:rFonts w:hint="default" w:ascii="Segoe UI" w:hAnsi="Segoe UI" w:eastAsia="Segoe UI" w:cs="Segoe UI"/>
-                <w:b/>
-                <w:bCs/>
-                <w:snapToGrid w:val="0"/>
-                <w:color w:val="000000"/>
-                <w:kern w:val="0"/>
-                <w:sz w:val="18"/>
-                <w:szCs w:val="18"/>
-                <w:lang w:val="en-US" w:eastAsia="zh-CN" w:bidi="ar"/>
-              </w:rPr>
               <w:t>内部测试与优化</w:t>
             </w:r>
           </w:p>
@@ -4625,6 +4646,7 @@
             <w:insideH w:val="none" w:color="auto" w:sz="0" w:space="0"/>
             <w:insideV w:val="none" w:color="auto" w:sz="0" w:space="0"/>
           </w:tblBorders>
+          <w:shd w:val="clear" w:color="auto" w:fill="auto"/>
           <w:tblCellMar>
             <w:top w:w="15" w:type="dxa"/>
             <w:left w:w="15" w:type="dxa"/>
@@ -5793,7 +5815,6 @@
             <w:insideH w:val="none" w:color="auto" w:sz="0" w:space="0"/>
             <w:insideV w:val="none" w:color="auto" w:sz="0" w:space="0"/>
           </w:tblBorders>
-          <w:shd w:val="clear" w:color="auto" w:fill="auto"/>
           <w:tblCellMar>
             <w:top w:w="15" w:type="dxa"/>
             <w:left w:w="15" w:type="dxa"/>
@@ -6158,7 +6179,6 @@
             <w:insideH w:val="none" w:color="auto" w:sz="0" w:space="0"/>
             <w:insideV w:val="none" w:color="auto" w:sz="0" w:space="0"/>
           </w:tblBorders>
-          <w:shd w:val="clear" w:color="auto" w:fill="auto"/>
           <w:tblCellMar>
             <w:top w:w="15" w:type="dxa"/>
             <w:left w:w="15" w:type="dxa"/>

--- a/7-技术管理/运行记录类文件/070202-公司运维研发成果及说明(截止2025年12月).docx
+++ b/7-技术管理/运行记录类文件/070202-公司运维研发成果及说明(截止2025年12月).docx
@@ -25,7 +25,6 @@
           <w:lang w:val="en-US" w:eastAsia="zh-CN"/>
         </w:rPr>
       </w:pPr>
-      <w:bookmarkStart w:id="0" w:name="_Toc28961"/>
     </w:p>
     <w:p>
       <w:pPr>
@@ -50,8 +49,7 @@
           <w:lang w:val="en-US" w:eastAsia="zh-CN"/>
         </w:rPr>
       </w:pPr>
-      <w:bookmarkStart w:id="15" w:name="_GoBack"/>
-      <w:bookmarkEnd w:id="15"/>
+      <w:bookmarkStart w:id="0" w:name="_Toc9285"/>
       <w:r>
         <w:rPr>
           <w:rFonts w:hint="eastAsia"/>
@@ -89,7 +87,7 @@
         <w:snapToGrid w:val="0"/>
         <w:textAlignment w:val="baseline"/>
       </w:pPr>
-      <w:bookmarkStart w:id="1" w:name="_Toc17459"/>
+      <w:bookmarkStart w:id="1" w:name="_Toc28667"/>
       <w:r>
         <w:t>中达丰集团有限公司</w:t>
       </w:r>
@@ -196,7 +194,7 @@
           <w:szCs w:val="21"/>
         </w:rPr>
       </w:pPr>
-      <w:bookmarkStart w:id="2" w:name="_Toc26092"/>
+      <w:bookmarkStart w:id="2" w:name="_Toc27995"/>
       <w:r>
         <w:rPr>
           <w:rFonts w:ascii="宋体" w:hAnsi="宋体" w:eastAsia="宋体" w:cs="宋体"/>
@@ -1017,6 +1015,12 @@
             <w:insideH w:val="single" w:color="000000" w:sz="4" w:space="0"/>
             <w:insideV w:val="single" w:color="000000" w:sz="4" w:space="0"/>
           </w:tblBorders>
+          <w:tblCellMar>
+            <w:top w:w="0" w:type="dxa"/>
+            <w:left w:w="0" w:type="dxa"/>
+            <w:bottom w:w="0" w:type="dxa"/>
+            <w:right w:w="0" w:type="dxa"/>
+          </w:tblCellMar>
         </w:tblPrEx>
         <w:trPr>
           <w:trHeight w:val="474" w:hRule="atLeast"/>
@@ -1585,6 +1589,8 @@
               <w:tab w:val="right" w:leader="dot" w:pos="8554"/>
             </w:tabs>
           </w:pPr>
+          <w:bookmarkStart w:id="15" w:name="_GoBack"/>
+          <w:bookmarkEnd w:id="15"/>
           <w:r>
             <w:rPr>
               <w:rFonts w:hint="eastAsia" w:ascii="Microsoft JhengHei" w:hAnsi="Microsoft JhengHei" w:eastAsia="Microsoft JhengHei" w:cs="Microsoft JhengHei"/>
@@ -1621,7 +1627,7 @@
               <w:rFonts w:hint="eastAsia" w:ascii="Microsoft JhengHei" w:hAnsi="Microsoft JhengHei" w:eastAsia="Microsoft JhengHei" w:cs="Microsoft JhengHei"/>
               <w:szCs w:val="24"/>
             </w:rPr>
-            <w:instrText xml:space="preserve"> HYPERLINK \l _Toc28961 </w:instrText>
+            <w:instrText xml:space="preserve"> HYPERLINK \l _Toc9285 </w:instrText>
           </w:r>
           <w:r>
             <w:rPr>
@@ -1654,7 +1660,7 @@
             <w:fldChar w:fldCharType="begin"/>
           </w:r>
           <w:r>
-            <w:instrText xml:space="preserve"> PAGEREF _Toc28961 \h </w:instrText>
+            <w:instrText xml:space="preserve"> PAGEREF _Toc9285 \h </w:instrText>
           </w:r>
           <w:r>
             <w:fldChar w:fldCharType="separate"/>
@@ -1692,7 +1698,7 @@
               <w:rFonts w:hint="eastAsia" w:ascii="Microsoft JhengHei" w:hAnsi="Microsoft JhengHei" w:eastAsia="Microsoft JhengHei" w:cs="Microsoft JhengHei"/>
               <w:szCs w:val="24"/>
             </w:rPr>
-            <w:instrText xml:space="preserve"> HYPERLINK \l _Toc17459 </w:instrText>
+            <w:instrText xml:space="preserve"> HYPERLINK \l _Toc28667 </w:instrText>
           </w:r>
           <w:r>
             <w:rPr>
@@ -1711,7 +1717,7 @@
             <w:fldChar w:fldCharType="begin"/>
           </w:r>
           <w:r>
-            <w:instrText xml:space="preserve"> PAGEREF _Toc17459 \h </w:instrText>
+            <w:instrText xml:space="preserve"> PAGEREF _Toc28667 \h </w:instrText>
           </w:r>
           <w:r>
             <w:fldChar w:fldCharType="separate"/>
@@ -1749,7 +1755,7 @@
               <w:rFonts w:hint="eastAsia" w:ascii="Microsoft JhengHei" w:hAnsi="Microsoft JhengHei" w:eastAsia="Microsoft JhengHei" w:cs="Microsoft JhengHei"/>
               <w:szCs w:val="24"/>
             </w:rPr>
-            <w:instrText xml:space="preserve"> HYPERLINK \l _Toc26092 </w:instrText>
+            <w:instrText xml:space="preserve"> HYPERLINK \l _Toc27995 </w:instrText>
           </w:r>
           <w:r>
             <w:rPr>
@@ -1773,7 +1779,7 @@
             <w:fldChar w:fldCharType="begin"/>
           </w:r>
           <w:r>
-            <w:instrText xml:space="preserve"> PAGEREF _Toc26092 \h </w:instrText>
+            <w:instrText xml:space="preserve"> PAGEREF _Toc27995 \h </w:instrText>
           </w:r>
           <w:r>
             <w:fldChar w:fldCharType="separate"/>
@@ -1811,7 +1817,7 @@
               <w:rFonts w:hint="eastAsia" w:ascii="Microsoft JhengHei" w:hAnsi="Microsoft JhengHei" w:eastAsia="Microsoft JhengHei" w:cs="Microsoft JhengHei"/>
               <w:szCs w:val="24"/>
             </w:rPr>
-            <w:instrText xml:space="preserve"> HYPERLINK \l _Toc12582 </w:instrText>
+            <w:instrText xml:space="preserve"> HYPERLINK \l _Toc27492 </w:instrText>
           </w:r>
           <w:r>
             <w:rPr>
@@ -1834,7 +1840,7 @@
             <w:fldChar w:fldCharType="begin"/>
           </w:r>
           <w:r>
-            <w:instrText xml:space="preserve"> PAGEREF _Toc12582 \h </w:instrText>
+            <w:instrText xml:space="preserve"> PAGEREF _Toc27492 \h </w:instrText>
           </w:r>
           <w:r>
             <w:fldChar w:fldCharType="separate"/>
@@ -1872,7 +1878,7 @@
               <w:rFonts w:hint="eastAsia" w:ascii="Microsoft JhengHei" w:hAnsi="Microsoft JhengHei" w:eastAsia="Microsoft JhengHei" w:cs="Microsoft JhengHei"/>
               <w:szCs w:val="24"/>
             </w:rPr>
-            <w:instrText xml:space="preserve"> HYPERLINK \l _Toc31418 </w:instrText>
+            <w:instrText xml:space="preserve"> HYPERLINK \l _Toc1980 </w:instrText>
           </w:r>
           <w:r>
             <w:rPr>
@@ -1895,7 +1901,7 @@
             <w:fldChar w:fldCharType="begin"/>
           </w:r>
           <w:r>
-            <w:instrText xml:space="preserve"> PAGEREF _Toc31418 \h </w:instrText>
+            <w:instrText xml:space="preserve"> PAGEREF _Toc1980 \h </w:instrText>
           </w:r>
           <w:r>
             <w:fldChar w:fldCharType="separate"/>
@@ -1933,7 +1939,7 @@
               <w:rFonts w:hint="eastAsia" w:ascii="Microsoft JhengHei" w:hAnsi="Microsoft JhengHei" w:eastAsia="Microsoft JhengHei" w:cs="Microsoft JhengHei"/>
               <w:szCs w:val="24"/>
             </w:rPr>
-            <w:instrText xml:space="preserve"> HYPERLINK \l _Toc9957 </w:instrText>
+            <w:instrText xml:space="preserve"> HYPERLINK \l _Toc17545 </w:instrText>
           </w:r>
           <w:r>
             <w:rPr>
@@ -1956,7 +1962,7 @@
             <w:fldChar w:fldCharType="begin"/>
           </w:r>
           <w:r>
-            <w:instrText xml:space="preserve"> PAGEREF _Toc9957 \h </w:instrText>
+            <w:instrText xml:space="preserve"> PAGEREF _Toc17545 \h </w:instrText>
           </w:r>
           <w:r>
             <w:fldChar w:fldCharType="separate"/>
@@ -1994,7 +2000,7 @@
               <w:rFonts w:hint="eastAsia" w:ascii="Microsoft JhengHei" w:hAnsi="Microsoft JhengHei" w:eastAsia="Microsoft JhengHei" w:cs="Microsoft JhengHei"/>
               <w:szCs w:val="24"/>
             </w:rPr>
-            <w:instrText xml:space="preserve"> HYPERLINK \l _Toc10143 </w:instrText>
+            <w:instrText xml:space="preserve"> HYPERLINK \l _Toc6420 </w:instrText>
           </w:r>
           <w:r>
             <w:rPr>
@@ -2017,7 +2023,7 @@
             <w:fldChar w:fldCharType="begin"/>
           </w:r>
           <w:r>
-            <w:instrText xml:space="preserve"> PAGEREF _Toc10143 \h </w:instrText>
+            <w:instrText xml:space="preserve"> PAGEREF _Toc6420 \h </w:instrText>
           </w:r>
           <w:r>
             <w:fldChar w:fldCharType="separate"/>
@@ -2055,7 +2061,7 @@
               <w:rFonts w:hint="eastAsia" w:ascii="Microsoft JhengHei" w:hAnsi="Microsoft JhengHei" w:eastAsia="Microsoft JhengHei" w:cs="Microsoft JhengHei"/>
               <w:szCs w:val="24"/>
             </w:rPr>
-            <w:instrText xml:space="preserve"> HYPERLINK \l _Toc30193 </w:instrText>
+            <w:instrText xml:space="preserve"> HYPERLINK \l _Toc31059 </w:instrText>
           </w:r>
           <w:r>
             <w:rPr>
@@ -2078,7 +2084,7 @@
             <w:fldChar w:fldCharType="begin"/>
           </w:r>
           <w:r>
-            <w:instrText xml:space="preserve"> PAGEREF _Toc30193 \h </w:instrText>
+            <w:instrText xml:space="preserve"> PAGEREF _Toc31059 \h </w:instrText>
           </w:r>
           <w:r>
             <w:fldChar w:fldCharType="separate"/>
@@ -2116,7 +2122,7 @@
               <w:rFonts w:hint="eastAsia" w:ascii="Microsoft JhengHei" w:hAnsi="Microsoft JhengHei" w:eastAsia="Microsoft JhengHei" w:cs="Microsoft JhengHei"/>
               <w:szCs w:val="24"/>
             </w:rPr>
-            <w:instrText xml:space="preserve"> HYPERLINK \l _Toc14569 </w:instrText>
+            <w:instrText xml:space="preserve"> HYPERLINK \l _Toc741 </w:instrText>
           </w:r>
           <w:r>
             <w:rPr>
@@ -2139,7 +2145,7 @@
             <w:fldChar w:fldCharType="begin"/>
           </w:r>
           <w:r>
-            <w:instrText xml:space="preserve"> PAGEREF _Toc14569 \h </w:instrText>
+            <w:instrText xml:space="preserve"> PAGEREF _Toc741 \h </w:instrText>
           </w:r>
           <w:r>
             <w:fldChar w:fldCharType="separate"/>
@@ -2177,7 +2183,7 @@
               <w:rFonts w:hint="eastAsia" w:ascii="Microsoft JhengHei" w:hAnsi="Microsoft JhengHei" w:eastAsia="Microsoft JhengHei" w:cs="Microsoft JhengHei"/>
               <w:szCs w:val="24"/>
             </w:rPr>
-            <w:instrText xml:space="preserve"> HYPERLINK \l _Toc18409 </w:instrText>
+            <w:instrText xml:space="preserve"> HYPERLINK \l _Toc23407 </w:instrText>
           </w:r>
           <w:r>
             <w:rPr>
@@ -2200,7 +2206,7 @@
             <w:fldChar w:fldCharType="begin"/>
           </w:r>
           <w:r>
-            <w:instrText xml:space="preserve"> PAGEREF _Toc18409 \h </w:instrText>
+            <w:instrText xml:space="preserve"> PAGEREF _Toc23407 \h </w:instrText>
           </w:r>
           <w:r>
             <w:fldChar w:fldCharType="separate"/>
@@ -2238,7 +2244,7 @@
               <w:rFonts w:hint="eastAsia" w:ascii="Microsoft JhengHei" w:hAnsi="Microsoft JhengHei" w:eastAsia="Microsoft JhengHei" w:cs="Microsoft JhengHei"/>
               <w:szCs w:val="24"/>
             </w:rPr>
-            <w:instrText xml:space="preserve"> HYPERLINK \l _Toc11803 </w:instrText>
+            <w:instrText xml:space="preserve"> HYPERLINK \l _Toc21884 </w:instrText>
           </w:r>
           <w:r>
             <w:rPr>
@@ -2261,7 +2267,7 @@
             <w:fldChar w:fldCharType="begin"/>
           </w:r>
           <w:r>
-            <w:instrText xml:space="preserve"> PAGEREF _Toc11803 \h </w:instrText>
+            <w:instrText xml:space="preserve"> PAGEREF _Toc21884 \h </w:instrText>
           </w:r>
           <w:r>
             <w:fldChar w:fldCharType="separate"/>
@@ -2299,7 +2305,7 @@
               <w:rFonts w:hint="eastAsia" w:ascii="Microsoft JhengHei" w:hAnsi="Microsoft JhengHei" w:eastAsia="Microsoft JhengHei" w:cs="Microsoft JhengHei"/>
               <w:szCs w:val="24"/>
             </w:rPr>
-            <w:instrText xml:space="preserve"> HYPERLINK \l _Toc12576 </w:instrText>
+            <w:instrText xml:space="preserve"> HYPERLINK \l _Toc29193 </w:instrText>
           </w:r>
           <w:r>
             <w:rPr>
@@ -2329,7 +2335,7 @@
             <w:fldChar w:fldCharType="begin"/>
           </w:r>
           <w:r>
-            <w:instrText xml:space="preserve"> PAGEREF _Toc12576 \h </w:instrText>
+            <w:instrText xml:space="preserve"> PAGEREF _Toc29193 \h </w:instrText>
           </w:r>
           <w:r>
             <w:fldChar w:fldCharType="separate"/>
@@ -2367,7 +2373,7 @@
               <w:rFonts w:hint="eastAsia" w:ascii="Microsoft JhengHei" w:hAnsi="Microsoft JhengHei" w:eastAsia="Microsoft JhengHei" w:cs="Microsoft JhengHei"/>
               <w:szCs w:val="24"/>
             </w:rPr>
-            <w:instrText xml:space="preserve"> HYPERLINK \l _Toc31155 </w:instrText>
+            <w:instrText xml:space="preserve"> HYPERLINK \l _Toc31545 </w:instrText>
           </w:r>
           <w:r>
             <w:rPr>
@@ -2390,7 +2396,7 @@
             <w:fldChar w:fldCharType="begin"/>
           </w:r>
           <w:r>
-            <w:instrText xml:space="preserve"> PAGEREF _Toc31155 \h </w:instrText>
+            <w:instrText xml:space="preserve"> PAGEREF _Toc31545 \h </w:instrText>
           </w:r>
           <w:r>
             <w:fldChar w:fldCharType="separate"/>
@@ -2428,7 +2434,7 @@
               <w:rFonts w:hint="eastAsia" w:ascii="Microsoft JhengHei" w:hAnsi="Microsoft JhengHei" w:eastAsia="Microsoft JhengHei" w:cs="Microsoft JhengHei"/>
               <w:szCs w:val="24"/>
             </w:rPr>
-            <w:instrText xml:space="preserve"> HYPERLINK \l _Toc5060 </w:instrText>
+            <w:instrText xml:space="preserve"> HYPERLINK \l _Toc1618 </w:instrText>
           </w:r>
           <w:r>
             <w:rPr>
@@ -2451,7 +2457,7 @@
             <w:fldChar w:fldCharType="begin"/>
           </w:r>
           <w:r>
-            <w:instrText xml:space="preserve"> PAGEREF _Toc5060 \h </w:instrText>
+            <w:instrText xml:space="preserve"> PAGEREF _Toc1618 \h </w:instrText>
           </w:r>
           <w:r>
             <w:fldChar w:fldCharType="separate"/>
@@ -2489,7 +2495,7 @@
               <w:rFonts w:hint="eastAsia" w:ascii="Microsoft JhengHei" w:hAnsi="Microsoft JhengHei" w:eastAsia="Microsoft JhengHei" w:cs="Microsoft JhengHei"/>
               <w:szCs w:val="24"/>
             </w:rPr>
-            <w:instrText xml:space="preserve"> HYPERLINK \l _Toc28710 </w:instrText>
+            <w:instrText xml:space="preserve"> HYPERLINK \l _Toc26486 </w:instrText>
           </w:r>
           <w:r>
             <w:rPr>
@@ -2512,7 +2518,7 @@
             <w:fldChar w:fldCharType="begin"/>
           </w:r>
           <w:r>
-            <w:instrText xml:space="preserve"> PAGEREF _Toc28710 \h </w:instrText>
+            <w:instrText xml:space="preserve"> PAGEREF _Toc26486 \h </w:instrText>
           </w:r>
           <w:r>
             <w:fldChar w:fldCharType="separate"/>
@@ -2621,7 +2627,7 @@
           <w:lang w:val="en-US" w:eastAsia="zh-CN"/>
         </w:rPr>
       </w:pPr>
-      <w:bookmarkStart w:id="3" w:name="_Toc12582"/>
+      <w:bookmarkStart w:id="3" w:name="_Toc27492"/>
       <w:r>
         <w:rPr>
           <w:rFonts w:hint="default"/>
@@ -2640,7 +2646,7 @@
           <w:lang w:val="en-US" w:eastAsia="zh-CN"/>
         </w:rPr>
       </w:pPr>
-      <w:bookmarkStart w:id="4" w:name="_Toc31418"/>
+      <w:bookmarkStart w:id="4" w:name="_Toc1980"/>
       <w:r>
         <w:rPr>
           <w:rFonts w:hint="default"/>
@@ -2659,7 +2665,7 @@
           <w:lang w:val="en-US" w:eastAsia="zh-CN"/>
         </w:rPr>
       </w:pPr>
-      <w:bookmarkStart w:id="5" w:name="_Toc9957"/>
+      <w:bookmarkStart w:id="5" w:name="_Toc17545"/>
       <w:r>
         <w:rPr>
           <w:rFonts w:hint="default"/>
@@ -3013,7 +3019,7 @@
           <w:lang w:val="en-US" w:eastAsia="zh-CN"/>
         </w:rPr>
       </w:pPr>
-      <w:bookmarkStart w:id="6" w:name="_Toc10143"/>
+      <w:bookmarkStart w:id="6" w:name="_Toc6420"/>
       <w:r>
         <w:rPr>
           <w:rFonts w:hint="default"/>
@@ -3680,6 +3686,7 @@
             <w:insideH w:val="none" w:color="auto" w:sz="0" w:space="0"/>
             <w:insideV w:val="none" w:color="auto" w:sz="0" w:space="0"/>
           </w:tblBorders>
+          <w:shd w:val="clear" w:color="auto" w:fill="auto"/>
           <w:tblCellMar>
             <w:top w:w="15" w:type="dxa"/>
             <w:left w:w="15" w:type="dxa"/>
@@ -3859,247 +3866,6 @@
                 <w:lang w:val="en-US" w:eastAsia="zh-CN" w:bidi="ar"/>
               </w:rPr>
               <w:t>2. 系统架构设计与接口规划</w:t>
-            </w:r>
-          </w:p>
-        </w:tc>
-        <w:tc>
-          <w:tcPr>
-            <w:tcW w:w="1048" w:type="dxa"/>
-            <w:tcBorders>
-              <w:top w:val="single" w:color="auto" w:sz="4" w:space="0"/>
-              <w:left w:val="single" w:color="auto" w:sz="4" w:space="0"/>
-              <w:bottom w:val="single" w:color="auto" w:sz="4" w:space="0"/>
-              <w:right w:val="single" w:color="auto" w:sz="12" w:space="0"/>
-            </w:tcBorders>
-            <w:shd w:val="clear" w:color="auto" w:fill="auto"/>
-            <w:tcMar>
-              <w:top w:w="120" w:type="dxa"/>
-              <w:left w:w="192" w:type="dxa"/>
-              <w:bottom w:w="120" w:type="dxa"/>
-              <w:right w:w="0" w:type="dxa"/>
-            </w:tcMar>
-            <w:vAlign w:val="center"/>
-          </w:tcPr>
-          <w:p>
-            <w:pPr>
-              <w:keepNext w:val="0"/>
-              <w:keepLines w:val="0"/>
-              <w:widowControl/>
-              <w:suppressLineNumbers w:val="0"/>
-              <w:snapToGrid w:val="0"/>
-              <w:spacing w:line="240" w:lineRule="auto"/>
-              <w:ind w:left="0" w:leftChars="0" w:right="0" w:rightChars="0" w:firstLine="0" w:firstLineChars="0"/>
-              <w:jc w:val="center"/>
-              <w:rPr>
-                <w:rFonts w:hint="default" w:ascii="Segoe UI" w:hAnsi="Segoe UI" w:eastAsia="Segoe UI" w:cs="Segoe UI"/>
-                <w:sz w:val="18"/>
-                <w:szCs w:val="18"/>
-              </w:rPr>
-            </w:pPr>
-            <w:r>
-              <w:rPr>
-                <w:rFonts w:hint="default" w:ascii="Segoe UI" w:hAnsi="Segoe UI" w:eastAsia="Segoe UI" w:cs="Segoe UI"/>
-                <w:snapToGrid w:val="0"/>
-                <w:color w:val="000000"/>
-                <w:kern w:val="0"/>
-                <w:sz w:val="18"/>
-                <w:szCs w:val="18"/>
-                <w:lang w:val="en-US" w:eastAsia="zh-CN" w:bidi="ar"/>
-              </w:rPr>
-              <w:t>已完成</w:t>
-            </w:r>
-          </w:p>
-        </w:tc>
-      </w:tr>
-      <w:tr>
-        <w:tblPrEx>
-          <w:tblBorders>
-            <w:top w:val="none" w:color="auto" w:sz="0" w:space="0"/>
-            <w:left w:val="none" w:color="auto" w:sz="0" w:space="0"/>
-            <w:bottom w:val="none" w:color="auto" w:sz="0" w:space="0"/>
-            <w:right w:val="none" w:color="auto" w:sz="0" w:space="0"/>
-            <w:insideH w:val="none" w:color="auto" w:sz="0" w:space="0"/>
-            <w:insideV w:val="none" w:color="auto" w:sz="0" w:space="0"/>
-          </w:tblBorders>
-          <w:tblCellMar>
-            <w:top w:w="15" w:type="dxa"/>
-            <w:left w:w="15" w:type="dxa"/>
-            <w:bottom w:w="15" w:type="dxa"/>
-            <w:right w:w="15" w:type="dxa"/>
-          </w:tblCellMar>
-        </w:tblPrEx>
-        <w:trPr>
-          <w:trHeight w:val="0" w:hRule="atLeast"/>
-          <w:jc w:val="center"/>
-        </w:trPr>
-        <w:tc>
-          <w:tcPr>
-            <w:tcW w:w="1670" w:type="dxa"/>
-            <w:tcBorders>
-              <w:top w:val="single" w:color="auto" w:sz="4" w:space="0"/>
-              <w:left w:val="single" w:color="auto" w:sz="12" w:space="0"/>
-              <w:bottom w:val="single" w:color="auto" w:sz="4" w:space="0"/>
-              <w:right w:val="single" w:color="auto" w:sz="4" w:space="0"/>
-            </w:tcBorders>
-            <w:shd w:val="clear" w:color="auto" w:fill="auto"/>
-            <w:tcMar>
-              <w:top w:w="120" w:type="dxa"/>
-              <w:left w:w="0" w:type="dxa"/>
-              <w:bottom w:w="120" w:type="dxa"/>
-              <w:right w:w="192" w:type="dxa"/>
-            </w:tcMar>
-            <w:vAlign w:val="center"/>
-          </w:tcPr>
-          <w:p>
-            <w:pPr>
-              <w:keepNext w:val="0"/>
-              <w:keepLines w:val="0"/>
-              <w:widowControl/>
-              <w:suppressLineNumbers w:val="0"/>
-              <w:snapToGrid w:val="0"/>
-              <w:spacing w:line="240" w:lineRule="auto"/>
-              <w:ind w:left="0" w:leftChars="0" w:right="0" w:rightChars="0" w:firstLine="0" w:firstLineChars="0"/>
-              <w:jc w:val="left"/>
-              <w:rPr>
-                <w:rFonts w:hint="default" w:ascii="Segoe UI" w:hAnsi="Segoe UI" w:eastAsia="Segoe UI" w:cs="Segoe UI"/>
-                <w:sz w:val="18"/>
-                <w:szCs w:val="18"/>
-              </w:rPr>
-            </w:pPr>
-            <w:r>
-              <w:rPr>
-                <w:rStyle w:val="23"/>
-                <w:rFonts w:hint="default" w:ascii="Segoe UI" w:hAnsi="Segoe UI" w:eastAsia="Segoe UI" w:cs="Segoe UI"/>
-                <w:b/>
-                <w:bCs/>
-                <w:snapToGrid w:val="0"/>
-                <w:color w:val="000000"/>
-                <w:kern w:val="0"/>
-                <w:sz w:val="18"/>
-                <w:szCs w:val="18"/>
-                <w:lang w:val="en-US" w:eastAsia="zh-CN" w:bidi="ar"/>
-              </w:rPr>
-              <w:t>核心功能开发</w:t>
-            </w:r>
-          </w:p>
-        </w:tc>
-        <w:tc>
-          <w:tcPr>
-            <w:tcW w:w="2303" w:type="dxa"/>
-            <w:tcBorders>
-              <w:top w:val="single" w:color="auto" w:sz="4" w:space="0"/>
-              <w:left w:val="single" w:color="auto" w:sz="4" w:space="0"/>
-              <w:bottom w:val="single" w:color="auto" w:sz="4" w:space="0"/>
-              <w:right w:val="single" w:color="auto" w:sz="4" w:space="0"/>
-            </w:tcBorders>
-            <w:shd w:val="clear" w:color="auto" w:fill="auto"/>
-            <w:tcMar>
-              <w:top w:w="120" w:type="dxa"/>
-              <w:left w:w="192" w:type="dxa"/>
-              <w:bottom w:w="120" w:type="dxa"/>
-              <w:right w:w="192" w:type="dxa"/>
-            </w:tcMar>
-            <w:vAlign w:val="center"/>
-          </w:tcPr>
-          <w:p>
-            <w:pPr>
-              <w:keepNext w:val="0"/>
-              <w:keepLines w:val="0"/>
-              <w:widowControl/>
-              <w:suppressLineNumbers w:val="0"/>
-              <w:snapToGrid w:val="0"/>
-              <w:spacing w:line="240" w:lineRule="auto"/>
-              <w:ind w:left="0" w:leftChars="0" w:right="0" w:rightChars="0" w:firstLine="0" w:firstLineChars="0"/>
-              <w:jc w:val="left"/>
-              <w:rPr>
-                <w:rFonts w:hint="default" w:ascii="Segoe UI" w:hAnsi="Segoe UI" w:eastAsia="Segoe UI" w:cs="Segoe UI"/>
-                <w:sz w:val="18"/>
-                <w:szCs w:val="18"/>
-              </w:rPr>
-            </w:pPr>
-            <w:r>
-              <w:rPr>
-                <w:rFonts w:hint="default" w:ascii="Segoe UI" w:hAnsi="Segoe UI" w:eastAsia="Segoe UI" w:cs="Segoe UI"/>
-                <w:snapToGrid w:val="0"/>
-                <w:color w:val="000000"/>
-                <w:kern w:val="0"/>
-                <w:sz w:val="18"/>
-                <w:szCs w:val="18"/>
-                <w:lang w:val="en-US" w:eastAsia="zh-CN" w:bidi="ar"/>
-              </w:rPr>
-              <w:t>2025年6月-9月</w:t>
-            </w:r>
-          </w:p>
-        </w:tc>
-        <w:tc>
-          <w:tcPr>
-            <w:tcW w:w="3720" w:type="dxa"/>
-            <w:tcBorders>
-              <w:top w:val="single" w:color="auto" w:sz="4" w:space="0"/>
-              <w:left w:val="single" w:color="auto" w:sz="4" w:space="0"/>
-              <w:bottom w:val="single" w:color="auto" w:sz="4" w:space="0"/>
-              <w:right w:val="single" w:color="auto" w:sz="4" w:space="0"/>
-            </w:tcBorders>
-            <w:shd w:val="clear" w:color="auto" w:fill="auto"/>
-            <w:tcMar>
-              <w:top w:w="120" w:type="dxa"/>
-              <w:left w:w="192" w:type="dxa"/>
-              <w:bottom w:w="120" w:type="dxa"/>
-              <w:right w:w="192" w:type="dxa"/>
-            </w:tcMar>
-            <w:vAlign w:val="center"/>
-          </w:tcPr>
-          <w:p>
-            <w:pPr>
-              <w:keepNext w:val="0"/>
-              <w:keepLines w:val="0"/>
-              <w:widowControl/>
-              <w:suppressLineNumbers w:val="0"/>
-              <w:snapToGrid w:val="0"/>
-              <w:spacing w:line="240" w:lineRule="auto"/>
-              <w:ind w:left="0" w:leftChars="0" w:right="0" w:rightChars="0" w:firstLine="0" w:firstLineChars="0"/>
-              <w:jc w:val="left"/>
-              <w:rPr>
-                <w:rFonts w:hint="default" w:ascii="Segoe UI" w:hAnsi="Segoe UI" w:eastAsia="Segoe UI" w:cs="Segoe UI"/>
-                <w:sz w:val="18"/>
-                <w:szCs w:val="18"/>
-              </w:rPr>
-            </w:pPr>
-            <w:r>
-              <w:rPr>
-                <w:rFonts w:hint="default" w:ascii="Segoe UI" w:hAnsi="Segoe UI" w:eastAsia="Segoe UI" w:cs="Segoe UI"/>
-                <w:snapToGrid w:val="0"/>
-                <w:color w:val="000000"/>
-                <w:kern w:val="0"/>
-                <w:sz w:val="18"/>
-                <w:szCs w:val="18"/>
-                <w:lang w:val="en-US" w:eastAsia="zh-CN" w:bidi="ar"/>
-              </w:rPr>
-              <w:t>1. 基础框架搭建</w:t>
-            </w:r>
-            <w:r>
-              <w:rPr>
-                <w:rFonts w:hint="default" w:ascii="Segoe UI" w:hAnsi="Segoe UI" w:eastAsia="Segoe UI" w:cs="Segoe UI"/>
-                <w:snapToGrid w:val="0"/>
-                <w:color w:val="000000"/>
-                <w:kern w:val="0"/>
-                <w:sz w:val="18"/>
-                <w:szCs w:val="18"/>
-                <w:lang w:val="en-US" w:eastAsia="zh-CN" w:bidi="ar"/>
-              </w:rPr>
-              <w:br w:type="textWrapping"/>
-            </w:r>
-            <w:r>
-              <w:rPr>
-                <w:rFonts w:hint="default" w:ascii="Segoe UI" w:hAnsi="Segoe UI" w:eastAsia="Segoe UI" w:cs="Segoe UI"/>
-                <w:snapToGrid w:val="0"/>
-                <w:color w:val="000000"/>
-                <w:kern w:val="0"/>
-                <w:sz w:val="18"/>
-                <w:szCs w:val="18"/>
-                <w:lang w:val="en-US" w:eastAsia="zh-CN" w:bidi="ar"/>
-              </w:rPr>
-              <w:t>2. 监控看板、设备详情、用户体系等模块开发</w:t>
             </w:r>
           </w:p>
         </w:tc>
@@ -4221,7 +3987,7 @@
                 <w:szCs w:val="18"/>
                 <w:lang w:val="en-US" w:eastAsia="zh-CN" w:bidi="ar"/>
               </w:rPr>
-              <w:t>移动特色功能开发</w:t>
+              <w:t>核心功能开发</w:t>
             </w:r>
           </w:p>
         </w:tc>
@@ -4269,7 +4035,7 @@
                 <w:szCs w:val="18"/>
                 <w:lang w:val="en-US" w:eastAsia="zh-CN" w:bidi="ar"/>
               </w:rPr>
-              <w:t>2025年9月-11月</w:t>
+              <w:t>2025年6月-9月</w:t>
             </w:r>
           </w:p>
         </w:tc>
@@ -4317,7 +4083,7 @@
                 <w:szCs w:val="18"/>
                 <w:lang w:val="en-US" w:eastAsia="zh-CN" w:bidi="ar"/>
               </w:rPr>
-              <w:t>1. 移动巡检、应急响应、视频监控适配开发</w:t>
+              <w:t>1. 基础框架搭建</w:t>
             </w:r>
             <w:r>
               <w:rPr>
@@ -4341,7 +4107,7 @@
                 <w:szCs w:val="18"/>
                 <w:lang w:val="en-US" w:eastAsia="zh-CN" w:bidi="ar"/>
               </w:rPr>
-              <w:t>2. 离线支持、位置服务等特色功能实现</w:t>
+              <w:t>2. 监控看板、设备详情、用户体系等模块开发</w:t>
             </w:r>
           </w:p>
         </w:tc>
@@ -4463,6 +4229,248 @@
                 <w:szCs w:val="18"/>
                 <w:lang w:val="en-US" w:eastAsia="zh-CN" w:bidi="ar"/>
               </w:rPr>
+              <w:t>移动特色功能开发</w:t>
+            </w:r>
+          </w:p>
+        </w:tc>
+        <w:tc>
+          <w:tcPr>
+            <w:tcW w:w="2303" w:type="dxa"/>
+            <w:tcBorders>
+              <w:top w:val="single" w:color="auto" w:sz="4" w:space="0"/>
+              <w:left w:val="single" w:color="auto" w:sz="4" w:space="0"/>
+              <w:bottom w:val="single" w:color="auto" w:sz="4" w:space="0"/>
+              <w:right w:val="single" w:color="auto" w:sz="4" w:space="0"/>
+            </w:tcBorders>
+            <w:shd w:val="clear" w:color="auto" w:fill="auto"/>
+            <w:tcMar>
+              <w:top w:w="120" w:type="dxa"/>
+              <w:left w:w="192" w:type="dxa"/>
+              <w:bottom w:w="120" w:type="dxa"/>
+              <w:right w:w="192" w:type="dxa"/>
+            </w:tcMar>
+            <w:vAlign w:val="center"/>
+          </w:tcPr>
+          <w:p>
+            <w:pPr>
+              <w:keepNext w:val="0"/>
+              <w:keepLines w:val="0"/>
+              <w:widowControl/>
+              <w:suppressLineNumbers w:val="0"/>
+              <w:snapToGrid w:val="0"/>
+              <w:spacing w:line="240" w:lineRule="auto"/>
+              <w:ind w:left="0" w:leftChars="0" w:right="0" w:rightChars="0" w:firstLine="0" w:firstLineChars="0"/>
+              <w:jc w:val="left"/>
+              <w:rPr>
+                <w:rFonts w:hint="default" w:ascii="Segoe UI" w:hAnsi="Segoe UI" w:eastAsia="Segoe UI" w:cs="Segoe UI"/>
+                <w:sz w:val="18"/>
+                <w:szCs w:val="18"/>
+              </w:rPr>
+            </w:pPr>
+            <w:r>
+              <w:rPr>
+                <w:rFonts w:hint="default" w:ascii="Segoe UI" w:hAnsi="Segoe UI" w:eastAsia="Segoe UI" w:cs="Segoe UI"/>
+                <w:snapToGrid w:val="0"/>
+                <w:color w:val="000000"/>
+                <w:kern w:val="0"/>
+                <w:sz w:val="18"/>
+                <w:szCs w:val="18"/>
+                <w:lang w:val="en-US" w:eastAsia="zh-CN" w:bidi="ar"/>
+              </w:rPr>
+              <w:t>2025年9月-11月</w:t>
+            </w:r>
+          </w:p>
+        </w:tc>
+        <w:tc>
+          <w:tcPr>
+            <w:tcW w:w="3720" w:type="dxa"/>
+            <w:tcBorders>
+              <w:top w:val="single" w:color="auto" w:sz="4" w:space="0"/>
+              <w:left w:val="single" w:color="auto" w:sz="4" w:space="0"/>
+              <w:bottom w:val="single" w:color="auto" w:sz="4" w:space="0"/>
+              <w:right w:val="single" w:color="auto" w:sz="4" w:space="0"/>
+            </w:tcBorders>
+            <w:shd w:val="clear" w:color="auto" w:fill="auto"/>
+            <w:tcMar>
+              <w:top w:w="120" w:type="dxa"/>
+              <w:left w:w="192" w:type="dxa"/>
+              <w:bottom w:w="120" w:type="dxa"/>
+              <w:right w:w="192" w:type="dxa"/>
+            </w:tcMar>
+            <w:vAlign w:val="center"/>
+          </w:tcPr>
+          <w:p>
+            <w:pPr>
+              <w:keepNext w:val="0"/>
+              <w:keepLines w:val="0"/>
+              <w:widowControl/>
+              <w:suppressLineNumbers w:val="0"/>
+              <w:snapToGrid w:val="0"/>
+              <w:spacing w:line="240" w:lineRule="auto"/>
+              <w:ind w:left="0" w:leftChars="0" w:right="0" w:rightChars="0" w:firstLine="0" w:firstLineChars="0"/>
+              <w:jc w:val="left"/>
+              <w:rPr>
+                <w:rFonts w:hint="default" w:ascii="Segoe UI" w:hAnsi="Segoe UI" w:eastAsia="Segoe UI" w:cs="Segoe UI"/>
+                <w:sz w:val="18"/>
+                <w:szCs w:val="18"/>
+              </w:rPr>
+            </w:pPr>
+            <w:r>
+              <w:rPr>
+                <w:rFonts w:hint="default" w:ascii="Segoe UI" w:hAnsi="Segoe UI" w:eastAsia="Segoe UI" w:cs="Segoe UI"/>
+                <w:snapToGrid w:val="0"/>
+                <w:color w:val="000000"/>
+                <w:kern w:val="0"/>
+                <w:sz w:val="18"/>
+                <w:szCs w:val="18"/>
+                <w:lang w:val="en-US" w:eastAsia="zh-CN" w:bidi="ar"/>
+              </w:rPr>
+              <w:t>1. 移动巡检、应急响应、视频监控适配开发</w:t>
+            </w:r>
+            <w:r>
+              <w:rPr>
+                <w:rFonts w:hint="default" w:ascii="Segoe UI" w:hAnsi="Segoe UI" w:eastAsia="Segoe UI" w:cs="Segoe UI"/>
+                <w:snapToGrid w:val="0"/>
+                <w:color w:val="000000"/>
+                <w:kern w:val="0"/>
+                <w:sz w:val="18"/>
+                <w:szCs w:val="18"/>
+                <w:lang w:val="en-US" w:eastAsia="zh-CN" w:bidi="ar"/>
+              </w:rPr>
+              <w:br w:type="textWrapping"/>
+            </w:r>
+            <w:r>
+              <w:rPr>
+                <w:rFonts w:hint="default" w:ascii="Segoe UI" w:hAnsi="Segoe UI" w:eastAsia="Segoe UI" w:cs="Segoe UI"/>
+                <w:snapToGrid w:val="0"/>
+                <w:color w:val="000000"/>
+                <w:kern w:val="0"/>
+                <w:sz w:val="18"/>
+                <w:szCs w:val="18"/>
+                <w:lang w:val="en-US" w:eastAsia="zh-CN" w:bidi="ar"/>
+              </w:rPr>
+              <w:t>2. 离线支持、位置服务等特色功能实现</w:t>
+            </w:r>
+          </w:p>
+        </w:tc>
+        <w:tc>
+          <w:tcPr>
+            <w:tcW w:w="1048" w:type="dxa"/>
+            <w:tcBorders>
+              <w:top w:val="single" w:color="auto" w:sz="4" w:space="0"/>
+              <w:left w:val="single" w:color="auto" w:sz="4" w:space="0"/>
+              <w:bottom w:val="single" w:color="auto" w:sz="4" w:space="0"/>
+              <w:right w:val="single" w:color="auto" w:sz="12" w:space="0"/>
+            </w:tcBorders>
+            <w:shd w:val="clear" w:color="auto" w:fill="auto"/>
+            <w:tcMar>
+              <w:top w:w="120" w:type="dxa"/>
+              <w:left w:w="192" w:type="dxa"/>
+              <w:bottom w:w="120" w:type="dxa"/>
+              <w:right w:w="0" w:type="dxa"/>
+            </w:tcMar>
+            <w:vAlign w:val="center"/>
+          </w:tcPr>
+          <w:p>
+            <w:pPr>
+              <w:keepNext w:val="0"/>
+              <w:keepLines w:val="0"/>
+              <w:widowControl/>
+              <w:suppressLineNumbers w:val="0"/>
+              <w:snapToGrid w:val="0"/>
+              <w:spacing w:line="240" w:lineRule="auto"/>
+              <w:ind w:left="0" w:leftChars="0" w:right="0" w:rightChars="0" w:firstLine="0" w:firstLineChars="0"/>
+              <w:jc w:val="center"/>
+              <w:rPr>
+                <w:rFonts w:hint="default" w:ascii="Segoe UI" w:hAnsi="Segoe UI" w:eastAsia="Segoe UI" w:cs="Segoe UI"/>
+                <w:sz w:val="18"/>
+                <w:szCs w:val="18"/>
+              </w:rPr>
+            </w:pPr>
+            <w:r>
+              <w:rPr>
+                <w:rFonts w:hint="default" w:ascii="Segoe UI" w:hAnsi="Segoe UI" w:eastAsia="Segoe UI" w:cs="Segoe UI"/>
+                <w:snapToGrid w:val="0"/>
+                <w:color w:val="000000"/>
+                <w:kern w:val="0"/>
+                <w:sz w:val="18"/>
+                <w:szCs w:val="18"/>
+                <w:lang w:val="en-US" w:eastAsia="zh-CN" w:bidi="ar"/>
+              </w:rPr>
+              <w:t>已完成</w:t>
+            </w:r>
+          </w:p>
+        </w:tc>
+      </w:tr>
+      <w:tr>
+        <w:tblPrEx>
+          <w:tblBorders>
+            <w:top w:val="none" w:color="auto" w:sz="0" w:space="0"/>
+            <w:left w:val="none" w:color="auto" w:sz="0" w:space="0"/>
+            <w:bottom w:val="none" w:color="auto" w:sz="0" w:space="0"/>
+            <w:right w:val="none" w:color="auto" w:sz="0" w:space="0"/>
+            <w:insideH w:val="none" w:color="auto" w:sz="0" w:space="0"/>
+            <w:insideV w:val="none" w:color="auto" w:sz="0" w:space="0"/>
+          </w:tblBorders>
+          <w:shd w:val="clear" w:color="auto" w:fill="auto"/>
+          <w:tblCellMar>
+            <w:top w:w="15" w:type="dxa"/>
+            <w:left w:w="15" w:type="dxa"/>
+            <w:bottom w:w="15" w:type="dxa"/>
+            <w:right w:w="15" w:type="dxa"/>
+          </w:tblCellMar>
+        </w:tblPrEx>
+        <w:trPr>
+          <w:trHeight w:val="0" w:hRule="atLeast"/>
+          <w:jc w:val="center"/>
+        </w:trPr>
+        <w:tc>
+          <w:tcPr>
+            <w:tcW w:w="1670" w:type="dxa"/>
+            <w:tcBorders>
+              <w:top w:val="single" w:color="auto" w:sz="4" w:space="0"/>
+              <w:left w:val="single" w:color="auto" w:sz="12" w:space="0"/>
+              <w:bottom w:val="single" w:color="auto" w:sz="4" w:space="0"/>
+              <w:right w:val="single" w:color="auto" w:sz="4" w:space="0"/>
+            </w:tcBorders>
+            <w:shd w:val="clear" w:color="auto" w:fill="auto"/>
+            <w:tcMar>
+              <w:top w:w="120" w:type="dxa"/>
+              <w:left w:w="0" w:type="dxa"/>
+              <w:bottom w:w="120" w:type="dxa"/>
+              <w:right w:w="192" w:type="dxa"/>
+            </w:tcMar>
+            <w:vAlign w:val="center"/>
+          </w:tcPr>
+          <w:p>
+            <w:pPr>
+              <w:keepNext w:val="0"/>
+              <w:keepLines w:val="0"/>
+              <w:widowControl/>
+              <w:suppressLineNumbers w:val="0"/>
+              <w:snapToGrid w:val="0"/>
+              <w:spacing w:line="240" w:lineRule="auto"/>
+              <w:ind w:left="0" w:leftChars="0" w:right="0" w:rightChars="0" w:firstLine="0" w:firstLineChars="0"/>
+              <w:jc w:val="left"/>
+              <w:rPr>
+                <w:rFonts w:hint="default" w:ascii="Segoe UI" w:hAnsi="Segoe UI" w:eastAsia="Segoe UI" w:cs="Segoe UI"/>
+                <w:sz w:val="18"/>
+                <w:szCs w:val="18"/>
+              </w:rPr>
+            </w:pPr>
+            <w:r>
+              <w:rPr>
+                <w:rStyle w:val="23"/>
+                <w:rFonts w:hint="default" w:ascii="Segoe UI" w:hAnsi="Segoe UI" w:eastAsia="Segoe UI" w:cs="Segoe UI"/>
+                <w:b/>
+                <w:bCs/>
+                <w:snapToGrid w:val="0"/>
+                <w:color w:val="000000"/>
+                <w:kern w:val="0"/>
+                <w:sz w:val="18"/>
+                <w:szCs w:val="18"/>
+                <w:lang w:val="en-US" w:eastAsia="zh-CN" w:bidi="ar"/>
+              </w:rPr>
               <w:t>内部测试与优化</w:t>
             </w:r>
           </w:p>
@@ -4888,7 +4896,7 @@
           <w:lang w:val="en-US" w:eastAsia="zh-CN"/>
         </w:rPr>
       </w:pPr>
-      <w:bookmarkStart w:id="7" w:name="_Toc30193"/>
+      <w:bookmarkStart w:id="7" w:name="_Toc31059"/>
       <w:r>
         <w:rPr>
           <w:rFonts w:hint="default"/>
@@ -6179,6 +6187,7 @@
             <w:insideH w:val="none" w:color="auto" w:sz="0" w:space="0"/>
             <w:insideV w:val="none" w:color="auto" w:sz="0" w:space="0"/>
           </w:tblBorders>
+          <w:shd w:val="clear" w:color="auto" w:fill="auto"/>
           <w:tblCellMar>
             <w:top w:w="15" w:type="dxa"/>
             <w:left w:w="15" w:type="dxa"/>
@@ -6592,7 +6601,7 @@
           <w:lang w:val="en-US" w:eastAsia="zh-CN"/>
         </w:rPr>
       </w:pPr>
-      <w:bookmarkStart w:id="8" w:name="_Toc14569"/>
+      <w:bookmarkStart w:id="8" w:name="_Toc741"/>
       <w:r>
         <w:rPr>
           <w:rFonts w:hint="default"/>
@@ -6755,7 +6764,7 @@
           <w:lang w:val="en-US" w:eastAsia="zh-CN"/>
         </w:rPr>
       </w:pPr>
-      <w:bookmarkStart w:id="9" w:name="_Toc18409"/>
+      <w:bookmarkStart w:id="9" w:name="_Toc23407"/>
       <w:r>
         <w:rPr>
           <w:rFonts w:hint="default"/>
@@ -6990,7 +6999,7 @@
           <w:lang w:val="en-US" w:eastAsia="zh-CN"/>
         </w:rPr>
       </w:pPr>
-      <w:bookmarkStart w:id="10" w:name="_Toc11803"/>
+      <w:bookmarkStart w:id="10" w:name="_Toc21884"/>
       <w:r>
         <w:rPr>
           <w:rFonts w:hint="default"/>
@@ -7279,7 +7288,7 @@
           <w:lang w:val="en-US" w:eastAsia="zh-CN"/>
         </w:rPr>
       </w:pPr>
-      <w:bookmarkStart w:id="11" w:name="_Toc12576"/>
+      <w:bookmarkStart w:id="11" w:name="_Toc29193"/>
       <w:r>
         <w:rPr>
           <w:rFonts w:hint="default"/>
@@ -7485,7 +7494,7 @@
           <w:lang w:val="en-US" w:eastAsia="zh-CN"/>
         </w:rPr>
       </w:pPr>
-      <w:bookmarkStart w:id="12" w:name="_Toc31155"/>
+      <w:bookmarkStart w:id="12" w:name="_Toc31545"/>
       <w:r>
         <w:rPr>
           <w:rFonts w:hint="default"/>
@@ -7730,7 +7739,7 @@
           <w:lang w:val="en-US" w:eastAsia="zh-CN"/>
         </w:rPr>
       </w:pPr>
-      <w:bookmarkStart w:id="13" w:name="_Toc5060"/>
+      <w:bookmarkStart w:id="13" w:name="_Toc1618"/>
       <w:r>
         <w:rPr>
           <w:rFonts w:hint="default"/>
@@ -7785,7 +7794,7 @@
           <w:lang w:val="en-US" w:eastAsia="zh-CN"/>
         </w:rPr>
       </w:pPr>
-      <w:bookmarkStart w:id="14" w:name="_Toc28710"/>
+      <w:bookmarkStart w:id="14" w:name="_Toc26486"/>
       <w:r>
         <w:rPr>
           <w:rFonts w:hint="default"/>
